--- a/docs/registry/out/08_Листинг_исходного_кода.docx
+++ b/docs/registry/out/08_Листинг_исходного_кода.docx
@@ -19,7 +19,7 @@
         <w:rPr>
           <w:b/>
         </w:rPr>
-        <w:t>===== src/redmail/__main__.py (130 строк) =====</w:t>
+        <w:t>===== src/redmail/__main__.py (133 строк) =====</w:t>
       </w:r>
     </w:p>
     <w:p>
@@ -79,12 +79,17 @@
     </w:p>
     <w:p>
       <w:r>
-        <w:t xml:space="preserve">   12  from redmail import config_store</w:t>
-      </w:r>
-    </w:p>
-    <w:p>
-      <w:r>
-        <w:t xml:space="preserve">   13  from redmail.ui import theme</w:t>
+        <w:t xml:space="preserve">   12  from redmail import profile</w:t>
+      </w:r>
+    </w:p>
+    <w:p>
+      <w:r>
+        <w:t xml:space="preserve">   13  from redmail import config_store</w:t>
+      </w:r>
+    </w:p>
+    <w:p>
+      <w:r>
+        <w:t xml:space="preserve">   14  from redmail.ui import theme</w:t>
       </w:r>
     </w:p>
     <w:p>
@@ -94,17 +99,17 @@
     </w:p>
     <w:p>
       <w:r>
-        <w:t xml:space="preserve">   15  _SPLASH_SIZE = (420, 240)</w:t>
-      </w:r>
-    </w:p>
-    <w:p>
-      <w:r>
-        <w:t xml:space="preserve">   16  _SPLASH_BG = "#1a73e8"</w:t>
-      </w:r>
-    </w:p>
-    <w:p>
-      <w:r>
-        <w:t xml:space="preserve">   17  _SPLASH_FG = "white"</w:t>
+        <w:t xml:space="preserve">   16  _SPLASH_SIZE = (420, 240)</w:t>
+      </w:r>
+    </w:p>
+    <w:p>
+      <w:r>
+        <w:t xml:space="preserve">   17  _SPLASH_BG = "#1a73e8"</w:t>
+      </w:r>
+    </w:p>
+    <w:p>
+      <w:r>
+        <w:t xml:space="preserve">   18  _SPLASH_FG = "white"</w:t>
       </w:r>
     </w:p>
     <w:p>
@@ -119,122 +124,122 @@
     </w:p>
     <w:p>
       <w:r>
-        <w:t xml:space="preserve">   20  def app_version() -&gt; str:</w:t>
-      </w:r>
-    </w:p>
-    <w:p>
-      <w:r>
-        <w:t xml:space="preserve">   21      """Версия для заставки и "О программе" — жалоба: "добавь в справку о</w:t>
-      </w:r>
-    </w:p>
-    <w:p>
-      <w:r>
-        <w:t xml:space="preserve">   22      программе версию, сейчас там 0.0.1", т.е. одна и та же версия пакета</w:t>
-      </w:r>
-    </w:p>
-    <w:p>
-      <w:r>
-        <w:t xml:space="preserve">   23      для КАЖДОЙ сборки (в pyproject.toml она не меняется между RPM-релизами,</w:t>
-      </w:r>
-    </w:p>
-    <w:p>
-      <w:r>
-        <w:t xml:space="preserve">   24      там всегда "0.0.1" — реальный номер сборки живёт только в Release: у</w:t>
-      </w:r>
-    </w:p>
-    <w:p>
-      <w:r>
-        <w:t xml:space="preserve">   25      .spec). На RED OS сначала спрашиваем сам установленный RPM-пакет</w:t>
-      </w:r>
-    </w:p>
-    <w:p>
-      <w:r>
-        <w:t xml:space="preserve">   26      (даёт "0.0.1-30", ровно то, что нужно, чтобы отличить сборки друг от</w:t>
-      </w:r>
-    </w:p>
-    <w:p>
-      <w:r>
-        <w:t xml:space="preserve">   27      друга); вне RED OS (разработка, другой дистрибутив) rpm просто нет —</w:t>
-      </w:r>
-    </w:p>
-    <w:p>
-      <w:r>
-        <w:t xml:space="preserve">   28      тогда версия пакета Python как раньше."""</w:t>
-      </w:r>
-    </w:p>
-    <w:p>
-      <w:r>
-        <w:t xml:space="preserve">   29      try:</w:t>
-      </w:r>
-    </w:p>
-    <w:p>
-      <w:r>
-        <w:t xml:space="preserve">   30          result = subprocess.run(</w:t>
-      </w:r>
-    </w:p>
-    <w:p>
-      <w:r>
-        <w:t xml:space="preserve">   31              ["rpm", "-q", "--queryformat", "%{VERSION}-%{RELEASE}", "redmail"],</w:t>
-      </w:r>
-    </w:p>
-    <w:p>
-      <w:r>
-        <w:t xml:space="preserve">   32              capture_output=True,</w:t>
-      </w:r>
-    </w:p>
-    <w:p>
-      <w:r>
-        <w:t xml:space="preserve">   33              text=True,</w:t>
-      </w:r>
-    </w:p>
-    <w:p>
-      <w:r>
-        <w:t xml:space="preserve">   34              timeout=2,</w:t>
-      </w:r>
-    </w:p>
-    <w:p>
-      <w:r>
-        <w:t xml:space="preserve">   35          )</w:t>
-      </w:r>
-    </w:p>
-    <w:p>
-      <w:r>
-        <w:t xml:space="preserve">   36          if result.returncode == 0 and result.stdout.strip():</w:t>
-      </w:r>
-    </w:p>
-    <w:p>
-      <w:r>
-        <w:t xml:space="preserve">   37              return result.stdout.strip()</w:t>
-      </w:r>
-    </w:p>
-    <w:p>
-      <w:r>
-        <w:t xml:space="preserve">   38      except (OSError, subprocess.SubprocessError):</w:t>
-      </w:r>
-    </w:p>
-    <w:p>
-      <w:r>
-        <w:t xml:space="preserve">   39          pass</w:t>
-      </w:r>
-    </w:p>
-    <w:p>
-      <w:r>
-        <w:t xml:space="preserve">   40      try:</w:t>
-      </w:r>
-    </w:p>
-    <w:p>
-      <w:r>
-        <w:t xml:space="preserve">   41          return version("redmail")</w:t>
-      </w:r>
-    </w:p>
-    <w:p>
-      <w:r>
-        <w:t xml:space="preserve">   42      except PackageNotFoundError:</w:t>
-      </w:r>
-    </w:p>
-    <w:p>
-      <w:r>
-        <w:t xml:space="preserve">   43          return "?"</w:t>
+        <w:t xml:space="preserve">   21  def app_version() -&gt; str:</w:t>
+      </w:r>
+    </w:p>
+    <w:p>
+      <w:r>
+        <w:t xml:space="preserve">   22      """Версия для заставки и "О программе" — жалоба: "добавь в справку о</w:t>
+      </w:r>
+    </w:p>
+    <w:p>
+      <w:r>
+        <w:t xml:space="preserve">   23      программе версию, сейчас там 0.0.1", т.е. одна и та же версия пакета</w:t>
+      </w:r>
+    </w:p>
+    <w:p>
+      <w:r>
+        <w:t xml:space="preserve">   24      для КАЖДОЙ сборки (в pyproject.toml она не меняется между RPM-релизами,</w:t>
+      </w:r>
+    </w:p>
+    <w:p>
+      <w:r>
+        <w:t xml:space="preserve">   25      там всегда "0.0.1" — реальный номер сборки живёт только в Release: у</w:t>
+      </w:r>
+    </w:p>
+    <w:p>
+      <w:r>
+        <w:t xml:space="preserve">   26      .spec). На RED OS сначала спрашиваем сам установленный RPM-пакет</w:t>
+      </w:r>
+    </w:p>
+    <w:p>
+      <w:r>
+        <w:t xml:space="preserve">   27      (даёт "0.0.1-30", ровно то, что нужно, чтобы отличить сборки друг от</w:t>
+      </w:r>
+    </w:p>
+    <w:p>
+      <w:r>
+        <w:t xml:space="preserve">   28      друга); вне RED OS (разработка, другой дистрибутив) rpm просто нет —</w:t>
+      </w:r>
+    </w:p>
+    <w:p>
+      <w:r>
+        <w:t xml:space="preserve">   29      тогда версия пакета Python как раньше."""</w:t>
+      </w:r>
+    </w:p>
+    <w:p>
+      <w:r>
+        <w:t xml:space="preserve">   30      try:</w:t>
+      </w:r>
+    </w:p>
+    <w:p>
+      <w:r>
+        <w:t xml:space="preserve">   31          result = subprocess.run(</w:t>
+      </w:r>
+    </w:p>
+    <w:p>
+      <w:r>
+        <w:t xml:space="preserve">   32              ["rpm", "-q", "--queryformat", "%{VERSION}-%{RELEASE}", "redmail"],</w:t>
+      </w:r>
+    </w:p>
+    <w:p>
+      <w:r>
+        <w:t xml:space="preserve">   33              capture_output=True,</w:t>
+      </w:r>
+    </w:p>
+    <w:p>
+      <w:r>
+        <w:t xml:space="preserve">   34              text=True,</w:t>
+      </w:r>
+    </w:p>
+    <w:p>
+      <w:r>
+        <w:t xml:space="preserve">   35              timeout=2,</w:t>
+      </w:r>
+    </w:p>
+    <w:p>
+      <w:r>
+        <w:t xml:space="preserve">   36          )</w:t>
+      </w:r>
+    </w:p>
+    <w:p>
+      <w:r>
+        <w:t xml:space="preserve">   37          if result.returncode == 0 and result.stdout.strip():</w:t>
+      </w:r>
+    </w:p>
+    <w:p>
+      <w:r>
+        <w:t xml:space="preserve">   38              return result.stdout.strip()</w:t>
+      </w:r>
+    </w:p>
+    <w:p>
+      <w:r>
+        <w:t xml:space="preserve">   39      except (OSError, subprocess.SubprocessError):</w:t>
+      </w:r>
+    </w:p>
+    <w:p>
+      <w:r>
+        <w:t xml:space="preserve">   40          pass</w:t>
+      </w:r>
+    </w:p>
+    <w:p>
+      <w:r>
+        <w:t xml:space="preserve">   41      try:</w:t>
+      </w:r>
+    </w:p>
+    <w:p>
+      <w:r>
+        <w:t xml:space="preserve">   42          return version("redmail")</w:t>
+      </w:r>
+    </w:p>
+    <w:p>
+      <w:r>
+        <w:t xml:space="preserve">   43      except PackageNotFoundError:</w:t>
+      </w:r>
+    </w:p>
+    <w:p>
+      <w:r>
+        <w:t xml:space="preserve">   44          return "?"</w:t>
       </w:r>
     </w:p>
     <w:p>
@@ -249,57 +254,57 @@
     </w:p>
     <w:p>
       <w:r>
-        <w:t xml:space="preserve">   46  def build_splash_pixmap(version: str) -&gt; QPixmap:</w:t>
-      </w:r>
-    </w:p>
-    <w:p>
-      <w:r>
-        <w:t xml:space="preserve">   47      """Заставка при запуске (жалоба: "открывай сразу информационное окно</w:t>
-      </w:r>
-    </w:p>
-    <w:p>
-      <w:r>
-        <w:t xml:space="preserve">   48      до открытия основного окна... название, автора и ход загрузки") —</w:t>
-      </w:r>
-    </w:p>
-    <w:p>
-      <w:r>
-        <w:t xml:space="preserve">   49      название/версия/автор совпадают с тем, что уже показывает "О</w:t>
-      </w:r>
-    </w:p>
-    <w:p>
-      <w:r>
-        <w:t xml:space="preserve">   50      программе…", чтобы не заводить два разных источника правды."""</w:t>
-      </w:r>
-    </w:p>
-    <w:p>
-      <w:r>
-        <w:t xml:space="preserve">   51      width, height = _SPLASH_SIZE</w:t>
-      </w:r>
-    </w:p>
-    <w:p>
-      <w:r>
-        <w:t xml:space="preserve">   52      pixmap = QPixmap(width, height)</w:t>
-      </w:r>
-    </w:p>
-    <w:p>
-      <w:r>
-        <w:t xml:space="preserve">   53      pixmap.fill(QColor(_SPLASH_BG))</w:t>
-      </w:r>
-    </w:p>
-    <w:p>
-      <w:r>
-        <w:t xml:space="preserve">   54      painter = QPainter(pixmap)</w:t>
-      </w:r>
-    </w:p>
-    <w:p>
-      <w:r>
-        <w:t xml:space="preserve">   55      painter.setRenderHint(QPainter.RenderHint.Antialiasing)</w:t>
-      </w:r>
-    </w:p>
-    <w:p>
-      <w:r>
-        <w:t xml:space="preserve">   56      painter.setPen(QColor(_SPLASH_FG))</w:t>
+        <w:t xml:space="preserve">   47  def build_splash_pixmap(version: str) -&gt; QPixmap:</w:t>
+      </w:r>
+    </w:p>
+    <w:p>
+      <w:r>
+        <w:t xml:space="preserve">   48      """Заставка при запуске (жалоба: "открывай сразу информационное окно</w:t>
+      </w:r>
+    </w:p>
+    <w:p>
+      <w:r>
+        <w:t xml:space="preserve">   49      до открытия основного окна... название, автора и ход загрузки") —</w:t>
+      </w:r>
+    </w:p>
+    <w:p>
+      <w:r>
+        <w:t xml:space="preserve">   50      название/версия/автор совпадают с тем, что уже показывает "О</w:t>
+      </w:r>
+    </w:p>
+    <w:p>
+      <w:r>
+        <w:t xml:space="preserve">   51      программе…", чтобы не заводить два разных источника правды."""</w:t>
+      </w:r>
+    </w:p>
+    <w:p>
+      <w:r>
+        <w:t xml:space="preserve">   52      width, height = _SPLASH_SIZE</w:t>
+      </w:r>
+    </w:p>
+    <w:p>
+      <w:r>
+        <w:t xml:space="preserve">   53      pixmap = QPixmap(width, height)</w:t>
+      </w:r>
+    </w:p>
+    <w:p>
+      <w:r>
+        <w:t xml:space="preserve">   54      pixmap.fill(QColor(_SPLASH_BG))</w:t>
+      </w:r>
+    </w:p>
+    <w:p>
+      <w:r>
+        <w:t xml:space="preserve">   55      painter = QPainter(pixmap)</w:t>
+      </w:r>
+    </w:p>
+    <w:p>
+      <w:r>
+        <w:t xml:space="preserve">   56      painter.setRenderHint(QPainter.RenderHint.Antialiasing)</w:t>
+      </w:r>
+    </w:p>
+    <w:p>
+      <w:r>
+        <w:t xml:space="preserve">   57      painter.setPen(QColor(_SPLASH_FG))</w:t>
       </w:r>
     </w:p>
     <w:p>
@@ -309,27 +314,27 @@
     </w:p>
     <w:p>
       <w:r>
-        <w:t xml:space="preserve">   58      title_font = QFont()</w:t>
-      </w:r>
-    </w:p>
-    <w:p>
-      <w:r>
-        <w:t xml:space="preserve">   59      title_font.setPointSize(22)</w:t>
-      </w:r>
-    </w:p>
-    <w:p>
-      <w:r>
-        <w:t xml:space="preserve">   60      title_font.setBold(True)</w:t>
-      </w:r>
-    </w:p>
-    <w:p>
-      <w:r>
-        <w:t xml:space="preserve">   61      painter.setFont(title_font)</w:t>
-      </w:r>
-    </w:p>
-    <w:p>
-      <w:r>
-        <w:t xml:space="preserve">   62      painter.drawText(pixmap.rect().adjusted(24, 28, -24, 0), Qt.AlignmentFlag.AlignLeft | Qt.AlignmentFlag.AlignTop, "RedMail")</w:t>
+        <w:t xml:space="preserve">   59      title_font = QFont()</w:t>
+      </w:r>
+    </w:p>
+    <w:p>
+      <w:r>
+        <w:t xml:space="preserve">   60      title_font.setPointSize(22)</w:t>
+      </w:r>
+    </w:p>
+    <w:p>
+      <w:r>
+        <w:t xml:space="preserve">   61      title_font.setBold(True)</w:t>
+      </w:r>
+    </w:p>
+    <w:p>
+      <w:r>
+        <w:t xml:space="preserve">   62      painter.setFont(title_font)</w:t>
+      </w:r>
+    </w:p>
+    <w:p>
+      <w:r>
+        <w:t xml:space="preserve">   63      painter.drawText(pixmap.rect().adjusted(24, 28, -24, 0), Qt.AlignmentFlag.AlignLeft | Qt.AlignmentFlag.AlignTop, "RedMail")</w:t>
       </w:r>
     </w:p>
     <w:p>
@@ -339,82 +344,82 @@
     </w:p>
     <w:p>
       <w:r>
-        <w:t xml:space="preserve">   64      text_font = QFont()</w:t>
-      </w:r>
-    </w:p>
-    <w:p>
-      <w:r>
-        <w:t xml:space="preserve">   65      text_font.setPointSize(11)</w:t>
-      </w:r>
-    </w:p>
-    <w:p>
-      <w:r>
-        <w:t xml:space="preserve">   66      painter.setFont(text_font)</w:t>
-      </w:r>
-    </w:p>
-    <w:p>
-      <w:r>
-        <w:t xml:space="preserve">   67      lines = (</w:t>
-      </w:r>
-    </w:p>
-    <w:p>
-      <w:r>
-        <w:t xml:space="preserve">   68          "Почтовый клиент для RED OS",</w:t>
-      </w:r>
-    </w:p>
-    <w:p>
-      <w:r>
-        <w:t xml:space="preserve">   69          f"Версия {version}",</w:t>
-      </w:r>
-    </w:p>
-    <w:p>
-      <w:r>
-        <w:t xml:space="preserve">   70          "Автор: Пономарев Роман Сергеевич",</w:t>
-      </w:r>
-    </w:p>
-    <w:p>
-      <w:r>
-        <w:t xml:space="preserve">   71      )</w:t>
-      </w:r>
-    </w:p>
-    <w:p>
-      <w:r>
-        <w:t xml:space="preserve">   72      for i, line in enumerate(lines):</w:t>
-      </w:r>
-    </w:p>
-    <w:p>
-      <w:r>
-        <w:t xml:space="preserve">   73          painter.drawText(</w:t>
-      </w:r>
-    </w:p>
-    <w:p>
-      <w:r>
-        <w:t xml:space="preserve">   74              pixmap.rect().adjusted(24, 74 + i * 22, -24, 0),</w:t>
-      </w:r>
-    </w:p>
-    <w:p>
-      <w:r>
-        <w:t xml:space="preserve">   75              Qt.AlignmentFlag.AlignLeft | Qt.AlignmentFlag.AlignTop,</w:t>
-      </w:r>
-    </w:p>
-    <w:p>
-      <w:r>
-        <w:t xml:space="preserve">   76              line,</w:t>
-      </w:r>
-    </w:p>
-    <w:p>
-      <w:r>
-        <w:t xml:space="preserve">   77          )</w:t>
-      </w:r>
-    </w:p>
-    <w:p>
-      <w:r>
-        <w:t xml:space="preserve">   78      painter.end()</w:t>
-      </w:r>
-    </w:p>
-    <w:p>
-      <w:r>
-        <w:t xml:space="preserve">   79      return pixmap</w:t>
+        <w:t xml:space="preserve">   65      text_font = QFont()</w:t>
+      </w:r>
+    </w:p>
+    <w:p>
+      <w:r>
+        <w:t xml:space="preserve">   66      text_font.setPointSize(11)</w:t>
+      </w:r>
+    </w:p>
+    <w:p>
+      <w:r>
+        <w:t xml:space="preserve">   67      painter.setFont(text_font)</w:t>
+      </w:r>
+    </w:p>
+    <w:p>
+      <w:r>
+        <w:t xml:space="preserve">   68      lines = (</w:t>
+      </w:r>
+    </w:p>
+    <w:p>
+      <w:r>
+        <w:t xml:space="preserve">   69          "Почтовый клиент для RED OS",</w:t>
+      </w:r>
+    </w:p>
+    <w:p>
+      <w:r>
+        <w:t xml:space="preserve">   70          f"Версия {version}",</w:t>
+      </w:r>
+    </w:p>
+    <w:p>
+      <w:r>
+        <w:t xml:space="preserve">   71          "Автор: Пономарев Роман Сергеевич",</w:t>
+      </w:r>
+    </w:p>
+    <w:p>
+      <w:r>
+        <w:t xml:space="preserve">   72      )</w:t>
+      </w:r>
+    </w:p>
+    <w:p>
+      <w:r>
+        <w:t xml:space="preserve">   73      for i, line in enumerate(lines):</w:t>
+      </w:r>
+    </w:p>
+    <w:p>
+      <w:r>
+        <w:t xml:space="preserve">   74          painter.drawText(</w:t>
+      </w:r>
+    </w:p>
+    <w:p>
+      <w:r>
+        <w:t xml:space="preserve">   75              pixmap.rect().adjusted(24, 74 + i * 22, -24, 0),</w:t>
+      </w:r>
+    </w:p>
+    <w:p>
+      <w:r>
+        <w:t xml:space="preserve">   76              Qt.AlignmentFlag.AlignLeft | Qt.AlignmentFlag.AlignTop,</w:t>
+      </w:r>
+    </w:p>
+    <w:p>
+      <w:r>
+        <w:t xml:space="preserve">   77              line,</w:t>
+      </w:r>
+    </w:p>
+    <w:p>
+      <w:r>
+        <w:t xml:space="preserve">   78          )</w:t>
+      </w:r>
+    </w:p>
+    <w:p>
+      <w:r>
+        <w:t xml:space="preserve">   79      painter.end()</w:t>
+      </w:r>
+    </w:p>
+    <w:p>
+      <w:r>
+        <w:t xml:space="preserve">   80      return pixmap</w:t>
       </w:r>
     </w:p>
     <w:p>
@@ -429,22 +434,22 @@
     </w:p>
     <w:p>
       <w:r>
-        <w:t xml:space="preserve">   82  def main() -&gt; int:</w:t>
-      </w:r>
-    </w:p>
-    <w:p>
-      <w:r>
-        <w:t xml:space="preserve">   83      log_file = applog.setup_logging()</w:t>
-      </w:r>
-    </w:p>
-    <w:p>
-      <w:r>
-        <w:t xml:space="preserve">   84      applog.get_logger("app").info("Запуск программы (журнал: %s)", log_file)</w:t>
-      </w:r>
-    </w:p>
-    <w:p>
-      <w:r>
-        <w:t xml:space="preserve">   85      app = QApplication(sys.argv)</w:t>
+        <w:t xml:space="preserve">   83  def main() -&gt; int:</w:t>
+      </w:r>
+    </w:p>
+    <w:p>
+      <w:r>
+        <w:t xml:space="preserve">   84      log_file = applog.setup_logging()</w:t>
+      </w:r>
+    </w:p>
+    <w:p>
+      <w:r>
+        <w:t xml:space="preserve">   85      applog.get_logger("app").info("Запуск программы (журнал: %s)", log_file)</w:t>
+      </w:r>
+    </w:p>
+    <w:p>
+      <w:r>
+        <w:t xml:space="preserve">   86      app = QApplication(sys.argv)</w:t>
       </w:r>
     </w:p>
     <w:p>
@@ -454,87 +459,87 @@
     </w:p>
     <w:p>
       <w:r>
-        <w:t xml:space="preserve">   87      # Жалоба (и после первой правки с repaint()): "информационное окно</w:t>
-      </w:r>
-    </w:p>
-    <w:p>
-      <w:r>
-        <w:t xml:space="preserve">   88      # выводится не сразу, долго висит, потом появляется, и практически</w:t>
-      </w:r>
-    </w:p>
-    <w:p>
-      <w:r>
-        <w:t xml:space="preserve">   89      # мгновенно открывается окно приложения" — то есть задержка была ДО</w:t>
-      </w:r>
-    </w:p>
-    <w:p>
-      <w:r>
-        <w:t xml:space="preserve">   90      # показа заставки, а не после. Две причины: (1) `from</w:t>
-      </w:r>
-    </w:p>
-    <w:p>
-      <w:r>
-        <w:t xml:space="preserve">   91      # redmail.ui.main_window import MainWindow` стоял на уровне модуля и</w:t>
-      </w:r>
-    </w:p>
-    <w:p>
-      <w:r>
-        <w:t xml:space="preserve">   92      # тянул за собой PySide6.QtWebEngine* — инициализация Chromium занимает</w:t>
-      </w:r>
-    </w:p>
-    <w:p>
-      <w:r>
-        <w:t xml:space="preserve">   93      # секунды ещё до входа в main(); теперь импорт отложен и сам является</w:t>
-      </w:r>
-    </w:p>
-    <w:p>
-      <w:r>
-        <w:t xml:space="preserve">   94      # шагом "Загрузка интерфейса…" уже при видимой заставке; (2)</w:t>
-      </w:r>
-    </w:p>
-    <w:p>
-      <w:r>
-        <w:t xml:space="preserve">   95      # app_version() запускает `rpm -q` (до 2 с на медленной VM) — тоже до</w:t>
-      </w:r>
-    </w:p>
-    <w:p>
-      <w:r>
-        <w:t xml:space="preserve">   96      # показа. Заставка показывается сразу с версией "…", версия</w:t>
-      </w:r>
-    </w:p>
-    <w:p>
-      <w:r>
-        <w:t xml:space="preserve">   97      # дорисовывается следом. repaint() — синхронная перерисовка: одного</w:t>
-      </w:r>
-    </w:p>
-    <w:p>
-      <w:r>
-        <w:t xml:space="preserve">   98      # processEvents() недостаточно, чтобы окно гарантированно оказалось</w:t>
-      </w:r>
-    </w:p>
-    <w:p>
-      <w:r>
-        <w:t xml:space="preserve">   99      # на экране до долгой блокировки потока (особенно X11 без композитора).</w:t>
-      </w:r>
-    </w:p>
-    <w:p>
-      <w:r>
-        <w:t xml:space="preserve">  100      splash = QSplashScreen(build_splash_pixmap("…"))</w:t>
-      </w:r>
-    </w:p>
-    <w:p>
-      <w:r>
-        <w:t xml:space="preserve">  101      splash.show()</w:t>
-      </w:r>
-    </w:p>
-    <w:p>
-      <w:r>
-        <w:t xml:space="preserve">  102      splash.repaint()</w:t>
-      </w:r>
-    </w:p>
-    <w:p>
-      <w:r>
-        <w:t xml:space="preserve">  103      app.processEvents()</w:t>
+        <w:t xml:space="preserve">   88      # Жалоба (и после первой правки с repaint()): "информационное окно</w:t>
+      </w:r>
+    </w:p>
+    <w:p>
+      <w:r>
+        <w:t xml:space="preserve">   89      # выводится не сразу, долго висит, потом появляется, и практически</w:t>
+      </w:r>
+    </w:p>
+    <w:p>
+      <w:r>
+        <w:t xml:space="preserve">   90      # мгновенно открывается окно приложения" — то есть задержка была ДО</w:t>
+      </w:r>
+    </w:p>
+    <w:p>
+      <w:r>
+        <w:t xml:space="preserve">   91      # показа заставки, а не после. Две причины: (1) `from</w:t>
+      </w:r>
+    </w:p>
+    <w:p>
+      <w:r>
+        <w:t xml:space="preserve">   92      # redmail.ui.main_window import MainWindow` стоял на уровне модуля и</w:t>
+      </w:r>
+    </w:p>
+    <w:p>
+      <w:r>
+        <w:t xml:space="preserve">   93      # тянул за собой PySide6.QtWebEngine* — инициализация Chromium занимает</w:t>
+      </w:r>
+    </w:p>
+    <w:p>
+      <w:r>
+        <w:t xml:space="preserve">   94      # секунды ещё до входа в main(); теперь импорт отложен и сам является</w:t>
+      </w:r>
+    </w:p>
+    <w:p>
+      <w:r>
+        <w:t xml:space="preserve">   95      # шагом "Загрузка интерфейса…" уже при видимой заставке; (2)</w:t>
+      </w:r>
+    </w:p>
+    <w:p>
+      <w:r>
+        <w:t xml:space="preserve">   96      # app_version() запускает `rpm -q` (до 2 с на медленной VM) — тоже до</w:t>
+      </w:r>
+    </w:p>
+    <w:p>
+      <w:r>
+        <w:t xml:space="preserve">   97      # показа. Заставка показывается сразу с версией "…", версия</w:t>
+      </w:r>
+    </w:p>
+    <w:p>
+      <w:r>
+        <w:t xml:space="preserve">   98      # дорисовывается следом. repaint() — синхронная перерисовка: одного</w:t>
+      </w:r>
+    </w:p>
+    <w:p>
+      <w:r>
+        <w:t xml:space="preserve">   99      # processEvents() недостаточно, чтобы окно гарантированно оказалось</w:t>
+      </w:r>
+    </w:p>
+    <w:p>
+      <w:r>
+        <w:t xml:space="preserve">  100      # на экране до долгой блокировки потока (особенно X11 без композитора).</w:t>
+      </w:r>
+    </w:p>
+    <w:p>
+      <w:r>
+        <w:t xml:space="preserve">  101      splash = QSplashScreen(build_splash_pixmap("…"))</w:t>
+      </w:r>
+    </w:p>
+    <w:p>
+      <w:r>
+        <w:t xml:space="preserve">  102      splash.show()</w:t>
+      </w:r>
+    </w:p>
+    <w:p>
+      <w:r>
+        <w:t xml:space="preserve">  103      splash.repaint()</w:t>
+      </w:r>
+    </w:p>
+    <w:p>
+      <w:r>
+        <w:t xml:space="preserve">  104      app.processEvents()</w:t>
       </w:r>
     </w:p>
     <w:p>
@@ -544,32 +549,32 @@
     </w:p>
     <w:p>
       <w:r>
-        <w:t xml:space="preserve">  105      def report(message: str) -&gt; None:</w:t>
-      </w:r>
-    </w:p>
-    <w:p>
-      <w:r>
-        <w:t xml:space="preserve">  106          splash.showMessage(</w:t>
-      </w:r>
-    </w:p>
-    <w:p>
-      <w:r>
-        <w:t xml:space="preserve">  107              message, Qt.AlignmentFlag.AlignLeft | Qt.AlignmentFlag.AlignBottom, QColor(_SPLASH_FG)</w:t>
-      </w:r>
-    </w:p>
-    <w:p>
-      <w:r>
-        <w:t xml:space="preserve">  108          )</w:t>
-      </w:r>
-    </w:p>
-    <w:p>
-      <w:r>
-        <w:t xml:space="preserve">  109          splash.repaint()</w:t>
-      </w:r>
-    </w:p>
-    <w:p>
-      <w:r>
-        <w:t xml:space="preserve">  110          app.processEvents()</w:t>
+        <w:t xml:space="preserve">  106      def report(message: str) -&gt; None:</w:t>
+      </w:r>
+    </w:p>
+    <w:p>
+      <w:r>
+        <w:t xml:space="preserve">  107          splash.showMessage(</w:t>
+      </w:r>
+    </w:p>
+    <w:p>
+      <w:r>
+        <w:t xml:space="preserve">  108              message, Qt.AlignmentFlag.AlignLeft | Qt.AlignmentFlag.AlignBottom, QColor(_SPLASH_FG)</w:t>
+      </w:r>
+    </w:p>
+    <w:p>
+      <w:r>
+        <w:t xml:space="preserve">  109          )</w:t>
+      </w:r>
+    </w:p>
+    <w:p>
+      <w:r>
+        <w:t xml:space="preserve">  110          splash.repaint()</w:t>
+      </w:r>
+    </w:p>
+    <w:p>
+      <w:r>
+        <w:t xml:space="preserve">  111          app.processEvents()</w:t>
       </w:r>
     </w:p>
     <w:p>
@@ -579,27 +584,27 @@
     </w:p>
     <w:p>
       <w:r>
-        <w:t xml:space="preserve">  112      version = app_version()</w:t>
-      </w:r>
-    </w:p>
-    <w:p>
-      <w:r>
-        <w:t xml:space="preserve">  113      applog.get_logger("app").info("Версия %s", version)</w:t>
-      </w:r>
-    </w:p>
-    <w:p>
-      <w:r>
-        <w:t xml:space="preserve">  114      splash.setPixmap(build_splash_pixmap(version))</w:t>
-      </w:r>
-    </w:p>
-    <w:p>
-      <w:r>
-        <w:t xml:space="preserve">  115      report("Применение темы оформления…")</w:t>
-      </w:r>
-    </w:p>
-    <w:p>
-      <w:r>
-        <w:t xml:space="preserve">  116      theme.apply_theme(app, config_store.load_theme())</w:t>
+        <w:t xml:space="preserve">  113      version = app_version()</w:t>
+      </w:r>
+    </w:p>
+    <w:p>
+      <w:r>
+        <w:t xml:space="preserve">  114      applog.get_logger("app").info("Версия %s", version)</w:t>
+      </w:r>
+    </w:p>
+    <w:p>
+      <w:r>
+        <w:t xml:space="preserve">  115      splash.setPixmap(build_splash_pixmap(version))</w:t>
+      </w:r>
+    </w:p>
+    <w:p>
+      <w:r>
+        <w:t xml:space="preserve">  116      report("Применение темы оформления…")</w:t>
+      </w:r>
+    </w:p>
+    <w:p>
+      <w:r>
+        <w:t xml:space="preserve">  117      theme.apply_theme(app, config_store.load_theme())</w:t>
       </w:r>
     </w:p>
     <w:p>
@@ -609,12 +614,12 @@
     </w:p>
     <w:p>
       <w:r>
-        <w:t xml:space="preserve">  118      report("Загрузка интерфейса…")</w:t>
-      </w:r>
-    </w:p>
-    <w:p>
-      <w:r>
-        <w:t xml:space="preserve">  119      from redmail.ui.main_window import MainWindow</w:t>
+        <w:t xml:space="preserve">  119      report("Загрузка интерфейса…")</w:t>
+      </w:r>
+    </w:p>
+    <w:p>
+      <w:r>
+        <w:t xml:space="preserve">  120      from redmail.ui.main_window import MainWindow</w:t>
       </w:r>
     </w:p>
     <w:p>
@@ -624,7 +629,17 @@
     </w:p>
     <w:p>
       <w:r>
-        <w:t xml:space="preserve">  121      window = MainWindow()</w:t>
+        <w:t xml:space="preserve">  122      profile_path = profile.ensure_profile()</w:t>
+      </w:r>
+    </w:p>
+    <w:p>
+      <w:r>
+        <w:t xml:space="preserve">  123      applog.get_logger("app").info("Профиль: %s", profile_path)</w:t>
+      </w:r>
+    </w:p>
+    <w:p>
+      <w:r>
+        <w:t xml:space="preserve">  124      window = MainWindow()</w:t>
       </w:r>
     </w:p>
     <w:p>
@@ -634,22 +649,22 @@
     </w:p>
     <w:p>
       <w:r>
-        <w:t xml:space="preserve">  123      report("Готово")</w:t>
-      </w:r>
-    </w:p>
-    <w:p>
-      <w:r>
-        <w:t xml:space="preserve">  124      window.show()</w:t>
-      </w:r>
-    </w:p>
-    <w:p>
-      <w:r>
-        <w:t xml:space="preserve">  125      splash.finish(window)</w:t>
-      </w:r>
-    </w:p>
-    <w:p>
-      <w:r>
-        <w:t xml:space="preserve">  126      return app.exec()</w:t>
+        <w:t xml:space="preserve">  126      report("Готово")</w:t>
+      </w:r>
+    </w:p>
+    <w:p>
+      <w:r>
+        <w:t xml:space="preserve">  127      window.show()</w:t>
+      </w:r>
+    </w:p>
+    <w:p>
+      <w:r>
+        <w:t xml:space="preserve">  128      splash.finish(window)</w:t>
+      </w:r>
+    </w:p>
+    <w:p>
+      <w:r>
+        <w:t xml:space="preserve">  129      return app.exec()</w:t>
       </w:r>
     </w:p>
     <w:p>
@@ -664,12 +679,12 @@
     </w:p>
     <w:p>
       <w:r>
-        <w:t xml:space="preserve">  129  if __name__ == "__main__":</w:t>
-      </w:r>
-    </w:p>
-    <w:p>
-      <w:r>
-        <w:t xml:space="preserve">  130      raise SystemExit(main())</w:t>
+        <w:t xml:space="preserve">  132  if __name__ == "__main__":</w:t>
+      </w:r>
+    </w:p>
+    <w:p>
+      <w:r>
+        <w:t xml:space="preserve">  133      raise SystemExit(main())</w:t>
       </w:r>
     </w:p>
     <w:p/>
@@ -678,7 +693,7 @@
         <w:rPr>
           <w:b/>
         </w:rPr>
-        <w:t>===== src/redmail/imap_client.py (851 строк) =====</w:t>
+        <w:t>===== src/redmail/imap_client.py (941 строк) =====</w:t>
       </w:r>
     </w:p>
     <w:p>
@@ -718,7 +733,7 @@
     </w:p>
     <w:p>
       <w:r>
-        <w:t xml:space="preserve">    8  from email.header import decode_header</w:t>
+        <w:t xml:space="preserve">    8  from email.header import Header, decode_header</w:t>
       </w:r>
     </w:p>
     <w:p>
@@ -1608,6 +1623,21 @@
     </w:p>
     <w:p>
       <w:r>
+        <w:t xml:space="preserve">  186      # RFC822.SIZE — по нему фоновая синхронизация решает, качать ли тело</w:t>
+      </w:r>
+    </w:p>
+    <w:p>
+      <w:r>
+        <w:t xml:space="preserve">  187      # сразу или отложить до открытия (порог «вложения &gt; 25 МБ по запросу»).</w:t>
+      </w:r>
+    </w:p>
+    <w:p>
+      <w:r>
+        <w:t xml:space="preserve">  188      size: int = 0</w:t>
+      </w:r>
+    </w:p>
+    <w:p>
+      <w:r>
         <w:t xml:space="preserve"> </w:t>
       </w:r>
     </w:p>
@@ -1618,27 +1648,27 @@
     </w:p>
     <w:p>
       <w:r>
-        <w:t xml:space="preserve">  188  @dataclass</w:t>
-      </w:r>
-    </w:p>
-    <w:p>
-      <w:r>
-        <w:t xml:space="preserve">  189  class Attachment:</w:t>
-      </w:r>
-    </w:p>
-    <w:p>
-      <w:r>
-        <w:t xml:space="preserve">  190      filename: str</w:t>
-      </w:r>
-    </w:p>
-    <w:p>
-      <w:r>
-        <w:t xml:space="preserve">  191      content_type: str</w:t>
-      </w:r>
-    </w:p>
-    <w:p>
-      <w:r>
-        <w:t xml:space="preserve">  192      payload: bytes</w:t>
+        <w:t xml:space="preserve">  191  @dataclass</w:t>
+      </w:r>
+    </w:p>
+    <w:p>
+      <w:r>
+        <w:t xml:space="preserve">  192  class Attachment:</w:t>
+      </w:r>
+    </w:p>
+    <w:p>
+      <w:r>
+        <w:t xml:space="preserve">  193      filename: str</w:t>
+      </w:r>
+    </w:p>
+    <w:p>
+      <w:r>
+        <w:t xml:space="preserve">  194      content_type: str</w:t>
+      </w:r>
+    </w:p>
+    <w:p>
+      <w:r>
+        <w:t xml:space="preserve">  195      payload: bytes</w:t>
       </w:r>
     </w:p>
     <w:p>
@@ -1648,17 +1678,17 @@
     </w:p>
     <w:p>
       <w:r>
-        <w:t xml:space="preserve">  194      @property</w:t>
-      </w:r>
-    </w:p>
-    <w:p>
-      <w:r>
-        <w:t xml:space="preserve">  195      def size(self) -&gt; int:</w:t>
-      </w:r>
-    </w:p>
-    <w:p>
-      <w:r>
-        <w:t xml:space="preserve">  196          return len(self.payload)</w:t>
+        <w:t xml:space="preserve">  197      @property</w:t>
+      </w:r>
+    </w:p>
+    <w:p>
+      <w:r>
+        <w:t xml:space="preserve">  198      def size(self) -&gt; int:</w:t>
+      </w:r>
+    </w:p>
+    <w:p>
+      <w:r>
+        <w:t xml:space="preserve">  199          return len(self.payload)</w:t>
       </w:r>
     </w:p>
     <w:p>
@@ -1673,87 +1703,87 @@
     </w:p>
     <w:p>
       <w:r>
-        <w:t xml:space="preserve">  199  @dataclass</w:t>
-      </w:r>
-    </w:p>
-    <w:p>
-      <w:r>
-        <w:t xml:space="preserve">  200  class MessageContent:</w:t>
-      </w:r>
-    </w:p>
-    <w:p>
-      <w:r>
-        <w:t xml:space="preserve">  201      text: str</w:t>
-      </w:r>
-    </w:p>
-    <w:p>
-      <w:r>
-        <w:t xml:space="preserve">  202      attachments: list[Attachment] = field(default_factory=list)</w:t>
-      </w:r>
-    </w:p>
-    <w:p>
-      <w:r>
-        <w:t xml:space="preserve">  203      html: str = ""</w:t>
-      </w:r>
-    </w:p>
-    <w:p>
-      <w:r>
-        <w:t xml:space="preserve">  204      # Content-Id (без угловых скобок) -&gt; (content_type, данные) — картинки,</w:t>
-      </w:r>
-    </w:p>
-    <w:p>
-      <w:r>
-        <w:t xml:space="preserve">  205      # встроенные в HTML через &lt;img src="cid:..."&gt;, а не обычные вложения.</w:t>
-      </w:r>
-    </w:p>
-    <w:p>
-      <w:r>
-        <w:t xml:space="preserve">  206      inline_images: dict[str, tuple[str, bytes]] = field(default_factory=dict)</w:t>
-      </w:r>
-    </w:p>
-    <w:p>
-      <w:r>
-        <w:t xml:space="preserve">  207      # Реквизиты письма (тема/отправитель/получатели) — раньше нигде не</w:t>
-      </w:r>
-    </w:p>
-    <w:p>
-      <w:r>
-        <w:t xml:space="preserve">  208      # показывались при просмотре письма (жалоба: "невидно его реквизитов</w:t>
-      </w:r>
-    </w:p>
-    <w:p>
-      <w:r>
-        <w:t xml:space="preserve">  209      # (тема, отправитель, адресаты)"). MessageSummary уже даёт subject/</w:t>
-      </w:r>
-    </w:p>
-    <w:p>
-      <w:r>
-        <w:t xml:space="preserve">  210      # sender для списка писем, но не даёт To/Cc — они здесь.</w:t>
-      </w:r>
-    </w:p>
-    <w:p>
-      <w:r>
-        <w:t xml:space="preserve">  211      subject: str = ""</w:t>
-      </w:r>
-    </w:p>
-    <w:p>
-      <w:r>
-        <w:t xml:space="preserve">  212      from_: str = ""</w:t>
-      </w:r>
-    </w:p>
-    <w:p>
-      <w:r>
-        <w:t xml:space="preserve">  213      to: str = ""</w:t>
-      </w:r>
-    </w:p>
-    <w:p>
-      <w:r>
-        <w:t xml:space="preserve">  214      cc: str = ""</w:t>
-      </w:r>
-    </w:p>
-    <w:p>
-      <w:r>
-        <w:t xml:space="preserve">  215      bcc: str = ""</w:t>
+        <w:t xml:space="preserve">  202  @dataclass</w:t>
+      </w:r>
+    </w:p>
+    <w:p>
+      <w:r>
+        <w:t xml:space="preserve">  203  class MessageContent:</w:t>
+      </w:r>
+    </w:p>
+    <w:p>
+      <w:r>
+        <w:t xml:space="preserve">  204      text: str</w:t>
+      </w:r>
+    </w:p>
+    <w:p>
+      <w:r>
+        <w:t xml:space="preserve">  205      attachments: list[Attachment] = field(default_factory=list)</w:t>
+      </w:r>
+    </w:p>
+    <w:p>
+      <w:r>
+        <w:t xml:space="preserve">  206      html: str = ""</w:t>
+      </w:r>
+    </w:p>
+    <w:p>
+      <w:r>
+        <w:t xml:space="preserve">  207      # Content-Id (без угловых скобок) -&gt; (content_type, данные) — картинки,</w:t>
+      </w:r>
+    </w:p>
+    <w:p>
+      <w:r>
+        <w:t xml:space="preserve">  208      # встроенные в HTML через &lt;img src="cid:..."&gt;, а не обычные вложения.</w:t>
+      </w:r>
+    </w:p>
+    <w:p>
+      <w:r>
+        <w:t xml:space="preserve">  209      inline_images: dict[str, tuple[str, bytes]] = field(default_factory=dict)</w:t>
+      </w:r>
+    </w:p>
+    <w:p>
+      <w:r>
+        <w:t xml:space="preserve">  210      # Реквизиты письма (тема/отправитель/получатели) — раньше нигде не</w:t>
+      </w:r>
+    </w:p>
+    <w:p>
+      <w:r>
+        <w:t xml:space="preserve">  211      # показывались при просмотре письма (жалоба: "невидно его реквизитов</w:t>
+      </w:r>
+    </w:p>
+    <w:p>
+      <w:r>
+        <w:t xml:space="preserve">  212      # (тема, отправитель, адресаты)"). MessageSummary уже даёт subject/</w:t>
+      </w:r>
+    </w:p>
+    <w:p>
+      <w:r>
+        <w:t xml:space="preserve">  213      # sender для списка писем, но не даёт To/Cc — они здесь.</w:t>
+      </w:r>
+    </w:p>
+    <w:p>
+      <w:r>
+        <w:t xml:space="preserve">  214      subject: str = ""</w:t>
+      </w:r>
+    </w:p>
+    <w:p>
+      <w:r>
+        <w:t xml:space="preserve">  215      from_: str = ""</w:t>
+      </w:r>
+    </w:p>
+    <w:p>
+      <w:r>
+        <w:t xml:space="preserve">  216      to: str = ""</w:t>
+      </w:r>
+    </w:p>
+    <w:p>
+      <w:r>
+        <w:t xml:space="preserve">  217      cc: str = ""</w:t>
+      </w:r>
+    </w:p>
+    <w:p>
+      <w:r>
+        <w:t xml:space="preserve">  218      bcc: str = ""</w:t>
       </w:r>
     </w:p>
     <w:p>
@@ -1768,12 +1798,12 @@
     </w:p>
     <w:p>
       <w:r>
-        <w:t xml:space="preserve">  218  class ImapSession:</w:t>
-      </w:r>
-    </w:p>
-    <w:p>
-      <w:r>
-        <w:t xml:space="preserve">  219      """Одно живое IMAP-соединение на всё время работы с ящиком.</w:t>
+        <w:t xml:space="preserve">  221  class ImapSession:</w:t>
+      </w:r>
+    </w:p>
+    <w:p>
+      <w:r>
+        <w:t xml:space="preserve">  222      """Одно живое IMAP-соединение на всё время работы с ящиком.</w:t>
       </w:r>
     </w:p>
     <w:p>
@@ -1783,22 +1813,22 @@
     </w:p>
     <w:p>
       <w:r>
-        <w:t xml:space="preserve">  221      Открывать новое соединение (TCP + TLS + логин) на каждый клик по папке</w:t>
-      </w:r>
-    </w:p>
-    <w:p>
-      <w:r>
-        <w:t xml:space="preserve">  222      или письму — секунды задержки на медленной сети. Здесь соединение</w:t>
-      </w:r>
-    </w:p>
-    <w:p>
-      <w:r>
-        <w:t xml:space="preserve">  223      держится, пока пользователь не переподключится или не закроет окно.</w:t>
-      </w:r>
-    </w:p>
-    <w:p>
-      <w:r>
-        <w:t xml:space="preserve">  224      """</w:t>
+        <w:t xml:space="preserve">  224      Открывать новое соединение (TCP + TLS + логин) на каждый клик по папке</w:t>
+      </w:r>
+    </w:p>
+    <w:p>
+      <w:r>
+        <w:t xml:space="preserve">  225      или письму — секунды задержки на медленной сети. Здесь соединение</w:t>
+      </w:r>
+    </w:p>
+    <w:p>
+      <w:r>
+        <w:t xml:space="preserve">  226      держится, пока пользователь не переподключится или не закроет окно.</w:t>
+      </w:r>
+    </w:p>
+    <w:p>
+      <w:r>
+        <w:t xml:space="preserve">  227      """</w:t>
       </w:r>
     </w:p>
     <w:p>
@@ -1808,62 +1838,62 @@
     </w:p>
     <w:p>
       <w:r>
-        <w:t xml:space="preserve">  226      def __init__(self, account: Account):</w:t>
-      </w:r>
-    </w:p>
-    <w:p>
-      <w:r>
-        <w:t xml:space="preserve">  227          self.account = account</w:t>
-      </w:r>
-    </w:p>
-    <w:p>
-      <w:r>
-        <w:t xml:space="preserve">  228          self._lock = threading.RLock()</w:t>
-      </w:r>
-    </w:p>
-    <w:p>
-      <w:r>
-        <w:t xml:space="preserve">  229          self._client = self._new_client()</w:t>
-      </w:r>
-    </w:p>
-    <w:p>
-      <w:r>
-        <w:t xml:space="preserve">  230          try:</w:t>
-      </w:r>
-    </w:p>
-    <w:p>
-      <w:r>
-        <w:t xml:space="preserve">  231              self._login()</w:t>
-      </w:r>
-    </w:p>
-    <w:p>
-      <w:r>
-        <w:t xml:space="preserve">  232          except Exception as exc:</w:t>
-      </w:r>
-    </w:p>
-    <w:p>
-      <w:r>
-        <w:t xml:space="preserve">  233              _log.error("IMAP %s:%s: вход не удался (%s, %s): %s", account.host, account.port, account.username, account.auth_type, exc)</w:t>
-      </w:r>
-    </w:p>
-    <w:p>
-      <w:r>
-        <w:t xml:space="preserve">  234              raise</w:t>
-      </w:r>
-    </w:p>
-    <w:p>
-      <w:r>
-        <w:t xml:space="preserve">  235          self._selected_folder: str | None = None</w:t>
-      </w:r>
-    </w:p>
-    <w:p>
-      <w:r>
-        <w:t xml:space="preserve">  236          self._selected_exists = 0</w:t>
-      </w:r>
-    </w:p>
-    <w:p>
-      <w:r>
-        <w:t xml:space="preserve">  237          self._raw_folders: list[tuple] = []</w:t>
+        <w:t xml:space="preserve">  229      def __init__(self, account: Account):</w:t>
+      </w:r>
+    </w:p>
+    <w:p>
+      <w:r>
+        <w:t xml:space="preserve">  230          self.account = account</w:t>
+      </w:r>
+    </w:p>
+    <w:p>
+      <w:r>
+        <w:t xml:space="preserve">  231          self._lock = threading.RLock()</w:t>
+      </w:r>
+    </w:p>
+    <w:p>
+      <w:r>
+        <w:t xml:space="preserve">  232          self._client = self._new_client()</w:t>
+      </w:r>
+    </w:p>
+    <w:p>
+      <w:r>
+        <w:t xml:space="preserve">  233          try:</w:t>
+      </w:r>
+    </w:p>
+    <w:p>
+      <w:r>
+        <w:t xml:space="preserve">  234              self._login()</w:t>
+      </w:r>
+    </w:p>
+    <w:p>
+      <w:r>
+        <w:t xml:space="preserve">  235          except Exception as exc:</w:t>
+      </w:r>
+    </w:p>
+    <w:p>
+      <w:r>
+        <w:t xml:space="preserve">  236              _log.error("IMAP %s:%s: вход не удался (%s, %s): %s", account.host, account.port, account.username, account.auth_type, exc)</w:t>
+      </w:r>
+    </w:p>
+    <w:p>
+      <w:r>
+        <w:t xml:space="preserve">  237              raise</w:t>
+      </w:r>
+    </w:p>
+    <w:p>
+      <w:r>
+        <w:t xml:space="preserve">  238          self._selected_folder: str | None = None</w:t>
+      </w:r>
+    </w:p>
+    <w:p>
+      <w:r>
+        <w:t xml:space="preserve">  239          self._selected_exists = 0</w:t>
+      </w:r>
+    </w:p>
+    <w:p>
+      <w:r>
+        <w:t xml:space="preserve">  240          self._raw_folders: list[tuple] = []</w:t>
       </w:r>
     </w:p>
     <w:p>
@@ -1873,37 +1903,37 @@
     </w:p>
     <w:p>
       <w:r>
-        <w:t xml:space="preserve">  239      def _login(self) -&gt; None:</w:t>
-      </w:r>
-    </w:p>
-    <w:p>
-      <w:r>
-        <w:t xml:space="preserve">  240          if self.account.auth_type == "kerberos":</w:t>
-      </w:r>
-    </w:p>
-    <w:p>
-      <w:r>
-        <w:t xml:space="preserve">  241              # Импорт внутри функции: пакет gssapi требует системных</w:t>
-      </w:r>
-    </w:p>
-    <w:p>
-      <w:r>
-        <w:t xml:space="preserve">  242              # библиотек Kerberos, которых нет на части машин (Windows,</w:t>
-      </w:r>
-    </w:p>
-    <w:p>
-      <w:r>
-        <w:t xml:space="preserve">  243              # окружения без домена) — обычный пароль не должен ломаться</w:t>
-      </w:r>
-    </w:p>
-    <w:p>
-      <w:r>
-        <w:t xml:space="preserve">  244              # из-за отсутствия зависимости, нужной только для SSO.</w:t>
-      </w:r>
-    </w:p>
-    <w:p>
-      <w:r>
-        <w:t xml:space="preserve">  245              from redmail import gssapi_sasl</w:t>
+        <w:t xml:space="preserve">  242      def _login(self) -&gt; None:</w:t>
+      </w:r>
+    </w:p>
+    <w:p>
+      <w:r>
+        <w:t xml:space="preserve">  243          if self.account.auth_type == "kerberos":</w:t>
+      </w:r>
+    </w:p>
+    <w:p>
+      <w:r>
+        <w:t xml:space="preserve">  244              # Импорт внутри функции: пакет gssapi требует системных</w:t>
+      </w:r>
+    </w:p>
+    <w:p>
+      <w:r>
+        <w:t xml:space="preserve">  245              # библиотек Kerberos, которых нет на части машин (Windows,</w:t>
+      </w:r>
+    </w:p>
+    <w:p>
+      <w:r>
+        <w:t xml:space="preserve">  246              # окружения без домена) — обычный пароль не должен ломаться</w:t>
+      </w:r>
+    </w:p>
+    <w:p>
+      <w:r>
+        <w:t xml:space="preserve">  247              # из-за отсутствия зависимости, нужной только для SSO.</w:t>
+      </w:r>
+    </w:p>
+    <w:p>
+      <w:r>
+        <w:t xml:space="preserve">  248              from redmail import gssapi_sasl</w:t>
       </w:r>
     </w:p>
     <w:p>
@@ -1913,52 +1943,52 @@
     </w:p>
     <w:p>
       <w:r>
-        <w:t xml:space="preserve">  247              gssapi_sasl.imap_sasl_login(</w:t>
-      </w:r>
-    </w:p>
-    <w:p>
-      <w:r>
-        <w:t xml:space="preserve">  248                  self._client,</w:t>
-      </w:r>
-    </w:p>
-    <w:p>
-      <w:r>
-        <w:t xml:space="preserve">  249                  self.account.host,</w:t>
-      </w:r>
-    </w:p>
-    <w:p>
-      <w:r>
-        <w:t xml:space="preserve">  250                  self.account.username,</w:t>
-      </w:r>
-    </w:p>
-    <w:p>
-      <w:r>
-        <w:t xml:space="preserve">  251                  keytab_path=self.account.keytab_path,</w:t>
-      </w:r>
-    </w:p>
-    <w:p>
-      <w:r>
-        <w:t xml:space="preserve">  252                  principal=self.account.principal,</w:t>
-      </w:r>
-    </w:p>
-    <w:p>
-      <w:r>
-        <w:t xml:space="preserve">  253              )</w:t>
-      </w:r>
-    </w:p>
-    <w:p>
-      <w:r>
-        <w:t xml:space="preserve">  254          else:</w:t>
-      </w:r>
-    </w:p>
-    <w:p>
-      <w:r>
-        <w:t xml:space="preserve">  255              self._client.login(self.account.username, self.account.password)</w:t>
-      </w:r>
-    </w:p>
-    <w:p>
-      <w:r>
-        <w:t xml:space="preserve">  256          _log.info("IMAP %s:%s: вход выполнен (%s, %s)", self.account.host, self.account.port, self.account.username, self.account.auth_type)</w:t>
+        <w:t xml:space="preserve">  250              gssapi_sasl.imap_sasl_login(</w:t>
+      </w:r>
+    </w:p>
+    <w:p>
+      <w:r>
+        <w:t xml:space="preserve">  251                  self._client,</w:t>
+      </w:r>
+    </w:p>
+    <w:p>
+      <w:r>
+        <w:t xml:space="preserve">  252                  self.account.host,</w:t>
+      </w:r>
+    </w:p>
+    <w:p>
+      <w:r>
+        <w:t xml:space="preserve">  253                  self.account.username,</w:t>
+      </w:r>
+    </w:p>
+    <w:p>
+      <w:r>
+        <w:t xml:space="preserve">  254                  keytab_path=self.account.keytab_path,</w:t>
+      </w:r>
+    </w:p>
+    <w:p>
+      <w:r>
+        <w:t xml:space="preserve">  255                  principal=self.account.principal,</w:t>
+      </w:r>
+    </w:p>
+    <w:p>
+      <w:r>
+        <w:t xml:space="preserve">  256              )</w:t>
+      </w:r>
+    </w:p>
+    <w:p>
+      <w:r>
+        <w:t xml:space="preserve">  257          else:</w:t>
+      </w:r>
+    </w:p>
+    <w:p>
+      <w:r>
+        <w:t xml:space="preserve">  258              self._client.login(self.account.username, self.account.password)</w:t>
+      </w:r>
+    </w:p>
+    <w:p>
+      <w:r>
+        <w:t xml:space="preserve">  259          _log.info("IMAP %s:%s: вход выполнен (%s, %s)", self.account.host, self.account.port, self.account.username, self.account.auth_type)</w:t>
       </w:r>
     </w:p>
     <w:p>
@@ -1968,32 +1998,32 @@
     </w:p>
     <w:p>
       <w:r>
-        <w:t xml:space="preserve">  258      def _new_client(self) -&gt; IMAPClient:</w:t>
-      </w:r>
-    </w:p>
-    <w:p>
-      <w:r>
-        <w:t xml:space="preserve">  259          # Таймаут на сокете обязателен: без него любое зависшее чтение</w:t>
-      </w:r>
-    </w:p>
-    <w:p>
-      <w:r>
-        <w:t xml:space="preserve">  260          # (сервер молча перестал отвечать, рассинхрон ответов) блокирует</w:t>
-      </w:r>
-    </w:p>
-    <w:p>
-      <w:r>
-        <w:t xml:space="preserve">  261          # поток навсегда — с таймаутом это OSError, которую _reconnecting</w:t>
-      </w:r>
-    </w:p>
-    <w:p>
-      <w:r>
-        <w:t xml:space="preserve">  262          # лечит переподключением и повтором.</w:t>
-      </w:r>
-    </w:p>
-    <w:p>
-      <w:r>
-        <w:t xml:space="preserve">  263          return IMAPClient(self.account.host, port=self.account.port, ssl=self.account.use_ssl, timeout=SOCKET_TIMEOUT)</w:t>
+        <w:t xml:space="preserve">  261      def _new_client(self) -&gt; IMAPClient:</w:t>
+      </w:r>
+    </w:p>
+    <w:p>
+      <w:r>
+        <w:t xml:space="preserve">  262          # Таймаут на сокете обязателен: без него любое зависшее чтение</w:t>
+      </w:r>
+    </w:p>
+    <w:p>
+      <w:r>
+        <w:t xml:space="preserve">  263          # (сервер молча перестал отвечать, рассинхрон ответов) блокирует</w:t>
+      </w:r>
+    </w:p>
+    <w:p>
+      <w:r>
+        <w:t xml:space="preserve">  264          # поток навсегда — с таймаутом это OSError, которую _reconnecting</w:t>
+      </w:r>
+    </w:p>
+    <w:p>
+      <w:r>
+        <w:t xml:space="preserve">  265          # лечит переподключением и повтором.</w:t>
+      </w:r>
+    </w:p>
+    <w:p>
+      <w:r>
+        <w:t xml:space="preserve">  266          return IMAPClient(self.account.host, port=self.account.port, ssl=self.account.use_ssl, timeout=SOCKET_TIMEOUT)</w:t>
       </w:r>
     </w:p>
     <w:p>
@@ -2003,32 +2033,32 @@
     </w:p>
     <w:p>
       <w:r>
-        <w:t xml:space="preserve">  265      def close(self) -&gt; None:</w:t>
-      </w:r>
-    </w:p>
-    <w:p>
-      <w:r>
-        <w:t xml:space="preserve">  266          with self._lock:</w:t>
-      </w:r>
-    </w:p>
-    <w:p>
-      <w:r>
-        <w:t xml:space="preserve">  267              try:</w:t>
-      </w:r>
-    </w:p>
-    <w:p>
-      <w:r>
-        <w:t xml:space="preserve">  268                  self._client.logout()</w:t>
-      </w:r>
-    </w:p>
-    <w:p>
-      <w:r>
-        <w:t xml:space="preserve">  269              except Exception:</w:t>
-      </w:r>
-    </w:p>
-    <w:p>
-      <w:r>
-        <w:t xml:space="preserve">  270                  pass</w:t>
+        <w:t xml:space="preserve">  268      def close(self) -&gt; None:</w:t>
+      </w:r>
+    </w:p>
+    <w:p>
+      <w:r>
+        <w:t xml:space="preserve">  269          with self._lock:</w:t>
+      </w:r>
+    </w:p>
+    <w:p>
+      <w:r>
+        <w:t xml:space="preserve">  270              try:</w:t>
+      </w:r>
+    </w:p>
+    <w:p>
+      <w:r>
+        <w:t xml:space="preserve">  271                  self._client.logout()</w:t>
+      </w:r>
+    </w:p>
+    <w:p>
+      <w:r>
+        <w:t xml:space="preserve">  272              except Exception:</w:t>
+      </w:r>
+    </w:p>
+    <w:p>
+      <w:r>
+        <w:t xml:space="preserve">  273                  pass</w:t>
       </w:r>
     </w:p>
     <w:p>
@@ -2038,72 +2068,72 @@
     </w:p>
     <w:p>
       <w:r>
-        <w:t xml:space="preserve">  272      def _reconnect(self) -&gt; None:</w:t>
-      </w:r>
-    </w:p>
-    <w:p>
-      <w:r>
-        <w:t xml:space="preserve">  273          self._client = self._new_client()</w:t>
-      </w:r>
-    </w:p>
-    <w:p>
-      <w:r>
-        <w:t xml:space="preserve">  274          try:</w:t>
-      </w:r>
-    </w:p>
-    <w:p>
-      <w:r>
-        <w:t xml:space="preserve">  275              self._login()</w:t>
-      </w:r>
-    </w:p>
-    <w:p>
-      <w:r>
-        <w:t xml:space="preserve">  276          except Exception as exc:</w:t>
-      </w:r>
-    </w:p>
-    <w:p>
-      <w:r>
-        <w:t xml:space="preserve">  277              _log.error("IMAP %s: повторный вход не удался: %s", self.account.host, exc)</w:t>
-      </w:r>
-    </w:p>
-    <w:p>
-      <w:r>
-        <w:t xml:space="preserve">  278              raise</w:t>
-      </w:r>
-    </w:p>
-    <w:p>
-      <w:r>
-        <w:t xml:space="preserve">  279          if self._selected_folder is not None:</w:t>
-      </w:r>
-    </w:p>
-    <w:p>
-      <w:r>
-        <w:t xml:space="preserve">  280              # Кое-что из вызывающего кода (fetch_summaries) не делает</w:t>
-      </w:r>
-    </w:p>
-    <w:p>
-      <w:r>
-        <w:t xml:space="preserve">  281              # собственный SELECT — полагается, что папка уже выбрана</w:t>
-      </w:r>
-    </w:p>
-    <w:p>
-      <w:r>
-        <w:t xml:space="preserve">  282              # предыдущим folder_message_count()/_select(). Восстанавливаем</w:t>
-      </w:r>
-    </w:p>
-    <w:p>
-      <w:r>
-        <w:t xml:space="preserve">  283              # это состояние сразу, иначе повтор упал бы снова, уже по</w:t>
-      </w:r>
-    </w:p>
-    <w:p>
-      <w:r>
-        <w:t xml:space="preserve">  284              # другой причине (ничего не выбрано).</w:t>
-      </w:r>
-    </w:p>
-    <w:p>
-      <w:r>
-        <w:t xml:space="preserve">  285              self._client.select_folder(self._selected_folder, readonly=False)</w:t>
+        <w:t xml:space="preserve">  275      def _reconnect(self) -&gt; None:</w:t>
+      </w:r>
+    </w:p>
+    <w:p>
+      <w:r>
+        <w:t xml:space="preserve">  276          self._client = self._new_client()</w:t>
+      </w:r>
+    </w:p>
+    <w:p>
+      <w:r>
+        <w:t xml:space="preserve">  277          try:</w:t>
+      </w:r>
+    </w:p>
+    <w:p>
+      <w:r>
+        <w:t xml:space="preserve">  278              self._login()</w:t>
+      </w:r>
+    </w:p>
+    <w:p>
+      <w:r>
+        <w:t xml:space="preserve">  279          except Exception as exc:</w:t>
+      </w:r>
+    </w:p>
+    <w:p>
+      <w:r>
+        <w:t xml:space="preserve">  280              _log.error("IMAP %s: повторный вход не удался: %s", self.account.host, exc)</w:t>
+      </w:r>
+    </w:p>
+    <w:p>
+      <w:r>
+        <w:t xml:space="preserve">  281              raise</w:t>
+      </w:r>
+    </w:p>
+    <w:p>
+      <w:r>
+        <w:t xml:space="preserve">  282          if self._selected_folder is not None:</w:t>
+      </w:r>
+    </w:p>
+    <w:p>
+      <w:r>
+        <w:t xml:space="preserve">  283              # Кое-что из вызывающего кода (fetch_summaries) не делает</w:t>
+      </w:r>
+    </w:p>
+    <w:p>
+      <w:r>
+        <w:t xml:space="preserve">  284              # собственный SELECT — полагается, что папка уже выбрана</w:t>
+      </w:r>
+    </w:p>
+    <w:p>
+      <w:r>
+        <w:t xml:space="preserve">  285              # предыдущим folder_message_count()/_select(). Восстанавливаем</w:t>
+      </w:r>
+    </w:p>
+    <w:p>
+      <w:r>
+        <w:t xml:space="preserve">  286              # это состояние сразу, иначе повтор упал бы снова, уже по</w:t>
+      </w:r>
+    </w:p>
+    <w:p>
+      <w:r>
+        <w:t xml:space="preserve">  287              # другой причине (ничего не выбрано).</w:t>
+      </w:r>
+    </w:p>
+    <w:p>
+      <w:r>
+        <w:t xml:space="preserve">  288              self._client.select_folder(self._selected_folder, readonly=False)</w:t>
       </w:r>
     </w:p>
     <w:p>
@@ -2113,12 +2143,12 @@
     </w:p>
     <w:p>
       <w:r>
-        <w:t xml:space="preserve">  287      def __enter__(self) -&gt; "ImapSession":</w:t>
-      </w:r>
-    </w:p>
-    <w:p>
-      <w:r>
-        <w:t xml:space="preserve">  288          return self</w:t>
+        <w:t xml:space="preserve">  290      def __enter__(self) -&gt; "ImapSession":</w:t>
+      </w:r>
+    </w:p>
+    <w:p>
+      <w:r>
+        <w:t xml:space="preserve">  291          return self</w:t>
       </w:r>
     </w:p>
     <w:p>
@@ -2128,12 +2158,12 @@
     </w:p>
     <w:p>
       <w:r>
-        <w:t xml:space="preserve">  290      def __exit__(self, *exc_info) -&gt; None:</w:t>
-      </w:r>
-    </w:p>
-    <w:p>
-      <w:r>
-        <w:t xml:space="preserve">  291          self.close()</w:t>
+        <w:t xml:space="preserve">  293      def __exit__(self, *exc_info) -&gt; None:</w:t>
+      </w:r>
+    </w:p>
+    <w:p>
+      <w:r>
+        <w:t xml:space="preserve">  294          self.close()</w:t>
       </w:r>
     </w:p>
     <w:p>
@@ -2143,57 +2173,57 @@
     </w:p>
     <w:p>
       <w:r>
-        <w:t xml:space="preserve">  293      @_reconnecting</w:t>
-      </w:r>
-    </w:p>
-    <w:p>
-      <w:r>
-        <w:t xml:space="preserve">  294      def list_folders(self) -&gt; list[FolderInfo]:</w:t>
-      </w:r>
-    </w:p>
-    <w:p>
-      <w:r>
-        <w:t xml:space="preserve">  295          # Сырой ответ запоминаем — из него же достаём папку "Корзина" в</w:t>
-      </w:r>
-    </w:p>
-    <w:p>
-      <w:r>
-        <w:t xml:space="preserve">  296          # trash_folder(), без второго похода на сервер (find_special_folder</w:t>
-      </w:r>
-    </w:p>
-    <w:p>
-      <w:r>
-        <w:t xml:space="preserve">  297          # библиотеки сам заново вызывает list_folders).</w:t>
-      </w:r>
-    </w:p>
-    <w:p>
-      <w:r>
-        <w:t xml:space="preserve">  298          self._raw_folders = self._client.list_folders()</w:t>
-      </w:r>
-    </w:p>
-    <w:p>
-      <w:r>
-        <w:t xml:space="preserve">  299          return [</w:t>
-      </w:r>
-    </w:p>
-    <w:p>
-      <w:r>
-        <w:t xml:space="preserve">  300              FolderInfo(name=name, delimiter=(delimiter or b"/").decode("ascii", errors="replace"))</w:t>
-      </w:r>
-    </w:p>
-    <w:p>
-      <w:r>
-        <w:t xml:space="preserve">  301              for flags, delimiter, name in self._raw_folders</w:t>
-      </w:r>
-    </w:p>
-    <w:p>
-      <w:r>
-        <w:t xml:space="preserve">  302              if b"\\Noselect" not in flags</w:t>
-      </w:r>
-    </w:p>
-    <w:p>
-      <w:r>
-        <w:t xml:space="preserve">  303          ]</w:t>
+        <w:t xml:space="preserve">  296      @_reconnecting</w:t>
+      </w:r>
+    </w:p>
+    <w:p>
+      <w:r>
+        <w:t xml:space="preserve">  297      def list_folders(self) -&gt; list[FolderInfo]:</w:t>
+      </w:r>
+    </w:p>
+    <w:p>
+      <w:r>
+        <w:t xml:space="preserve">  298          # Сырой ответ запоминаем — из него же достаём папку "Корзина" в</w:t>
+      </w:r>
+    </w:p>
+    <w:p>
+      <w:r>
+        <w:t xml:space="preserve">  299          # trash_folder(), без второго похода на сервер (find_special_folder</w:t>
+      </w:r>
+    </w:p>
+    <w:p>
+      <w:r>
+        <w:t xml:space="preserve">  300          # библиотеки сам заново вызывает list_folders).</w:t>
+      </w:r>
+    </w:p>
+    <w:p>
+      <w:r>
+        <w:t xml:space="preserve">  301          self._raw_folders = self._client.list_folders()</w:t>
+      </w:r>
+    </w:p>
+    <w:p>
+      <w:r>
+        <w:t xml:space="preserve">  302          return [</w:t>
+      </w:r>
+    </w:p>
+    <w:p>
+      <w:r>
+        <w:t xml:space="preserve">  303              FolderInfo(name=name, delimiter=(delimiter or b"/").decode("ascii", errors="replace"))</w:t>
+      </w:r>
+    </w:p>
+    <w:p>
+      <w:r>
+        <w:t xml:space="preserve">  304              for flags, delimiter, name in self._raw_folders</w:t>
+      </w:r>
+    </w:p>
+    <w:p>
+      <w:r>
+        <w:t xml:space="preserve">  305              if b"\\Noselect" not in flags</w:t>
+      </w:r>
+    </w:p>
+    <w:p>
+      <w:r>
+        <w:t xml:space="preserve">  306          ]</w:t>
       </w:r>
     </w:p>
     <w:p>
@@ -2203,17 +2233,17 @@
     </w:p>
     <w:p>
       <w:r>
-        <w:t xml:space="preserve">  305      @_reconnecting</w:t>
-      </w:r>
-    </w:p>
-    <w:p>
-      <w:r>
-        <w:t xml:space="preserve">  306      def create_folder(self, name: str) -&gt; None:</w:t>
-      </w:r>
-    </w:p>
-    <w:p>
-      <w:r>
-        <w:t xml:space="preserve">  307          self._client.create_folder(name)</w:t>
+        <w:t xml:space="preserve">  308      @_reconnecting</w:t>
+      </w:r>
+    </w:p>
+    <w:p>
+      <w:r>
+        <w:t xml:space="preserve">  309      def create_folder(self, name: str) -&gt; None:</w:t>
+      </w:r>
+    </w:p>
+    <w:p>
+      <w:r>
+        <w:t xml:space="preserve">  310          self._client.create_folder(name)</w:t>
       </w:r>
     </w:p>
     <w:p>
@@ -2223,17 +2253,17 @@
     </w:p>
     <w:p>
       <w:r>
-        <w:t xml:space="preserve">  309      @_reconnecting</w:t>
-      </w:r>
-    </w:p>
-    <w:p>
-      <w:r>
-        <w:t xml:space="preserve">  310      def rename_folder(self, old_name: str, new_name: str) -&gt; None:</w:t>
-      </w:r>
-    </w:p>
-    <w:p>
-      <w:r>
-        <w:t xml:space="preserve">  311          self._client.rename_folder(old_name, new_name)</w:t>
+        <w:t xml:space="preserve">  312      @_reconnecting</w:t>
+      </w:r>
+    </w:p>
+    <w:p>
+      <w:r>
+        <w:t xml:space="preserve">  313      def rename_folder(self, old_name: str, new_name: str) -&gt; None:</w:t>
+      </w:r>
+    </w:p>
+    <w:p>
+      <w:r>
+        <w:t xml:space="preserve">  314          self._client.rename_folder(old_name, new_name)</w:t>
       </w:r>
     </w:p>
     <w:p>
@@ -2243,12 +2273,12 @@
     </w:p>
     <w:p>
       <w:r>
-        <w:t xml:space="preserve">  313      def trash_folder(self) -&gt; str | None:</w:t>
-      </w:r>
-    </w:p>
-    <w:p>
-      <w:r>
-        <w:t xml:space="preserve">  314          return self._special_folder(b"\\Trash", ("trash", "корзин"))</w:t>
+        <w:t xml:space="preserve">  316      def trash_folder(self) -&gt; str | None:</w:t>
+      </w:r>
+    </w:p>
+    <w:p>
+      <w:r>
+        <w:t xml:space="preserve">  317          return self._special_folder(b"\\Trash", ("trash", "корзин"))</w:t>
       </w:r>
     </w:p>
     <w:p>
@@ -2258,12 +2288,12 @@
     </w:p>
     <w:p>
       <w:r>
-        <w:t xml:space="preserve">  316      def sent_folder(self) -&gt; str | None:</w:t>
-      </w:r>
-    </w:p>
-    <w:p>
-      <w:r>
-        <w:t xml:space="preserve">  317          return self._special_folder(b"\\Sent", ("sent", "отправленн"))</w:t>
+        <w:t xml:space="preserve">  319      def sent_folder(self) -&gt; str | None:</w:t>
+      </w:r>
+    </w:p>
+    <w:p>
+      <w:r>
+        <w:t xml:space="preserve">  320          return self._special_folder(b"\\Sent", ("sent", "отправленн"))</w:t>
       </w:r>
     </w:p>
     <w:p>
@@ -2273,12 +2303,12 @@
     </w:p>
     <w:p>
       <w:r>
-        <w:t xml:space="preserve">  319      def drafts_folder(self) -&gt; str | None:</w:t>
-      </w:r>
-    </w:p>
-    <w:p>
-      <w:r>
-        <w:t xml:space="preserve">  320          return self._special_folder(b"\\Drafts", ("draft", "черновик"))</w:t>
+        <w:t xml:space="preserve">  322      def drafts_folder(self) -&gt; str | None:</w:t>
+      </w:r>
+    </w:p>
+    <w:p>
+      <w:r>
+        <w:t xml:space="preserve">  323          return self._special_folder(b"\\Drafts", ("draft", "черновик"))</w:t>
       </w:r>
     </w:p>
     <w:p>
@@ -2288,82 +2318,82 @@
     </w:p>
     <w:p>
       <w:r>
-        <w:t xml:space="preserve">  322      def _special_folder(self, special_use_flag: bytes, name_hints: tuple[str, ...]) -&gt; str | None:</w:t>
-      </w:r>
-    </w:p>
-    <w:p>
-      <w:r>
-        <w:t xml:space="preserve">  323          # Сначала — SPECIAL-USE (RFC 6154), это надёжно, сервер сам сказал,</w:t>
-      </w:r>
-    </w:p>
-    <w:p>
-      <w:r>
-        <w:t xml:space="preserve">  324          # какая папка какая. Но объявляет его не каждый реальный сервер —</w:t>
-      </w:r>
-    </w:p>
-    <w:p>
-      <w:r>
-        <w:t xml:space="preserve">  325          # без запасного варианта по имени такая папка оставалась вовсе не</w:t>
-      </w:r>
-    </w:p>
-    <w:p>
-      <w:r>
-        <w:t xml:space="preserve">  326          # распознанной: письмо можно было открыть, но не отправить (жалоба</w:t>
-      </w:r>
-    </w:p>
-    <w:p>
-      <w:r>
-        <w:t xml:space="preserve">  327          # "из черновика не даёт отправить" — двойной клик по письму в</w:t>
-      </w:r>
-    </w:p>
-    <w:p>
-      <w:r>
-        <w:t xml:space="preserve">  328          # "Черновиках" тихо считал, что это просто обычная папка, и</w:t>
-      </w:r>
-    </w:p>
-    <w:p>
-      <w:r>
-        <w:t xml:space="preserve">  329          # открывал письмо на просмотр, а не на редактирование).</w:t>
-      </w:r>
-    </w:p>
-    <w:p>
-      <w:r>
-        <w:t xml:space="preserve">  330          for flags, _delimiter, name in self._raw_folders:</w:t>
-      </w:r>
-    </w:p>
-    <w:p>
-      <w:r>
-        <w:t xml:space="preserve">  331              if special_use_flag in flags:</w:t>
-      </w:r>
-    </w:p>
-    <w:p>
-      <w:r>
-        <w:t xml:space="preserve">  332                  return name</w:t>
-      </w:r>
-    </w:p>
-    <w:p>
-      <w:r>
-        <w:t xml:space="preserve">  333          for _flags, _delimiter, name in self._raw_folders:</w:t>
-      </w:r>
-    </w:p>
-    <w:p>
-      <w:r>
-        <w:t xml:space="preserve">  334              lowered = name.lower()</w:t>
-      </w:r>
-    </w:p>
-    <w:p>
-      <w:r>
-        <w:t xml:space="preserve">  335              if any(hint in lowered for hint in name_hints):</w:t>
-      </w:r>
-    </w:p>
-    <w:p>
-      <w:r>
-        <w:t xml:space="preserve">  336                  return name</w:t>
-      </w:r>
-    </w:p>
-    <w:p>
-      <w:r>
-        <w:t xml:space="preserve">  337          return None</w:t>
+        <w:t xml:space="preserve">  325      def _special_folder(self, special_use_flag: bytes, name_hints: tuple[str, ...]) -&gt; str | None:</w:t>
+      </w:r>
+    </w:p>
+    <w:p>
+      <w:r>
+        <w:t xml:space="preserve">  326          # Сначала — SPECIAL-USE (RFC 6154), это надёжно, сервер сам сказал,</w:t>
+      </w:r>
+    </w:p>
+    <w:p>
+      <w:r>
+        <w:t xml:space="preserve">  327          # какая папка какая. Но объявляет его не каждый реальный сервер —</w:t>
+      </w:r>
+    </w:p>
+    <w:p>
+      <w:r>
+        <w:t xml:space="preserve">  328          # без запасного варианта по имени такая папка оставалась вовсе не</w:t>
+      </w:r>
+    </w:p>
+    <w:p>
+      <w:r>
+        <w:t xml:space="preserve">  329          # распознанной: письмо можно было открыть, но не отправить (жалоба</w:t>
+      </w:r>
+    </w:p>
+    <w:p>
+      <w:r>
+        <w:t xml:space="preserve">  330          # "из черновика не даёт отправить" — двойной клик по письму в</w:t>
+      </w:r>
+    </w:p>
+    <w:p>
+      <w:r>
+        <w:t xml:space="preserve">  331          # "Черновиках" тихо считал, что это просто обычная папка, и</w:t>
+      </w:r>
+    </w:p>
+    <w:p>
+      <w:r>
+        <w:t xml:space="preserve">  332          # открывал письмо на просмотр, а не на редактирование).</w:t>
+      </w:r>
+    </w:p>
+    <w:p>
+      <w:r>
+        <w:t xml:space="preserve">  333          for flags, _delimiter, name in self._raw_folders:</w:t>
+      </w:r>
+    </w:p>
+    <w:p>
+      <w:r>
+        <w:t xml:space="preserve">  334              if special_use_flag in flags:</w:t>
+      </w:r>
+    </w:p>
+    <w:p>
+      <w:r>
+        <w:t xml:space="preserve">  335                  return name</w:t>
+      </w:r>
+    </w:p>
+    <w:p>
+      <w:r>
+        <w:t xml:space="preserve">  336          for _flags, _delimiter, name in self._raw_folders:</w:t>
+      </w:r>
+    </w:p>
+    <w:p>
+      <w:r>
+        <w:t xml:space="preserve">  337              lowered = name.lower()</w:t>
+      </w:r>
+    </w:p>
+    <w:p>
+      <w:r>
+        <w:t xml:space="preserve">  338              if any(hint in lowered for hint in name_hints):</w:t>
+      </w:r>
+    </w:p>
+    <w:p>
+      <w:r>
+        <w:t xml:space="preserve">  339                  return name</w:t>
+      </w:r>
+    </w:p>
+    <w:p>
+      <w:r>
+        <w:t xml:space="preserve">  340          return None</w:t>
       </w:r>
     </w:p>
     <w:p>
@@ -2373,37 +2403,37 @@
     </w:p>
     <w:p>
       <w:r>
-        <w:t xml:space="preserve">  339      @_reconnecting</w:t>
-      </w:r>
-    </w:p>
-    <w:p>
-      <w:r>
-        <w:t xml:space="preserve">  340      def append_message(self, folder: str, raw: bytes, *, flags: tuple[bytes, ...] = ()) -&gt; None:</w:t>
-      </w:r>
-    </w:p>
-    <w:p>
-      <w:r>
-        <w:t xml:space="preserve">  341          """Кладёт готовое (уже собранное) сообщение в папку напрямую,</w:t>
-      </w:r>
-    </w:p>
-    <w:p>
-      <w:r>
-        <w:t xml:space="preserve">  342          минуя SMTP — для "Отправленные" (сервер сам не всегда сохраняет</w:t>
-      </w:r>
-    </w:p>
-    <w:p>
-      <w:r>
-        <w:t xml:space="preserve">  343          копию исходящих) и "Черновики" (письмо, которое никуда не</w:t>
-      </w:r>
-    </w:p>
-    <w:p>
-      <w:r>
-        <w:t xml:space="preserve">  344          отправлялось)."""</w:t>
-      </w:r>
-    </w:p>
-    <w:p>
-      <w:r>
-        <w:t xml:space="preserve">  345          self._client.append(folder, raw, flags=flags)</w:t>
+        <w:t xml:space="preserve">  342      @_reconnecting</w:t>
+      </w:r>
+    </w:p>
+    <w:p>
+      <w:r>
+        <w:t xml:space="preserve">  343      def append_message(self, folder: str, raw: bytes, *, flags: tuple[bytes, ...] = ()) -&gt; None:</w:t>
+      </w:r>
+    </w:p>
+    <w:p>
+      <w:r>
+        <w:t xml:space="preserve">  344          """Кладёт готовое (уже собранное) сообщение в папку напрямую,</w:t>
+      </w:r>
+    </w:p>
+    <w:p>
+      <w:r>
+        <w:t xml:space="preserve">  345          минуя SMTP — для "Отправленные" (сервер сам не всегда сохраняет</w:t>
+      </w:r>
+    </w:p>
+    <w:p>
+      <w:r>
+        <w:t xml:space="preserve">  346          копию исходящих) и "Черновики" (письмо, которое никуда не</w:t>
+      </w:r>
+    </w:p>
+    <w:p>
+      <w:r>
+        <w:t xml:space="preserve">  347          отправлялось)."""</w:t>
+      </w:r>
+    </w:p>
+    <w:p>
+      <w:r>
+        <w:t xml:space="preserve">  348          self._client.append(folder, raw, flags=flags)</w:t>
       </w:r>
     </w:p>
     <w:p>
@@ -2413,17 +2443,17 @@
     </w:p>
     <w:p>
       <w:r>
-        <w:t xml:space="preserve">  347      @_reconnecting</w:t>
-      </w:r>
-    </w:p>
-    <w:p>
-      <w:r>
-        <w:t xml:space="preserve">  348      def folder_message_count(self, folder: str) -&gt; int:</w:t>
-      </w:r>
-    </w:p>
-    <w:p>
-      <w:r>
-        <w:t xml:space="preserve">  349          """SELECT папку, вернуть общее число писем в ней (EXISTS).</w:t>
+        <w:t xml:space="preserve">  350      @_reconnecting</w:t>
+      </w:r>
+    </w:p>
+    <w:p>
+      <w:r>
+        <w:t xml:space="preserve">  351      def folder_message_count(self, folder: str) -&gt; int:</w:t>
+      </w:r>
+    </w:p>
+    <w:p>
+      <w:r>
+        <w:t xml:space="preserve">  352          """SELECT папку, вернуть общее число писем в ней (EXISTS).</w:t>
       </w:r>
     </w:p>
     <w:p>
@@ -2433,42 +2463,42 @@
     </w:p>
     <w:p>
       <w:r>
-        <w:t xml:space="preserve">  351          Дешёвая операция (без сканирования, в отличие от SEARCH) — на ней</w:t>
-      </w:r>
-    </w:p>
-    <w:p>
-      <w:r>
-        <w:t xml:space="preserve">  352          удобно проверять, изменилось ли что-то в папке с прошлого раза,</w:t>
-      </w:r>
-    </w:p>
-    <w:p>
-      <w:r>
-        <w:t xml:space="preserve">  353          прежде чем платить за полный FETCH сводок (см. CachedMailbox).</w:t>
-      </w:r>
-    </w:p>
-    <w:p>
-      <w:r>
-        <w:t xml:space="preserve">  354          """</w:t>
-      </w:r>
-    </w:p>
-    <w:p>
-      <w:r>
-        <w:t xml:space="preserve">  355          status = self._client.select_folder(folder, readonly=False)</w:t>
-      </w:r>
-    </w:p>
-    <w:p>
-      <w:r>
-        <w:t xml:space="preserve">  356          self._selected_folder = folder</w:t>
-      </w:r>
-    </w:p>
-    <w:p>
-      <w:r>
-        <w:t xml:space="preserve">  357          self._selected_exists = status[b"EXISTS"]</w:t>
-      </w:r>
-    </w:p>
-    <w:p>
-      <w:r>
-        <w:t xml:space="preserve">  358          return self._selected_exists</w:t>
+        <w:t xml:space="preserve">  354          Дешёвая операция (без сканирования, в отличие от SEARCH) — на ней</w:t>
+      </w:r>
+    </w:p>
+    <w:p>
+      <w:r>
+        <w:t xml:space="preserve">  355          удобно проверять, изменилось ли что-то в папке с прошлого раза,</w:t>
+      </w:r>
+    </w:p>
+    <w:p>
+      <w:r>
+        <w:t xml:space="preserve">  356          прежде чем платить за полный FETCH сводок (см. CachedMailbox).</w:t>
+      </w:r>
+    </w:p>
+    <w:p>
+      <w:r>
+        <w:t xml:space="preserve">  357          """</w:t>
+      </w:r>
+    </w:p>
+    <w:p>
+      <w:r>
+        <w:t xml:space="preserve">  358          status = self._client.select_folder(folder, readonly=False)</w:t>
+      </w:r>
+    </w:p>
+    <w:p>
+      <w:r>
+        <w:t xml:space="preserve">  359          self._selected_folder = folder</w:t>
+      </w:r>
+    </w:p>
+    <w:p>
+      <w:r>
+        <w:t xml:space="preserve">  360          self._selected_exists = status[b"EXISTS"]</w:t>
+      </w:r>
+    </w:p>
+    <w:p>
+      <w:r>
+        <w:t xml:space="preserve">  361          return self._selected_exists</w:t>
       </w:r>
     </w:p>
     <w:p>
@@ -2478,67 +2508,67 @@
     </w:p>
     <w:p>
       <w:r>
-        <w:t xml:space="preserve">  360      @_reconnecting</w:t>
-      </w:r>
-    </w:p>
-    <w:p>
-      <w:r>
-        <w:t xml:space="preserve">  361      def folder_unseen_count(self, folder: str) -&gt; int:</w:t>
-      </w:r>
-    </w:p>
-    <w:p>
-      <w:r>
-        <w:t xml:space="preserve">  362          """Число непрочитанных писем в папке — жалоба: "подписывать</w:t>
-      </w:r>
-    </w:p>
-    <w:p>
-      <w:r>
-        <w:t xml:space="preserve">  363          количество писем" рядом с папкой в дереве. STATUS, а не</w:t>
-      </w:r>
-    </w:p>
-    <w:p>
-      <w:r>
-        <w:t xml:space="preserve">  364          select_folder/SEARCH: не переключает "текущую" папку сессии</w:t>
-      </w:r>
-    </w:p>
-    <w:p>
-      <w:r>
-        <w:t xml:space="preserve">  365          (folder_message_count это делает) и не сканирует письма — можно</w:t>
-      </w:r>
-    </w:p>
-    <w:p>
-      <w:r>
-        <w:t xml:space="preserve">  366          дёшево опросить сразу много папок подряд при построении дерева."""</w:t>
-      </w:r>
-    </w:p>
-    <w:p>
-      <w:r>
-        <w:t xml:space="preserve">  367          status = self._client.folder_status(folder, ["UNSEEN"])</w:t>
-      </w:r>
-    </w:p>
-    <w:p>
-      <w:r>
-        <w:t xml:space="preserve">  368          for key, value in status.items():</w:t>
-      </w:r>
-    </w:p>
-    <w:p>
-      <w:r>
-        <w:t xml:space="preserve">  369              key_name = key.decode("ascii", errors="replace") if isinstance(key, bytes) else str(key)</w:t>
-      </w:r>
-    </w:p>
-    <w:p>
-      <w:r>
-        <w:t xml:space="preserve">  370              if key_name.upper() == "UNSEEN":</w:t>
-      </w:r>
-    </w:p>
-    <w:p>
-      <w:r>
-        <w:t xml:space="preserve">  371                  return int(value)</w:t>
-      </w:r>
-    </w:p>
-    <w:p>
-      <w:r>
-        <w:t xml:space="preserve">  372          return 0</w:t>
+        <w:t xml:space="preserve">  363      @_reconnecting</w:t>
+      </w:r>
+    </w:p>
+    <w:p>
+      <w:r>
+        <w:t xml:space="preserve">  364      def folder_unseen_count(self, folder: str) -&gt; int:</w:t>
+      </w:r>
+    </w:p>
+    <w:p>
+      <w:r>
+        <w:t xml:space="preserve">  365          """Число непрочитанных писем в папке — жалоба: "подписывать</w:t>
+      </w:r>
+    </w:p>
+    <w:p>
+      <w:r>
+        <w:t xml:space="preserve">  366          количество писем" рядом с папкой в дереве. STATUS, а не</w:t>
+      </w:r>
+    </w:p>
+    <w:p>
+      <w:r>
+        <w:t xml:space="preserve">  367          select_folder/SEARCH: не переключает "текущую" папку сессии</w:t>
+      </w:r>
+    </w:p>
+    <w:p>
+      <w:r>
+        <w:t xml:space="preserve">  368          (folder_message_count это делает) и не сканирует письма — можно</w:t>
+      </w:r>
+    </w:p>
+    <w:p>
+      <w:r>
+        <w:t xml:space="preserve">  369          дёшево опросить сразу много папок подряд при построении дерева."""</w:t>
+      </w:r>
+    </w:p>
+    <w:p>
+      <w:r>
+        <w:t xml:space="preserve">  370          status = self._client.folder_status(folder, ["UNSEEN"])</w:t>
+      </w:r>
+    </w:p>
+    <w:p>
+      <w:r>
+        <w:t xml:space="preserve">  371          for key, value in status.items():</w:t>
+      </w:r>
+    </w:p>
+    <w:p>
+      <w:r>
+        <w:t xml:space="preserve">  372              key_name = key.decode("ascii", errors="replace") if isinstance(key, bytes) else str(key)</w:t>
+      </w:r>
+    </w:p>
+    <w:p>
+      <w:r>
+        <w:t xml:space="preserve">  373              if key_name.upper() == "UNSEEN":</w:t>
+      </w:r>
+    </w:p>
+    <w:p>
+      <w:r>
+        <w:t xml:space="preserve">  374                  return int(value)</w:t>
+      </w:r>
+    </w:p>
+    <w:p>
+      <w:r>
+        <w:t xml:space="preserve">  375          return 0</w:t>
       </w:r>
     </w:p>
     <w:p>
@@ -2548,17 +2578,17 @@
     </w:p>
     <w:p>
       <w:r>
-        <w:t xml:space="preserve">  374      @_reconnecting</w:t>
-      </w:r>
-    </w:p>
-    <w:p>
-      <w:r>
-        <w:t xml:space="preserve">  375      def fetch_summaries(self, limit: int = 50) -&gt; list[MessageSummary]:</w:t>
-      </w:r>
-    </w:p>
-    <w:p>
-      <w:r>
-        <w:t xml:space="preserve">  376          """Сводки последних `limit` писем уже выбранной папки.</w:t>
+        <w:t xml:space="preserve">  377      @_reconnecting</w:t>
+      </w:r>
+    </w:p>
+    <w:p>
+      <w:r>
+        <w:t xml:space="preserve">  378      def fetch_summaries(self, limit: int = 50) -&gt; list[MessageSummary]:</w:t>
+      </w:r>
+    </w:p>
+    <w:p>
+      <w:r>
+        <w:t xml:space="preserve">  379          """Сводки последних `limit` писем уже выбранной папки.</w:t>
       </w:r>
     </w:p>
     <w:p>
@@ -2568,37 +2598,37 @@
     </w:p>
     <w:p>
       <w:r>
-        <w:t xml:space="preserve">  378          Требует, чтобы перед этим была вызвана folder_message_count —</w:t>
-      </w:r>
-    </w:p>
-    <w:p>
-      <w:r>
-        <w:t xml:space="preserve">  379          отдельного SELECT здесь больше нет.</w:t>
-      </w:r>
-    </w:p>
-    <w:p>
-      <w:r>
-        <w:t xml:space="preserve">  380          """</w:t>
-      </w:r>
-    </w:p>
-    <w:p>
-      <w:r>
-        <w:t xml:space="preserve">  381          total = self._selected_exists</w:t>
-      </w:r>
-    </w:p>
-    <w:p>
-      <w:r>
-        <w:t xml:space="preserve">  382          if total == 0:</w:t>
-      </w:r>
-    </w:p>
-    <w:p>
-      <w:r>
-        <w:t xml:space="preserve">  383              return []</w:t>
-      </w:r>
-    </w:p>
-    <w:p>
-      <w:r>
-        <w:t xml:space="preserve">  384          start = max(1, total - limit + 1)</w:t>
+        <w:t xml:space="preserve">  381          Требует, чтобы перед этим была вызвана folder_message_count —</w:t>
+      </w:r>
+    </w:p>
+    <w:p>
+      <w:r>
+        <w:t xml:space="preserve">  382          отдельного SELECT здесь больше нет.</w:t>
+      </w:r>
+    </w:p>
+    <w:p>
+      <w:r>
+        <w:t xml:space="preserve">  383          """</w:t>
+      </w:r>
+    </w:p>
+    <w:p>
+      <w:r>
+        <w:t xml:space="preserve">  384          total = self._selected_exists</w:t>
+      </w:r>
+    </w:p>
+    <w:p>
+      <w:r>
+        <w:t xml:space="preserve">  385          if total == 0:</w:t>
+      </w:r>
+    </w:p>
+    <w:p>
+      <w:r>
+        <w:t xml:space="preserve">  386              return []</w:t>
+      </w:r>
+    </w:p>
+    <w:p>
+      <w:r>
+        <w:t xml:space="preserve">  387          start = max(1, total - limit + 1)</w:t>
       </w:r>
     </w:p>
     <w:p>
@@ -2608,52 +2638,52 @@
     </w:p>
     <w:p>
       <w:r>
-        <w:t xml:space="preserve">  386          # Порядковые номера, а не UID — иначе пришлось бы всё равно узнавать</w:t>
-      </w:r>
-    </w:p>
-    <w:p>
-      <w:r>
-        <w:t xml:space="preserve">  387          # реальные UID через SEARCH. UID запрашиваем отдельным полем: он</w:t>
-      </w:r>
-    </w:p>
-    <w:p>
-      <w:r>
-        <w:t xml:space="preserve">  388          # возвращается независимо от режима нумерации.</w:t>
-      </w:r>
-    </w:p>
-    <w:p>
-      <w:r>
-        <w:t xml:space="preserve">  389          self._client.use_uid = False</w:t>
-      </w:r>
-    </w:p>
-    <w:p>
-      <w:r>
-        <w:t xml:space="preserve">  390          try:</w:t>
-      </w:r>
-    </w:p>
-    <w:p>
-      <w:r>
-        <w:t xml:space="preserve">  391              response = self._client.fetch(</w:t>
-      </w:r>
-    </w:p>
-    <w:p>
-      <w:r>
-        <w:t xml:space="preserve">  392                  f"{start}:*", ["ENVELOPE", "UID", "FLAGS", "BODYSTRUCTURE", _HEADER_FIELDS]</w:t>
-      </w:r>
-    </w:p>
-    <w:p>
-      <w:r>
-        <w:t xml:space="preserve">  393              )</w:t>
-      </w:r>
-    </w:p>
-    <w:p>
-      <w:r>
-        <w:t xml:space="preserve">  394          finally:</w:t>
-      </w:r>
-    </w:p>
-    <w:p>
-      <w:r>
-        <w:t xml:space="preserve">  395              self._client.use_uid = True</w:t>
+        <w:t xml:space="preserve">  389          # Порядковые номера, а не UID — иначе пришлось бы всё равно узнавать</w:t>
+      </w:r>
+    </w:p>
+    <w:p>
+      <w:r>
+        <w:t xml:space="preserve">  390          # реальные UID через SEARCH. UID запрашиваем отдельным полем: он</w:t>
+      </w:r>
+    </w:p>
+    <w:p>
+      <w:r>
+        <w:t xml:space="preserve">  391          # возвращается независимо от режима нумерации.</w:t>
+      </w:r>
+    </w:p>
+    <w:p>
+      <w:r>
+        <w:t xml:space="preserve">  392          self._client.use_uid = False</w:t>
+      </w:r>
+    </w:p>
+    <w:p>
+      <w:r>
+        <w:t xml:space="preserve">  393          try:</w:t>
+      </w:r>
+    </w:p>
+    <w:p>
+      <w:r>
+        <w:t xml:space="preserve">  394              response = self._client.fetch(</w:t>
+      </w:r>
+    </w:p>
+    <w:p>
+      <w:r>
+        <w:t xml:space="preserve">  395                  f"{start}:*", ["ENVELOPE", "UID", "FLAGS", "BODYSTRUCTURE", _HEADER_FIELDS]</w:t>
+      </w:r>
+    </w:p>
+    <w:p>
+      <w:r>
+        <w:t xml:space="preserve">  396              )</w:t>
+      </w:r>
+    </w:p>
+    <w:p>
+      <w:r>
+        <w:t xml:space="preserve">  397          finally:</w:t>
+      </w:r>
+    </w:p>
+    <w:p>
+      <w:r>
+        <w:t xml:space="preserve">  398              self._client.use_uid = True</w:t>
       </w:r>
     </w:p>
     <w:p>
@@ -2663,12 +2693,12 @@
     </w:p>
     <w:p>
       <w:r>
-        <w:t xml:space="preserve">  397          by_seq = sorted(response.items(), key=lambda item: item[0], reverse=True)</w:t>
-      </w:r>
-    </w:p>
-    <w:p>
-      <w:r>
-        <w:t xml:space="preserve">  398          return [_to_summary(data) for _seq, data in by_seq]</w:t>
+        <w:t xml:space="preserve">  400          by_seq = sorted(response.items(), key=lambda item: item[0], reverse=True)</w:t>
+      </w:r>
+    </w:p>
+    <w:p>
+      <w:r>
+        <w:t xml:space="preserve">  401          return [_to_summary(data) for _seq, data in by_seq]</w:t>
       </w:r>
     </w:p>
     <w:p>
@@ -2678,17 +2708,17 @@
     </w:p>
     <w:p>
       <w:r>
-        <w:t xml:space="preserve">  400      def fetch_folder_summaries(self, folder: str = "INBOX", limit: int = 50) -&gt; list[MessageSummary]:</w:t>
-      </w:r>
-    </w:p>
-    <w:p>
-      <w:r>
-        <w:t xml:space="preserve">  401          self.folder_message_count(folder)</w:t>
-      </w:r>
-    </w:p>
-    <w:p>
-      <w:r>
-        <w:t xml:space="preserve">  402          return self.fetch_summaries(limit)</w:t>
+        <w:t xml:space="preserve">  403      def fetch_folder_summaries(self, folder: str = "INBOX", limit: int = 50) -&gt; list[MessageSummary]:</w:t>
+      </w:r>
+    </w:p>
+    <w:p>
+      <w:r>
+        <w:t xml:space="preserve">  404          self.folder_message_count(folder)</w:t>
+      </w:r>
+    </w:p>
+    <w:p>
+      <w:r>
+        <w:t xml:space="preserve">  405          return self.fetch_summaries(limit)</w:t>
       </w:r>
     </w:p>
     <w:p>
@@ -2698,52 +2728,77 @@
     </w:p>
     <w:p>
       <w:r>
-        <w:t xml:space="preserve">  404      @_reconnecting</w:t>
-      </w:r>
-    </w:p>
-    <w:p>
-      <w:r>
-        <w:t xml:space="preserve">  405      def search_uids(self, folder: str, *, before=None) -&gt; list[int]:</w:t>
-      </w:r>
-    </w:p>
-    <w:p>
-      <w:r>
-        <w:t xml:space="preserve">  406          """UID всех писем папки (или только тех, что старше даты `before`) —</w:t>
-      </w:r>
-    </w:p>
-    <w:p>
-      <w:r>
-        <w:t xml:space="preserve">  407          в отличие от fetch_summaries/fetch_folder_summaries это не</w:t>
-      </w:r>
-    </w:p>
-    <w:p>
-      <w:r>
-        <w:t xml:space="preserve">  408          ограничено последними `limit` письмами: нужно для массовой</w:t>
-      </w:r>
-    </w:p>
-    <w:p>
-      <w:r>
-        <w:t xml:space="preserve">  409          выгрузки в архив (вся папка / всё до даты), где важна ПОЛНАЯ папка,</w:t>
-      </w:r>
-    </w:p>
-    <w:p>
-      <w:r>
-        <w:t xml:space="preserve">  410          а не то, что сейчас показано в таблице."""</w:t>
-      </w:r>
-    </w:p>
-    <w:p>
-      <w:r>
-        <w:t xml:space="preserve">  411          self._select(folder)</w:t>
-      </w:r>
-    </w:p>
-    <w:p>
-      <w:r>
-        <w:t xml:space="preserve">  412          criteria = ["BEFORE", before.strftime("%d-%b-%Y")] if before else "ALL"</w:t>
-      </w:r>
-    </w:p>
-    <w:p>
-      <w:r>
-        <w:t xml:space="preserve">  413          return list(self._client.search(criteria))</w:t>
+        <w:t xml:space="preserve">  407      @_reconnecting</w:t>
+      </w:r>
+    </w:p>
+    <w:p>
+      <w:r>
+        <w:t xml:space="preserve">  408      def folder_status(self, folder: str) -&gt; tuple[int, int]:</w:t>
+      </w:r>
+    </w:p>
+    <w:p>
+      <w:r>
+        <w:t xml:space="preserve">  409          """(UIDVALIDITY, число писем) через STATUS — без SELECT и без</w:t>
+      </w:r>
+    </w:p>
+    <w:p>
+      <w:r>
+        <w:t xml:space="preserve">  410          сканирования; UIDVALIDITY нужен полной синхронизации: если сервер</w:t>
+      </w:r>
+    </w:p>
+    <w:p>
+      <w:r>
+        <w:t xml:space="preserve">  411          перевыдал UID, локальную копию папки надо перестроить."""</w:t>
+      </w:r>
+    </w:p>
+    <w:p>
+      <w:r>
+        <w:t xml:space="preserve">  412          status = self._client.folder_status(folder, ["UIDVALIDITY", "MESSAGES"])</w:t>
+      </w:r>
+    </w:p>
+    <w:p>
+      <w:r>
+        <w:t xml:space="preserve">  413          validity = 0</w:t>
+      </w:r>
+    </w:p>
+    <w:p>
+      <w:r>
+        <w:t xml:space="preserve">  414          messages = 0</w:t>
+      </w:r>
+    </w:p>
+    <w:p>
+      <w:r>
+        <w:t xml:space="preserve">  415          for key, value in status.items():</w:t>
+      </w:r>
+    </w:p>
+    <w:p>
+      <w:r>
+        <w:t xml:space="preserve">  416              name = key.decode("ascii", errors="replace") if isinstance(key, bytes) else str(key)</w:t>
+      </w:r>
+    </w:p>
+    <w:p>
+      <w:r>
+        <w:t xml:space="preserve">  417              if name.upper() == "UIDVALIDITY":</w:t>
+      </w:r>
+    </w:p>
+    <w:p>
+      <w:r>
+        <w:t xml:space="preserve">  418                  validity = int(value)</w:t>
+      </w:r>
+    </w:p>
+    <w:p>
+      <w:r>
+        <w:t xml:space="preserve">  419              elif name.upper() == "MESSAGES":</w:t>
+      </w:r>
+    </w:p>
+    <w:p>
+      <w:r>
+        <w:t xml:space="preserve">  420                  messages = int(value)</w:t>
+      </w:r>
+    </w:p>
+    <w:p>
+      <w:r>
+        <w:t xml:space="preserve">  421          return validity, messages</w:t>
       </w:r>
     </w:p>
     <w:p>
@@ -2753,12 +2808,102 @@
     </w:p>
     <w:p>
       <w:r>
-        <w:t xml:space="preserve">  415      def fetch_message_content(self, folder: str, uid: int) -&gt; MessageContent:</w:t>
-      </w:r>
-    </w:p>
-    <w:p>
-      <w:r>
-        <w:t xml:space="preserve">  416          return extract_content(message_from_bytes(self.fetch_message_raw(folder, uid)))</w:t>
+        <w:t xml:space="preserve">  423      @_reconnecting</w:t>
+      </w:r>
+    </w:p>
+    <w:p>
+      <w:r>
+        <w:t xml:space="preserve">  424      def fetch_summaries_by_uids(self, folder: str, uids: list[int]) -&gt; list[MessageSummary]:</w:t>
+      </w:r>
+    </w:p>
+    <w:p>
+      <w:r>
+        <w:t xml:space="preserve">  425          """Сводки конкретных писем по UID (полная синхронизация качает</w:t>
+      </w:r>
+    </w:p>
+    <w:p>
+      <w:r>
+        <w:t xml:space="preserve">  426          заголовки порциями, от новых к старым). RFC822.SIZE — чтобы решить,</w:t>
+      </w:r>
+    </w:p>
+    <w:p>
+      <w:r>
+        <w:t xml:space="preserve">  427          качать ли тело сразу."""</w:t>
+      </w:r>
+    </w:p>
+    <w:p>
+      <w:r>
+        <w:t xml:space="preserve">  428          if not uids:</w:t>
+      </w:r>
+    </w:p>
+    <w:p>
+      <w:r>
+        <w:t xml:space="preserve">  429              return []</w:t>
+      </w:r>
+    </w:p>
+    <w:p>
+      <w:r>
+        <w:t xml:space="preserve">  430          self._select(folder)</w:t>
+      </w:r>
+    </w:p>
+    <w:p>
+      <w:r>
+        <w:t xml:space="preserve">  431          response = self._client.fetch(</w:t>
+      </w:r>
+    </w:p>
+    <w:p>
+      <w:r>
+        <w:t xml:space="preserve">  432              list(uids), ["ENVELOPE", "UID", "FLAGS", "BODYSTRUCTURE", "RFC822.SIZE", _HEADER_FIELDS]</w:t>
+      </w:r>
+    </w:p>
+    <w:p>
+      <w:r>
+        <w:t xml:space="preserve">  433          )</w:t>
+      </w:r>
+    </w:p>
+    <w:p>
+      <w:r>
+        <w:t xml:space="preserve">  434          summaries = []</w:t>
+      </w:r>
+    </w:p>
+    <w:p>
+      <w:r>
+        <w:t xml:space="preserve">  435          for key, data in sorted(response.items(), key=lambda item: item[0], reverse=True):</w:t>
+      </w:r>
+    </w:p>
+    <w:p>
+      <w:r>
+        <w:t xml:space="preserve">  436              if b"ENVELOPE" not in data:</w:t>
+      </w:r>
+    </w:p>
+    <w:p>
+      <w:r>
+        <w:t xml:space="preserve">  437                  continue</w:t>
+      </w:r>
+    </w:p>
+    <w:p>
+      <w:r>
+        <w:t xml:space="preserve">  438              # В UID-режиме imapclient ключом ответа и есть UID, а поле UID в</w:t>
+      </w:r>
+    </w:p>
+    <w:p>
+      <w:r>
+        <w:t xml:space="preserve">  439              # данных может отсутствовать (реальный Dovecot) — подставляем.</w:t>
+      </w:r>
+    </w:p>
+    <w:p>
+      <w:r>
+        <w:t xml:space="preserve">  440              data.setdefault(b"UID", key)</w:t>
+      </w:r>
+    </w:p>
+    <w:p>
+      <w:r>
+        <w:t xml:space="preserve">  441              summaries.append(_to_summary(data))</w:t>
+      </w:r>
+    </w:p>
+    <w:p>
+      <w:r>
+        <w:t xml:space="preserve">  442          return summaries</w:t>
       </w:r>
     </w:p>
     <w:p>
@@ -2768,42 +2913,102 @@
     </w:p>
     <w:p>
       <w:r>
-        <w:t xml:space="preserve">  418      @_reconnecting</w:t>
-      </w:r>
-    </w:p>
-    <w:p>
-      <w:r>
-        <w:t xml:space="preserve">  419      def fetch_message_raw(self, folder: str, uid: int) -&gt; bytes:</w:t>
-      </w:r>
-    </w:p>
-    <w:p>
-      <w:r>
-        <w:t xml:space="preserve">  420          """Полный RFC 822 письма как есть — нужен для выгрузки в архив без</w:t>
-      </w:r>
-    </w:p>
-    <w:p>
-      <w:r>
-        <w:t xml:space="preserve">  421          потерь (в отличие от fetch_message_content, который уже разобрал бы</w:t>
-      </w:r>
-    </w:p>
-    <w:p>
-      <w:r>
-        <w:t xml:space="preserve">  422          текст/вложения и потерял бы всё остальное, например точные заголовки)."""</w:t>
-      </w:r>
-    </w:p>
-    <w:p>
-      <w:r>
-        <w:t xml:space="preserve">  423          self._select(folder)</w:t>
-      </w:r>
-    </w:p>
-    <w:p>
-      <w:r>
-        <w:t xml:space="preserve">  424          response = self._client.fetch([uid], ["BODY.PEEK[]"])</w:t>
-      </w:r>
-    </w:p>
-    <w:p>
-      <w:r>
-        <w:t xml:space="preserve">  425          return response[uid][b"BODY[]"]</w:t>
+        <w:t xml:space="preserve">  444      @_reconnecting</w:t>
+      </w:r>
+    </w:p>
+    <w:p>
+      <w:r>
+        <w:t xml:space="preserve">  445      def fetch_flags(self, folder: str, uids: list[int]) -&gt; dict[int, tuple[bool, bool, str | None]]:</w:t>
+      </w:r>
+    </w:p>
+    <w:p>
+      <w:r>
+        <w:t xml:space="preserve">  446          """uid → (прочитано, отвечено, маркер) для уже известных писем —</w:t>
+      </w:r>
+    </w:p>
+    <w:p>
+      <w:r>
+        <w:t xml:space="preserve">  447          дешёвый способ подхватить чужие изменения флагов (другой клиент,</w:t>
+      </w:r>
+    </w:p>
+    <w:p>
+      <w:r>
+        <w:t xml:space="preserve">  448          веб-интерфейс) без повторной загрузки заголовков."""</w:t>
+      </w:r>
+    </w:p>
+    <w:p>
+      <w:r>
+        <w:t xml:space="preserve">  449          if not uids:</w:t>
+      </w:r>
+    </w:p>
+    <w:p>
+      <w:r>
+        <w:t xml:space="preserve">  450              return {}</w:t>
+      </w:r>
+    </w:p>
+    <w:p>
+      <w:r>
+        <w:t xml:space="preserve">  451          self._select(folder)</w:t>
+      </w:r>
+    </w:p>
+    <w:p>
+      <w:r>
+        <w:t xml:space="preserve">  452          response = self._client.fetch(list(uids), ["FLAGS"])</w:t>
+      </w:r>
+    </w:p>
+    <w:p>
+      <w:r>
+        <w:t xml:space="preserve">  453          result: dict[int, tuple[bool, bool, str | None]] = {}</w:t>
+      </w:r>
+    </w:p>
+    <w:p>
+      <w:r>
+        <w:t xml:space="preserve">  454          for key, data in response.items():</w:t>
+      </w:r>
+    </w:p>
+    <w:p>
+      <w:r>
+        <w:t xml:space="preserve">  455              uid = data.get(b"UID", key)</w:t>
+      </w:r>
+    </w:p>
+    <w:p>
+      <w:r>
+        <w:t xml:space="preserve">  456              if uid is None:</w:t>
+      </w:r>
+    </w:p>
+    <w:p>
+      <w:r>
+        <w:t xml:space="preserve">  457                  continue</w:t>
+      </w:r>
+    </w:p>
+    <w:p>
+      <w:r>
+        <w:t xml:space="preserve">  458              flags = data.get(b"FLAGS", ())</w:t>
+      </w:r>
+    </w:p>
+    <w:p>
+      <w:r>
+        <w:t xml:space="preserve">  459              marker = join_markers(_COLOR_BY_KEYWORD[f] for f in flags if f in _COLOR_BY_KEYWORD)</w:t>
+      </w:r>
+    </w:p>
+    <w:p>
+      <w:r>
+        <w:t xml:space="preserve">  460              if marker is None and b"\\Flagged" in flags:</w:t>
+      </w:r>
+    </w:p>
+    <w:p>
+      <w:r>
+        <w:t xml:space="preserve">  461                  marker = "red"</w:t>
+      </w:r>
+    </w:p>
+    <w:p>
+      <w:r>
+        <w:t xml:space="preserve">  462              result[int(uid)] = (b"\\Seen" in flags, b"\\Answered" in flags, marker)</w:t>
+      </w:r>
+    </w:p>
+    <w:p>
+      <w:r>
+        <w:t xml:space="preserve">  463          return result</w:t>
       </w:r>
     </w:p>
     <w:p>
@@ -2813,37 +3018,52 @@
     </w:p>
     <w:p>
       <w:r>
-        <w:t xml:space="preserve">  427      @_reconnecting</w:t>
-      </w:r>
-    </w:p>
-    <w:p>
-      <w:r>
-        <w:t xml:space="preserve">  428      def set_read(self, folder: str, uid: int, read: bool) -&gt; None:</w:t>
-      </w:r>
-    </w:p>
-    <w:p>
-      <w:r>
-        <w:t xml:space="preserve">  429          self._select(folder)</w:t>
-      </w:r>
-    </w:p>
-    <w:p>
-      <w:r>
-        <w:t xml:space="preserve">  430          if read:</w:t>
-      </w:r>
-    </w:p>
-    <w:p>
-      <w:r>
-        <w:t xml:space="preserve">  431              self._client.add_flags([uid], [b"\\Seen"])</w:t>
-      </w:r>
-    </w:p>
-    <w:p>
-      <w:r>
-        <w:t xml:space="preserve">  432          else:</w:t>
-      </w:r>
-    </w:p>
-    <w:p>
-      <w:r>
-        <w:t xml:space="preserve">  433              self._client.remove_flags([uid], [b"\\Seen"])</w:t>
+        <w:t xml:space="preserve">  465      @_reconnecting</w:t>
+      </w:r>
+    </w:p>
+    <w:p>
+      <w:r>
+        <w:t xml:space="preserve">  466      def search_uids(self, folder: str, *, before=None) -&gt; list[int]:</w:t>
+      </w:r>
+    </w:p>
+    <w:p>
+      <w:r>
+        <w:t xml:space="preserve">  467          """UID всех писем папки (или только тех, что старше даты `before`) —</w:t>
+      </w:r>
+    </w:p>
+    <w:p>
+      <w:r>
+        <w:t xml:space="preserve">  468          в отличие от fetch_summaries/fetch_folder_summaries это не</w:t>
+      </w:r>
+    </w:p>
+    <w:p>
+      <w:r>
+        <w:t xml:space="preserve">  469          ограничено последними `limit` письмами: нужно для массовой</w:t>
+      </w:r>
+    </w:p>
+    <w:p>
+      <w:r>
+        <w:t xml:space="preserve">  470          выгрузки в архив (вся папка / всё до даты), где важна ПОЛНАЯ папка,</w:t>
+      </w:r>
+    </w:p>
+    <w:p>
+      <w:r>
+        <w:t xml:space="preserve">  471          а не то, что сейчас показано в таблице."""</w:t>
+      </w:r>
+    </w:p>
+    <w:p>
+      <w:r>
+        <w:t xml:space="preserve">  472          self._select(folder)</w:t>
+      </w:r>
+    </w:p>
+    <w:p>
+      <w:r>
+        <w:t xml:space="preserve">  473          criteria = ["BEFORE", before.strftime("%d-%b-%Y")] if before else "ALL"</w:t>
+      </w:r>
+    </w:p>
+    <w:p>
+      <w:r>
+        <w:t xml:space="preserve">  474          return list(self._client.search(criteria))</w:t>
       </w:r>
     </w:p>
     <w:p>
@@ -2853,37 +3073,12 @@
     </w:p>
     <w:p>
       <w:r>
-        <w:t xml:space="preserve">  435      @_reconnecting</w:t>
-      </w:r>
-    </w:p>
-    <w:p>
-      <w:r>
-        <w:t xml:space="preserve">  436      def set_answered(self, folder: str, uid: int) -&gt; None:</w:t>
-      </w:r>
-    </w:p>
-    <w:p>
-      <w:r>
-        <w:t xml:space="preserve">  437          """Ставит стандартный флаг \\Answered на письмо, на которое только</w:t>
-      </w:r>
-    </w:p>
-    <w:p>
-      <w:r>
-        <w:t xml:space="preserve">  438          что был отправлен ответ — не снимается обратно (как и в других</w:t>
-      </w:r>
-    </w:p>
-    <w:p>
-      <w:r>
-        <w:t xml:space="preserve">  439          почтовых клиентах, "ответили" необратимо для этого письма)."""</w:t>
-      </w:r>
-    </w:p>
-    <w:p>
-      <w:r>
-        <w:t xml:space="preserve">  440          self._select(folder)</w:t>
-      </w:r>
-    </w:p>
-    <w:p>
-      <w:r>
-        <w:t xml:space="preserve">  441          self._client.add_flags([uid], [b"\\Answered"])</w:t>
+        <w:t xml:space="preserve">  476      def fetch_message_content(self, folder: str, uid: int) -&gt; MessageContent:</w:t>
+      </w:r>
+    </w:p>
+    <w:p>
+      <w:r>
+        <w:t xml:space="preserve">  477          return extract_content(message_from_bytes(self.fetch_message_raw(folder, uid)))</w:t>
       </w:r>
     </w:p>
     <w:p>
@@ -2893,17 +3088,42 @@
     </w:p>
     <w:p>
       <w:r>
-        <w:t xml:space="preserve">  443      @_reconnecting</w:t>
-      </w:r>
-    </w:p>
-    <w:p>
-      <w:r>
-        <w:t xml:space="preserve">  444      def set_marker(self, folder: str, uid: int, color: str | None, *, previous_color=UNKNOWN_MARKER) -&gt; None:</w:t>
-      </w:r>
-    </w:p>
-    <w:p>
-      <w:r>
-        <w:t xml:space="preserve">  445          """Ставит/снимает \\Flagged + наш цветной keyword-флаг.</w:t>
+        <w:t xml:space="preserve">  479      @_reconnecting</w:t>
+      </w:r>
+    </w:p>
+    <w:p>
+      <w:r>
+        <w:t xml:space="preserve">  480      def fetch_message_raw(self, folder: str, uid: int) -&gt; bytes:</w:t>
+      </w:r>
+    </w:p>
+    <w:p>
+      <w:r>
+        <w:t xml:space="preserve">  481          """Полный RFC 822 письма как есть — нужен для выгрузки в архив без</w:t>
+      </w:r>
+    </w:p>
+    <w:p>
+      <w:r>
+        <w:t xml:space="preserve">  482          потерь (в отличие от fetch_message_content, который уже разобрал бы</w:t>
+      </w:r>
+    </w:p>
+    <w:p>
+      <w:r>
+        <w:t xml:space="preserve">  483          текст/вложения и потерял бы всё остальное, например точные заголовки)."""</w:t>
+      </w:r>
+    </w:p>
+    <w:p>
+      <w:r>
+        <w:t xml:space="preserve">  484          self._select(folder)</w:t>
+      </w:r>
+    </w:p>
+    <w:p>
+      <w:r>
+        <w:t xml:space="preserve">  485          response = self._client.fetch([uid], ["BODY.PEEK[]"])</w:t>
+      </w:r>
+    </w:p>
+    <w:p>
+      <w:r>
+        <w:t xml:space="preserve">  486          return response[uid][b"BODY[]"]</w:t>
       </w:r>
     </w:p>
     <w:p>
@@ -2913,52 +3133,37 @@
     </w:p>
     <w:p>
       <w:r>
-        <w:t xml:space="preserve">  447          Gmail принимает произвольные keyword-флаги без вопросов, но</w:t>
-      </w:r>
-    </w:p>
-    <w:p>
-      <w:r>
-        <w:t xml:space="preserve">  448          реальный корпоративный сервер (обнаружено на VK Mail) отвечает</w:t>
-      </w:r>
-    </w:p>
-    <w:p>
-      <w:r>
-        <w:t xml:space="preserve">  449          "BAD [PARSE] Unable to parse flag" на STORE с несколькими нашими</w:t>
-      </w:r>
-    </w:p>
-    <w:p>
-      <w:r>
-        <w:t xml:space="preserve">  450          keyword'ами разом — по всей видимости, сервер не разрешает</w:t>
-      </w:r>
-    </w:p>
-    <w:p>
-      <w:r>
-        <w:t xml:space="preserve">  451          произвольные (не объявленные в PERMANENTFLAGS) keyword-флаги</w:t>
-      </w:r>
-    </w:p>
-    <w:p>
-      <w:r>
-        <w:t xml:space="preserve">  452          вообще. Поэтому: (1) снимаем/ставим keyword'ы по одному, а не</w:t>
-      </w:r>
-    </w:p>
-    <w:p>
-      <w:r>
-        <w:t xml:space="preserve">  453          разом — один отклонённый не должен мешать остальным; (2) если</w:t>
-      </w:r>
-    </w:p>
-    <w:p>
-      <w:r>
-        <w:t xml:space="preserve">  454          сервер в принципе не принимает цветной keyword, тихо откатываемся</w:t>
-      </w:r>
-    </w:p>
-    <w:p>
-      <w:r>
-        <w:t xml:space="preserve">  455          на стандартный \\Flagged, чтобы разметка не ломалась полностью</w:t>
-      </w:r>
-    </w:p>
-    <w:p>
-      <w:r>
-        <w:t xml:space="preserve">  456          из-за того, что сервер не умеет в цвета.</w:t>
+        <w:t xml:space="preserve">  488      @_reconnecting</w:t>
+      </w:r>
+    </w:p>
+    <w:p>
+      <w:r>
+        <w:t xml:space="preserve">  489      def set_read(self, folder: str, uid: int, read: bool) -&gt; None:</w:t>
+      </w:r>
+    </w:p>
+    <w:p>
+      <w:r>
+        <w:t xml:space="preserve">  490          self._select(folder)</w:t>
+      </w:r>
+    </w:p>
+    <w:p>
+      <w:r>
+        <w:t xml:space="preserve">  491          if read:</w:t>
+      </w:r>
+    </w:p>
+    <w:p>
+      <w:r>
+        <w:t xml:space="preserve">  492              self._client.add_flags([uid], [b"\\Seen"])</w:t>
+      </w:r>
+    </w:p>
+    <w:p>
+      <w:r>
+        <w:t xml:space="preserve">  493          else:</w:t>
+      </w:r>
+    </w:p>
+    <w:p>
+      <w:r>
+        <w:t xml:space="preserve">  494              self._client.remove_flags([uid], [b"\\Seen"])</w:t>
       </w:r>
     </w:p>
     <w:p>
@@ -2968,107 +3173,37 @@
     </w:p>
     <w:p>
       <w:r>
-        <w:t xml:space="preserve">  458          `previous_color` — если вызывающий код уже знает текущий маркер</w:t>
-      </w:r>
-    </w:p>
-    <w:p>
-      <w:r>
-        <w:t xml:space="preserve">  459          (обычно да — он же его и показывает в таблице), снимаем ТОЛЬКО</w:t>
-      </w:r>
-    </w:p>
-    <w:p>
-      <w:r>
-        <w:t xml:space="preserve">  460          этот один keyword вместо того, чтобы вслепую пытаться снять все</w:t>
-      </w:r>
-    </w:p>
-    <w:p>
-      <w:r>
-        <w:t xml:space="preserve">  461          6 возможных цветов на каждую смену маркера. На реальном сервере с</w:t>
-      </w:r>
-    </w:p>
-    <w:p>
-      <w:r>
-        <w:t xml:space="preserve">  462          заметной сетевой задержкой это была разница между 1-2 round trip'ами</w:t>
-      </w:r>
-    </w:p>
-    <w:p>
-      <w:r>
-        <w:t xml:space="preserve">  463          и 6 (жалоба: "маркер на письмах устанавливается очень долго").</w:t>
-      </w:r>
-    </w:p>
-    <w:p>
-      <w:r>
-        <w:t xml:space="preserve">  464          Если previous_color не передан — поведение как раньше (безопасный,</w:t>
-      </w:r>
-    </w:p>
-    <w:p>
-      <w:r>
-        <w:t xml:space="preserve">  465          но медленный вариант "снять всё возможное")."""</w:t>
-      </w:r>
-    </w:p>
-    <w:p>
-      <w:r>
-        <w:t xml:space="preserve">  466          if previous_color is not UNKNOWN_MARKER and previous_color == color:</w:t>
-      </w:r>
-    </w:p>
-    <w:p>
-      <w:r>
-        <w:t xml:space="preserve">  467              return  # уже в нужном состоянии — нечего менять, даже SELECT не нужен</w:t>
-      </w:r>
-    </w:p>
-    <w:p>
-      <w:r>
-        <w:t xml:space="preserve">  468          self._select(folder)</w:t>
-      </w:r>
-    </w:p>
-    <w:p>
-      <w:r>
-        <w:t xml:space="preserve">  469          all_keywords = list(MARKER_COLORS.values())</w:t>
-      </w:r>
-    </w:p>
-    <w:p>
-      <w:r>
-        <w:t xml:space="preserve">  470          # `color`/`previous_color` — один цвет или несколько через запятую</w:t>
-      </w:r>
-    </w:p>
-    <w:p>
-      <w:r>
-        <w:t xml:space="preserve">  471          # (см. split_markers): на письме может быть несколько маркеров.</w:t>
-      </w:r>
-    </w:p>
-    <w:p>
-      <w:r>
-        <w:t xml:space="preserve">  472          new_keywords = [MARKER_COLORS[c] for c in split_markers(color) if c in MARKER_COLORS]</w:t>
-      </w:r>
-    </w:p>
-    <w:p>
-      <w:r>
-        <w:t xml:space="preserve">  473          if previous_color is UNKNOWN_MARKER:</w:t>
-      </w:r>
-    </w:p>
-    <w:p>
-      <w:r>
-        <w:t xml:space="preserve">  474              to_remove = list(all_keywords)</w:t>
-      </w:r>
-    </w:p>
-    <w:p>
-      <w:r>
-        <w:t xml:space="preserve">  475          elif previous_color is None:</w:t>
-      </w:r>
-    </w:p>
-    <w:p>
-      <w:r>
-        <w:t xml:space="preserve">  476              to_remove = []  # маркера не было — снимать нечего, кроме самого нового keyword'а ниже не нужно</w:t>
-      </w:r>
-    </w:p>
-    <w:p>
-      <w:r>
-        <w:t xml:space="preserve">  477          else:</w:t>
-      </w:r>
-    </w:p>
-    <w:p>
-      <w:r>
-        <w:t xml:space="preserve">  478              to_remove = [MARKER_COLORS[c] for c in split_markers(previous_color) if c in MARKER_COLORS]</w:t>
+        <w:t xml:space="preserve">  496      @_reconnecting</w:t>
+      </w:r>
+    </w:p>
+    <w:p>
+      <w:r>
+        <w:t xml:space="preserve">  497      def set_answered(self, folder: str, uid: int) -&gt; None:</w:t>
+      </w:r>
+    </w:p>
+    <w:p>
+      <w:r>
+        <w:t xml:space="preserve">  498          """Ставит стандартный флаг \\Answered на письмо, на которое только</w:t>
+      </w:r>
+    </w:p>
+    <w:p>
+      <w:r>
+        <w:t xml:space="preserve">  499          что был отправлен ответ — не снимается обратно (как и в других</w:t>
+      </w:r>
+    </w:p>
+    <w:p>
+      <w:r>
+        <w:t xml:space="preserve">  500          почтовых клиентах, "ответили" необратимо для этого письма)."""</w:t>
+      </w:r>
+    </w:p>
+    <w:p>
+      <w:r>
+        <w:t xml:space="preserve">  501          self._select(folder)</w:t>
+      </w:r>
+    </w:p>
+    <w:p>
+      <w:r>
+        <w:t xml:space="preserve">  502          self._client.add_flags([uid], [b"\\Answered"])</w:t>
       </w:r>
     </w:p>
     <w:p>
@@ -3078,42 +3213,17 @@
     </w:p>
     <w:p>
       <w:r>
-        <w:t xml:space="preserve">  480          if not new_keywords:</w:t>
-      </w:r>
-    </w:p>
-    <w:p>
-      <w:r>
-        <w:t xml:space="preserve">  481              self._remove_flags_best_effort(uid, [b"\\Flagged", *to_remove])</w:t>
-      </w:r>
-    </w:p>
-    <w:p>
-      <w:r>
-        <w:t xml:space="preserve">  482              return</w:t>
-      </w:r>
-    </w:p>
-    <w:p>
-      <w:r>
-        <w:t xml:space="preserve">  483          self._remove_flags_best_effort(uid, [k for k in to_remove if k not in new_keywords])</w:t>
-      </w:r>
-    </w:p>
-    <w:p>
-      <w:r>
-        <w:t xml:space="preserve">  484          try:</w:t>
-      </w:r>
-    </w:p>
-    <w:p>
-      <w:r>
-        <w:t xml:space="preserve">  485              self._client.add_flags([uid], [b"\\Flagged", *new_keywords])</w:t>
-      </w:r>
-    </w:p>
-    <w:p>
-      <w:r>
-        <w:t xml:space="preserve">  486          except IMAPClientError:</w:t>
-      </w:r>
-    </w:p>
-    <w:p>
-      <w:r>
-        <w:t xml:space="preserve">  487              self._client.add_flags([uid], [b"\\Flagged"])</w:t>
+        <w:t xml:space="preserve">  504      @_reconnecting</w:t>
+      </w:r>
+    </w:p>
+    <w:p>
+      <w:r>
+        <w:t xml:space="preserve">  505      def set_marker(self, folder: str, uid: int, color: str | None, *, previous_color=UNKNOWN_MARKER) -&gt; None:</w:t>
+      </w:r>
+    </w:p>
+    <w:p>
+      <w:r>
+        <w:t xml:space="preserve">  506          """Ставит/снимает \\Flagged + наш цветной keyword-флаг.</w:t>
       </w:r>
     </w:p>
     <w:p>
@@ -3123,32 +3233,52 @@
     </w:p>
     <w:p>
       <w:r>
-        <w:t xml:space="preserve">  489      def _remove_flags_best_effort(self, uid: int, flags: list[bytes]) -&gt; None:</w:t>
-      </w:r>
-    </w:p>
-    <w:p>
-      <w:r>
-        <w:t xml:space="preserve">  490          for flag in flags:</w:t>
-      </w:r>
-    </w:p>
-    <w:p>
-      <w:r>
-        <w:t xml:space="preserve">  491              try:</w:t>
-      </w:r>
-    </w:p>
-    <w:p>
-      <w:r>
-        <w:t xml:space="preserve">  492                  self._client.remove_flags([uid], [flag])</w:t>
-      </w:r>
-    </w:p>
-    <w:p>
-      <w:r>
-        <w:t xml:space="preserve">  493              except IMAPClientError:</w:t>
-      </w:r>
-    </w:p>
-    <w:p>
-      <w:r>
-        <w:t xml:space="preserve">  494                  pass  # флаг и так не поддерживается/не был установлен — не критично</w:t>
+        <w:t xml:space="preserve">  508          Gmail принимает произвольные keyword-флаги без вопросов, но</w:t>
+      </w:r>
+    </w:p>
+    <w:p>
+      <w:r>
+        <w:t xml:space="preserve">  509          реальный корпоративный сервер (обнаружено на VK Mail) отвечает</w:t>
+      </w:r>
+    </w:p>
+    <w:p>
+      <w:r>
+        <w:t xml:space="preserve">  510          "BAD [PARSE] Unable to parse flag" на STORE с несколькими нашими</w:t>
+      </w:r>
+    </w:p>
+    <w:p>
+      <w:r>
+        <w:t xml:space="preserve">  511          keyword'ами разом — по всей видимости, сервер не разрешает</w:t>
+      </w:r>
+    </w:p>
+    <w:p>
+      <w:r>
+        <w:t xml:space="preserve">  512          произвольные (не объявленные в PERMANENTFLAGS) keyword-флаги</w:t>
+      </w:r>
+    </w:p>
+    <w:p>
+      <w:r>
+        <w:t xml:space="preserve">  513          вообще. Поэтому: (1) снимаем/ставим keyword'ы по одному, а не</w:t>
+      </w:r>
+    </w:p>
+    <w:p>
+      <w:r>
+        <w:t xml:space="preserve">  514          разом — один отклонённый не должен мешать остальным; (2) если</w:t>
+      </w:r>
+    </w:p>
+    <w:p>
+      <w:r>
+        <w:t xml:space="preserve">  515          сервер в принципе не принимает цветной keyword, тихо откатываемся</w:t>
+      </w:r>
+    </w:p>
+    <w:p>
+      <w:r>
+        <w:t xml:space="preserve">  516          на стандартный \\Flagged, чтобы разметка не ломалась полностью</w:t>
+      </w:r>
+    </w:p>
+    <w:p>
+      <w:r>
+        <w:t xml:space="preserve">  517          из-за того, что сервер не умеет в цвета.</w:t>
       </w:r>
     </w:p>
     <w:p>
@@ -3158,22 +3288,107 @@
     </w:p>
     <w:p>
       <w:r>
-        <w:t xml:space="preserve">  496      @_reconnecting</w:t>
-      </w:r>
-    </w:p>
-    <w:p>
-      <w:r>
-        <w:t xml:space="preserve">  497      def move_messages(self, folder: str, uids: list[int], target_folder: str) -&gt; None:</w:t>
-      </w:r>
-    </w:p>
-    <w:p>
-      <w:r>
-        <w:t xml:space="preserve">  498          """Переносит письма в другую папку (например, в корзину) — атомарно,</w:t>
-      </w:r>
-    </w:p>
-    <w:p>
-      <w:r>
-        <w:t xml:space="preserve">  499          если сервер поддерживает MOVE (RFC 6851), иначе COPY + удаление.</w:t>
+        <w:t xml:space="preserve">  519          `previous_color` — если вызывающий код уже знает текущий маркер</w:t>
+      </w:r>
+    </w:p>
+    <w:p>
+      <w:r>
+        <w:t xml:space="preserve">  520          (обычно да — он же его и показывает в таблице), снимаем ТОЛЬКО</w:t>
+      </w:r>
+    </w:p>
+    <w:p>
+      <w:r>
+        <w:t xml:space="preserve">  521          этот один keyword вместо того, чтобы вслепую пытаться снять все</w:t>
+      </w:r>
+    </w:p>
+    <w:p>
+      <w:r>
+        <w:t xml:space="preserve">  522          6 возможных цветов на каждую смену маркера. На реальном сервере с</w:t>
+      </w:r>
+    </w:p>
+    <w:p>
+      <w:r>
+        <w:t xml:space="preserve">  523          заметной сетевой задержкой это была разница между 1-2 round trip'ами</w:t>
+      </w:r>
+    </w:p>
+    <w:p>
+      <w:r>
+        <w:t xml:space="preserve">  524          и 6 (жалоба: "маркер на письмах устанавливается очень долго").</w:t>
+      </w:r>
+    </w:p>
+    <w:p>
+      <w:r>
+        <w:t xml:space="preserve">  525          Если previous_color не передан — поведение как раньше (безопасный,</w:t>
+      </w:r>
+    </w:p>
+    <w:p>
+      <w:r>
+        <w:t xml:space="preserve">  526          но медленный вариант "снять всё возможное")."""</w:t>
+      </w:r>
+    </w:p>
+    <w:p>
+      <w:r>
+        <w:t xml:space="preserve">  527          if previous_color is not UNKNOWN_MARKER and previous_color == color:</w:t>
+      </w:r>
+    </w:p>
+    <w:p>
+      <w:r>
+        <w:t xml:space="preserve">  528              return  # уже в нужном состоянии — нечего менять, даже SELECT не нужен</w:t>
+      </w:r>
+    </w:p>
+    <w:p>
+      <w:r>
+        <w:t xml:space="preserve">  529          self._select(folder)</w:t>
+      </w:r>
+    </w:p>
+    <w:p>
+      <w:r>
+        <w:t xml:space="preserve">  530          all_keywords = list(MARKER_COLORS.values())</w:t>
+      </w:r>
+    </w:p>
+    <w:p>
+      <w:r>
+        <w:t xml:space="preserve">  531          # `color`/`previous_color` — один цвет или несколько через запятую</w:t>
+      </w:r>
+    </w:p>
+    <w:p>
+      <w:r>
+        <w:t xml:space="preserve">  532          # (см. split_markers): на письме может быть несколько маркеров.</w:t>
+      </w:r>
+    </w:p>
+    <w:p>
+      <w:r>
+        <w:t xml:space="preserve">  533          new_keywords = [MARKER_COLORS[c] for c in split_markers(color) if c in MARKER_COLORS]</w:t>
+      </w:r>
+    </w:p>
+    <w:p>
+      <w:r>
+        <w:t xml:space="preserve">  534          if previous_color is UNKNOWN_MARKER:</w:t>
+      </w:r>
+    </w:p>
+    <w:p>
+      <w:r>
+        <w:t xml:space="preserve">  535              to_remove = list(all_keywords)</w:t>
+      </w:r>
+    </w:p>
+    <w:p>
+      <w:r>
+        <w:t xml:space="preserve">  536          elif previous_color is None:</w:t>
+      </w:r>
+    </w:p>
+    <w:p>
+      <w:r>
+        <w:t xml:space="preserve">  537              to_remove = []  # маркера не было — снимать нечего, кроме самого нового keyword'а ниже не нужно</w:t>
+      </w:r>
+    </w:p>
+    <w:p>
+      <w:r>
+        <w:t xml:space="preserve">  538          else:</w:t>
+      </w:r>
+    </w:p>
+    <w:p>
+      <w:r>
+        <w:t xml:space="preserve">  539              to_remove = [MARKER_COLORS[c] for c in split_markers(previous_color) if c in MARKER_COLORS]</w:t>
       </w:r>
     </w:p>
     <w:p>
@@ -3183,77 +3398,42 @@
     </w:p>
     <w:p>
       <w:r>
-        <w:t xml:space="preserve">  501          Если целевой папки ещё нет на сервере — создаёт её и повторяет</w:t>
-      </w:r>
-    </w:p>
-    <w:p>
-      <w:r>
-        <w:t xml:space="preserve">  502          один раз, вместо того чтобы падать с сырым "[TRYCREATE] Folder</w:t>
-      </w:r>
-    </w:p>
-    <w:p>
-      <w:r>
-        <w:t xml:space="preserve">  503          does not exist" (жалоба на правила сортировки почты: правило</w:t>
-      </w:r>
-    </w:p>
-    <w:p>
-      <w:r>
-        <w:t xml:space="preserve">  504          может ссылаться на папку, которую пользователь только собирался</w:t>
-      </w:r>
-    </w:p>
-    <w:p>
-      <w:r>
-        <w:t xml:space="preserve">  505          создать, а не создал заранее руками)."""</w:t>
-      </w:r>
-    </w:p>
-    <w:p>
-      <w:r>
-        <w:t xml:space="preserve">  506          if not uids:</w:t>
-      </w:r>
-    </w:p>
-    <w:p>
-      <w:r>
-        <w:t xml:space="preserve">  507              return</w:t>
-      </w:r>
-    </w:p>
-    <w:p>
-      <w:r>
-        <w:t xml:space="preserve">  508          self._select(folder)</w:t>
-      </w:r>
-    </w:p>
-    <w:p>
-      <w:r>
-        <w:t xml:space="preserve">  509          try:</w:t>
-      </w:r>
-    </w:p>
-    <w:p>
-      <w:r>
-        <w:t xml:space="preserve">  510              self._move_or_copy(uids, target_folder)</w:t>
-      </w:r>
-    </w:p>
-    <w:p>
-      <w:r>
-        <w:t xml:space="preserve">  511          except IMAPClientError as exc:</w:t>
-      </w:r>
-    </w:p>
-    <w:p>
-      <w:r>
-        <w:t xml:space="preserve">  512              if "TRYCREATE" not in str(exc).upper():</w:t>
-      </w:r>
-    </w:p>
-    <w:p>
-      <w:r>
-        <w:t xml:space="preserve">  513                  raise</w:t>
-      </w:r>
-    </w:p>
-    <w:p>
-      <w:r>
-        <w:t xml:space="preserve">  514              self._client.create_folder(target_folder)</w:t>
-      </w:r>
-    </w:p>
-    <w:p>
-      <w:r>
-        <w:t xml:space="preserve">  515              self._move_or_copy(uids, target_folder)</w:t>
+        <w:t xml:space="preserve">  541          if not new_keywords:</w:t>
+      </w:r>
+    </w:p>
+    <w:p>
+      <w:r>
+        <w:t xml:space="preserve">  542              self._remove_flags_best_effort(uid, [b"\\Flagged", *to_remove])</w:t>
+      </w:r>
+    </w:p>
+    <w:p>
+      <w:r>
+        <w:t xml:space="preserve">  543              return</w:t>
+      </w:r>
+    </w:p>
+    <w:p>
+      <w:r>
+        <w:t xml:space="preserve">  544          self._remove_flags_best_effort(uid, [k for k in to_remove if k not in new_keywords])</w:t>
+      </w:r>
+    </w:p>
+    <w:p>
+      <w:r>
+        <w:t xml:space="preserve">  545          try:</w:t>
+      </w:r>
+    </w:p>
+    <w:p>
+      <w:r>
+        <w:t xml:space="preserve">  546              self._client.add_flags([uid], [b"\\Flagged", *new_keywords])</w:t>
+      </w:r>
+    </w:p>
+    <w:p>
+      <w:r>
+        <w:t xml:space="preserve">  547          except IMAPClientError:</w:t>
+      </w:r>
+    </w:p>
+    <w:p>
+      <w:r>
+        <w:t xml:space="preserve">  548              self._client.add_flags([uid], [b"\\Flagged"])</w:t>
       </w:r>
     </w:p>
     <w:p>
@@ -3263,37 +3443,32 @@
     </w:p>
     <w:p>
       <w:r>
-        <w:t xml:space="preserve">  517      def _move_or_copy(self, uids: list[int], target_folder: str) -&gt; None:</w:t>
-      </w:r>
-    </w:p>
-    <w:p>
-      <w:r>
-        <w:t xml:space="preserve">  518          if self._client.has_capability("MOVE"):</w:t>
-      </w:r>
-    </w:p>
-    <w:p>
-      <w:r>
-        <w:t xml:space="preserve">  519              self._client.move(uids, target_folder)</w:t>
-      </w:r>
-    </w:p>
-    <w:p>
-      <w:r>
-        <w:t xml:space="preserve">  520          else:</w:t>
-      </w:r>
-    </w:p>
-    <w:p>
-      <w:r>
-        <w:t xml:space="preserve">  521              self._client.copy(uids, target_folder)</w:t>
-      </w:r>
-    </w:p>
-    <w:p>
-      <w:r>
-        <w:t xml:space="preserve">  522              self._client.delete_messages(uids)</w:t>
-      </w:r>
-    </w:p>
-    <w:p>
-      <w:r>
-        <w:t xml:space="preserve">  523              self._client.expunge()</w:t>
+        <w:t xml:space="preserve">  550      def _remove_flags_best_effort(self, uid: int, flags: list[bytes]) -&gt; None:</w:t>
+      </w:r>
+    </w:p>
+    <w:p>
+      <w:r>
+        <w:t xml:space="preserve">  551          for flag in flags:</w:t>
+      </w:r>
+    </w:p>
+    <w:p>
+      <w:r>
+        <w:t xml:space="preserve">  552              try:</w:t>
+      </w:r>
+    </w:p>
+    <w:p>
+      <w:r>
+        <w:t xml:space="preserve">  553                  self._client.remove_flags([uid], [flag])</w:t>
+      </w:r>
+    </w:p>
+    <w:p>
+      <w:r>
+        <w:t xml:space="preserve">  554              except IMAPClientError:</w:t>
+      </w:r>
+    </w:p>
+    <w:p>
+      <w:r>
+        <w:t xml:space="preserve">  555                  pass  # флаг и так не поддерживается/не был установлен — не критично</w:t>
       </w:r>
     </w:p>
     <w:p>
@@ -3303,42 +3478,22 @@
     </w:p>
     <w:p>
       <w:r>
-        <w:t xml:space="preserve">  525      @_reconnecting</w:t>
-      </w:r>
-    </w:p>
-    <w:p>
-      <w:r>
-        <w:t xml:space="preserve">  526      def delete_messages(self, folder: str, uids: list[int]) -&gt; None:</w:t>
-      </w:r>
-    </w:p>
-    <w:p>
-      <w:r>
-        <w:t xml:space="preserve">  527          """Безвозвратное удаление (Shift+Удалить, либо удаление из самой корзины)."""</w:t>
-      </w:r>
-    </w:p>
-    <w:p>
-      <w:r>
-        <w:t xml:space="preserve">  528          if not uids:</w:t>
-      </w:r>
-    </w:p>
-    <w:p>
-      <w:r>
-        <w:t xml:space="preserve">  529              return</w:t>
-      </w:r>
-    </w:p>
-    <w:p>
-      <w:r>
-        <w:t xml:space="preserve">  530          self._select(folder)</w:t>
-      </w:r>
-    </w:p>
-    <w:p>
-      <w:r>
-        <w:t xml:space="preserve">  531          self._client.delete_messages(uids)</w:t>
-      </w:r>
-    </w:p>
-    <w:p>
-      <w:r>
-        <w:t xml:space="preserve">  532          self._client.expunge()</w:t>
+        <w:t xml:space="preserve">  557      @_reconnecting</w:t>
+      </w:r>
+    </w:p>
+    <w:p>
+      <w:r>
+        <w:t xml:space="preserve">  558      def move_messages(self, folder: str, uids: list[int], target_folder: str) -&gt; None:</w:t>
+      </w:r>
+    </w:p>
+    <w:p>
+      <w:r>
+        <w:t xml:space="preserve">  559          """Переносит письма в другую папку (например, в корзину) — атомарно,</w:t>
+      </w:r>
+    </w:p>
+    <w:p>
+      <w:r>
+        <w:t xml:space="preserve">  560          если сервер поддерживает MOVE (RFC 6851), иначе COPY + удаление.</w:t>
       </w:r>
     </w:p>
     <w:p>
@@ -3348,27 +3503,77 @@
     </w:p>
     <w:p>
       <w:r>
-        <w:t xml:space="preserve">  534      def _select(self, folder: str) -&gt; None:</w:t>
-      </w:r>
-    </w:p>
-    <w:p>
-      <w:r>
-        <w:t xml:space="preserve">  535          # Папка уже открыта этой же сессией — второй SELECT только теряет время.</w:t>
-      </w:r>
-    </w:p>
-    <w:p>
-      <w:r>
-        <w:t xml:space="preserve">  536          if self._selected_folder != folder:</w:t>
-      </w:r>
-    </w:p>
-    <w:p>
-      <w:r>
-        <w:t xml:space="preserve">  537              self._client.select_folder(folder, readonly=False)</w:t>
-      </w:r>
-    </w:p>
-    <w:p>
-      <w:r>
-        <w:t xml:space="preserve">  538              self._selected_folder = folder</w:t>
+        <w:t xml:space="preserve">  562          Если целевой папки ещё нет на сервере — создаёт её и повторяет</w:t>
+      </w:r>
+    </w:p>
+    <w:p>
+      <w:r>
+        <w:t xml:space="preserve">  563          один раз, вместо того чтобы падать с сырым "[TRYCREATE] Folder</w:t>
+      </w:r>
+    </w:p>
+    <w:p>
+      <w:r>
+        <w:t xml:space="preserve">  564          does not exist" (жалоба на правила сортировки почты: правило</w:t>
+      </w:r>
+    </w:p>
+    <w:p>
+      <w:r>
+        <w:t xml:space="preserve">  565          может ссылаться на папку, которую пользователь только собирался</w:t>
+      </w:r>
+    </w:p>
+    <w:p>
+      <w:r>
+        <w:t xml:space="preserve">  566          создать, а не создал заранее руками)."""</w:t>
+      </w:r>
+    </w:p>
+    <w:p>
+      <w:r>
+        <w:t xml:space="preserve">  567          if not uids:</w:t>
+      </w:r>
+    </w:p>
+    <w:p>
+      <w:r>
+        <w:t xml:space="preserve">  568              return</w:t>
+      </w:r>
+    </w:p>
+    <w:p>
+      <w:r>
+        <w:t xml:space="preserve">  569          self._select(folder)</w:t>
+      </w:r>
+    </w:p>
+    <w:p>
+      <w:r>
+        <w:t xml:space="preserve">  570          try:</w:t>
+      </w:r>
+    </w:p>
+    <w:p>
+      <w:r>
+        <w:t xml:space="preserve">  571              self._move_or_copy(uids, target_folder)</w:t>
+      </w:r>
+    </w:p>
+    <w:p>
+      <w:r>
+        <w:t xml:space="preserve">  572          except IMAPClientError as exc:</w:t>
+      </w:r>
+    </w:p>
+    <w:p>
+      <w:r>
+        <w:t xml:space="preserve">  573              if "TRYCREATE" not in str(exc).upper():</w:t>
+      </w:r>
+    </w:p>
+    <w:p>
+      <w:r>
+        <w:t xml:space="preserve">  574                  raise</w:t>
+      </w:r>
+    </w:p>
+    <w:p>
+      <w:r>
+        <w:t xml:space="preserve">  575              self._client.create_folder(target_folder)</w:t>
+      </w:r>
+    </w:p>
+    <w:p>
+      <w:r>
+        <w:t xml:space="preserve">  576              self._move_or_copy(uids, target_folder)</w:t>
       </w:r>
     </w:p>
     <w:p>
@@ -3378,77 +3583,82 @@
     </w:p>
     <w:p>
       <w:r>
+        <w:t xml:space="preserve">  578      def _move_or_copy(self, uids: list[int], target_folder: str) -&gt; None:</w:t>
+      </w:r>
+    </w:p>
+    <w:p>
+      <w:r>
+        <w:t xml:space="preserve">  579          if self._client.has_capability("MOVE"):</w:t>
+      </w:r>
+    </w:p>
+    <w:p>
+      <w:r>
+        <w:t xml:space="preserve">  580              self._client.move(uids, target_folder)</w:t>
+      </w:r>
+    </w:p>
+    <w:p>
+      <w:r>
+        <w:t xml:space="preserve">  581          else:</w:t>
+      </w:r>
+    </w:p>
+    <w:p>
+      <w:r>
+        <w:t xml:space="preserve">  582              self._client.copy(uids, target_folder)</w:t>
+      </w:r>
+    </w:p>
+    <w:p>
+      <w:r>
+        <w:t xml:space="preserve">  583              self._client.delete_messages(uids)</w:t>
+      </w:r>
+    </w:p>
+    <w:p>
+      <w:r>
+        <w:t xml:space="preserve">  584              self._client.expunge()</w:t>
+      </w:r>
+    </w:p>
+    <w:p>
+      <w:r>
         <w:t xml:space="preserve"> </w:t>
       </w:r>
     </w:p>
     <w:p>
       <w:r>
-        <w:t xml:space="preserve">  541  def _iter_body_parts(message: Message):</w:t>
-      </w:r>
-    </w:p>
-    <w:p>
-      <w:r>
-        <w:t xml:space="preserve">  542      """Как Message.walk(), но НЕ спускается внутрь message/rfc822</w:t>
-      </w:r>
-    </w:p>
-    <w:p>
-      <w:r>
-        <w:t xml:space="preserve">  543      (пересланное письмо целиком как вложение) — Message.walk() у стандартной</w:t>
-      </w:r>
-    </w:p>
-    <w:p>
-      <w:r>
-        <w:t xml:space="preserve">  544      библиотеки считает такую часть "multipart" (её единственный payload —</w:t>
-      </w:r>
-    </w:p>
-    <w:p>
-      <w:r>
-        <w:t xml:space="preserve">  545      вложенный Message-объект) и лезет внутрь неё саму же, вместо того</w:t>
-      </w:r>
-    </w:p>
-    <w:p>
-      <w:r>
-        <w:t xml:space="preserve">  546      чтобы отдать её как один цельный узел вызывающему коду."""</w:t>
-      </w:r>
-    </w:p>
-    <w:p>
-      <w:r>
-        <w:t xml:space="preserve">  547      if message.get_content_type() == "message/rfc822":</w:t>
-      </w:r>
-    </w:p>
-    <w:p>
-      <w:r>
-        <w:t xml:space="preserve">  548          yield message</w:t>
-      </w:r>
-    </w:p>
-    <w:p>
-      <w:r>
-        <w:t xml:space="preserve">  549          return</w:t>
-      </w:r>
-    </w:p>
-    <w:p>
-      <w:r>
-        <w:t xml:space="preserve">  550      if message.is_multipart():</w:t>
-      </w:r>
-    </w:p>
-    <w:p>
-      <w:r>
-        <w:t xml:space="preserve">  551          for part in message.get_payload():</w:t>
-      </w:r>
-    </w:p>
-    <w:p>
-      <w:r>
-        <w:t xml:space="preserve">  552              yield from _iter_body_parts(part)</w:t>
-      </w:r>
-    </w:p>
-    <w:p>
-      <w:r>
-        <w:t xml:space="preserve">  553      else:</w:t>
-      </w:r>
-    </w:p>
-    <w:p>
-      <w:r>
-        <w:t xml:space="preserve">  554          yield message</w:t>
+        <w:t xml:space="preserve">  586      @_reconnecting</w:t>
+      </w:r>
+    </w:p>
+    <w:p>
+      <w:r>
+        <w:t xml:space="preserve">  587      def delete_messages(self, folder: str, uids: list[int]) -&gt; None:</w:t>
+      </w:r>
+    </w:p>
+    <w:p>
+      <w:r>
+        <w:t xml:space="preserve">  588          """Безвозвратное удаление (Shift+Удалить, либо удаление из самой корзины)."""</w:t>
+      </w:r>
+    </w:p>
+    <w:p>
+      <w:r>
+        <w:t xml:space="preserve">  589          if not uids:</w:t>
+      </w:r>
+    </w:p>
+    <w:p>
+      <w:r>
+        <w:t xml:space="preserve">  590              return</w:t>
+      </w:r>
+    </w:p>
+    <w:p>
+      <w:r>
+        <w:t xml:space="preserve">  591          self._select(folder)</w:t>
+      </w:r>
+    </w:p>
+    <w:p>
+      <w:r>
+        <w:t xml:space="preserve">  592          self._client.delete_messages(uids)</w:t>
+      </w:r>
+    </w:p>
+    <w:p>
+      <w:r>
+        <w:t xml:space="preserve">  593          self._client.expunge()</w:t>
       </w:r>
     </w:p>
     <w:p>
@@ -3458,187 +3668,107 @@
     </w:p>
     <w:p>
       <w:r>
+        <w:t xml:space="preserve">  595      def _select(self, folder: str) -&gt; None:</w:t>
+      </w:r>
+    </w:p>
+    <w:p>
+      <w:r>
+        <w:t xml:space="preserve">  596          # Папка уже открыта этой же сессией — второй SELECT только теряет время.</w:t>
+      </w:r>
+    </w:p>
+    <w:p>
+      <w:r>
+        <w:t xml:space="preserve">  597          if self._selected_folder != folder:</w:t>
+      </w:r>
+    </w:p>
+    <w:p>
+      <w:r>
+        <w:t xml:space="preserve">  598              self._client.select_folder(folder, readonly=False)</w:t>
+      </w:r>
+    </w:p>
+    <w:p>
+      <w:r>
+        <w:t xml:space="preserve">  599              self._selected_folder = folder</w:t>
+      </w:r>
+    </w:p>
+    <w:p>
+      <w:r>
         <w:t xml:space="preserve"> </w:t>
       </w:r>
     </w:p>
     <w:p>
       <w:r>
-        <w:t xml:space="preserve">  557  def extract_content(message: Message) -&gt; MessageContent:</w:t>
-      </w:r>
-    </w:p>
-    <w:p>
-      <w:r>
-        <w:t xml:space="preserve">  558      # Заголовки живут на верхнем уровне сообщения независимо от того,</w:t>
-      </w:r>
-    </w:p>
-    <w:p>
-      <w:r>
-        <w:t xml:space="preserve">  559      # multipart оно или нет — читаем их один раз, а не в каждой из веток</w:t>
-      </w:r>
-    </w:p>
-    <w:p>
-      <w:r>
-        <w:t xml:space="preserve">  560      # ниже (жалоба: "при просмотре письма невидно его реквизитов"), и</w:t>
-      </w:r>
-    </w:p>
-    <w:p>
-      <w:r>
-        <w:t xml:space="preserve">  561      # передаём во все ветки через один хелпер, а не повторяя 5 kwargs в</w:t>
-      </w:r>
-    </w:p>
-    <w:p>
-      <w:r>
-        <w:t xml:space="preserve">  562      # каждом return.</w:t>
-      </w:r>
-    </w:p>
-    <w:p>
-      <w:r>
-        <w:t xml:space="preserve">  563      header_kwargs = dict(</w:t>
-      </w:r>
-    </w:p>
-    <w:p>
-      <w:r>
-        <w:t xml:space="preserve">  564          subject=_decode_header_text(message.get("Subject")),</w:t>
-      </w:r>
-    </w:p>
-    <w:p>
-      <w:r>
-        <w:t xml:space="preserve">  565          from_=_decode_header_text(message.get("From")),</w:t>
-      </w:r>
-    </w:p>
-    <w:p>
-      <w:r>
-        <w:t xml:space="preserve">  566          to=_decode_header_text(message.get("To")),</w:t>
-      </w:r>
-    </w:p>
-    <w:p>
-      <w:r>
-        <w:t xml:space="preserve">  567          cc=_decode_header_text(message.get("Cc")),</w:t>
-      </w:r>
-    </w:p>
-    <w:p>
-      <w:r>
-        <w:t xml:space="preserve">  568          bcc=_decode_header_text(message.get("Bcc")),</w:t>
-      </w:r>
-    </w:p>
-    <w:p>
-      <w:r>
-        <w:t xml:space="preserve">  569      )</w:t>
-      </w:r>
-    </w:p>
-    <w:p>
-      <w:r>
         <w:t xml:space="preserve"> </w:t>
       </w:r>
     </w:p>
     <w:p>
       <w:r>
-        <w:t xml:space="preserve">  571      if not message.is_multipart():</w:t>
-      </w:r>
-    </w:p>
-    <w:p>
-      <w:r>
-        <w:t xml:space="preserve">  572          if message.get_content_type() == "text/plain":</w:t>
-      </w:r>
-    </w:p>
-    <w:p>
-      <w:r>
-        <w:t xml:space="preserve">  573              # "or" — не просто "если текста вообще не было" (None), но и</w:t>
-      </w:r>
-    </w:p>
-    <w:p>
-      <w:r>
-        <w:t xml:space="preserve">  574              # "если он декодировался в пустую строку" (например,</w:t>
-      </w:r>
-    </w:p>
-    <w:p>
-      <w:r>
-        <w:t xml:space="preserve">  575              # get_payload(decode=True) не осилил конкретную кодировку и</w:t>
-      </w:r>
-    </w:p>
-    <w:p>
-      <w:r>
-        <w:t xml:space="preserve">  576              # вернул None → _decode_payload даёт "") — иначе панель чтения</w:t>
-      </w:r>
-    </w:p>
-    <w:p>
-      <w:r>
-        <w:t xml:space="preserve">  577              # оставалась молча пустой безо всякой подсказки, хотя реальный</w:t>
-      </w:r>
-    </w:p>
-    <w:p>
-      <w:r>
-        <w:t xml:space="preserve">  578              # веб-интерфейс почты то же письмо показывал с текстом (жалоба:</w:t>
-      </w:r>
-    </w:p>
-    <w:p>
-      <w:r>
-        <w:t xml:space="preserve">  579              # "некоторые письма открываются так [пусто], а на самом деле</w:t>
-      </w:r>
-    </w:p>
-    <w:p>
-      <w:r>
-        <w:t xml:space="preserve">  580              # они такие [с текстом]").</w:t>
-      </w:r>
-    </w:p>
-    <w:p>
-      <w:r>
-        <w:t xml:space="preserve">  581              return MessageContent(text=_decode_payload(message) or "(нет текстового содержимого)", **header_kwargs)</w:t>
-      </w:r>
-    </w:p>
-    <w:p>
-      <w:r>
-        <w:t xml:space="preserve">  582          if message.get_content_type() == "text/html":</w:t>
-      </w:r>
-    </w:p>
-    <w:p>
-      <w:r>
-        <w:t xml:space="preserve">  583              return MessageContent(</w:t>
-      </w:r>
-    </w:p>
-    <w:p>
-      <w:r>
-        <w:t xml:space="preserve">  584                  text="(письмо в формате HTML — предпросмотр текста недоступен)",</w:t>
-      </w:r>
-    </w:p>
-    <w:p>
-      <w:r>
-        <w:t xml:space="preserve">  585                  html=_decode_payload(message),</w:t>
-      </w:r>
-    </w:p>
-    <w:p>
-      <w:r>
-        <w:t xml:space="preserve">  586                  **header_kwargs,</w:t>
-      </w:r>
-    </w:p>
-    <w:p>
-      <w:r>
-        <w:t xml:space="preserve">  587              )</w:t>
-      </w:r>
-    </w:p>
-    <w:p>
-      <w:r>
-        <w:t xml:space="preserve">  588          if message.get_content_type() == "text/calendar":</w:t>
-      </w:r>
-    </w:p>
-    <w:p>
-      <w:r>
-        <w:t xml:space="preserve">  589              return MessageContent(text="", attachments=[_calendar_attachment(message)], **header_kwargs)</w:t>
-      </w:r>
-    </w:p>
-    <w:p>
-      <w:r>
-        <w:t xml:space="preserve">  590          return MessageContent(</w:t>
-      </w:r>
-    </w:p>
-    <w:p>
-      <w:r>
-        <w:t xml:space="preserve">  591              text="(письмо в формате HTML — предпросмотр текста недоступен)", **header_kwargs</w:t>
-      </w:r>
-    </w:p>
-    <w:p>
-      <w:r>
-        <w:t xml:space="preserve">  592          )</w:t>
+        <w:t xml:space="preserve">  602  def _iter_body_parts(message: Message):</w:t>
+      </w:r>
+    </w:p>
+    <w:p>
+      <w:r>
+        <w:t xml:space="preserve">  603      """Как Message.walk(), но НЕ спускается внутрь message/rfc822</w:t>
+      </w:r>
+    </w:p>
+    <w:p>
+      <w:r>
+        <w:t xml:space="preserve">  604      (пересланное письмо целиком как вложение) — Message.walk() у стандартной</w:t>
+      </w:r>
+    </w:p>
+    <w:p>
+      <w:r>
+        <w:t xml:space="preserve">  605      библиотеки считает такую часть "multipart" (её единственный payload —</w:t>
+      </w:r>
+    </w:p>
+    <w:p>
+      <w:r>
+        <w:t xml:space="preserve">  606      вложенный Message-объект) и лезет внутрь неё саму же, вместо того</w:t>
+      </w:r>
+    </w:p>
+    <w:p>
+      <w:r>
+        <w:t xml:space="preserve">  607      чтобы отдать её как один цельный узел вызывающему коду."""</w:t>
+      </w:r>
+    </w:p>
+    <w:p>
+      <w:r>
+        <w:t xml:space="preserve">  608      if message.get_content_type() == "message/rfc822":</w:t>
+      </w:r>
+    </w:p>
+    <w:p>
+      <w:r>
+        <w:t xml:space="preserve">  609          yield message</w:t>
+      </w:r>
+    </w:p>
+    <w:p>
+      <w:r>
+        <w:t xml:space="preserve">  610          return</w:t>
+      </w:r>
+    </w:p>
+    <w:p>
+      <w:r>
+        <w:t xml:space="preserve">  611      if message.is_multipart():</w:t>
+      </w:r>
+    </w:p>
+    <w:p>
+      <w:r>
+        <w:t xml:space="preserve">  612          for part in message.get_payload():</w:t>
+      </w:r>
+    </w:p>
+    <w:p>
+      <w:r>
+        <w:t xml:space="preserve">  613              yield from _iter_body_parts(part)</w:t>
+      </w:r>
+    </w:p>
+    <w:p>
+      <w:r>
+        <w:t xml:space="preserve">  614      else:</w:t>
+      </w:r>
+    </w:p>
+    <w:p>
+      <w:r>
+        <w:t xml:space="preserve">  615          yield message</w:t>
       </w:r>
     </w:p>
     <w:p>
@@ -3648,137 +3778,72 @@
     </w:p>
     <w:p>
       <w:r>
-        <w:t xml:space="preserve">  594      text: str | None = None</w:t>
-      </w:r>
-    </w:p>
-    <w:p>
-      <w:r>
-        <w:t xml:space="preserve">  595      html: str | None = None</w:t>
-      </w:r>
-    </w:p>
-    <w:p>
-      <w:r>
-        <w:t xml:space="preserve">  596      attachments: list[Attachment] = []</w:t>
-      </w:r>
-    </w:p>
-    <w:p>
-      <w:r>
-        <w:t xml:space="preserve">  597      inline_images: dict[str, tuple[str, bytes]] = {}</w:t>
-      </w:r>
-    </w:p>
-    <w:p>
-      <w:r>
         <w:t xml:space="preserve"> </w:t>
       </w:r>
     </w:p>
     <w:p>
       <w:r>
-        <w:t xml:space="preserve">  599      for part in _iter_body_parts(message):</w:t>
-      </w:r>
-    </w:p>
-    <w:p>
-      <w:r>
-        <w:t xml:space="preserve">  600          if part.get_content_type() == "message/rfc822":</w:t>
-      </w:r>
-    </w:p>
-    <w:p>
-      <w:r>
-        <w:t xml:space="preserve">  601              # Пересланное письмо целиком как вложение (Outlook и другие</w:t>
-      </w:r>
-    </w:p>
-    <w:p>
-      <w:r>
-        <w:t xml:space="preserve">  602              # клиенты часто пересылают именно так, без явного</w:t>
-      </w:r>
-    </w:p>
-    <w:p>
-      <w:r>
-        <w:t xml:space="preserve">  603              # Content-Disposition: attachment на этой части) — раньше</w:t>
-      </w:r>
-    </w:p>
-    <w:p>
-      <w:r>
-        <w:t xml:space="preserve">  604              # message.walk() спускался ВНУТРЬ него (Python считает</w:t>
-      </w:r>
-    </w:p>
-    <w:p>
-      <w:r>
-        <w:t xml:space="preserve">  605              # message/rfc822 "multipart", раз её единственный payload —</w:t>
-      </w:r>
-    </w:p>
-    <w:p>
-      <w:r>
-        <w:t xml:space="preserve">  606              # вложенный Message), и текст/HTML пересылаемого письма</w:t>
-      </w:r>
-    </w:p>
-    <w:p>
-      <w:r>
-        <w:t xml:space="preserve">  607              # подмешивался в тело исходного вместо того, чтобы стать одним</w:t>
-      </w:r>
-    </w:p>
-    <w:p>
-      <w:r>
-        <w:t xml:space="preserve">  608              # отдельным вложением — жалоба: "у письма есть вложение, но</w:t>
-      </w:r>
-    </w:p>
-    <w:p>
-      <w:r>
-        <w:t xml:space="preserve">  609              # его нет в просмотре и при открытии".</w:t>
-      </w:r>
-    </w:p>
-    <w:p>
-      <w:r>
-        <w:t xml:space="preserve">  610              nested = part.get_payload(0)</w:t>
-      </w:r>
-    </w:p>
-    <w:p>
-      <w:r>
-        <w:t xml:space="preserve">  611              nested_subject = _decode_header_text(nested.get("Subject")) if nested else ""</w:t>
-      </w:r>
-    </w:p>
-    <w:p>
-      <w:r>
-        <w:t xml:space="preserve">  612              filename = _decode_filename(part.get_filename()) or f"{nested_subject or 'Пересланное письмо'}.eml"</w:t>
-      </w:r>
-    </w:p>
-    <w:p>
-      <w:r>
-        <w:t xml:space="preserve">  613              attachments.append(</w:t>
-      </w:r>
-    </w:p>
-    <w:p>
-      <w:r>
-        <w:t xml:space="preserve">  614                  Attachment(</w:t>
-      </w:r>
-    </w:p>
-    <w:p>
-      <w:r>
-        <w:t xml:space="preserve">  615                      filename=filename,</w:t>
-      </w:r>
-    </w:p>
-    <w:p>
-      <w:r>
-        <w:t xml:space="preserve">  616                      content_type="message/rfc822",</w:t>
-      </w:r>
-    </w:p>
-    <w:p>
-      <w:r>
-        <w:t xml:space="preserve">  617                      payload=nested.as_bytes() if nested else (part.get_payload(decode=True) or b""),</w:t>
-      </w:r>
-    </w:p>
-    <w:p>
-      <w:r>
-        <w:t xml:space="preserve">  618                  )</w:t>
-      </w:r>
-    </w:p>
-    <w:p>
-      <w:r>
-        <w:t xml:space="preserve">  619              )</w:t>
-      </w:r>
-    </w:p>
-    <w:p>
-      <w:r>
-        <w:t xml:space="preserve">  620              continue</w:t>
+        <w:t xml:space="preserve">  618  def extract_content(message: Message) -&gt; MessageContent:</w:t>
+      </w:r>
+    </w:p>
+    <w:p>
+      <w:r>
+        <w:t xml:space="preserve">  619      # Заголовки живут на верхнем уровне сообщения независимо от того,</w:t>
+      </w:r>
+    </w:p>
+    <w:p>
+      <w:r>
+        <w:t xml:space="preserve">  620      # multipart оно или нет — читаем их один раз, а не в каждой из веток</w:t>
+      </w:r>
+    </w:p>
+    <w:p>
+      <w:r>
+        <w:t xml:space="preserve">  621      # ниже (жалоба: "при просмотре письма невидно его реквизитов"), и</w:t>
+      </w:r>
+    </w:p>
+    <w:p>
+      <w:r>
+        <w:t xml:space="preserve">  622      # передаём во все ветки через один хелпер, а не повторяя 5 kwargs в</w:t>
+      </w:r>
+    </w:p>
+    <w:p>
+      <w:r>
+        <w:t xml:space="preserve">  623      # каждом return.</w:t>
+      </w:r>
+    </w:p>
+    <w:p>
+      <w:r>
+        <w:t xml:space="preserve">  624      header_kwargs = dict(</w:t>
+      </w:r>
+    </w:p>
+    <w:p>
+      <w:r>
+        <w:t xml:space="preserve">  625          subject=_decode_header_text(message.get("Subject")),</w:t>
+      </w:r>
+    </w:p>
+    <w:p>
+      <w:r>
+        <w:t xml:space="preserve">  626          from_=_decode_header_text(message.get("From")),</w:t>
+      </w:r>
+    </w:p>
+    <w:p>
+      <w:r>
+        <w:t xml:space="preserve">  627          to=_decode_header_text(message.get("To")),</w:t>
+      </w:r>
+    </w:p>
+    <w:p>
+      <w:r>
+        <w:t xml:space="preserve">  628          cc=_decode_header_text(message.get("Cc")),</w:t>
+      </w:r>
+    </w:p>
+    <w:p>
+      <w:r>
+        <w:t xml:space="preserve">  629          bcc=_decode_header_text(message.get("Bcc")),</w:t>
+      </w:r>
+    </w:p>
+    <w:p>
+      <w:r>
+        <w:t xml:space="preserve">  630      )</w:t>
       </w:r>
     </w:p>
     <w:p>
@@ -3788,22 +3853,112 @@
     </w:p>
     <w:p>
       <w:r>
-        <w:t xml:space="preserve">  622          filename = _decode_filename(part.get_filename())</w:t>
-      </w:r>
-    </w:p>
-    <w:p>
-      <w:r>
-        <w:t xml:space="preserve">  623          content_type = part.get_content_type()</w:t>
-      </w:r>
-    </w:p>
-    <w:p>
-      <w:r>
-        <w:t xml:space="preserve">  624          content_disposition = part.get_content_disposition()  # 'attachment' | 'inline' | None</w:t>
-      </w:r>
-    </w:p>
-    <w:p>
-      <w:r>
-        <w:t xml:space="preserve">  625          content_id = (part.get("Content-Id") or "").strip().strip("&lt;&gt;")</w:t>
+        <w:t xml:space="preserve">  632      if not message.is_multipart():</w:t>
+      </w:r>
+    </w:p>
+    <w:p>
+      <w:r>
+        <w:t xml:space="preserve">  633          if message.get_content_type() == "text/plain":</w:t>
+      </w:r>
+    </w:p>
+    <w:p>
+      <w:r>
+        <w:t xml:space="preserve">  634              # "or" — не просто "если текста вообще не было" (None), но и</w:t>
+      </w:r>
+    </w:p>
+    <w:p>
+      <w:r>
+        <w:t xml:space="preserve">  635              # "если он декодировался в пустую строку" (например,</w:t>
+      </w:r>
+    </w:p>
+    <w:p>
+      <w:r>
+        <w:t xml:space="preserve">  636              # get_payload(decode=True) не осилил конкретную кодировку и</w:t>
+      </w:r>
+    </w:p>
+    <w:p>
+      <w:r>
+        <w:t xml:space="preserve">  637              # вернул None → _decode_payload даёт "") — иначе панель чтения</w:t>
+      </w:r>
+    </w:p>
+    <w:p>
+      <w:r>
+        <w:t xml:space="preserve">  638              # оставалась молча пустой безо всякой подсказки, хотя реальный</w:t>
+      </w:r>
+    </w:p>
+    <w:p>
+      <w:r>
+        <w:t xml:space="preserve">  639              # веб-интерфейс почты то же письмо показывал с текстом (жалоба:</w:t>
+      </w:r>
+    </w:p>
+    <w:p>
+      <w:r>
+        <w:t xml:space="preserve">  640              # "некоторые письма открываются так [пусто], а на самом деле</w:t>
+      </w:r>
+    </w:p>
+    <w:p>
+      <w:r>
+        <w:t xml:space="preserve">  641              # они такие [с текстом]").</w:t>
+      </w:r>
+    </w:p>
+    <w:p>
+      <w:r>
+        <w:t xml:space="preserve">  642              return MessageContent(text=_decode_payload(message) or "(нет текстового содержимого)", **header_kwargs)</w:t>
+      </w:r>
+    </w:p>
+    <w:p>
+      <w:r>
+        <w:t xml:space="preserve">  643          if message.get_content_type() == "text/html":</w:t>
+      </w:r>
+    </w:p>
+    <w:p>
+      <w:r>
+        <w:t xml:space="preserve">  644              return MessageContent(</w:t>
+      </w:r>
+    </w:p>
+    <w:p>
+      <w:r>
+        <w:t xml:space="preserve">  645                  text="(письмо в формате HTML — предпросмотр текста недоступен)",</w:t>
+      </w:r>
+    </w:p>
+    <w:p>
+      <w:r>
+        <w:t xml:space="preserve">  646                  html=_decode_payload(message),</w:t>
+      </w:r>
+    </w:p>
+    <w:p>
+      <w:r>
+        <w:t xml:space="preserve">  647                  **header_kwargs,</w:t>
+      </w:r>
+    </w:p>
+    <w:p>
+      <w:r>
+        <w:t xml:space="preserve">  648              )</w:t>
+      </w:r>
+    </w:p>
+    <w:p>
+      <w:r>
+        <w:t xml:space="preserve">  649          if message.get_content_type() == "text/calendar":</w:t>
+      </w:r>
+    </w:p>
+    <w:p>
+      <w:r>
+        <w:t xml:space="preserve">  650              return MessageContent(text="", attachments=[_calendar_attachment(message)], **header_kwargs)</w:t>
+      </w:r>
+    </w:p>
+    <w:p>
+      <w:r>
+        <w:t xml:space="preserve">  651          return MessageContent(</w:t>
+      </w:r>
+    </w:p>
+    <w:p>
+      <w:r>
+        <w:t xml:space="preserve">  652              text="(письмо в формате HTML — предпросмотр текста недоступен)", **header_kwargs</w:t>
+      </w:r>
+    </w:p>
+    <w:p>
+      <w:r>
+        <w:t xml:space="preserve">  653          )</w:t>
       </w:r>
     </w:p>
     <w:p>
@@ -3813,32 +3968,22 @@
     </w:p>
     <w:p>
       <w:r>
-        <w:t xml:space="preserve">  627          # Картинка со своим Content-Id — то, на что ссылается &lt;img</w:t>
-      </w:r>
-    </w:p>
-    <w:p>
-      <w:r>
-        <w:t xml:space="preserve">  628          # src="cid:..."&gt; в HTML-теле, а не отдельное вложение для скачивания</w:t>
-      </w:r>
-    </w:p>
-    <w:p>
-      <w:r>
-        <w:t xml:space="preserve">  629          # (даже если у неё есть имя файла и/или Content-Disposition).</w:t>
-      </w:r>
-    </w:p>
-    <w:p>
-      <w:r>
-        <w:t xml:space="preserve">  630          if content_id and content_type.startswith("image/"):</w:t>
-      </w:r>
-    </w:p>
-    <w:p>
-      <w:r>
-        <w:t xml:space="preserve">  631              inline_images[content_id] = (content_type, part.get_payload(decode=True) or b"")</w:t>
-      </w:r>
-    </w:p>
-    <w:p>
-      <w:r>
-        <w:t xml:space="preserve">  632              continue</w:t>
+        <w:t xml:space="preserve">  655      text: str | None = None</w:t>
+      </w:r>
+    </w:p>
+    <w:p>
+      <w:r>
+        <w:t xml:space="preserve">  656      html: str | None = None</w:t>
+      </w:r>
+    </w:p>
+    <w:p>
+      <w:r>
+        <w:t xml:space="preserve">  657      attachments: list[Attachment] = []</w:t>
+      </w:r>
+    </w:p>
+    <w:p>
+      <w:r>
+        <w:t xml:space="preserve">  658      inline_images: dict[str, tuple[str, bytes]] = {}</w:t>
       </w:r>
     </w:p>
     <w:p>
@@ -3848,57 +3993,112 @@
     </w:p>
     <w:p>
       <w:r>
-        <w:t xml:space="preserve">  634          # text/plain и text/html — кандидаты в само тело письма, а не во</w:t>
-      </w:r>
-    </w:p>
-    <w:p>
-      <w:r>
-        <w:t xml:space="preserve">  635          # вложение, даже если у части задан Content-Type: ...; name="..."</w:t>
-      </w:r>
-    </w:p>
-    <w:p>
-      <w:r>
-        <w:t xml:space="preserve">  636          # (part.get_filename() читает и его, не только</w:t>
-      </w:r>
-    </w:p>
-    <w:p>
-      <w:r>
-        <w:t xml:space="preserve">  637          # Content-Disposition: filename=) — реальные HTML-рассылки</w:t>
-      </w:r>
-    </w:p>
-    <w:p>
-      <w:r>
-        <w:t xml:space="preserve">  638          # (например, от Авито) так подписывают HTML-часть письма без</w:t>
-      </w:r>
-    </w:p>
-    <w:p>
-      <w:r>
-        <w:t xml:space="preserve">  639          # всякого намерения сделать её вложением. Раньше bool(filename)</w:t>
-      </w:r>
-    </w:p>
-    <w:p>
-      <w:r>
-        <w:t xml:space="preserve">  640          # ниже срабатывал именно на этом и уводил всё письмо во вложение,</w:t>
-      </w:r>
-    </w:p>
-    <w:p>
-      <w:r>
-        <w:t xml:space="preserve">  641          # оставляя тело пустым (жалоба: "письма в формате html не</w:t>
-      </w:r>
-    </w:p>
-    <w:p>
-      <w:r>
-        <w:t xml:space="preserve">  642          # просматриваются"). Вложением текстовая часть считается только</w:t>
-      </w:r>
-    </w:p>
-    <w:p>
-      <w:r>
-        <w:t xml:space="preserve">  643          # при явном Content-Disposition: attachment.</w:t>
-      </w:r>
-    </w:p>
-    <w:p>
-      <w:r>
-        <w:t xml:space="preserve">  644          is_body_part = content_type in ("text/plain", "text/html") and content_disposition != "attachment"</w:t>
+        <w:t xml:space="preserve">  660      for part in _iter_body_parts(message):</w:t>
+      </w:r>
+    </w:p>
+    <w:p>
+      <w:r>
+        <w:t xml:space="preserve">  661          if part.get_content_type() == "message/rfc822":</w:t>
+      </w:r>
+    </w:p>
+    <w:p>
+      <w:r>
+        <w:t xml:space="preserve">  662              # Пересланное письмо целиком как вложение (Outlook и другие</w:t>
+      </w:r>
+    </w:p>
+    <w:p>
+      <w:r>
+        <w:t xml:space="preserve">  663              # клиенты часто пересылают именно так, без явного</w:t>
+      </w:r>
+    </w:p>
+    <w:p>
+      <w:r>
+        <w:t xml:space="preserve">  664              # Content-Disposition: attachment на этой части) — раньше</w:t>
+      </w:r>
+    </w:p>
+    <w:p>
+      <w:r>
+        <w:t xml:space="preserve">  665              # message.walk() спускался ВНУТРЬ него (Python считает</w:t>
+      </w:r>
+    </w:p>
+    <w:p>
+      <w:r>
+        <w:t xml:space="preserve">  666              # message/rfc822 "multipart", раз её единственный payload —</w:t>
+      </w:r>
+    </w:p>
+    <w:p>
+      <w:r>
+        <w:t xml:space="preserve">  667              # вложенный Message), и текст/HTML пересылаемого письма</w:t>
+      </w:r>
+    </w:p>
+    <w:p>
+      <w:r>
+        <w:t xml:space="preserve">  668              # подмешивался в тело исходного вместо того, чтобы стать одним</w:t>
+      </w:r>
+    </w:p>
+    <w:p>
+      <w:r>
+        <w:t xml:space="preserve">  669              # отдельным вложением — жалоба: "у письма есть вложение, но</w:t>
+      </w:r>
+    </w:p>
+    <w:p>
+      <w:r>
+        <w:t xml:space="preserve">  670              # его нет в просмотре и при открытии".</w:t>
+      </w:r>
+    </w:p>
+    <w:p>
+      <w:r>
+        <w:t xml:space="preserve">  671              nested = part.get_payload(0)</w:t>
+      </w:r>
+    </w:p>
+    <w:p>
+      <w:r>
+        <w:t xml:space="preserve">  672              nested_subject = _decode_header_text(nested.get("Subject")) if nested else ""</w:t>
+      </w:r>
+    </w:p>
+    <w:p>
+      <w:r>
+        <w:t xml:space="preserve">  673              filename = _decode_filename(part.get_filename()) or f"{nested_subject or 'Пересланное письмо'}.eml"</w:t>
+      </w:r>
+    </w:p>
+    <w:p>
+      <w:r>
+        <w:t xml:space="preserve">  674              attachments.append(</w:t>
+      </w:r>
+    </w:p>
+    <w:p>
+      <w:r>
+        <w:t xml:space="preserve">  675                  Attachment(</w:t>
+      </w:r>
+    </w:p>
+    <w:p>
+      <w:r>
+        <w:t xml:space="preserve">  676                      filename=filename,</w:t>
+      </w:r>
+    </w:p>
+    <w:p>
+      <w:r>
+        <w:t xml:space="preserve">  677                      content_type="message/rfc822",</w:t>
+      </w:r>
+    </w:p>
+    <w:p>
+      <w:r>
+        <w:t xml:space="preserve">  678                      payload=nested.as_bytes() if nested else (part.get_payload(decode=True) or b""),</w:t>
+      </w:r>
+    </w:p>
+    <w:p>
+      <w:r>
+        <w:t xml:space="preserve">  679                  )</w:t>
+      </w:r>
+    </w:p>
+    <w:p>
+      <w:r>
+        <w:t xml:space="preserve">  680              )</w:t>
+      </w:r>
+    </w:p>
+    <w:p>
+      <w:r>
+        <w:t xml:space="preserve">  681              continue</w:t>
       </w:r>
     </w:p>
     <w:p>
@@ -3908,82 +4108,22 @@
     </w:p>
     <w:p>
       <w:r>
-        <w:t xml:space="preserve">  646          # text/calendar (RFC 5546 iTIP-приглашение) сохраняем как вложение</w:t>
-      </w:r>
-    </w:p>
-    <w:p>
-      <w:r>
-        <w:t xml:space="preserve">  647          # всегда — не только когда отправитель явно проставил</w:t>
-      </w:r>
-    </w:p>
-    <w:p>
-      <w:r>
-        <w:t xml:space="preserve">  648          # Content-Disposition: attachment/filename (не все серверы это</w:t>
-      </w:r>
-    </w:p>
-    <w:p>
-      <w:r>
-        <w:t xml:space="preserve">  649          # делают), иначе приглашение молча потеряется.</w:t>
-      </w:r>
-    </w:p>
-    <w:p>
-      <w:r>
-        <w:t xml:space="preserve">  650          is_attachment = not is_body_part and (</w:t>
-      </w:r>
-    </w:p>
-    <w:p>
-      <w:r>
-        <w:t xml:space="preserve">  651              bool(filename) or content_disposition == "attachment" or content_type == "text/calendar"</w:t>
-      </w:r>
-    </w:p>
-    <w:p>
-      <w:r>
-        <w:t xml:space="preserve">  652          )</w:t>
-      </w:r>
-    </w:p>
-    <w:p>
-      <w:r>
-        <w:t xml:space="preserve">  653          if is_attachment:</w:t>
-      </w:r>
-    </w:p>
-    <w:p>
-      <w:r>
-        <w:t xml:space="preserve">  654              attachments.append(</w:t>
-      </w:r>
-    </w:p>
-    <w:p>
-      <w:r>
-        <w:t xml:space="preserve">  655                  _calendar_attachment(part) if content_type == "text/calendar" else Attachment(</w:t>
-      </w:r>
-    </w:p>
-    <w:p>
-      <w:r>
-        <w:t xml:space="preserve">  656                      filename=filename or "(без имени)",</w:t>
-      </w:r>
-    </w:p>
-    <w:p>
-      <w:r>
-        <w:t xml:space="preserve">  657                      content_type=content_type,</w:t>
-      </w:r>
-    </w:p>
-    <w:p>
-      <w:r>
-        <w:t xml:space="preserve">  658                      payload=part.get_payload(decode=True) or b"",</w:t>
-      </w:r>
-    </w:p>
-    <w:p>
-      <w:r>
-        <w:t xml:space="preserve">  659                  )</w:t>
-      </w:r>
-    </w:p>
-    <w:p>
-      <w:r>
-        <w:t xml:space="preserve">  660              )</w:t>
-      </w:r>
-    </w:p>
-    <w:p>
-      <w:r>
-        <w:t xml:space="preserve">  661              continue</w:t>
+        <w:t xml:space="preserve">  683          filename = _decode_filename(part.get_filename())</w:t>
+      </w:r>
+    </w:p>
+    <w:p>
+      <w:r>
+        <w:t xml:space="preserve">  684          content_type = part.get_content_type()</w:t>
+      </w:r>
+    </w:p>
+    <w:p>
+      <w:r>
+        <w:t xml:space="preserve">  685          content_disposition = part.get_content_disposition()  # 'attachment' | 'inline' | None</w:t>
+      </w:r>
+    </w:p>
+    <w:p>
+      <w:r>
+        <w:t xml:space="preserve">  686          content_id = (part.get("Content-Id") or "").strip().strip("&lt;&gt;")</w:t>
       </w:r>
     </w:p>
     <w:p>
@@ -3993,22 +4133,32 @@
     </w:p>
     <w:p>
       <w:r>
-        <w:t xml:space="preserve">  663          if content_type == "text/plain" and text is None:</w:t>
-      </w:r>
-    </w:p>
-    <w:p>
-      <w:r>
-        <w:t xml:space="preserve">  664              text = _decode_payload(part)</w:t>
-      </w:r>
-    </w:p>
-    <w:p>
-      <w:r>
-        <w:t xml:space="preserve">  665          elif content_type == "text/html" and html is None:</w:t>
-      </w:r>
-    </w:p>
-    <w:p>
-      <w:r>
-        <w:t xml:space="preserve">  666              html = _decode_payload(part)</w:t>
+        <w:t xml:space="preserve">  688          # Картинка со своим Content-Id — то, на что ссылается &lt;img</w:t>
+      </w:r>
+    </w:p>
+    <w:p>
+      <w:r>
+        <w:t xml:space="preserve">  689          # src="cid:..."&gt; в HTML-теле, а не отдельное вложение для скачивания</w:t>
+      </w:r>
+    </w:p>
+    <w:p>
+      <w:r>
+        <w:t xml:space="preserve">  690          # (даже если у неё есть имя файла и/или Content-Disposition).</w:t>
+      </w:r>
+    </w:p>
+    <w:p>
+      <w:r>
+        <w:t xml:space="preserve">  691          if content_id and content_type.startswith("image/"):</w:t>
+      </w:r>
+    </w:p>
+    <w:p>
+      <w:r>
+        <w:t xml:space="preserve">  692              inline_images[content_id] = (content_type, part.get_payload(decode=True) or b"")</w:t>
+      </w:r>
+    </w:p>
+    <w:p>
+      <w:r>
+        <w:t xml:space="preserve">  693              continue</w:t>
       </w:r>
     </w:p>
     <w:p>
@@ -4018,37 +4168,57 @@
     </w:p>
     <w:p>
       <w:r>
-        <w:t xml:space="preserve">  668      if not text:</w:t>
-      </w:r>
-    </w:p>
-    <w:p>
-      <w:r>
-        <w:t xml:space="preserve">  669          # "not text", а не "text is None" — часть text/plain могла найтись,</w:t>
-      </w:r>
-    </w:p>
-    <w:p>
-      <w:r>
-        <w:t xml:space="preserve">  670          # но не осилить декодирование (get_payload(decode=True) вернул</w:t>
-      </w:r>
-    </w:p>
-    <w:p>
-      <w:r>
-        <w:t xml:space="preserve">  671          # None → _decode_payload дала "") и оставить панель чтения молча</w:t>
-      </w:r>
-    </w:p>
-    <w:p>
-      <w:r>
-        <w:t xml:space="preserve">  672          # пустой без единой подсказки (жалоба: "некоторые письма</w:t>
-      </w:r>
-    </w:p>
-    <w:p>
-      <w:r>
-        <w:t xml:space="preserve">  673          # открываются так [пусто], а на самом деле они такие [с текстом]").</w:t>
-      </w:r>
-    </w:p>
-    <w:p>
-      <w:r>
-        <w:t xml:space="preserve">  674          text = "(письмо в формате HTML — предпросмотр текста недоступен)" if html else "(нет текстового содержимого)"</w:t>
+        <w:t xml:space="preserve">  695          # text/plain и text/html — кандидаты в само тело письма, а не во</w:t>
+      </w:r>
+    </w:p>
+    <w:p>
+      <w:r>
+        <w:t xml:space="preserve">  696          # вложение, даже если у части задан Content-Type: ...; name="..."</w:t>
+      </w:r>
+    </w:p>
+    <w:p>
+      <w:r>
+        <w:t xml:space="preserve">  697          # (part.get_filename() читает и его, не только</w:t>
+      </w:r>
+    </w:p>
+    <w:p>
+      <w:r>
+        <w:t xml:space="preserve">  698          # Content-Disposition: filename=) — реальные HTML-рассылки</w:t>
+      </w:r>
+    </w:p>
+    <w:p>
+      <w:r>
+        <w:t xml:space="preserve">  699          # (например, от Авито) так подписывают HTML-часть письма без</w:t>
+      </w:r>
+    </w:p>
+    <w:p>
+      <w:r>
+        <w:t xml:space="preserve">  700          # всякого намерения сделать её вложением. Раньше bool(filename)</w:t>
+      </w:r>
+    </w:p>
+    <w:p>
+      <w:r>
+        <w:t xml:space="preserve">  701          # ниже срабатывал именно на этом и уводил всё письмо во вложение,</w:t>
+      </w:r>
+    </w:p>
+    <w:p>
+      <w:r>
+        <w:t xml:space="preserve">  702          # оставляя тело пустым (жалоба: "письма в формате html не</w:t>
+      </w:r>
+    </w:p>
+    <w:p>
+      <w:r>
+        <w:t xml:space="preserve">  703          # просматриваются"). Вложением текстовая часть считается только</w:t>
+      </w:r>
+    </w:p>
+    <w:p>
+      <w:r>
+        <w:t xml:space="preserve">  704          # при явном Content-Disposition: attachment.</w:t>
+      </w:r>
+    </w:p>
+    <w:p>
+      <w:r>
+        <w:t xml:space="preserve">  705          is_body_part = content_type in ("text/plain", "text/html") and content_disposition != "attachment"</w:t>
       </w:r>
     </w:p>
     <w:p>
@@ -4058,37 +4228,82 @@
     </w:p>
     <w:p>
       <w:r>
-        <w:t xml:space="preserve">  676      return MessageContent(</w:t>
-      </w:r>
-    </w:p>
-    <w:p>
-      <w:r>
-        <w:t xml:space="preserve">  677          text=text,</w:t>
-      </w:r>
-    </w:p>
-    <w:p>
-      <w:r>
-        <w:t xml:space="preserve">  678          attachments=attachments,</w:t>
-      </w:r>
-    </w:p>
-    <w:p>
-      <w:r>
-        <w:t xml:space="preserve">  679          html=html or "",</w:t>
-      </w:r>
-    </w:p>
-    <w:p>
-      <w:r>
-        <w:t xml:space="preserve">  680          inline_images=inline_images,</w:t>
-      </w:r>
-    </w:p>
-    <w:p>
-      <w:r>
-        <w:t xml:space="preserve">  681          **header_kwargs,</w:t>
-      </w:r>
-    </w:p>
-    <w:p>
-      <w:r>
-        <w:t xml:space="preserve">  682      )</w:t>
+        <w:t xml:space="preserve">  707          # text/calendar (RFC 5546 iTIP-приглашение) сохраняем как вложение</w:t>
+      </w:r>
+    </w:p>
+    <w:p>
+      <w:r>
+        <w:t xml:space="preserve">  708          # всегда — не только когда отправитель явно проставил</w:t>
+      </w:r>
+    </w:p>
+    <w:p>
+      <w:r>
+        <w:t xml:space="preserve">  709          # Content-Disposition: attachment/filename (не все серверы это</w:t>
+      </w:r>
+    </w:p>
+    <w:p>
+      <w:r>
+        <w:t xml:space="preserve">  710          # делают), иначе приглашение молча потеряется.</w:t>
+      </w:r>
+    </w:p>
+    <w:p>
+      <w:r>
+        <w:t xml:space="preserve">  711          is_attachment = not is_body_part and (</w:t>
+      </w:r>
+    </w:p>
+    <w:p>
+      <w:r>
+        <w:t xml:space="preserve">  712              bool(filename) or content_disposition == "attachment" or content_type == "text/calendar"</w:t>
+      </w:r>
+    </w:p>
+    <w:p>
+      <w:r>
+        <w:t xml:space="preserve">  713          )</w:t>
+      </w:r>
+    </w:p>
+    <w:p>
+      <w:r>
+        <w:t xml:space="preserve">  714          if is_attachment:</w:t>
+      </w:r>
+    </w:p>
+    <w:p>
+      <w:r>
+        <w:t xml:space="preserve">  715              attachments.append(</w:t>
+      </w:r>
+    </w:p>
+    <w:p>
+      <w:r>
+        <w:t xml:space="preserve">  716                  _calendar_attachment(part) if content_type == "text/calendar" else Attachment(</w:t>
+      </w:r>
+    </w:p>
+    <w:p>
+      <w:r>
+        <w:t xml:space="preserve">  717                      filename=filename or "(без имени)",</w:t>
+      </w:r>
+    </w:p>
+    <w:p>
+      <w:r>
+        <w:t xml:space="preserve">  718                      content_type=content_type,</w:t>
+      </w:r>
+    </w:p>
+    <w:p>
+      <w:r>
+        <w:t xml:space="preserve">  719                      payload=part.get_payload(decode=True) or b"",</w:t>
+      </w:r>
+    </w:p>
+    <w:p>
+      <w:r>
+        <w:t xml:space="preserve">  720                  )</w:t>
+      </w:r>
+    </w:p>
+    <w:p>
+      <w:r>
+        <w:t xml:space="preserve">  721              )</w:t>
+      </w:r>
+    </w:p>
+    <w:p>
+      <w:r>
+        <w:t xml:space="preserve">  722              continue</w:t>
       </w:r>
     </w:p>
     <w:p>
@@ -4098,37 +4313,62 @@
     </w:p>
     <w:p>
       <w:r>
+        <w:t xml:space="preserve">  724          if content_type == "text/plain" and text is None:</w:t>
+      </w:r>
+    </w:p>
+    <w:p>
+      <w:r>
+        <w:t xml:space="preserve">  725              text = _decode_payload(part)</w:t>
+      </w:r>
+    </w:p>
+    <w:p>
+      <w:r>
+        <w:t xml:space="preserve">  726          elif content_type == "text/html" and html is None:</w:t>
+      </w:r>
+    </w:p>
+    <w:p>
+      <w:r>
+        <w:t xml:space="preserve">  727              html = _decode_payload(part)</w:t>
+      </w:r>
+    </w:p>
+    <w:p>
+      <w:r>
         <w:t xml:space="preserve"> </w:t>
       </w:r>
     </w:p>
     <w:p>
       <w:r>
-        <w:t xml:space="preserve">  685  def _calendar_attachment(part: Message) -&gt; Attachment:</w:t>
-      </w:r>
-    </w:p>
-    <w:p>
-      <w:r>
-        <w:t xml:space="preserve">  686      return Attachment(</w:t>
-      </w:r>
-    </w:p>
-    <w:p>
-      <w:r>
-        <w:t xml:space="preserve">  687          filename=_decode_filename(part.get_filename()) or "invite.ics",</w:t>
-      </w:r>
-    </w:p>
-    <w:p>
-      <w:r>
-        <w:t xml:space="preserve">  688          content_type="text/calendar",</w:t>
-      </w:r>
-    </w:p>
-    <w:p>
-      <w:r>
-        <w:t xml:space="preserve">  689          payload=part.get_payload(decode=True) or b"",</w:t>
-      </w:r>
-    </w:p>
-    <w:p>
-      <w:r>
-        <w:t xml:space="preserve">  690      )</w:t>
+        <w:t xml:space="preserve">  729      if not text:</w:t>
+      </w:r>
+    </w:p>
+    <w:p>
+      <w:r>
+        <w:t xml:space="preserve">  730          # "not text", а не "text is None" — часть text/plain могла найтись,</w:t>
+      </w:r>
+    </w:p>
+    <w:p>
+      <w:r>
+        <w:t xml:space="preserve">  731          # но не осилить декодирование (get_payload(decode=True) вернул</w:t>
+      </w:r>
+    </w:p>
+    <w:p>
+      <w:r>
+        <w:t xml:space="preserve">  732          # None → _decode_payload дала "") и оставить панель чтения молча</w:t>
+      </w:r>
+    </w:p>
+    <w:p>
+      <w:r>
+        <w:t xml:space="preserve">  733          # пустой без единой подсказки (жалоба: "некоторые письма</w:t>
+      </w:r>
+    </w:p>
+    <w:p>
+      <w:r>
+        <w:t xml:space="preserve">  734          # открываются так [пусто], а на самом деле они такие [с текстом]").</w:t>
+      </w:r>
+    </w:p>
+    <w:p>
+      <w:r>
+        <w:t xml:space="preserve">  735          text = "(письмо в формате HTML — предпросмотр текста недоступен)" if html else "(нет текстового содержимого)"</w:t>
       </w:r>
     </w:p>
     <w:p>
@@ -4138,417 +4378,462 @@
     </w:p>
     <w:p>
       <w:r>
+        <w:t xml:space="preserve">  737      return MessageContent(</w:t>
+      </w:r>
+    </w:p>
+    <w:p>
+      <w:r>
+        <w:t xml:space="preserve">  738          text=text,</w:t>
+      </w:r>
+    </w:p>
+    <w:p>
+      <w:r>
+        <w:t xml:space="preserve">  739          attachments=attachments,</w:t>
+      </w:r>
+    </w:p>
+    <w:p>
+      <w:r>
+        <w:t xml:space="preserve">  740          html=html or "",</w:t>
+      </w:r>
+    </w:p>
+    <w:p>
+      <w:r>
+        <w:t xml:space="preserve">  741          inline_images=inline_images,</w:t>
+      </w:r>
+    </w:p>
+    <w:p>
+      <w:r>
+        <w:t xml:space="preserve">  742          **header_kwargs,</w:t>
+      </w:r>
+    </w:p>
+    <w:p>
+      <w:r>
+        <w:t xml:space="preserve">  743      )</w:t>
+      </w:r>
+    </w:p>
+    <w:p>
+      <w:r>
         <w:t xml:space="preserve"> </w:t>
       </w:r>
     </w:p>
     <w:p>
       <w:r>
-        <w:t xml:space="preserve">  693  def _decode_header_text(value: str | None) -&gt; str:</w:t>
-      </w:r>
-    </w:p>
-    <w:p>
-      <w:r>
-        <w:t xml:space="preserve">  694      """Как _decode_filename, но для обычных текстовых заголовков (Subject/</w:t>
-      </w:r>
-    </w:p>
-    <w:p>
-      <w:r>
-        <w:t xml:space="preserve">  695      From/To/Cc) — не все сервера сворачивают RFC 2047 encoded-word до</w:t>
-      </w:r>
-    </w:p>
-    <w:p>
-      <w:r>
-        <w:t xml:space="preserve">  696      ENVELOPE, который парсит imapclient (см. _decode_subject); здесь тот</w:t>
-      </w:r>
-    </w:p>
-    <w:p>
-      <w:r>
-        <w:t xml:space="preserve">  697      же случай, но для содержимого письма, разбираемого через email.message."""</w:t>
-      </w:r>
-    </w:p>
-    <w:p>
-      <w:r>
-        <w:t xml:space="preserve">  698      if not value or "=?" not in value:</w:t>
-      </w:r>
-    </w:p>
-    <w:p>
-      <w:r>
-        <w:t xml:space="preserve">  699          return value or ""</w:t>
-      </w:r>
-    </w:p>
-    <w:p>
-      <w:r>
-        <w:t xml:space="preserve">  700      return _decode_rfc2047(value.encode("ascii", errors="replace"))</w:t>
-      </w:r>
-    </w:p>
-    <w:p>
-      <w:r>
         <w:t xml:space="preserve"> </w:t>
       </w:r>
     </w:p>
     <w:p>
       <w:r>
+        <w:t xml:space="preserve">  746  def _calendar_attachment(part: Message) -&gt; Attachment:</w:t>
+      </w:r>
+    </w:p>
+    <w:p>
+      <w:r>
+        <w:t xml:space="preserve">  747      return Attachment(</w:t>
+      </w:r>
+    </w:p>
+    <w:p>
+      <w:r>
+        <w:t xml:space="preserve">  748          filename=_decode_filename(part.get_filename()) or "invite.ics",</w:t>
+      </w:r>
+    </w:p>
+    <w:p>
+      <w:r>
+        <w:t xml:space="preserve">  749          content_type="text/calendar",</w:t>
+      </w:r>
+    </w:p>
+    <w:p>
+      <w:r>
+        <w:t xml:space="preserve">  750          payload=part.get_payload(decode=True) or b"",</w:t>
+      </w:r>
+    </w:p>
+    <w:p>
+      <w:r>
+        <w:t xml:space="preserve">  751      )</w:t>
+      </w:r>
+    </w:p>
+    <w:p>
+      <w:r>
         <w:t xml:space="preserve"> </w:t>
       </w:r>
     </w:p>
     <w:p>
       <w:r>
-        <w:t xml:space="preserve">  703  def _decode_filename(filename: str | None) -&gt; str | None:</w:t>
-      </w:r>
-    </w:p>
-    <w:p>
-      <w:r>
-        <w:t xml:space="preserve">  704      """get_filename() отдаёт значение как есть — некоторые сервера (в т.ч.</w:t>
-      </w:r>
-    </w:p>
-    <w:p>
-      <w:r>
-        <w:t xml:space="preserve">  705      встречалось от Exchange) кодируют имя файла в RFC 2047 (=?utf-8?B?...?=)</w:t>
-      </w:r>
-    </w:p>
-    <w:p>
-      <w:r>
-        <w:t xml:space="preserve">  706      вместо RFC 2231, которое email.message понимает само. Без декодирования</w:t>
-      </w:r>
-    </w:p>
-    <w:p>
-      <w:r>
-        <w:t xml:space="preserve">  707      имя вложения показывалось бы пользователю нечитаемой кодированной</w:t>
-      </w:r>
-    </w:p>
-    <w:p>
-      <w:r>
-        <w:t xml:space="preserve">  708      строкой вместо настоящего имени файла."""</w:t>
-      </w:r>
-    </w:p>
-    <w:p>
-      <w:r>
-        <w:t xml:space="preserve">  709      if not filename or "=?" not in filename:</w:t>
-      </w:r>
-    </w:p>
-    <w:p>
-      <w:r>
-        <w:t xml:space="preserve">  710          return filename</w:t>
-      </w:r>
-    </w:p>
-    <w:p>
-      <w:r>
-        <w:t xml:space="preserve">  711      return _decode_rfc2047(filename.encode("ascii", errors="replace"))</w:t>
-      </w:r>
-    </w:p>
-    <w:p>
-      <w:r>
         <w:t xml:space="preserve"> </w:t>
       </w:r>
     </w:p>
     <w:p>
       <w:r>
+        <w:t xml:space="preserve">  754  def _decode_header_text(value: str | None) -&gt; str:</w:t>
+      </w:r>
+    </w:p>
+    <w:p>
+      <w:r>
+        <w:t xml:space="preserve">  755      """Как _decode_filename, но для обычных текстовых заголовков (Subject/</w:t>
+      </w:r>
+    </w:p>
+    <w:p>
+      <w:r>
+        <w:t xml:space="preserve">  756      From/To/Cc) — не все сервера сворачивают RFC 2047 encoded-word до</w:t>
+      </w:r>
+    </w:p>
+    <w:p>
+      <w:r>
+        <w:t xml:space="preserve">  757      ENVELOPE, который парсит imapclient (см. _decode_subject); здесь тот</w:t>
+      </w:r>
+    </w:p>
+    <w:p>
+      <w:r>
+        <w:t xml:space="preserve">  758      же случай, но для содержимого письма, разбираемого через email.message."""</w:t>
+      </w:r>
+    </w:p>
+    <w:p>
+      <w:r>
+        <w:t xml:space="preserve">  759      if isinstance(value, Header):</w:t>
+      </w:r>
+    </w:p>
+    <w:p>
+      <w:r>
+        <w:t xml:space="preserve">  760          # Заголовок с «сырыми» не-ASCII байтами (RFC 6532 / небрежные</w:t>
+      </w:r>
+    </w:p>
+    <w:p>
+      <w:r>
+        <w:t xml:space="preserve">  761          # отправители): email.message отдаёт Header с charset unknown-8bit,</w:t>
+      </w:r>
+    </w:p>
+    <w:p>
+      <w:r>
+        <w:t xml:space="preserve">  762          # внутри — строка с surrogateescape. Восстанавливаем байты и</w:t>
+      </w:r>
+    </w:p>
+    <w:p>
+      <w:r>
+        <w:t xml:space="preserve">  763          # читаем как UTF-8; иначе падало на проверке "=?" in value</w:t>
+      </w:r>
+    </w:p>
+    <w:p>
+      <w:r>
+        <w:t xml:space="preserve">  764          # (TypeError: Header не итерируется).</w:t>
+      </w:r>
+    </w:p>
+    <w:p>
+      <w:r>
+        <w:t xml:space="preserve">  765          parts: list[str] = []</w:t>
+      </w:r>
+    </w:p>
+    <w:p>
+      <w:r>
+        <w:t xml:space="preserve">  766          for chunk, charset in decode_header(value):</w:t>
+      </w:r>
+    </w:p>
+    <w:p>
+      <w:r>
+        <w:t xml:space="preserve">  767              if isinstance(chunk, bytes):</w:t>
+      </w:r>
+    </w:p>
+    <w:p>
+      <w:r>
+        <w:t xml:space="preserve">  768                  encoding = charset if charset and charset.lower() != "unknown-8bit" else "utf-8"</w:t>
+      </w:r>
+    </w:p>
+    <w:p>
+      <w:r>
+        <w:t xml:space="preserve">  769                  try:</w:t>
+      </w:r>
+    </w:p>
+    <w:p>
+      <w:r>
+        <w:t xml:space="preserve">  770                      parts.append(chunk.decode(encoding))</w:t>
+      </w:r>
+    </w:p>
+    <w:p>
+      <w:r>
+        <w:t xml:space="preserve">  771                  except (LookupError, UnicodeDecodeError):</w:t>
+      </w:r>
+    </w:p>
+    <w:p>
+      <w:r>
+        <w:t xml:space="preserve">  772                      parts.append(chunk.decode("utf-8", errors="replace"))</w:t>
+      </w:r>
+    </w:p>
+    <w:p>
+      <w:r>
+        <w:t xml:space="preserve">  773              else:</w:t>
+      </w:r>
+    </w:p>
+    <w:p>
+      <w:r>
+        <w:t xml:space="preserve">  774                  parts.append(chunk)</w:t>
+      </w:r>
+    </w:p>
+    <w:p>
+      <w:r>
+        <w:t xml:space="preserve">  775          value = "".join(parts)</w:t>
+      </w:r>
+    </w:p>
+    <w:p>
+      <w:r>
+        <w:t xml:space="preserve">  776      if not value or "=?" not in value:</w:t>
+      </w:r>
+    </w:p>
+    <w:p>
+      <w:r>
+        <w:t xml:space="preserve">  777          return value or ""</w:t>
+      </w:r>
+    </w:p>
+    <w:p>
+      <w:r>
+        <w:t xml:space="preserve">  778      return _decode_rfc2047(value.encode("ascii", errors="replace"))</w:t>
+      </w:r>
+    </w:p>
+    <w:p>
+      <w:r>
         <w:t xml:space="preserve"> </w:t>
       </w:r>
     </w:p>
     <w:p>
       <w:r>
-        <w:t xml:space="preserve">  714  def _decode_payload(part: Message) -&gt; str:</w:t>
-      </w:r>
-    </w:p>
-    <w:p>
-      <w:r>
-        <w:t xml:space="preserve">  715      payload = part.get_payload(decode=True) or b""</w:t>
-      </w:r>
-    </w:p>
-    <w:p>
-      <w:r>
-        <w:t xml:space="preserve">  716      charset = part.get_content_charset() or "utf-8"</w:t>
-      </w:r>
-    </w:p>
-    <w:p>
-      <w:r>
-        <w:t xml:space="preserve">  717      return payload.decode(charset, errors="replace")</w:t>
-      </w:r>
-    </w:p>
-    <w:p>
-      <w:r>
         <w:t xml:space="preserve"> </w:t>
       </w:r>
     </w:p>
     <w:p>
       <w:r>
+        <w:t xml:space="preserve">  781  def _decode_filename(filename: str | None) -&gt; str | None:</w:t>
+      </w:r>
+    </w:p>
+    <w:p>
+      <w:r>
+        <w:t xml:space="preserve">  782      """get_filename() отдаёт значение как есть — некоторые сервера (в т.ч.</w:t>
+      </w:r>
+    </w:p>
+    <w:p>
+      <w:r>
+        <w:t xml:space="preserve">  783      встречалось от Exchange) кодируют имя файла в RFC 2047 (=?utf-8?B?...?=)</w:t>
+      </w:r>
+    </w:p>
+    <w:p>
+      <w:r>
+        <w:t xml:space="preserve">  784      вместо RFC 2231, которое email.message понимает само. Без декодирования</w:t>
+      </w:r>
+    </w:p>
+    <w:p>
+      <w:r>
+        <w:t xml:space="preserve">  785      имя вложения показывалось бы пользователю нечитаемой кодированной</w:t>
+      </w:r>
+    </w:p>
+    <w:p>
+      <w:r>
+        <w:t xml:space="preserve">  786      строкой вместо настоящего имени файла."""</w:t>
+      </w:r>
+    </w:p>
+    <w:p>
+      <w:r>
+        <w:t xml:space="preserve">  787      if not filename or "=?" not in filename:</w:t>
+      </w:r>
+    </w:p>
+    <w:p>
+      <w:r>
+        <w:t xml:space="preserve">  788          return filename</w:t>
+      </w:r>
+    </w:p>
+    <w:p>
+      <w:r>
+        <w:t xml:space="preserve">  789      return _decode_rfc2047(filename.encode("ascii", errors="replace"))</w:t>
+      </w:r>
+    </w:p>
+    <w:p>
+      <w:r>
         <w:t xml:space="preserve"> </w:t>
       </w:r>
     </w:p>
     <w:p>
       <w:r>
-        <w:t xml:space="preserve">  720  def _to_summary(data: dict) -&gt; MessageSummary:</w:t>
-      </w:r>
-    </w:p>
-    <w:p>
-      <w:r>
-        <w:t xml:space="preserve">  721      envelope = data[b"ENVELOPE"]</w:t>
-      </w:r>
-    </w:p>
-    <w:p>
-      <w:r>
-        <w:t xml:space="preserve">  722      sender_display, sender_email = _format_address(envelope.from_)</w:t>
-      </w:r>
-    </w:p>
-    <w:p>
-      <w:r>
-        <w:t xml:space="preserve">  723      message_id = envelope.message_id</w:t>
-      </w:r>
-    </w:p>
-    <w:p>
-      <w:r>
-        <w:t xml:space="preserve">  724      flags = data.get(b"FLAGS", ())</w:t>
-      </w:r>
-    </w:p>
-    <w:p>
-      <w:r>
-        <w:t xml:space="preserve">  725      marker_color = join_markers(_COLOR_BY_KEYWORD[f] for f in flags if f in _COLOR_BY_KEYWORD)</w:t>
-      </w:r>
-    </w:p>
-    <w:p>
-      <w:r>
-        <w:t xml:space="preserve">  726      if marker_color is None and b"\\Flagged" in flags:</w:t>
-      </w:r>
-    </w:p>
-    <w:p>
-      <w:r>
-        <w:t xml:space="preserve">  727          # Жалоба: "не сохраняется проставленный маркер, через какое-то</w:t>
-      </w:r>
-    </w:p>
-    <w:p>
-      <w:r>
-        <w:t xml:space="preserve">  728          # время пропадает" — сервер (VK Mail) не хранит произвольные</w:t>
-      </w:r>
-    </w:p>
-    <w:p>
-      <w:r>
-        <w:t xml:space="preserve">  729          # keyword-флаги ($RedMailRed и т.п.: их нет в PERMANENTFLAGS),</w:t>
-      </w:r>
-    </w:p>
-    <w:p>
-      <w:r>
-        <w:t xml:space="preserve">  730          # принимает их только на время сессии и молча теряет, а стандартный</w:t>
-      </w:r>
-    </w:p>
-    <w:p>
-      <w:r>
-        <w:t xml:space="preserve">  731          # \Flagged хранит. Раньше без keyword'а маркер считался снятым —</w:t>
-      </w:r>
-    </w:p>
-    <w:p>
-      <w:r>
-        <w:t xml:space="preserve">  732          # теперь \Flagged без цвета = маркер по умолчанию; конкретный цвет</w:t>
-      </w:r>
-    </w:p>
-    <w:p>
-      <w:r>
-        <w:t xml:space="preserve">  733          # при этом восстанавливается из локального кэша (см.</w:t>
-      </w:r>
-    </w:p>
-    <w:p>
-      <w:r>
-        <w:t xml:space="preserve">  734          # CachedMailbox.refresh_folder).</w:t>
-      </w:r>
-    </w:p>
-    <w:p>
-      <w:r>
-        <w:t xml:space="preserve">  735          marker_color = "red"</w:t>
-      </w:r>
-    </w:p>
-    <w:p>
-      <w:r>
-        <w:t xml:space="preserve">  736      return MessageSummary(</w:t>
-      </w:r>
-    </w:p>
-    <w:p>
-      <w:r>
-        <w:t xml:space="preserve">  737          uid=data[b"UID"],</w:t>
-      </w:r>
-    </w:p>
-    <w:p>
-      <w:r>
-        <w:t xml:space="preserve">  738          subject=_decode_subject(envelope.subject),</w:t>
-      </w:r>
-    </w:p>
-    <w:p>
-      <w:r>
-        <w:t xml:space="preserve">  739          sender=sender_display,</w:t>
-      </w:r>
-    </w:p>
-    <w:p>
-      <w:r>
-        <w:t xml:space="preserve">  740          sender_email=sender_email,</w:t>
-      </w:r>
-    </w:p>
-    <w:p>
-      <w:r>
-        <w:t xml:space="preserve">  741          date=envelope.date.strftime("%Y-%m-%d %H:%M") if envelope.date else "",</w:t>
-      </w:r>
-    </w:p>
-    <w:p>
-      <w:r>
-        <w:t xml:space="preserve">  742          message_id=message_id.decode("ascii", errors="replace") if message_id else "",</w:t>
-      </w:r>
-    </w:p>
-    <w:p>
-      <w:r>
-        <w:t xml:space="preserve">  743          has_attachments=_body_has_attachment(data[b"BODYSTRUCTURE"]) if b"BODYSTRUCTURE" in data else False,</w:t>
-      </w:r>
-    </w:p>
-    <w:p>
-      <w:r>
-        <w:t xml:space="preserve">  744          marker_color=marker_color,</w:t>
-      </w:r>
-    </w:p>
-    <w:p>
-      <w:r>
-        <w:t xml:space="preserve">  745          importance=parse_importance(message_from_bytes(data.get(b"BODY[HEADER.FIELDS (IMPORTANCE X-PRIORITY)]", b""))),</w:t>
-      </w:r>
-    </w:p>
-    <w:p>
-      <w:r>
-        <w:t xml:space="preserve">  746          is_read=b"\\Seen" in flags,</w:t>
-      </w:r>
-    </w:p>
-    <w:p>
-      <w:r>
-        <w:t xml:space="preserve">  747          to=_format_address_list(getattr(envelope, "to", None)),</w:t>
-      </w:r>
-    </w:p>
-    <w:p>
-      <w:r>
-        <w:t xml:space="preserve">  748          is_answered=b"\\Answered" in flags,</w:t>
-      </w:r>
-    </w:p>
-    <w:p>
-      <w:r>
-        <w:t xml:space="preserve">  749      )</w:t>
-      </w:r>
-    </w:p>
-    <w:p>
-      <w:r>
         <w:t xml:space="preserve"> </w:t>
       </w:r>
     </w:p>
     <w:p>
       <w:r>
+        <w:t xml:space="preserve">  792  def _decode_payload(part: Message) -&gt; str:</w:t>
+      </w:r>
+    </w:p>
+    <w:p>
+      <w:r>
+        <w:t xml:space="preserve">  793      payload = part.get_payload(decode=True) or b""</w:t>
+      </w:r>
+    </w:p>
+    <w:p>
+      <w:r>
+        <w:t xml:space="preserve">  794      charset = part.get_content_charset() or "utf-8"</w:t>
+      </w:r>
+    </w:p>
+    <w:p>
+      <w:r>
+        <w:t xml:space="preserve">  795      return payload.decode(charset, errors="replace")</w:t>
+      </w:r>
+    </w:p>
+    <w:p>
+      <w:r>
         <w:t xml:space="preserve"> </w:t>
       </w:r>
     </w:p>
     <w:p>
       <w:r>
-        <w:t xml:space="preserve">  752  def _body_has_attachment(structure) -&gt; bool:</w:t>
-      </w:r>
-    </w:p>
-    <w:p>
-      <w:r>
-        <w:t xml:space="preserve">  753      """Смотрит в BODYSTRUCTURE, не скачивая тело письма целиком.</w:t>
-      </w:r>
-    </w:p>
-    <w:p>
-      <w:r>
         <w:t xml:space="preserve"> </w:t>
       </w:r>
     </w:p>
     <w:p>
       <w:r>
-        <w:t xml:space="preserve">  755      BODYSTRUCTURE — сырая вложенная структура по RFC 3501 (см. imapclient</w:t>
-      </w:r>
-    </w:p>
-    <w:p>
-      <w:r>
-        <w:t xml:space="preserve">  756      response_types.BodyData), без готового поля "это вложение". Ищем</w:t>
-      </w:r>
-    </w:p>
-    <w:p>
-      <w:r>
-        <w:t xml:space="preserve">  757      Content-Disposition: attachment паттерн-мэтчингом (2-элементный кортеж</w:t>
-      </w:r>
-    </w:p>
-    <w:p>
-      <w:r>
-        <w:t xml:space="preserve">  758      вида (b'ATTACHMENT', (...))), а не по фиксированному индексу — точная</w:t>
-      </w:r>
-    </w:p>
-    <w:p>
-      <w:r>
-        <w:t xml:space="preserve">  759      позиция disposition в кортеже "плавает" в зависимости от типа part'а</w:t>
-      </w:r>
-    </w:p>
-    <w:p>
-      <w:r>
-        <w:t xml:space="preserve">  760      (у text/* и message/rfc822 есть дополнительные поля перед ней).</w:t>
-      </w:r>
-    </w:p>
-    <w:p>
-      <w:r>
-        <w:t xml:space="preserve">  761      """</w:t>
-      </w:r>
-    </w:p>
-    <w:p>
-      <w:r>
-        <w:t xml:space="preserve">  762      if structure.is_multipart:</w:t>
-      </w:r>
-    </w:p>
-    <w:p>
-      <w:r>
-        <w:t xml:space="preserve">  763          parts, rest = structure[0], structure[1:]</w:t>
-      </w:r>
-    </w:p>
-    <w:p>
-      <w:r>
-        <w:t xml:space="preserve">  764          if _disposition_is_attachment(rest):</w:t>
-      </w:r>
-    </w:p>
-    <w:p>
-      <w:r>
-        <w:t xml:space="preserve">  765              return True</w:t>
-      </w:r>
-    </w:p>
-    <w:p>
-      <w:r>
-        <w:t xml:space="preserve">  766          return any(_body_has_attachment(part) for part in parts)</w:t>
-      </w:r>
-    </w:p>
-    <w:p>
-      <w:r>
-        <w:t xml:space="preserve">  767      # message/rfc822 (пересланное письмо целиком) — общепринято вложение</w:t>
-      </w:r>
-    </w:p>
-    <w:p>
-      <w:r>
-        <w:t xml:space="preserve">  768      # само по себе, независимо от явного Content-Disposition: attachment</w:t>
-      </w:r>
-    </w:p>
-    <w:p>
-      <w:r>
-        <w:t xml:space="preserve">  769      # (многие клиенты, включая Outlook, его не выставляют на такой части) —</w:t>
-      </w:r>
-    </w:p>
-    <w:p>
-      <w:r>
-        <w:t xml:space="preserve">  770      # без этого скрепка в списке писем не показывалась вовсе (жалоба:</w:t>
-      </w:r>
-    </w:p>
-    <w:p>
-      <w:r>
-        <w:t xml:space="preserve">  771      # "у письма есть вложение, но его нет в просмотре и при открытии").</w:t>
-      </w:r>
-    </w:p>
-    <w:p>
-      <w:r>
-        <w:t xml:space="preserve">  772      if len(structure) &gt;= 2 and _field_upper(structure[0]) == "MESSAGE" and _field_upper(structure[1]) == "RFC822":</w:t>
-      </w:r>
-    </w:p>
-    <w:p>
-      <w:r>
-        <w:t xml:space="preserve">  773          return True</w:t>
-      </w:r>
-    </w:p>
-    <w:p>
-      <w:r>
-        <w:t xml:space="preserve">  774      return _disposition_is_attachment(structure)</w:t>
+        <w:t xml:space="preserve">  798  def _to_summary(data: dict) -&gt; MessageSummary:</w:t>
+      </w:r>
+    </w:p>
+    <w:p>
+      <w:r>
+        <w:t xml:space="preserve">  799      envelope = data[b"ENVELOPE"]</w:t>
+      </w:r>
+    </w:p>
+    <w:p>
+      <w:r>
+        <w:t xml:space="preserve">  800      sender_display, sender_email = _format_address(envelope.from_)</w:t>
+      </w:r>
+    </w:p>
+    <w:p>
+      <w:r>
+        <w:t xml:space="preserve">  801      message_id = envelope.message_id</w:t>
+      </w:r>
+    </w:p>
+    <w:p>
+      <w:r>
+        <w:t xml:space="preserve">  802      flags = data.get(b"FLAGS", ())</w:t>
+      </w:r>
+    </w:p>
+    <w:p>
+      <w:r>
+        <w:t xml:space="preserve">  803      marker_color = join_markers(_COLOR_BY_KEYWORD[f] for f in flags if f in _COLOR_BY_KEYWORD)</w:t>
+      </w:r>
+    </w:p>
+    <w:p>
+      <w:r>
+        <w:t xml:space="preserve">  804      if marker_color is None and b"\\Flagged" in flags:</w:t>
+      </w:r>
+    </w:p>
+    <w:p>
+      <w:r>
+        <w:t xml:space="preserve">  805          # Жалоба: "не сохраняется проставленный маркер, через какое-то</w:t>
+      </w:r>
+    </w:p>
+    <w:p>
+      <w:r>
+        <w:t xml:space="preserve">  806          # время пропадает" — сервер (VK Mail) не хранит произвольные</w:t>
+      </w:r>
+    </w:p>
+    <w:p>
+      <w:r>
+        <w:t xml:space="preserve">  807          # keyword-флаги ($RedMailRed и т.п.: их нет в PERMANENTFLAGS),</w:t>
+      </w:r>
+    </w:p>
+    <w:p>
+      <w:r>
+        <w:t xml:space="preserve">  808          # принимает их только на время сессии и молча теряет, а стандартный</w:t>
+      </w:r>
+    </w:p>
+    <w:p>
+      <w:r>
+        <w:t xml:space="preserve">  809          # \Flagged хранит. Раньше без keyword'а маркер считался снятым —</w:t>
+      </w:r>
+    </w:p>
+    <w:p>
+      <w:r>
+        <w:t xml:space="preserve">  810          # теперь \Flagged без цвета = маркер по умолчанию; конкретный цвет</w:t>
+      </w:r>
+    </w:p>
+    <w:p>
+      <w:r>
+        <w:t xml:space="preserve">  811          # при этом восстанавливается из локального кэша (см.</w:t>
+      </w:r>
+    </w:p>
+    <w:p>
+      <w:r>
+        <w:t xml:space="preserve">  812          # CachedMailbox.refresh_folder).</w:t>
+      </w:r>
+    </w:p>
+    <w:p>
+      <w:r>
+        <w:t xml:space="preserve">  813          marker_color = "red"</w:t>
+      </w:r>
+    </w:p>
+    <w:p>
+      <w:r>
+        <w:t xml:space="preserve">  814      return MessageSummary(</w:t>
+      </w:r>
+    </w:p>
+    <w:p>
+      <w:r>
+        <w:t xml:space="preserve">  815          uid=data[b"UID"],</w:t>
+      </w:r>
+    </w:p>
+    <w:p>
+      <w:r>
+        <w:t xml:space="preserve">  816          subject=_decode_subject(envelope.subject),</w:t>
+      </w:r>
+    </w:p>
+    <w:p>
+      <w:r>
+        <w:t xml:space="preserve">  817          sender=sender_display,</w:t>
+      </w:r>
+    </w:p>
+    <w:p>
+      <w:r>
+        <w:t xml:space="preserve">  818          sender_email=sender_email,</w:t>
+      </w:r>
+    </w:p>
+    <w:p>
+      <w:r>
+        <w:t xml:space="preserve">  819          date=envelope.date.strftime("%Y-%m-%d %H:%M") if envelope.date else "",</w:t>
+      </w:r>
+    </w:p>
+    <w:p>
+      <w:r>
+        <w:t xml:space="preserve">  820          message_id=message_id.decode("ascii", errors="replace") if message_id else "",</w:t>
+      </w:r>
+    </w:p>
+    <w:p>
+      <w:r>
+        <w:t xml:space="preserve">  821          has_attachments=_body_has_attachment(data[b"BODYSTRUCTURE"]) if b"BODYSTRUCTURE" in data else False,</w:t>
+      </w:r>
+    </w:p>
+    <w:p>
+      <w:r>
+        <w:t xml:space="preserve">  822          marker_color=marker_color,</w:t>
+      </w:r>
+    </w:p>
+    <w:p>
+      <w:r>
+        <w:t xml:space="preserve">  823          importance=parse_importance(message_from_bytes(data.get(b"BODY[HEADER.FIELDS (IMPORTANCE X-PRIORITY)]", b""))),</w:t>
+      </w:r>
+    </w:p>
+    <w:p>
+      <w:r>
+        <w:t xml:space="preserve">  824          is_read=b"\\Seen" in flags,</w:t>
+      </w:r>
+    </w:p>
+    <w:p>
+      <w:r>
+        <w:t xml:space="preserve">  825          to=_format_address_list(getattr(envelope, "to", None)),</w:t>
+      </w:r>
+    </w:p>
+    <w:p>
+      <w:r>
+        <w:t xml:space="preserve">  826          is_answered=b"\\Answered" in flags,</w:t>
+      </w:r>
+    </w:p>
+    <w:p>
+      <w:r>
+        <w:t xml:space="preserve">  827          size=int(data.get(b"RFC822.SIZE", 0) or 0),</w:t>
+      </w:r>
+    </w:p>
+    <w:p>
+      <w:r>
+        <w:t xml:space="preserve">  828      )</w:t>
       </w:r>
     </w:p>
     <w:p>
@@ -4563,22 +4848,12 @@
     </w:p>
     <w:p>
       <w:r>
-        <w:t xml:space="preserve">  777  def _field_upper(value) -&gt; str:</w:t>
-      </w:r>
-    </w:p>
-    <w:p>
-      <w:r>
-        <w:t xml:space="preserve">  778      if isinstance(value, bytes):</w:t>
-      </w:r>
-    </w:p>
-    <w:p>
-      <w:r>
-        <w:t xml:space="preserve">  779          return value.decode("ascii", errors="replace").upper()</w:t>
-      </w:r>
-    </w:p>
-    <w:p>
-      <w:r>
-        <w:t xml:space="preserve">  780      return str(value).upper()</w:t>
+        <w:t xml:space="preserve">  831  def _body_has_attachment(structure) -&gt; bool:</w:t>
+      </w:r>
+    </w:p>
+    <w:p>
+      <w:r>
+        <w:t xml:space="preserve">  832      """Смотрит в BODYSTRUCTURE, не скачивая тело письма целиком.</w:t>
       </w:r>
     </w:p>
     <w:p>
@@ -4588,127 +4863,172 @@
     </w:p>
     <w:p>
       <w:r>
+        <w:t xml:space="preserve">  834      BODYSTRUCTURE — сырая вложенная структура по RFC 3501 (см. imapclient</w:t>
+      </w:r>
+    </w:p>
+    <w:p>
+      <w:r>
+        <w:t xml:space="preserve">  835      response_types.BodyData), без готового поля "это вложение". Ищем</w:t>
+      </w:r>
+    </w:p>
+    <w:p>
+      <w:r>
+        <w:t xml:space="preserve">  836      Content-Disposition: attachment паттерн-мэтчингом (2-элементный кортеж</w:t>
+      </w:r>
+    </w:p>
+    <w:p>
+      <w:r>
+        <w:t xml:space="preserve">  837      вида (b'ATTACHMENT', (...))), а не по фиксированному индексу — точная</w:t>
+      </w:r>
+    </w:p>
+    <w:p>
+      <w:r>
+        <w:t xml:space="preserve">  838      позиция disposition в кортеже "плавает" в зависимости от типа part'а</w:t>
+      </w:r>
+    </w:p>
+    <w:p>
+      <w:r>
+        <w:t xml:space="preserve">  839      (у text/* и message/rfc822 есть дополнительные поля перед ней).</w:t>
+      </w:r>
+    </w:p>
+    <w:p>
+      <w:r>
+        <w:t xml:space="preserve">  840      """</w:t>
+      </w:r>
+    </w:p>
+    <w:p>
+      <w:r>
+        <w:t xml:space="preserve">  841      if structure.is_multipart:</w:t>
+      </w:r>
+    </w:p>
+    <w:p>
+      <w:r>
+        <w:t xml:space="preserve">  842          parts, rest = structure[0], structure[1:]</w:t>
+      </w:r>
+    </w:p>
+    <w:p>
+      <w:r>
+        <w:t xml:space="preserve">  843          if _disposition_is_attachment(rest):</w:t>
+      </w:r>
+    </w:p>
+    <w:p>
+      <w:r>
+        <w:t xml:space="preserve">  844              return True</w:t>
+      </w:r>
+    </w:p>
+    <w:p>
+      <w:r>
+        <w:t xml:space="preserve">  845          return any(_body_has_attachment(part) for part in parts)</w:t>
+      </w:r>
+    </w:p>
+    <w:p>
+      <w:r>
+        <w:t xml:space="preserve">  846      # message/rfc822 (пересланное письмо целиком) — общепринято вложение</w:t>
+      </w:r>
+    </w:p>
+    <w:p>
+      <w:r>
+        <w:t xml:space="preserve">  847      # само по себе, независимо от явного Content-Disposition: attachment</w:t>
+      </w:r>
+    </w:p>
+    <w:p>
+      <w:r>
+        <w:t xml:space="preserve">  848      # (многие клиенты, включая Outlook, его не выставляют на такой части) —</w:t>
+      </w:r>
+    </w:p>
+    <w:p>
+      <w:r>
+        <w:t xml:space="preserve">  849      # без этого скрепка в списке писем не показывалась вовсе (жалоба:</w:t>
+      </w:r>
+    </w:p>
+    <w:p>
+      <w:r>
+        <w:t xml:space="preserve">  850      # "у письма есть вложение, но его нет в просмотре и при открытии").</w:t>
+      </w:r>
+    </w:p>
+    <w:p>
+      <w:r>
+        <w:t xml:space="preserve">  851      if len(structure) &gt;= 2 and _field_upper(structure[0]) == "MESSAGE" and _field_upper(structure[1]) == "RFC822":</w:t>
+      </w:r>
+    </w:p>
+    <w:p>
+      <w:r>
+        <w:t xml:space="preserve">  852          return True</w:t>
+      </w:r>
+    </w:p>
+    <w:p>
+      <w:r>
+        <w:t xml:space="preserve">  853      return _disposition_is_attachment(structure)</w:t>
+      </w:r>
+    </w:p>
+    <w:p>
+      <w:r>
         <w:t xml:space="preserve"> </w:t>
       </w:r>
     </w:p>
     <w:p>
       <w:r>
-        <w:t xml:space="preserve">  783  def _disposition_is_attachment(fields) -&gt; bool:</w:t>
-      </w:r>
-    </w:p>
-    <w:p>
-      <w:r>
-        <w:t xml:space="preserve">  784      for value in fields:</w:t>
-      </w:r>
-    </w:p>
-    <w:p>
-      <w:r>
-        <w:t xml:space="preserve">  785          if isinstance(value, (tuple, list)) and len(value) == 2 and isinstance(value[0], bytes):</w:t>
-      </w:r>
-    </w:p>
-    <w:p>
-      <w:r>
-        <w:t xml:space="preserve">  786              if value[0].upper() == b"ATTACHMENT":</w:t>
-      </w:r>
-    </w:p>
-    <w:p>
-      <w:r>
-        <w:t xml:space="preserve">  787                  return True</w:t>
-      </w:r>
-    </w:p>
-    <w:p>
-      <w:r>
-        <w:t xml:space="preserve">  788      return False</w:t>
-      </w:r>
-    </w:p>
-    <w:p>
-      <w:r>
         <w:t xml:space="preserve"> </w:t>
       </w:r>
     </w:p>
     <w:p>
       <w:r>
+        <w:t xml:space="preserve">  856  def _field_upper(value) -&gt; str:</w:t>
+      </w:r>
+    </w:p>
+    <w:p>
+      <w:r>
+        <w:t xml:space="preserve">  857      if isinstance(value, bytes):</w:t>
+      </w:r>
+    </w:p>
+    <w:p>
+      <w:r>
+        <w:t xml:space="preserve">  858          return value.decode("ascii", errors="replace").upper()</w:t>
+      </w:r>
+    </w:p>
+    <w:p>
+      <w:r>
+        <w:t xml:space="preserve">  859      return str(value).upper()</w:t>
+      </w:r>
+    </w:p>
+    <w:p>
+      <w:r>
         <w:t xml:space="preserve"> </w:t>
       </w:r>
     </w:p>
     <w:p>
       <w:r>
-        <w:t xml:space="preserve">  791  def parse_importance(headers: Message) -&gt; str:</w:t>
-      </w:r>
-    </w:p>
-    <w:p>
-      <w:r>
-        <w:t xml:space="preserve">  792      """Классифицирует важность письма по заголовкам Importance/X-Priority.</w:t>
-      </w:r>
-    </w:p>
-    <w:p>
-      <w:r>
         <w:t xml:space="preserve"> </w:t>
       </w:r>
     </w:p>
     <w:p>
       <w:r>
-        <w:t xml:space="preserve">  794      Публичная — используется и для IMAP (заголовки приходят отдельным полем</w:t>
-      </w:r>
-    </w:p>
-    <w:p>
-      <w:r>
-        <w:t xml:space="preserve">  795      FETCH), и для archive_store (заголовки уже есть в разобранном письме)."""</w:t>
-      </w:r>
-    </w:p>
-    <w:p>
-      <w:r>
-        <w:t xml:space="preserve">  796      importance = (headers.get("Importance") or "").strip().lower()</w:t>
-      </w:r>
-    </w:p>
-    <w:p>
-      <w:r>
-        <w:t xml:space="preserve">  797      if importance in ("high", "urgent"):</w:t>
-      </w:r>
-    </w:p>
-    <w:p>
-      <w:r>
-        <w:t xml:space="preserve">  798          return "high"</w:t>
-      </w:r>
-    </w:p>
-    <w:p>
-      <w:r>
-        <w:t xml:space="preserve">  799      if importance == "low":</w:t>
-      </w:r>
-    </w:p>
-    <w:p>
-      <w:r>
-        <w:t xml:space="preserve">  800          return "low"</w:t>
-      </w:r>
-    </w:p>
-    <w:p>
-      <w:r>
-        <w:t xml:space="preserve">  801      priority = (headers.get("X-Priority") or "").strip()</w:t>
-      </w:r>
-    </w:p>
-    <w:p>
-      <w:r>
-        <w:t xml:space="preserve">  802      if priority[:1] in ("1", "2"):</w:t>
-      </w:r>
-    </w:p>
-    <w:p>
-      <w:r>
-        <w:t xml:space="preserve">  803          return "high"</w:t>
-      </w:r>
-    </w:p>
-    <w:p>
-      <w:r>
-        <w:t xml:space="preserve">  804      if priority[:1] in ("4", "5"):</w:t>
-      </w:r>
-    </w:p>
-    <w:p>
-      <w:r>
-        <w:t xml:space="preserve">  805          return "low"</w:t>
-      </w:r>
-    </w:p>
-    <w:p>
-      <w:r>
-        <w:t xml:space="preserve">  806      return "normal"</w:t>
+        <w:t xml:space="preserve">  862  def _disposition_is_attachment(fields) -&gt; bool:</w:t>
+      </w:r>
+    </w:p>
+    <w:p>
+      <w:r>
+        <w:t xml:space="preserve">  863      for value in fields:</w:t>
+      </w:r>
+    </w:p>
+    <w:p>
+      <w:r>
+        <w:t xml:space="preserve">  864          if isinstance(value, (tuple, list)) and len(value) == 2 and isinstance(value[0], bytes):</w:t>
+      </w:r>
+    </w:p>
+    <w:p>
+      <w:r>
+        <w:t xml:space="preserve">  865              if value[0].upper() == b"ATTACHMENT":</w:t>
+      </w:r>
+    </w:p>
+    <w:p>
+      <w:r>
+        <w:t xml:space="preserve">  866                  return True</w:t>
+      </w:r>
+    </w:p>
+    <w:p>
+      <w:r>
+        <w:t xml:space="preserve">  867      return False</w:t>
       </w:r>
     </w:p>
     <w:p>
@@ -4723,22 +5043,12 @@
     </w:p>
     <w:p>
       <w:r>
-        <w:t xml:space="preserve">  809  def _decode_subject(raw: bytes | None) -&gt; str:</w:t>
-      </w:r>
-    </w:p>
-    <w:p>
-      <w:r>
-        <w:t xml:space="preserve">  810      if not raw:</w:t>
-      </w:r>
-    </w:p>
-    <w:p>
-      <w:r>
-        <w:t xml:space="preserve">  811          return "(без темы)"</w:t>
-      </w:r>
-    </w:p>
-    <w:p>
-      <w:r>
-        <w:t xml:space="preserve">  812      return _decode_rfc2047(raw)</w:t>
+        <w:t xml:space="preserve">  870  def parse_importance(headers: Message) -&gt; str:</w:t>
+      </w:r>
+    </w:p>
+    <w:p>
+      <w:r>
+        <w:t xml:space="preserve">  871      """Классифицирует важность письма по заголовкам Importance/X-Priority.</w:t>
       </w:r>
     </w:p>
     <w:p>
@@ -4748,192 +5058,347 @@
     </w:p>
     <w:p>
       <w:r>
+        <w:t xml:space="preserve">  873      Публичная — используется и для IMAP (заголовки приходят отдельным полем</w:t>
+      </w:r>
+    </w:p>
+    <w:p>
+      <w:r>
+        <w:t xml:space="preserve">  874      FETCH), и для archive_store (заголовки уже есть в разобранном письме)."""</w:t>
+      </w:r>
+    </w:p>
+    <w:p>
+      <w:r>
+        <w:t xml:space="preserve">  875      importance = (headers.get("Importance") or "").strip().lower()</w:t>
+      </w:r>
+    </w:p>
+    <w:p>
+      <w:r>
+        <w:t xml:space="preserve">  876      if importance in ("high", "urgent"):</w:t>
+      </w:r>
+    </w:p>
+    <w:p>
+      <w:r>
+        <w:t xml:space="preserve">  877          return "high"</w:t>
+      </w:r>
+    </w:p>
+    <w:p>
+      <w:r>
+        <w:t xml:space="preserve">  878      if importance == "low":</w:t>
+      </w:r>
+    </w:p>
+    <w:p>
+      <w:r>
+        <w:t xml:space="preserve">  879          return "low"</w:t>
+      </w:r>
+    </w:p>
+    <w:p>
+      <w:r>
+        <w:t xml:space="preserve">  880      priority = (headers.get("X-Priority") or "").strip()</w:t>
+      </w:r>
+    </w:p>
+    <w:p>
+      <w:r>
+        <w:t xml:space="preserve">  881      if priority[:1] in ("1", "2"):</w:t>
+      </w:r>
+    </w:p>
+    <w:p>
+      <w:r>
+        <w:t xml:space="preserve">  882          return "high"</w:t>
+      </w:r>
+    </w:p>
+    <w:p>
+      <w:r>
+        <w:t xml:space="preserve">  883      if priority[:1] in ("4", "5"):</w:t>
+      </w:r>
+    </w:p>
+    <w:p>
+      <w:r>
+        <w:t xml:space="preserve">  884          return "low"</w:t>
+      </w:r>
+    </w:p>
+    <w:p>
+      <w:r>
+        <w:t xml:space="preserve">  885      return "normal"</w:t>
+      </w:r>
+    </w:p>
+    <w:p>
+      <w:r>
         <w:t xml:space="preserve"> </w:t>
       </w:r>
     </w:p>
     <w:p>
       <w:r>
-        <w:t xml:space="preserve">  815  def _decode_rfc2047(raw: bytes) -&gt; str:</w:t>
-      </w:r>
-    </w:p>
-    <w:p>
-      <w:r>
-        <w:t xml:space="preserve">  816      # Имена отправителей и темы писем сервер отдаёт как есть — они бывают</w:t>
-      </w:r>
-    </w:p>
-    <w:p>
-      <w:r>
-        <w:t xml:space="preserve">  817      # в кодированных словах RFC 2047 (=?utf-8?B?...?=), а не только сырым UTF-8.</w:t>
-      </w:r>
-    </w:p>
-    <w:p>
-      <w:r>
-        <w:t xml:space="preserve">  818      parts = decode_header(raw.decode("ascii", errors="replace"))</w:t>
-      </w:r>
-    </w:p>
-    <w:p>
-      <w:r>
-        <w:t xml:space="preserve">  819      return "".join(</w:t>
-      </w:r>
-    </w:p>
-    <w:p>
-      <w:r>
-        <w:t xml:space="preserve">  820          chunk.decode(encoding or "utf-8", errors="replace") if isinstance(chunk, bytes) else chunk</w:t>
-      </w:r>
-    </w:p>
-    <w:p>
-      <w:r>
-        <w:t xml:space="preserve">  821          for chunk, encoding in parts</w:t>
-      </w:r>
-    </w:p>
-    <w:p>
-      <w:r>
-        <w:t xml:space="preserve">  822      )</w:t>
-      </w:r>
-    </w:p>
-    <w:p>
-      <w:r>
         <w:t xml:space="preserve"> </w:t>
       </w:r>
     </w:p>
     <w:p>
       <w:r>
+        <w:t xml:space="preserve">  888  def _decode_subject(raw: bytes | None) -&gt; str:</w:t>
+      </w:r>
+    </w:p>
+    <w:p>
+      <w:r>
+        <w:t xml:space="preserve">  889      if not raw:</w:t>
+      </w:r>
+    </w:p>
+    <w:p>
+      <w:r>
+        <w:t xml:space="preserve">  890          return "(без темы)"</w:t>
+      </w:r>
+    </w:p>
+    <w:p>
+      <w:r>
+        <w:t xml:space="preserve">  891      return _decode_rfc2047(raw)</w:t>
+      </w:r>
+    </w:p>
+    <w:p>
+      <w:r>
         <w:t xml:space="preserve"> </w:t>
       </w:r>
     </w:p>
     <w:p>
       <w:r>
-        <w:t xml:space="preserve">  825  def _format_address_list(addresses) -&gt; str:</w:t>
-      </w:r>
-    </w:p>
-    <w:p>
-      <w:r>
-        <w:t xml:space="preserve">  826      """Все адреса списка (To/Cc), через запятую — используется только для</w:t>
-      </w:r>
-    </w:p>
-    <w:p>
-      <w:r>
-        <w:t xml:space="preserve">  827      отображения в списке писем, не для машинного разбора (см.</w:t>
-      </w:r>
-    </w:p>
-    <w:p>
-      <w:r>
-        <w:t xml:space="preserve">  828      _parse_recipient_list в main_window.py для этого)."""</w:t>
-      </w:r>
-    </w:p>
-    <w:p>
-      <w:r>
-        <w:t xml:space="preserve">  829      if not addresses:</w:t>
-      </w:r>
-    </w:p>
-    <w:p>
-      <w:r>
-        <w:t xml:space="preserve">  830          return ""</w:t>
-      </w:r>
-    </w:p>
-    <w:p>
-      <w:r>
-        <w:t xml:space="preserve">  831      parts = []</w:t>
-      </w:r>
-    </w:p>
-    <w:p>
-      <w:r>
-        <w:t xml:space="preserve">  832      for address in addresses:</w:t>
-      </w:r>
-    </w:p>
-    <w:p>
-      <w:r>
-        <w:t xml:space="preserve">  833          mailbox = address.mailbox.decode("utf-8", errors="replace") if address.mailbox else ""</w:t>
-      </w:r>
-    </w:p>
-    <w:p>
-      <w:r>
-        <w:t xml:space="preserve">  834          host = address.host.decode("utf-8", errors="replace") if address.host else ""</w:t>
-      </w:r>
-    </w:p>
-    <w:p>
-      <w:r>
-        <w:t xml:space="preserve">  835          email = f"{mailbox}@{host}" if mailbox and host else mailbox</w:t>
-      </w:r>
-    </w:p>
-    <w:p>
-      <w:r>
-        <w:t xml:space="preserve">  836          name = _decode_rfc2047(address.name) if address.name else ""</w:t>
-      </w:r>
-    </w:p>
-    <w:p>
-      <w:r>
-        <w:t xml:space="preserve">  837          parts.append(f"{name} &lt;{email}&gt;" if name and email else (email or name))</w:t>
-      </w:r>
-    </w:p>
-    <w:p>
-      <w:r>
-        <w:t xml:space="preserve">  838      return ", ".join(parts)</w:t>
-      </w:r>
-    </w:p>
-    <w:p>
-      <w:r>
         <w:t xml:space="preserve"> </w:t>
       </w:r>
     </w:p>
     <w:p>
       <w:r>
+        <w:t xml:space="preserve">  894  def _decode_rfc2047(raw: bytes) -&gt; str:</w:t>
+      </w:r>
+    </w:p>
+    <w:p>
+      <w:r>
+        <w:t xml:space="preserve">  895      # Имена отправителей и темы писем сервер отдаёт как есть — они бывают</w:t>
+      </w:r>
+    </w:p>
+    <w:p>
+      <w:r>
+        <w:t xml:space="preserve">  896      # в кодированных словах RFC 2047 (=?utf-8?B?...?=), а не только сырым UTF-8.</w:t>
+      </w:r>
+    </w:p>
+    <w:p>
+      <w:r>
+        <w:t xml:space="preserve">  897      if b"=?" not in raw:</w:t>
+      </w:r>
+    </w:p>
+    <w:p>
+      <w:r>
+        <w:t xml:space="preserve">  898          # Нет encoded-word — это либо чистый ASCII, либо сырой UTF-8</w:t>
+      </w:r>
+    </w:p>
+    <w:p>
+      <w:r>
+        <w:t xml:space="preserve">  899          # (RFC 6532; реальная находка на Dovecot: тема превращалась в</w:t>
+      </w:r>
+    </w:p>
+    <w:p>
+      <w:r>
+        <w:t xml:space="preserve">  900          # знаки замены, потому что байты читались как ASCII).</w:t>
+      </w:r>
+    </w:p>
+    <w:p>
+      <w:r>
+        <w:t xml:space="preserve">  901          return raw.decode("utf-8", errors="replace")</w:t>
+      </w:r>
+    </w:p>
+    <w:p>
+      <w:r>
+        <w:t xml:space="preserve">  902      # latin-1 — обратимое 1:1 отображение байтов в символы: незакодированные</w:t>
+      </w:r>
+    </w:p>
+    <w:p>
+      <w:r>
+        <w:t xml:space="preserve">  903      # куски decode_header вернёт как те же байты (raw-unicode-escape для</w:t>
+      </w:r>
+    </w:p>
+    <w:p>
+      <w:r>
+        <w:t xml:space="preserve">  904      # символов &lt; 256), и их можно прочитать как UTF-8.</w:t>
+      </w:r>
+    </w:p>
+    <w:p>
+      <w:r>
+        <w:t xml:space="preserve">  905      parts = decode_header(raw.decode("latin-1"))</w:t>
+      </w:r>
+    </w:p>
+    <w:p>
+      <w:r>
+        <w:t xml:space="preserve">  906      out: list[str] = []</w:t>
+      </w:r>
+    </w:p>
+    <w:p>
+      <w:r>
+        <w:t xml:space="preserve">  907      for chunk, encoding in parts:</w:t>
+      </w:r>
+    </w:p>
+    <w:p>
+      <w:r>
+        <w:t xml:space="preserve">  908          if isinstance(chunk, bytes):</w:t>
+      </w:r>
+    </w:p>
+    <w:p>
+      <w:r>
+        <w:t xml:space="preserve">  909              out.append(chunk.decode(encoding or "utf-8", errors="replace"))</w:t>
+      </w:r>
+    </w:p>
+    <w:p>
+      <w:r>
+        <w:t xml:space="preserve">  910          else:</w:t>
+      </w:r>
+    </w:p>
+    <w:p>
+      <w:r>
+        <w:t xml:space="preserve">  911              out.append(chunk.encode("latin-1", errors="replace").decode("utf-8", errors="replace"))</w:t>
+      </w:r>
+    </w:p>
+    <w:p>
+      <w:r>
+        <w:t xml:space="preserve">  912      return "".join(out)</w:t>
+      </w:r>
+    </w:p>
+    <w:p>
+      <w:r>
         <w:t xml:space="preserve"> </w:t>
       </w:r>
     </w:p>
     <w:p>
       <w:r>
-        <w:t xml:space="preserve">  841  def _format_address(addresses) -&gt; tuple[str, str]:</w:t>
-      </w:r>
-    </w:p>
-    <w:p>
-      <w:r>
-        <w:t xml:space="preserve">  842      """Возвращает (отображаемое имя, email-адрес) первого адреса в списке."""</w:t>
-      </w:r>
-    </w:p>
-    <w:p>
-      <w:r>
-        <w:t xml:space="preserve">  843      if not addresses:</w:t>
-      </w:r>
-    </w:p>
-    <w:p>
-      <w:r>
-        <w:t xml:space="preserve">  844          return "(неизвестно)", ""</w:t>
-      </w:r>
-    </w:p>
-    <w:p>
-      <w:r>
-        <w:t xml:space="preserve">  845      address = addresses[0]</w:t>
-      </w:r>
-    </w:p>
-    <w:p>
-      <w:r>
-        <w:t xml:space="preserve">  846      mailbox = address.mailbox.decode("utf-8", errors="replace") if address.mailbox else ""</w:t>
-      </w:r>
-    </w:p>
-    <w:p>
-      <w:r>
-        <w:t xml:space="preserve">  847      host = address.host.decode("utf-8", errors="replace") if address.host else ""</w:t>
-      </w:r>
-    </w:p>
-    <w:p>
-      <w:r>
-        <w:t xml:space="preserve">  848      email = f"{mailbox}@{host}" if mailbox and host else mailbox</w:t>
-      </w:r>
-    </w:p>
-    <w:p>
-      <w:r>
-        <w:t xml:space="preserve">  849      if address.name:</w:t>
-      </w:r>
-    </w:p>
-    <w:p>
-      <w:r>
-        <w:t xml:space="preserve">  850          return _decode_rfc2047(address.name), email</w:t>
-      </w:r>
-    </w:p>
-    <w:p>
-      <w:r>
-        <w:t xml:space="preserve">  851      return (email or "(неизвестно)"), email</w:t>
+        <w:t xml:space="preserve"> </w:t>
+      </w:r>
+    </w:p>
+    <w:p>
+      <w:r>
+        <w:t xml:space="preserve">  915  def _format_address_list(addresses) -&gt; str:</w:t>
+      </w:r>
+    </w:p>
+    <w:p>
+      <w:r>
+        <w:t xml:space="preserve">  916      """Все адреса списка (To/Cc), через запятую — используется только для</w:t>
+      </w:r>
+    </w:p>
+    <w:p>
+      <w:r>
+        <w:t xml:space="preserve">  917      отображения в списке писем, не для машинного разбора (см.</w:t>
+      </w:r>
+    </w:p>
+    <w:p>
+      <w:r>
+        <w:t xml:space="preserve">  918      _parse_recipient_list в main_window.py для этого)."""</w:t>
+      </w:r>
+    </w:p>
+    <w:p>
+      <w:r>
+        <w:t xml:space="preserve">  919      if not addresses:</w:t>
+      </w:r>
+    </w:p>
+    <w:p>
+      <w:r>
+        <w:t xml:space="preserve">  920          return ""</w:t>
+      </w:r>
+    </w:p>
+    <w:p>
+      <w:r>
+        <w:t xml:space="preserve">  921      parts = []</w:t>
+      </w:r>
+    </w:p>
+    <w:p>
+      <w:r>
+        <w:t xml:space="preserve">  922      for address in addresses:</w:t>
+      </w:r>
+    </w:p>
+    <w:p>
+      <w:r>
+        <w:t xml:space="preserve">  923          mailbox = address.mailbox.decode("utf-8", errors="replace") if address.mailbox else ""</w:t>
+      </w:r>
+    </w:p>
+    <w:p>
+      <w:r>
+        <w:t xml:space="preserve">  924          host = address.host.decode("utf-8", errors="replace") if address.host else ""</w:t>
+      </w:r>
+    </w:p>
+    <w:p>
+      <w:r>
+        <w:t xml:space="preserve">  925          email = f"{mailbox}@{host}" if mailbox and host else mailbox</w:t>
+      </w:r>
+    </w:p>
+    <w:p>
+      <w:r>
+        <w:t xml:space="preserve">  926          name = _decode_rfc2047(address.name) if address.name else ""</w:t>
+      </w:r>
+    </w:p>
+    <w:p>
+      <w:r>
+        <w:t xml:space="preserve">  927          parts.append(f"{name} &lt;{email}&gt;" if name and email else (email or name))</w:t>
+      </w:r>
+    </w:p>
+    <w:p>
+      <w:r>
+        <w:t xml:space="preserve">  928      return ", ".join(parts)</w:t>
+      </w:r>
+    </w:p>
+    <w:p>
+      <w:r>
+        <w:t xml:space="preserve"> </w:t>
+      </w:r>
+    </w:p>
+    <w:p>
+      <w:r>
+        <w:t xml:space="preserve"> </w:t>
+      </w:r>
+    </w:p>
+    <w:p>
+      <w:r>
+        <w:t xml:space="preserve">  931  def _format_address(addresses) -&gt; tuple[str, str]:</w:t>
+      </w:r>
+    </w:p>
+    <w:p>
+      <w:r>
+        <w:t xml:space="preserve">  932      """Возвращает (отображаемое имя, email-адрес) первого адреса в списке."""</w:t>
+      </w:r>
+    </w:p>
+    <w:p>
+      <w:r>
+        <w:t xml:space="preserve">  933      if not addresses:</w:t>
+      </w:r>
+    </w:p>
+    <w:p>
+      <w:r>
+        <w:t xml:space="preserve">  934          return "(неизвестно)", ""</w:t>
+      </w:r>
+    </w:p>
+    <w:p>
+      <w:r>
+        <w:t xml:space="preserve">  935      address = addresses[0]</w:t>
+      </w:r>
+    </w:p>
+    <w:p>
+      <w:r>
+        <w:t xml:space="preserve">  936      mailbox = address.mailbox.decode("utf-8", errors="replace") if address.mailbox else ""</w:t>
+      </w:r>
+    </w:p>
+    <w:p>
+      <w:r>
+        <w:t xml:space="preserve">  937      host = address.host.decode("utf-8", errors="replace") if address.host else ""</w:t>
+      </w:r>
+    </w:p>
+    <w:p>
+      <w:r>
+        <w:t xml:space="preserve">  938      email = f"{mailbox}@{host}" if mailbox and host else mailbox</w:t>
+      </w:r>
+    </w:p>
+    <w:p>
+      <w:r>
+        <w:t xml:space="preserve">  939      if address.name:</w:t>
+      </w:r>
+    </w:p>
+    <w:p>
+      <w:r>
+        <w:t xml:space="preserve">  940          return _decode_rfc2047(address.name), email</w:t>
+      </w:r>
+    </w:p>
+    <w:p>
+      <w:r>
+        <w:t xml:space="preserve">  941      return (email or "(неизвестно)"), email</w:t>
       </w:r>
     </w:p>
     <w:p/>
@@ -4942,7 +5407,7 @@
         <w:rPr>
           <w:b/>
         </w:rPr>
-        <w:t>===== src/redmail/mailbox.py (152 строк) =====</w:t>
+        <w:t>===== src/redmail/mailbox.py (164 строк) =====</w:t>
       </w:r>
     </w:p>
     <w:p>
@@ -4957,7 +5422,12 @@
     </w:p>
     <w:p>
       <w:r>
-        <w:t xml:space="preserve">    3  from pathlib import Path</w:t>
+        <w:t xml:space="preserve">    3  import threading</w:t>
+      </w:r>
+    </w:p>
+    <w:p>
+      <w:r>
+        <w:t xml:space="preserve">    4  from pathlib import Path</w:t>
       </w:r>
     </w:p>
     <w:p>
@@ -4967,17 +5437,17 @@
     </w:p>
     <w:p>
       <w:r>
-        <w:t xml:space="preserve">    5  from redmail import archive_store, cache_store</w:t>
-      </w:r>
-    </w:p>
-    <w:p>
-      <w:r>
-        <w:t xml:space="preserve">    6  from redmail.applog import get_logger</w:t>
-      </w:r>
-    </w:p>
-    <w:p>
-      <w:r>
-        <w:t xml:space="preserve">    7  from redmail.imap_client import UNKNOWN_MARKER, Account, ImapSession, MessageContent, MessageSummary</w:t>
+        <w:t xml:space="preserve">    6  from redmail import archive_store, cache_store, sync_engine</w:t>
+      </w:r>
+    </w:p>
+    <w:p>
+      <w:r>
+        <w:t xml:space="preserve">    7  from redmail.applog import get_logger</w:t>
+      </w:r>
+    </w:p>
+    <w:p>
+      <w:r>
+        <w:t xml:space="preserve">    8  from redmail.imap_client import UNKNOWN_MARKER, Account, ImapSession, MessageContent, MessageSummary</w:t>
       </w:r>
     </w:p>
     <w:p>
@@ -4987,7 +5457,7 @@
     </w:p>
     <w:p>
       <w:r>
-        <w:t xml:space="preserve">    9  _log = get_logger("mailbox")</w:t>
+        <w:t xml:space="preserve">   10  _log = get_logger("mailbox")</w:t>
       </w:r>
     </w:p>
     <w:p>
@@ -5002,12 +5472,17 @@
     </w:p>
     <w:p>
       <w:r>
-        <w:t xml:space="preserve">   12  class CachedMailbox:</w:t>
-      </w:r>
-    </w:p>
-    <w:p>
-      <w:r>
-        <w:t xml:space="preserve">   13      """Читает через ImapSession, но сперва проверяет локальный кэш.</w:t>
+        <w:t xml:space="preserve">   13  class CachedMailbox:</w:t>
+      </w:r>
+    </w:p>
+    <w:p>
+      <w:r>
+        <w:t xml:space="preserve">   14      """Ящик поверх локальной копии (аналог OST): интерфейс читает только</w:t>
+      </w:r>
+    </w:p>
+    <w:p>
+      <w:r>
+        <w:t xml:space="preserve">   15      из базы, сервер опрашивается синхронизацией.</w:t>
       </w:r>
     </w:p>
     <w:p>
@@ -5017,22 +5492,32 @@
     </w:p>
     <w:p>
       <w:r>
-        <w:t xml:space="preserve">   15      folder_summaries() — чистое чтение из кэша, без обращения к серверу,</w:t>
-      </w:r>
-    </w:p>
-    <w:p>
-      <w:r>
-        <w:t xml:space="preserve">   16      КРОМЕ самого первого раза, когда для папки ещё нет вообще ничего</w:t>
-      </w:r>
-    </w:p>
-    <w:p>
-      <w:r>
-        <w:t xml:space="preserve">   17      закэшированного (переключение между уже открытыми папками сети не</w:t>
-      </w:r>
-    </w:p>
-    <w:p>
-      <w:r>
-        <w:t xml:space="preserve">   18      трогает — не нужно спрашивать сервер на каждый клик).</w:t>
+        <w:t xml:space="preserve">   17      folder_summaries() — чистое чтение из базы, сети не касается.</w:t>
+      </w:r>
+    </w:p>
+    <w:p>
+      <w:r>
+        <w:t xml:space="preserve">   18      refresh_folder() — синхронизация заголовков папки с сервером</w:t>
+      </w:r>
+    </w:p>
+    <w:p>
+      <w:r>
+        <w:t xml:space="preserve">   19      (sync_engine.sync_folder_headers): новые письма добавляются, удалённые</w:t>
+      </w:r>
+    </w:p>
+    <w:p>
+      <w:r>
+        <w:t xml:space="preserve">   20      на сервере удаляются локально, флаги обновляются; тела при этом не</w:t>
+      </w:r>
+    </w:p>
+    <w:p>
+      <w:r>
+        <w:t xml:space="preserve">   21      скачиваются. Первое открытие ещё не синхронизированной папки тоже</w:t>
+      </w:r>
+    </w:p>
+    <w:p>
+      <w:r>
+        <w:t xml:space="preserve">   22      идёт через refresh_folder.</w:t>
       </w:r>
     </w:p>
     <w:p>
@@ -5042,22 +5527,12 @@
     </w:p>
     <w:p>
       <w:r>
-        <w:t xml:space="preserve">   20      refresh_folder() — явная проверка сервера: при первом открытии папки,</w:t>
-      </w:r>
-    </w:p>
-    <w:p>
-      <w:r>
-        <w:t xml:space="preserve">   21      по периодическому таймеру и по кнопке «Обновить» в UI. SELECT (дёшево,</w:t>
-      </w:r>
-    </w:p>
-    <w:p>
-      <w:r>
-        <w:t xml:space="preserve">   22      без сканирования) выполняется всегда, чтобы узнать текущее число писем;</w:t>
-      </w:r>
-    </w:p>
-    <w:p>
-      <w:r>
-        <w:t xml:space="preserve">   23      если оно не изменилось — обходимся без похода за самими письмами.</w:t>
+        <w:t xml:space="preserve">   24      message_content() — тело из базы; если его ещё нет (фон не успел или</w:t>
+      </w:r>
+    </w:p>
+    <w:p>
+      <w:r>
+        <w:t xml:space="preserve">   25      письмо большое и отложено) — скачивается сейчас и сохраняется.</w:t>
       </w:r>
     </w:p>
     <w:p>
@@ -5067,17 +5542,17 @@
     </w:p>
     <w:p>
       <w:r>
-        <w:t xml:space="preserve">   25      Текст письма и вложения кэшируются один раз навсегда: после доставки</w:t>
-      </w:r>
-    </w:p>
-    <w:p>
-      <w:r>
-        <w:t xml:space="preserve">   26      письмо не меняется, повторно скачивать нечего.</w:t>
-      </w:r>
-    </w:p>
-    <w:p>
-      <w:r>
-        <w:t xml:space="preserve">   27      """</w:t>
+        <w:t xml:space="preserve">   27      sync_all()/download_bodies() — полная фоновая синхронизация (все папки,</w:t>
+      </w:r>
+    </w:p>
+    <w:p>
+      <w:r>
+        <w:t xml:space="preserve">   28      затем тела от новых к старым), см. sync_engine.</w:t>
+      </w:r>
+    </w:p>
+    <w:p>
+      <w:r>
+        <w:t xml:space="preserve">   29      """</w:t>
       </w:r>
     </w:p>
     <w:p>
@@ -5087,17 +5562,52 @@
     </w:p>
     <w:p>
       <w:r>
-        <w:t xml:space="preserve">   29      def __init__(self, session: ImapSession, account: Account):</w:t>
-      </w:r>
-    </w:p>
-    <w:p>
-      <w:r>
-        <w:t xml:space="preserve">   30          self.session = session</w:t>
-      </w:r>
-    </w:p>
-    <w:p>
-      <w:r>
-        <w:t xml:space="preserve">   31          self._account_key = f"{account.host}:{account.username}"</w:t>
+        <w:t xml:space="preserve">   31      def __init__(self, session: ImapSession, account: Account, *, body_max_bytes: int = sync_engine.DEFAULT_BODY_MAX_BYTES):</w:t>
+      </w:r>
+    </w:p>
+    <w:p>
+      <w:r>
+        <w:t xml:space="preserve">   32          self.session = session</w:t>
+      </w:r>
+    </w:p>
+    <w:p>
+      <w:r>
+        <w:t xml:space="preserve">   33          self._account_key = f"{account.host}:{account.username}"</w:t>
+      </w:r>
+    </w:p>
+    <w:p>
+      <w:r>
+        <w:t xml:space="preserve">   34          self.body_max_bytes = body_max_bytes</w:t>
+      </w:r>
+    </w:p>
+    <w:p>
+      <w:r>
+        <w:t xml:space="preserve">   35          # Одна синхронизация за раз на ящик: обновление по кнопке/таймеру и</w:t>
+      </w:r>
+    </w:p>
+    <w:p>
+      <w:r>
+        <w:t xml:space="preserve">   36          # полный фоновый проход могли стартовать одновременно и оба качать</w:t>
+      </w:r>
+    </w:p>
+    <w:p>
+      <w:r>
+        <w:t xml:space="preserve">   37          # одни и те же заголовки (в журнале на реальном ящике: две строки</w:t>
+      </w:r>
+    </w:p>
+    <w:p>
+      <w:r>
+        <w:t xml:space="preserve">   38          # «новых 3096» подряд). Второй ждёт первого и находит папку уже</w:t>
+      </w:r>
+    </w:p>
+    <w:p>
+      <w:r>
+        <w:t xml:space="preserve">   39          # синхронизированной.</w:t>
+      </w:r>
+    </w:p>
+    <w:p>
+      <w:r>
+        <w:t xml:space="preserve">   40          self._sync_lock = threading.Lock()</w:t>
       </w:r>
     </w:p>
     <w:p>
@@ -5107,27 +5617,17 @@
     </w:p>
     <w:p>
       <w:r>
-        <w:t xml:space="preserve">   33      def folder_summaries(self, folder: str, limit: int = 50) -&gt; list[MessageSummary]:</w:t>
-      </w:r>
-    </w:p>
-    <w:p>
-      <w:r>
-        <w:t xml:space="preserve">   34          cached = cache_store.get_folder_summaries(self._account_key, folder)</w:t>
-      </w:r>
-    </w:p>
-    <w:p>
-      <w:r>
-        <w:t xml:space="preserve">   35          if cached:</w:t>
-      </w:r>
-    </w:p>
-    <w:p>
-      <w:r>
-        <w:t xml:space="preserve">   36              return cached[:limit]</w:t>
-      </w:r>
-    </w:p>
-    <w:p>
-      <w:r>
-        <w:t xml:space="preserve">   37          return self.refresh_folder(folder, limit)</w:t>
+        <w:t xml:space="preserve">   42      @property</w:t>
+      </w:r>
+    </w:p>
+    <w:p>
+      <w:r>
+        <w:t xml:space="preserve">   43      def account_key(self) -&gt; str:</w:t>
+      </w:r>
+    </w:p>
+    <w:p>
+      <w:r>
+        <w:t xml:space="preserve">   44          return self._account_key</w:t>
       </w:r>
     </w:p>
     <w:p>
@@ -5137,137 +5637,37 @@
     </w:p>
     <w:p>
       <w:r>
-        <w:t xml:space="preserve">   39      def refresh_folder(self, folder: str, limit: int = 50) -&gt; list[MessageSummary]:</w:t>
-      </w:r>
-    </w:p>
-    <w:p>
-      <w:r>
-        <w:t xml:space="preserve">   40          total = self.session.folder_message_count(folder)</w:t>
-      </w:r>
-    </w:p>
-    <w:p>
-      <w:r>
-        <w:t xml:space="preserve">   41          cached_total = cache_store.get_folder_exists(self._account_key, folder)</w:t>
-      </w:r>
-    </w:p>
-    <w:p>
-      <w:r>
-        <w:t xml:space="preserve">   42          if cached_total == total:</w:t>
-      </w:r>
-    </w:p>
-    <w:p>
-      <w:r>
-        <w:t xml:space="preserve">   43              cached = cache_store.get_folder_summaries(self._account_key, folder)</w:t>
-      </w:r>
-    </w:p>
-    <w:p>
-      <w:r>
-        <w:t xml:space="preserve">   44              if cached:</w:t>
-      </w:r>
-    </w:p>
-    <w:p>
-      <w:r>
-        <w:t xml:space="preserve">   45                  return cached[:limit]</w:t>
-      </w:r>
-    </w:p>
-    <w:p>
-      <w:r>
-        <w:t xml:space="preserve">   46          summaries = self.session.fetch_summaries(limit)</w:t>
-      </w:r>
-    </w:p>
-    <w:p>
-      <w:r>
-        <w:t xml:space="preserve">   47          _log.info("Папка %s: на сервере %d, загружено сводок %d", folder, total, len(summaries))</w:t>
-      </w:r>
-    </w:p>
-    <w:p>
-      <w:r>
-        <w:t xml:space="preserve">   48          # Жалоба: "не сохраняется проставленный маркер, через какое-то время</w:t>
-      </w:r>
-    </w:p>
-    <w:p>
-      <w:r>
-        <w:t xml:space="preserve">   49          # пропадает" — сервер (VK Mail) не хранит наши цветные keyword-флаги,</w:t>
-      </w:r>
-    </w:p>
-    <w:p>
-      <w:r>
-        <w:t xml:space="preserve">   50          # только стандартный \Flagged. Сервер — источник правды о том, ЕСТЬ</w:t>
-      </w:r>
-    </w:p>
-    <w:p>
-      <w:r>
-        <w:t xml:space="preserve">   51          # ли маркер (\Flagged: снят в другом клиенте — снят и здесь), а</w:t>
-      </w:r>
-    </w:p>
-    <w:p>
-      <w:r>
-        <w:t xml:space="preserve">   52          # КАКОГО он цвета — помнит локальный кэш (set_marker пишет туда при</w:t>
-      </w:r>
-    </w:p>
-    <w:p>
-      <w:r>
-        <w:t xml:space="preserve">   53          # каждой смене). Без этого шага save_folder_summaries затирал бы</w:t>
-      </w:r>
-    </w:p>
-    <w:p>
-      <w:r>
-        <w:t xml:space="preserve">   54          # цвет из кэша серверным "красный по умолчанию" при каждом</w:t>
-      </w:r>
-    </w:p>
-    <w:p>
-      <w:r>
-        <w:t xml:space="preserve">   55          # обновлении (см. imap_client._to_summary).</w:t>
-      </w:r>
-    </w:p>
-    <w:p>
-      <w:r>
-        <w:t xml:space="preserve">   56          cached_colors = {</w:t>
-      </w:r>
-    </w:p>
-    <w:p>
-      <w:r>
-        <w:t xml:space="preserve">   57              s.uid: s.marker_color</w:t>
-      </w:r>
-    </w:p>
-    <w:p>
-      <w:r>
-        <w:t xml:space="preserve">   58              for s in cache_store.get_folder_summaries(self._account_key, folder)</w:t>
-      </w:r>
-    </w:p>
-    <w:p>
-      <w:r>
-        <w:t xml:space="preserve">   59              if s.marker_color</w:t>
-      </w:r>
-    </w:p>
-    <w:p>
-      <w:r>
-        <w:t xml:space="preserve">   60          }</w:t>
-      </w:r>
-    </w:p>
-    <w:p>
-      <w:r>
-        <w:t xml:space="preserve">   61          for summary in summaries:</w:t>
-      </w:r>
-    </w:p>
-    <w:p>
-      <w:r>
-        <w:t xml:space="preserve">   62              if summary.marker_color is not None and summary.uid in cached_colors:</w:t>
-      </w:r>
-    </w:p>
-    <w:p>
-      <w:r>
-        <w:t xml:space="preserve">   63                  summary.marker_color = cached_colors[summary.uid]</w:t>
-      </w:r>
-    </w:p>
-    <w:p>
-      <w:r>
-        <w:t xml:space="preserve">   64          cache_store.save_folder_summaries(self._account_key, folder, total, summaries)</w:t>
-      </w:r>
-    </w:p>
-    <w:p>
-      <w:r>
-        <w:t xml:space="preserve">   65          return summaries</w:t>
+        <w:t xml:space="preserve">   46      def folder_summaries(self, folder: str, limit: int | None = None) -&gt; list[MessageSummary]:</w:t>
+      </w:r>
+    </w:p>
+    <w:p>
+      <w:r>
+        <w:t xml:space="preserve">   47          # Только база, никогда сеть: вызывается из потока интерфейса, а</w:t>
+      </w:r>
+    </w:p>
+    <w:p>
+      <w:r>
+        <w:t xml:space="preserve">   48          # синхронизация может в этот момент держать замок ящика — ждать её</w:t>
+      </w:r>
+    </w:p>
+    <w:p>
+      <w:r>
+        <w:t xml:space="preserve">   49          # здесь значило бы заморозить окно. Не синхронизированную папку</w:t>
+      </w:r>
+    </w:p>
+    <w:p>
+      <w:r>
+        <w:t xml:space="preserve">   50          # интерфейс дозапрашивает через refresh_folder в фоне (см.</w:t>
+      </w:r>
+    </w:p>
+    <w:p>
+      <w:r>
+        <w:t xml:space="preserve">   51          # is_folder_synced).</w:t>
+      </w:r>
+    </w:p>
+    <w:p>
+      <w:r>
+        <w:t xml:space="preserve">   52          return cache_store.get_folder_summaries(self._account_key, folder, limit)</w:t>
       </w:r>
     </w:p>
     <w:p>
@@ -5277,37 +5677,12 @@
     </w:p>
     <w:p>
       <w:r>
-        <w:t xml:space="preserve">   67      def message_content(self, folder: str, uid: int) -&gt; MessageContent:</w:t>
-      </w:r>
-    </w:p>
-    <w:p>
-      <w:r>
-        <w:t xml:space="preserve">   68          cached = cache_store.get_message_content(self._account_key, folder, uid)</w:t>
-      </w:r>
-    </w:p>
-    <w:p>
-      <w:r>
-        <w:t xml:space="preserve">   69          if cached is not None:</w:t>
-      </w:r>
-    </w:p>
-    <w:p>
-      <w:r>
-        <w:t xml:space="preserve">   70              return cached</w:t>
-      </w:r>
-    </w:p>
-    <w:p>
-      <w:r>
-        <w:t xml:space="preserve">   71          content = self.session.fetch_message_content(folder, uid)</w:t>
-      </w:r>
-    </w:p>
-    <w:p>
-      <w:r>
-        <w:t xml:space="preserve">   72          cache_store.save_message_content(self._account_key, folder, uid, content)</w:t>
-      </w:r>
-    </w:p>
-    <w:p>
-      <w:r>
-        <w:t xml:space="preserve">   73          return content</w:t>
+        <w:t xml:space="preserve">   54      def is_folder_synced(self, folder: str) -&gt; bool:</w:t>
+      </w:r>
+    </w:p>
+    <w:p>
+      <w:r>
+        <w:t xml:space="preserve">   55          return cache_store.is_folder_synced(self._account_key, folder)</w:t>
       </w:r>
     </w:p>
     <w:p>
@@ -5317,17 +5692,12 @@
     </w:p>
     <w:p>
       <w:r>
-        <w:t xml:space="preserve">   75      def message_raw(self, folder: str, uid: int) -&gt; bytes:</w:t>
-      </w:r>
-    </w:p>
-    <w:p>
-      <w:r>
-        <w:t xml:space="preserve">   76          """Не кэшируется — нужен только для разового экспорта в архив."""</w:t>
-      </w:r>
-    </w:p>
-    <w:p>
-      <w:r>
-        <w:t xml:space="preserve">   77          return self.session.fetch_message_raw(folder, uid)</w:t>
+        <w:t xml:space="preserve">   57      def folder_message_total(self, folder: str) -&gt; int:</w:t>
+      </w:r>
+    </w:p>
+    <w:p>
+      <w:r>
+        <w:t xml:space="preserve">   58          return cache_store.count_folder_summaries(self._account_key, folder)</w:t>
       </w:r>
     </w:p>
     <w:p>
@@ -5337,27 +5707,22 @@
     </w:p>
     <w:p>
       <w:r>
-        <w:t xml:space="preserve">   79      def search_uids(self, folder: str, *, before=None) -&gt; list[int]:</w:t>
-      </w:r>
-    </w:p>
-    <w:p>
-      <w:r>
-        <w:t xml:space="preserve">   80          """Не кэшируется — используется только для массовой выгрузки папки</w:t>
-      </w:r>
-    </w:p>
-    <w:p>
-      <w:r>
-        <w:t xml:space="preserve">   81          в архив (вся папка / всё до даты), где важна полная папка на</w:t>
-      </w:r>
-    </w:p>
-    <w:p>
-      <w:r>
-        <w:t xml:space="preserve">   82          сервере, а не то, что сейчас в локальном кэше сводок."""</w:t>
-      </w:r>
-    </w:p>
-    <w:p>
-      <w:r>
-        <w:t xml:space="preserve">   83          return self.session.search_uids(folder, before=before)</w:t>
+        <w:t xml:space="preserve">   60      def refresh_folder(self, folder: str, limit: int | None = None, *, progress=None, stop: threading.Event | None = None) -&gt; list[MessageSummary]:</w:t>
+      </w:r>
+    </w:p>
+    <w:p>
+      <w:r>
+        <w:t xml:space="preserve">   61          with self._sync_lock:</w:t>
+      </w:r>
+    </w:p>
+    <w:p>
+      <w:r>
+        <w:t xml:space="preserve">   62              sync_engine.sync_folder_headers(self.session, self._account_key, folder, progress=progress, stop=stop)</w:t>
+      </w:r>
+    </w:p>
+    <w:p>
+      <w:r>
+        <w:t xml:space="preserve">   63          return cache_store.get_folder_summaries(self._account_key, folder, limit)</w:t>
       </w:r>
     </w:p>
     <w:p>
@@ -5367,17 +5732,17 @@
     </w:p>
     <w:p>
       <w:r>
-        <w:t xml:space="preserve">   85      def set_marker(self, folder: str, uid: int, color: str | None, *, previous_color=UNKNOWN_MARKER) -&gt; None:</w:t>
-      </w:r>
-    </w:p>
-    <w:p>
-      <w:r>
-        <w:t xml:space="preserve">   86          self.session.set_marker(folder, uid, color, previous_color=previous_color)</w:t>
-      </w:r>
-    </w:p>
-    <w:p>
-      <w:r>
-        <w:t xml:space="preserve">   87          cache_store.set_marker(self._account_key, folder, uid, color)</w:t>
+        <w:t xml:space="preserve">   65      def sync_all(self, folders: list[str], *, progress=None, stop: threading.Event | None = None) -&gt; sync_engine.SyncStats:</w:t>
+      </w:r>
+    </w:p>
+    <w:p>
+      <w:r>
+        <w:t xml:space="preserve">   66          with self._sync_lock:</w:t>
+      </w:r>
+    </w:p>
+    <w:p>
+      <w:r>
+        <w:t xml:space="preserve">   67              return sync_engine.sync_all_folders(self.session, self._account_key, folders, progress=progress, stop=stop)</w:t>
       </w:r>
     </w:p>
     <w:p>
@@ -5387,17 +5752,27 @@
     </w:p>
     <w:p>
       <w:r>
-        <w:t xml:space="preserve">   89      def set_read(self, folder: str, uid: int, read: bool) -&gt; None:</w:t>
-      </w:r>
-    </w:p>
-    <w:p>
-      <w:r>
-        <w:t xml:space="preserve">   90          self.session.set_read(folder, uid, read)</w:t>
-      </w:r>
-    </w:p>
-    <w:p>
-      <w:r>
-        <w:t xml:space="preserve">   91          cache_store.set_read(self._account_key, folder, uid, read)</w:t>
+        <w:t xml:space="preserve">   69      def download_bodies(self, *, progress=None, stop: threading.Event | None = None, limit: int | None = None) -&gt; int:</w:t>
+      </w:r>
+    </w:p>
+    <w:p>
+      <w:r>
+        <w:t xml:space="preserve">   70          with self._sync_lock:</w:t>
+      </w:r>
+    </w:p>
+    <w:p>
+      <w:r>
+        <w:t xml:space="preserve">   71              return sync_engine.download_bodies(</w:t>
+      </w:r>
+    </w:p>
+    <w:p>
+      <w:r>
+        <w:t xml:space="preserve">   72                  self.session, self._account_key, max_bytes=self.body_max_bytes, progress=progress, stop=stop, limit=limit</w:t>
+      </w:r>
+    </w:p>
+    <w:p>
+      <w:r>
+        <w:t xml:space="preserve">   73              )</w:t>
       </w:r>
     </w:p>
     <w:p>
@@ -5407,17 +5782,37 @@
     </w:p>
     <w:p>
       <w:r>
-        <w:t xml:space="preserve">   93      def set_answered(self, folder: str, uid: int) -&gt; None:</w:t>
-      </w:r>
-    </w:p>
-    <w:p>
-      <w:r>
-        <w:t xml:space="preserve">   94          self.session.set_answered(folder, uid)</w:t>
-      </w:r>
-    </w:p>
-    <w:p>
-      <w:r>
-        <w:t xml:space="preserve">   95          cache_store.set_answered(self._account_key, folder, uid)</w:t>
+        <w:t xml:space="preserve">   75      def message_content(self, folder: str, uid: int) -&gt; MessageContent:</w:t>
+      </w:r>
+    </w:p>
+    <w:p>
+      <w:r>
+        <w:t xml:space="preserve">   76          cached = cache_store.get_message_content(self._account_key, folder, uid)</w:t>
+      </w:r>
+    </w:p>
+    <w:p>
+      <w:r>
+        <w:t xml:space="preserve">   77          if cached is not None:</w:t>
+      </w:r>
+    </w:p>
+    <w:p>
+      <w:r>
+        <w:t xml:space="preserve">   78              return cached</w:t>
+      </w:r>
+    </w:p>
+    <w:p>
+      <w:r>
+        <w:t xml:space="preserve">   79          content = self.session.fetch_message_content(folder, uid)</w:t>
+      </w:r>
+    </w:p>
+    <w:p>
+      <w:r>
+        <w:t xml:space="preserve">   80          cache_store.save_message_content(self._account_key, folder, uid, content)</w:t>
+      </w:r>
+    </w:p>
+    <w:p>
+      <w:r>
+        <w:t xml:space="preserve">   81          return content</w:t>
       </w:r>
     </w:p>
     <w:p>
@@ -5427,12 +5822,17 @@
     </w:p>
     <w:p>
       <w:r>
-        <w:t xml:space="preserve">   97      def move_to_trash(self, folder: str, uids: list[int], trash_folder: str) -&gt; None:</w:t>
-      </w:r>
-    </w:p>
-    <w:p>
-      <w:r>
-        <w:t xml:space="preserve">   98          self.move_to_folder(folder, uids, trash_folder)</w:t>
+        <w:t xml:space="preserve">   83      def message_raw(self, folder: str, uid: int) -&gt; bytes:</w:t>
+      </w:r>
+    </w:p>
+    <w:p>
+      <w:r>
+        <w:t xml:space="preserve">   84          """Не кэшируется — нужен только для разового экспорта в архив."""</w:t>
+      </w:r>
+    </w:p>
+    <w:p>
+      <w:r>
+        <w:t xml:space="preserve">   85          return self.session.fetch_message_raw(folder, uid)</w:t>
       </w:r>
     </w:p>
     <w:p>
@@ -5442,27 +5842,27 @@
     </w:p>
     <w:p>
       <w:r>
-        <w:t xml:space="preserve">  100      def move_to_folder(self, folder: str, uids: list[int], target_folder: str) -&gt; None:</w:t>
-      </w:r>
-    </w:p>
-    <w:p>
-      <w:r>
-        <w:t xml:space="preserve">  101          """Общий переезд писем в любую папку (не только корзину) — так же</w:t>
-      </w:r>
-    </w:p>
-    <w:p>
-      <w:r>
-        <w:t xml:space="preserve">  102          используется при ручном применении правил сортировки почты."""</w:t>
-      </w:r>
-    </w:p>
-    <w:p>
-      <w:r>
-        <w:t xml:space="preserve">  103          self.session.move_messages(folder, uids, target_folder)</w:t>
-      </w:r>
-    </w:p>
-    <w:p>
-      <w:r>
-        <w:t xml:space="preserve">  104          cache_store.delete_messages(self._account_key, folder, uids)</w:t>
+        <w:t xml:space="preserve">   87      def search_uids(self, folder: str, *, before=None) -&gt; list[int]:</w:t>
+      </w:r>
+    </w:p>
+    <w:p>
+      <w:r>
+        <w:t xml:space="preserve">   88          """Не кэшируется — используется только для массовой выгрузки папки</w:t>
+      </w:r>
+    </w:p>
+    <w:p>
+      <w:r>
+        <w:t xml:space="preserve">   89          в архив (вся папка / всё до даты), где важна полная папка на</w:t>
+      </w:r>
+    </w:p>
+    <w:p>
+      <w:r>
+        <w:t xml:space="preserve">   90          сервере, а не то, что сейчас в локальном кэше сводок."""</w:t>
+      </w:r>
+    </w:p>
+    <w:p>
+      <w:r>
+        <w:t xml:space="preserve">   91          return self.session.search_uids(folder, before=before)</w:t>
       </w:r>
     </w:p>
     <w:p>
@@ -5472,17 +5872,17 @@
     </w:p>
     <w:p>
       <w:r>
-        <w:t xml:space="preserve">  106      def delete_messages(self, folder: str, uids: list[int]) -&gt; None:</w:t>
-      </w:r>
-    </w:p>
-    <w:p>
-      <w:r>
-        <w:t xml:space="preserve">  107          self.session.delete_messages(folder, uids)</w:t>
-      </w:r>
-    </w:p>
-    <w:p>
-      <w:r>
-        <w:t xml:space="preserve">  108          cache_store.delete_messages(self._account_key, folder, uids)</w:t>
+        <w:t xml:space="preserve">   93      def set_marker(self, folder: str, uid: int, color: str | None, *, previous_color=UNKNOWN_MARKER) -&gt; None:</w:t>
+      </w:r>
+    </w:p>
+    <w:p>
+      <w:r>
+        <w:t xml:space="preserve">   94          self.session.set_marker(folder, uid, color, previous_color=previous_color)</w:t>
+      </w:r>
+    </w:p>
+    <w:p>
+      <w:r>
+        <w:t xml:space="preserve">   95          cache_store.set_marker(self._account_key, folder, uid, color)</w:t>
       </w:r>
     </w:p>
     <w:p>
@@ -5492,12 +5892,17 @@
     </w:p>
     <w:p>
       <w:r>
-        <w:t xml:space="preserve">  110      def close(self) -&gt; None:</w:t>
-      </w:r>
-    </w:p>
-    <w:p>
-      <w:r>
-        <w:t xml:space="preserve">  111          self.session.close()</w:t>
+        <w:t xml:space="preserve">   97      def set_read(self, folder: str, uid: int, read: bool) -&gt; None:</w:t>
+      </w:r>
+    </w:p>
+    <w:p>
+      <w:r>
+        <w:t xml:space="preserve">   98          self.session.set_read(folder, uid, read)</w:t>
+      </w:r>
+    </w:p>
+    <w:p>
+      <w:r>
+        <w:t xml:space="preserve">   99          cache_store.set_read(self._account_key, folder, uid, read)</w:t>
       </w:r>
     </w:p>
     <w:p>
@@ -5507,32 +5912,17 @@
     </w:p>
     <w:p>
       <w:r>
-        <w:t xml:space="preserve">  113      def append_message(self, folder: str, raw: bytes, *, flags: tuple = ()) -&gt; None:</w:t>
-      </w:r>
-    </w:p>
-    <w:p>
-      <w:r>
-        <w:t xml:space="preserve">  114          # Кэш сам заметит новое письмо при следующем открытии папки — там</w:t>
-      </w:r>
-    </w:p>
-    <w:p>
-      <w:r>
-        <w:t xml:space="preserve">  115          # refresh_folder() уже сравнивает EXISTS с закэшированным числом</w:t>
-      </w:r>
-    </w:p>
-    <w:p>
-      <w:r>
-        <w:t xml:space="preserve">  116          # писем и перечитывает при расхождении, отдельная инвалидация не</w:t>
-      </w:r>
-    </w:p>
-    <w:p>
-      <w:r>
-        <w:t xml:space="preserve">  117          # нужна.</w:t>
-      </w:r>
-    </w:p>
-    <w:p>
-      <w:r>
-        <w:t xml:space="preserve">  118          self.session.append_message(folder, raw, flags=flags)</w:t>
+        <w:t xml:space="preserve">  101      def set_answered(self, folder: str, uid: int) -&gt; None:</w:t>
+      </w:r>
+    </w:p>
+    <w:p>
+      <w:r>
+        <w:t xml:space="preserve">  102          self.session.set_answered(folder, uid)</w:t>
+      </w:r>
+    </w:p>
+    <w:p>
+      <w:r>
+        <w:t xml:space="preserve">  103          cache_store.set_answered(self._account_key, folder, uid)</w:t>
       </w:r>
     </w:p>
     <w:p>
@@ -5542,27 +5932,42 @@
     </w:p>
     <w:p>
       <w:r>
+        <w:t xml:space="preserve">  105      def move_to_trash(self, folder: str, uids: list[int], trash_folder: str) -&gt; None:</w:t>
+      </w:r>
+    </w:p>
+    <w:p>
+      <w:r>
+        <w:t xml:space="preserve">  106          self.move_to_folder(folder, uids, trash_folder)</w:t>
+      </w:r>
+    </w:p>
+    <w:p>
+      <w:r>
         <w:t xml:space="preserve"> </w:t>
       </w:r>
     </w:p>
     <w:p>
       <w:r>
-        <w:t xml:space="preserve">  121  class ArchiveSource:</w:t>
-      </w:r>
-    </w:p>
-    <w:p>
-      <w:r>
-        <w:t xml:space="preserve">  122      """Тот же протокол, что у CachedMailbox (folder_summaries/refresh_folder/</w:t>
-      </w:r>
-    </w:p>
-    <w:p>
-      <w:r>
-        <w:t xml:space="preserve">  123      message_content/set_marker/delete_messages/close), но поверх локального</w:t>
-      </w:r>
-    </w:p>
-    <w:p>
-      <w:r>
-        <w:t xml:space="preserve">  124      файла архива — чтобы UI не знал разницы между «живой ящик» и «архив»."""</w:t>
+        <w:t xml:space="preserve">  108      def move_to_folder(self, folder: str, uids: list[int], target_folder: str) -&gt; None:</w:t>
+      </w:r>
+    </w:p>
+    <w:p>
+      <w:r>
+        <w:t xml:space="preserve">  109          """Общий переезд писем в любую папку (не только корзину) — так же</w:t>
+      </w:r>
+    </w:p>
+    <w:p>
+      <w:r>
+        <w:t xml:space="preserve">  110          используется при ручном применении правил сортировки почты."""</w:t>
+      </w:r>
+    </w:p>
+    <w:p>
+      <w:r>
+        <w:t xml:space="preserve">  111          self.session.move_messages(folder, uids, target_folder)</w:t>
+      </w:r>
+    </w:p>
+    <w:p>
+      <w:r>
+        <w:t xml:space="preserve">  112          cache_store.delete_messages(self._account_key, folder, uids)</w:t>
       </w:r>
     </w:p>
     <w:p>
@@ -5572,12 +5977,27 @@
     </w:p>
     <w:p>
       <w:r>
-        <w:t xml:space="preserve">  126      def __init__(self, path: Path):</w:t>
-      </w:r>
-    </w:p>
-    <w:p>
-      <w:r>
-        <w:t xml:space="preserve">  127          self.path = path</w:t>
+        <w:t xml:space="preserve">  114      def delete_messages(self, folder: str, uids: list[int]) -&gt; None:</w:t>
+      </w:r>
+    </w:p>
+    <w:p>
+      <w:r>
+        <w:t xml:space="preserve">  115          # Удаление локально = удаление на сервере (договорённость по</w:t>
+      </w:r>
+    </w:p>
+    <w:p>
+      <w:r>
+        <w:t xml:space="preserve">  116          # хранилищу): сначала сервер, затем локальная копия.</w:t>
+      </w:r>
+    </w:p>
+    <w:p>
+      <w:r>
+        <w:t xml:space="preserve">  117          self.session.delete_messages(folder, uids)</w:t>
+      </w:r>
+    </w:p>
+    <w:p>
+      <w:r>
+        <w:t xml:space="preserve">  118          cache_store.delete_messages(self._account_key, folder, uids)</w:t>
       </w:r>
     </w:p>
     <w:p>
@@ -5587,12 +6007,12 @@
     </w:p>
     <w:p>
       <w:r>
-        <w:t xml:space="preserve">  129      def folder_summaries(self, folder: str, limit: int = 50) -&gt; list[MessageSummary]:</w:t>
-      </w:r>
-    </w:p>
-    <w:p>
-      <w:r>
-        <w:t xml:space="preserve">  130          return archive_store.list_messages(self.path, folder)[:limit]</w:t>
+        <w:t xml:space="preserve">  120      def close(self) -&gt; None:</w:t>
+      </w:r>
+    </w:p>
+    <w:p>
+      <w:r>
+        <w:t xml:space="preserve">  121          self.session.close()</w:t>
       </w:r>
     </w:p>
     <w:p>
@@ -5602,17 +6022,22 @@
     </w:p>
     <w:p>
       <w:r>
-        <w:t xml:space="preserve">  132      def refresh_folder(self, folder: str, limit: int = 50) -&gt; list[MessageSummary]:</w:t>
-      </w:r>
-    </w:p>
-    <w:p>
-      <w:r>
-        <w:t xml:space="preserve">  133          # Архив не меняется извне сам по себе — «обновить» просто перечитывает файл.</w:t>
-      </w:r>
-    </w:p>
-    <w:p>
-      <w:r>
-        <w:t xml:space="preserve">  134          return self.folder_summaries(folder, limit)</w:t>
+        <w:t xml:space="preserve">  123      def append_message(self, folder: str, raw: bytes, *, flags: tuple = ()) -&gt; None:</w:t>
+      </w:r>
+    </w:p>
+    <w:p>
+      <w:r>
+        <w:t xml:space="preserve">  124          # Новое письмо подхватит следующая синхронизация папки (появится</w:t>
+      </w:r>
+    </w:p>
+    <w:p>
+      <w:r>
+        <w:t xml:space="preserve">  125          # новый UID на сервере).</w:t>
+      </w:r>
+    </w:p>
+    <w:p>
+      <w:r>
+        <w:t xml:space="preserve">  126          self.session.append_message(folder, raw, flags=flags)</w:t>
       </w:r>
     </w:p>
     <w:p>
@@ -5622,27 +6047,27 @@
     </w:p>
     <w:p>
       <w:r>
-        <w:t xml:space="preserve">  136      def message_content(self, folder: str, uid: int) -&gt; MessageContent:</w:t>
-      </w:r>
-    </w:p>
-    <w:p>
-      <w:r>
-        <w:t xml:space="preserve">  137          return archive_store.get_message_content(self.path, uid)</w:t>
-      </w:r>
-    </w:p>
-    <w:p>
-      <w:r>
         <w:t xml:space="preserve"> </w:t>
       </w:r>
     </w:p>
     <w:p>
       <w:r>
-        <w:t xml:space="preserve">  139      def set_marker(self, folder: str, uid: int, color: str | None, *, previous_color=UNKNOWN_MARKER) -&gt; None:</w:t>
-      </w:r>
-    </w:p>
-    <w:p>
-      <w:r>
-        <w:t xml:space="preserve">  140          archive_store.set_marker(self.path, uid, color)</w:t>
+        <w:t xml:space="preserve">  129  class ArchiveSource:</w:t>
+      </w:r>
+    </w:p>
+    <w:p>
+      <w:r>
+        <w:t xml:space="preserve">  130      """Тот же протокол, что у CachedMailbox (folder_summaries/refresh_folder/</w:t>
+      </w:r>
+    </w:p>
+    <w:p>
+      <w:r>
+        <w:t xml:space="preserve">  131      message_content/set_marker/delete_messages/close), но поверх локального</w:t>
+      </w:r>
+    </w:p>
+    <w:p>
+      <w:r>
+        <w:t xml:space="preserve">  132      файла архива — чтобы UI не знал разницы между «живой ящик» и «архив»."""</w:t>
       </w:r>
     </w:p>
     <w:p>
@@ -5652,12 +6077,12 @@
     </w:p>
     <w:p>
       <w:r>
-        <w:t xml:space="preserve">  142      def set_read(self, folder: str, uid: int, read: bool) -&gt; None:</w:t>
-      </w:r>
-    </w:p>
-    <w:p>
-      <w:r>
-        <w:t xml:space="preserve">  143          pass  # архив всегда "прочитан" (см. folder_summaries) — переключать нечего</w:t>
+        <w:t xml:space="preserve">  134      def __init__(self, path: Path):</w:t>
+      </w:r>
+    </w:p>
+    <w:p>
+      <w:r>
+        <w:t xml:space="preserve">  135          self.path = path</w:t>
       </w:r>
     </w:p>
     <w:p>
@@ -5667,12 +6092,17 @@
     </w:p>
     <w:p>
       <w:r>
-        <w:t xml:space="preserve">  145      def set_answered(self, folder: str, uid: int) -&gt; None:</w:t>
-      </w:r>
-    </w:p>
-    <w:p>
-      <w:r>
-        <w:t xml:space="preserve">  146          pass  # архив — статичный снимок, отвечать "заново" на его письма нельзя</w:t>
+        <w:t xml:space="preserve">  137      def folder_summaries(self, folder: str, limit: int | None = None) -&gt; list[MessageSummary]:</w:t>
+      </w:r>
+    </w:p>
+    <w:p>
+      <w:r>
+        <w:t xml:space="preserve">  138          messages = archive_store.list_messages(self.path, folder)</w:t>
+      </w:r>
+    </w:p>
+    <w:p>
+      <w:r>
+        <w:t xml:space="preserve">  139          return messages[:limit] if limit is not None else messages</w:t>
       </w:r>
     </w:p>
     <w:p>
@@ -5682,12 +6112,12 @@
     </w:p>
     <w:p>
       <w:r>
-        <w:t xml:space="preserve">  148      def delete_messages(self, folder: str, uids: list[int]) -&gt; None:</w:t>
-      </w:r>
-    </w:p>
-    <w:p>
-      <w:r>
-        <w:t xml:space="preserve">  149          archive_store.delete_messages(self.path, uids)</w:t>
+        <w:t xml:space="preserve">  141      def folder_message_total(self, folder: str) -&gt; int:</w:t>
+      </w:r>
+    </w:p>
+    <w:p>
+      <w:r>
+        <w:t xml:space="preserve">  142          return len(archive_store.list_messages(self.path, folder))</w:t>
       </w:r>
     </w:p>
     <w:p>
@@ -5697,12 +6127,107 @@
     </w:p>
     <w:p>
       <w:r>
-        <w:t xml:space="preserve">  151      def close(self) -&gt; None:</w:t>
-      </w:r>
-    </w:p>
-    <w:p>
-      <w:r>
-        <w:t xml:space="preserve">  152          pass</w:t>
+        <w:t xml:space="preserve">  144      def refresh_folder(self, folder: str, limit: int | None = None, **_kwargs) -&gt; list[MessageSummary]:</w:t>
+      </w:r>
+    </w:p>
+    <w:p>
+      <w:r>
+        <w:t xml:space="preserve">  145          # Архив не меняется извне сам по себе — «обновить» просто перечитывает файл.</w:t>
+      </w:r>
+    </w:p>
+    <w:p>
+      <w:r>
+        <w:t xml:space="preserve">  146          return self.folder_summaries(folder, limit)</w:t>
+      </w:r>
+    </w:p>
+    <w:p>
+      <w:r>
+        <w:t xml:space="preserve"> </w:t>
+      </w:r>
+    </w:p>
+    <w:p>
+      <w:r>
+        <w:t xml:space="preserve">  148      def message_content(self, folder: str, uid: int) -&gt; MessageContent:</w:t>
+      </w:r>
+    </w:p>
+    <w:p>
+      <w:r>
+        <w:t xml:space="preserve">  149          return archive_store.get_message_content(self.path, uid)</w:t>
+      </w:r>
+    </w:p>
+    <w:p>
+      <w:r>
+        <w:t xml:space="preserve"> </w:t>
+      </w:r>
+    </w:p>
+    <w:p>
+      <w:r>
+        <w:t xml:space="preserve">  151      def set_marker(self, folder: str, uid: int, color: str | None, *, previous_color=UNKNOWN_MARKER) -&gt; None:</w:t>
+      </w:r>
+    </w:p>
+    <w:p>
+      <w:r>
+        <w:t xml:space="preserve">  152          archive_store.set_marker(self.path, uid, color)</w:t>
+      </w:r>
+    </w:p>
+    <w:p>
+      <w:r>
+        <w:t xml:space="preserve"> </w:t>
+      </w:r>
+    </w:p>
+    <w:p>
+      <w:r>
+        <w:t xml:space="preserve">  154      def set_read(self, folder: str, uid: int, read: bool) -&gt; None:</w:t>
+      </w:r>
+    </w:p>
+    <w:p>
+      <w:r>
+        <w:t xml:space="preserve">  155          pass  # архив всегда "прочитан" (см. folder_summaries) — переключать нечего</w:t>
+      </w:r>
+    </w:p>
+    <w:p>
+      <w:r>
+        <w:t xml:space="preserve"> </w:t>
+      </w:r>
+    </w:p>
+    <w:p>
+      <w:r>
+        <w:t xml:space="preserve">  157      def set_answered(self, folder: str, uid: int) -&gt; None:</w:t>
+      </w:r>
+    </w:p>
+    <w:p>
+      <w:r>
+        <w:t xml:space="preserve">  158          pass  # архив — статичный снимок, отвечать "заново" на его письма нельзя</w:t>
+      </w:r>
+    </w:p>
+    <w:p>
+      <w:r>
+        <w:t xml:space="preserve"> </w:t>
+      </w:r>
+    </w:p>
+    <w:p>
+      <w:r>
+        <w:t xml:space="preserve">  160      def delete_messages(self, folder: str, uids: list[int]) -&gt; None:</w:t>
+      </w:r>
+    </w:p>
+    <w:p>
+      <w:r>
+        <w:t xml:space="preserve">  161          archive_store.delete_messages(self.path, uids)</w:t>
+      </w:r>
+    </w:p>
+    <w:p>
+      <w:r>
+        <w:t xml:space="preserve"> </w:t>
+      </w:r>
+    </w:p>
+    <w:p>
+      <w:r>
+        <w:t xml:space="preserve">  163      def close(self) -&gt; None:</w:t>
+      </w:r>
+    </w:p>
+    <w:p>
+      <w:r>
+        <w:t xml:space="preserve">  164          pass</w:t>
       </w:r>
     </w:p>
     <w:p/>
@@ -10988,7 +11513,7 @@
         <w:rPr>
           <w:b/>
         </w:rPr>
-        <w:t>===== src/redmail/archive_store.py (448 строк, показаны первые 417) =====</w:t>
+        <w:t>===== src/redmail/archive_store.py (448 строк, показаны первые 312) =====</w:t>
       </w:r>
     </w:p>
     <w:p>
@@ -12549,531 +13074,6 @@
     <w:p>
       <w:r>
         <w:t xml:space="preserve">  312      из текста/отправителя/темы/вложений — так работает единообразно для</w:t>
-      </w:r>
-    </w:p>
-    <w:p>
-      <w:r>
-        <w:t xml:space="preserve">  313      обоих случаев, а остальной код архива (чтение, отображение) не должен</w:t>
-      </w:r>
-    </w:p>
-    <w:p>
-      <w:r>
-        <w:t xml:space="preserve">  314      знать, что письмо изначально не было "настоящим" RFC 822.</w:t>
-      </w:r>
-    </w:p>
-    <w:p>
-      <w:r>
-        <w:t xml:space="preserve">  315      """</w:t>
-      </w:r>
-    </w:p>
-    <w:p>
-      <w:r>
-        <w:t xml:space="preserve">  316      try:</w:t>
-      </w:r>
-    </w:p>
-    <w:p>
-      <w:r>
-        <w:t xml:space="preserve">  317          import pypff</w:t>
-      </w:r>
-    </w:p>
-    <w:p>
-      <w:r>
-        <w:t xml:space="preserve">  318      except ImportError as exc:</w:t>
-      </w:r>
-    </w:p>
-    <w:p>
-      <w:r>
-        <w:t xml:space="preserve">  319          raise RuntimeError(</w:t>
-      </w:r>
-    </w:p>
-    <w:p>
-      <w:r>
-        <w:t xml:space="preserve">  320              "Для импорта .pst нужен пакет libpff-python (модуль pypff) — "</w:t>
-      </w:r>
-    </w:p>
-    <w:p>
-      <w:r>
-        <w:t xml:space="preserve">  321              "он не установлен в этом окружении."</w:t>
-      </w:r>
-    </w:p>
-    <w:p>
-      <w:r>
-        <w:t xml:space="preserve">  322          ) from exc</w:t>
-      </w:r>
-    </w:p>
-    <w:p>
-      <w:r>
-        <w:t xml:space="preserve"> </w:t>
-      </w:r>
-    </w:p>
-    <w:p>
-      <w:r>
-        <w:t xml:space="preserve">  324      create_archive(path)</w:t>
-      </w:r>
-    </w:p>
-    <w:p>
-      <w:r>
-        <w:t xml:space="preserve">  325      count = 0</w:t>
-      </w:r>
-    </w:p>
-    <w:p>
-      <w:r>
-        <w:t xml:space="preserve">  326      pst = pypff.file()</w:t>
-      </w:r>
-    </w:p>
-    <w:p>
-      <w:r>
-        <w:t xml:space="preserve">  327      pst.open(str(pst_file))</w:t>
-      </w:r>
-    </w:p>
-    <w:p>
-      <w:r>
-        <w:t xml:space="preserve">  328      try:</w:t>
-      </w:r>
-    </w:p>
-    <w:p>
-      <w:r>
-        <w:t xml:space="preserve">  329          with closing(_connect(path)) as conn:</w:t>
-      </w:r>
-    </w:p>
-    <w:p>
-      <w:r>
-        <w:t xml:space="preserve">  330              count = _import_pst_folder(conn, pst.get_root_folder(), "")</w:t>
-      </w:r>
-    </w:p>
-    <w:p>
-      <w:r>
-        <w:t xml:space="preserve">  331              conn.commit()</w:t>
-      </w:r>
-    </w:p>
-    <w:p>
-      <w:r>
-        <w:t xml:space="preserve">  332      finally:</w:t>
-      </w:r>
-    </w:p>
-    <w:p>
-      <w:r>
-        <w:t xml:space="preserve">  333          pst.close()</w:t>
-      </w:r>
-    </w:p>
-    <w:p>
-      <w:r>
-        <w:t xml:space="preserve">  334      return count</w:t>
-      </w:r>
-    </w:p>
-    <w:p>
-      <w:r>
-        <w:t xml:space="preserve"> </w:t>
-      </w:r>
-    </w:p>
-    <w:p>
-      <w:r>
-        <w:t xml:space="preserve"> </w:t>
-      </w:r>
-    </w:p>
-    <w:p>
-      <w:r>
-        <w:t xml:space="preserve">  337  def _import_pst_folder(conn: sqlite3.Connection, folder, path_prefix: str) -&gt; int:</w:t>
-      </w:r>
-    </w:p>
-    <w:p>
-      <w:r>
-        <w:t xml:space="preserve">  338      count = 0</w:t>
-      </w:r>
-    </w:p>
-    <w:p>
-      <w:r>
-        <w:t xml:space="preserve">  339      raw_name = _safe_pst_text(folder.get_name()).strip()</w:t>
-      </w:r>
-    </w:p>
-    <w:p>
-      <w:r>
-        <w:t xml:space="preserve">  340      is_wrapper = not path_prefix and (not raw_name or raw_name.lower() in _PST_WRAPPER_FOLDER_NAMES)</w:t>
-      </w:r>
-    </w:p>
-    <w:p>
-      <w:r>
-        <w:t xml:space="preserve">  341      is_non_mail = raw_name.lower() in _PST_NON_MAIL_FOLDER_NAMES</w:t>
-      </w:r>
-    </w:p>
-    <w:p>
-      <w:r>
-        <w:t xml:space="preserve"> </w:t>
-      </w:r>
-    </w:p>
-    <w:p>
-      <w:r>
-        <w:t xml:space="preserve">  343      if is_wrapper:</w:t>
-      </w:r>
-    </w:p>
-    <w:p>
-      <w:r>
-        <w:t xml:space="preserve">  344          # Служебный уровень хранилища — не настоящая папка пользователя,</w:t>
-      </w:r>
-    </w:p>
-    <w:p>
-      <w:r>
-        <w:t xml:space="preserve">  345          # пропускаем его в пути, но всё равно спускаемся в подпапки (там и</w:t>
-      </w:r>
-    </w:p>
-    <w:p>
-      <w:r>
-        <w:t xml:space="preserve">  346          # лежат реальные "Входящие"/"Отправленные"/...). "not path_prefix"</w:t>
-      </w:r>
-    </w:p>
-    <w:p>
-      <w:r>
-        <w:t xml:space="preserve">  347          # защищает от совпадения с реальной пользовательской подпапкой</w:t>
-      </w:r>
-    </w:p>
-    <w:p>
-      <w:r>
-        <w:t xml:space="preserve">  348          # где-то глубже — эти служебные имена MAPI создаёт только на самом</w:t>
-      </w:r>
-    </w:p>
-    <w:p>
-      <w:r>
-        <w:t xml:space="preserve">  349          # верхнем уровне хранилища.</w:t>
-      </w:r>
-    </w:p>
-    <w:p>
-      <w:r>
-        <w:t xml:space="preserve">  350          current_path = path_prefix</w:t>
-      </w:r>
-    </w:p>
-    <w:p>
-      <w:r>
-        <w:t xml:space="preserve">  351      else:</w:t>
-      </w:r>
-    </w:p>
-    <w:p>
-      <w:r>
-        <w:t xml:space="preserve">  352          folder_name = raw_name or "(без имени)"</w:t>
-      </w:r>
-    </w:p>
-    <w:p>
-      <w:r>
-        <w:t xml:space="preserve">  353          current_path = f"{path_prefix}/{folder_name}" if path_prefix else folder_name</w:t>
-      </w:r>
-    </w:p>
-    <w:p>
-      <w:r>
-        <w:t xml:space="preserve"> </w:t>
-      </w:r>
-    </w:p>
-    <w:p>
-      <w:r>
-        <w:t xml:space="preserve">  355      if not is_wrapper and not is_non_mail:</w:t>
-      </w:r>
-    </w:p>
-    <w:p>
-      <w:r>
-        <w:t xml:space="preserve">  356          for message in folder.sub_messages:</w:t>
-      </w:r>
-    </w:p>
-    <w:p>
-      <w:r>
-        <w:t xml:space="preserve">  357              try:</w:t>
-      </w:r>
-    </w:p>
-    <w:p>
-      <w:r>
-        <w:t xml:space="preserve">  358                  raw = _pst_message_to_raw(message)</w:t>
-      </w:r>
-    </w:p>
-    <w:p>
-      <w:r>
-        <w:t xml:space="preserve">  359                  _insert_raw(conn, current_path or "Импорт из PST", raw)</w:t>
-      </w:r>
-    </w:p>
-    <w:p>
-      <w:r>
-        <w:t xml:space="preserve">  360              except Exception:</w:t>
-      </w:r>
-    </w:p>
-    <w:p>
-      <w:r>
-        <w:t xml:space="preserve">  361                  # Одно повреждённое/нестандартное письмо не должно ронять весь</w:t>
-      </w:r>
-    </w:p>
-    <w:p>
-      <w:r>
-        <w:t xml:space="preserve">  362                  # импорт (жалоба: "загрузка из pst все ещё некорректно</w:t>
-      </w:r>
-    </w:p>
-    <w:p>
-      <w:r>
-        <w:t xml:space="preserve">  363                  # загружает имена папок и авторов" — раньше на таком письме</w:t>
-      </w:r>
-    </w:p>
-    <w:p>
-      <w:r>
-        <w:t xml:space="preserve">  364                  # мог упасть весь импорт разом, теряя и все остальные,</w:t>
-      </w:r>
-    </w:p>
-    <w:p>
-      <w:r>
-        <w:t xml:space="preserve">  365                  # корректные письма вместе с ним).</w:t>
-      </w:r>
-    </w:p>
-    <w:p>
-      <w:r>
-        <w:t xml:space="preserve">  366                  continue</w:t>
-      </w:r>
-    </w:p>
-    <w:p>
-      <w:r>
-        <w:t xml:space="preserve">  367              count += 1</w:t>
-      </w:r>
-    </w:p>
-    <w:p>
-      <w:r>
-        <w:t xml:space="preserve">  368      for sub_folder in folder.sub_folders:</w:t>
-      </w:r>
-    </w:p>
-    <w:p>
-      <w:r>
-        <w:t xml:space="preserve">  369          count += _import_pst_folder(conn, sub_folder, current_path)</w:t>
-      </w:r>
-    </w:p>
-    <w:p>
-      <w:r>
-        <w:t xml:space="preserve">  370      return count</w:t>
-      </w:r>
-    </w:p>
-    <w:p>
-      <w:r>
-        <w:t xml:space="preserve"> </w:t>
-      </w:r>
-    </w:p>
-    <w:p>
-      <w:r>
-        <w:t xml:space="preserve"> </w:t>
-      </w:r>
-    </w:p>
-    <w:p>
-      <w:r>
-        <w:t xml:space="preserve">  373  def _safe_pst_text(value) -&gt; str:</w:t>
-      </w:r>
-    </w:p>
-    <w:p>
-      <w:r>
-        <w:t xml:space="preserve">  374      """pypff обычно отдаёт уже готовую Python-строку, но на нестандартных</w:t>
-      </w:r>
-    </w:p>
-    <w:p>
-      <w:r>
-        <w:t xml:space="preserve">  375      .pst встречались случаи, когда свойство отдаёт bytes или бросает</w:t>
-      </w:r>
-    </w:p>
-    <w:p>
-      <w:r>
-        <w:t xml:space="preserve">  376      исключение при доступе — не даём этому уронить весь импорт."""</w:t>
-      </w:r>
-    </w:p>
-    <w:p>
-      <w:r>
-        <w:t xml:space="preserve">  377      if value is None:</w:t>
-      </w:r>
-    </w:p>
-    <w:p>
-      <w:r>
-        <w:t xml:space="preserve">  378          return ""</w:t>
-      </w:r>
-    </w:p>
-    <w:p>
-      <w:r>
-        <w:t xml:space="preserve">  379      if isinstance(value, bytes):</w:t>
-      </w:r>
-    </w:p>
-    <w:p>
-      <w:r>
-        <w:t xml:space="preserve">  380          return value.decode("utf-8", errors="replace")</w:t>
-      </w:r>
-    </w:p>
-    <w:p>
-      <w:r>
-        <w:t xml:space="preserve">  381      return str(value)</w:t>
-      </w:r>
-    </w:p>
-    <w:p>
-      <w:r>
-        <w:t xml:space="preserve"> </w:t>
-      </w:r>
-    </w:p>
-    <w:p>
-      <w:r>
-        <w:t xml:space="preserve"> </w:t>
-      </w:r>
-    </w:p>
-    <w:p>
-      <w:r>
-        <w:t xml:space="preserve">  384  def _sanitize_header_value(value: str) -&gt; str:</w:t>
-      </w:r>
-    </w:p>
-    <w:p>
-      <w:r>
-        <w:t xml:space="preserve">  385      """message_from_bytes() без явной политики использует compat32, который</w:t>
-      </w:r>
-    </w:p>
-    <w:p>
-      <w:r>
-        <w:t xml:space="preserve">  386      отдаёт значения заголовков как есть — включая необёрнутые переводы</w:t>
-      </w:r>
-    </w:p>
-    <w:p>
-      <w:r>
-        <w:t xml:space="preserve">  387      строк из многострочных (folded) заголовков. Строгая политика</w:t>
-      </w:r>
-    </w:p>
-    <w:p>
-      <w:r>
-        <w:t xml:space="preserve">  388      EmailMessage по умолчанию такое не принимает ("Header values may not</w:t>
-      </w:r>
-    </w:p>
-    <w:p>
-      <w:r>
-        <w:t xml:space="preserve">  389      contain linefeed..."). Найдено на реальном PST-файле — часть писем в</w:t>
-      </w:r>
-    </w:p>
-    <w:p>
-      <w:r>
-        <w:t xml:space="preserve">  390      нём падала именно на этом при импорте To/Cc/Message-Id."""</w:t>
-      </w:r>
-    </w:p>
-    <w:p>
-      <w:r>
-        <w:t xml:space="preserve">  391      return " ".join(str(value).split())</w:t>
-      </w:r>
-    </w:p>
-    <w:p>
-      <w:r>
-        <w:t xml:space="preserve"> </w:t>
-      </w:r>
-    </w:p>
-    <w:p>
-      <w:r>
-        <w:t xml:space="preserve"> </w:t>
-      </w:r>
-    </w:p>
-    <w:p>
-      <w:r>
-        <w:t xml:space="preserve">  394  def _pst_message_to_raw(message) -&gt; bytes:</w:t>
-      </w:r>
-    </w:p>
-    <w:p>
-      <w:r>
-        <w:t xml:space="preserve">  395      email_message = EmailMessage()</w:t>
-      </w:r>
-    </w:p>
-    <w:p>
-      <w:r>
-        <w:t xml:space="preserve">  396      email_message["Subject"] = _sanitize_header_value(message.get_subject() or "")</w:t>
-      </w:r>
-    </w:p>
-    <w:p>
-      <w:r>
-        <w:t xml:space="preserve">  397      email_message["From"] = _sanitize_header_value(message.get_sender_name() or "")</w:t>
-      </w:r>
-    </w:p>
-    <w:p>
-      <w:r>
-        <w:t xml:space="preserve"> </w:t>
-      </w:r>
-    </w:p>
-    <w:p>
-      <w:r>
-        <w:t xml:space="preserve">  399      delivery_time = message.get_delivery_time()</w:t>
-      </w:r>
-    </w:p>
-    <w:p>
-      <w:r>
-        <w:t xml:space="preserve">  400      if delivery_time is not None:</w:t>
-      </w:r>
-    </w:p>
-    <w:p>
-      <w:r>
-        <w:t xml:space="preserve">  401          email_message["Date"] = formatdate(delivery_time.timestamp())</w:t>
-      </w:r>
-    </w:p>
-    <w:p>
-      <w:r>
-        <w:t xml:space="preserve"> </w:t>
-      </w:r>
-    </w:p>
-    <w:p>
-      <w:r>
-        <w:t xml:space="preserve">  403      transport_headers = message.get_transport_headers()</w:t>
-      </w:r>
-    </w:p>
-    <w:p>
-      <w:r>
-        <w:t xml:space="preserve">  404      if transport_headers:</w:t>
-      </w:r>
-    </w:p>
-    <w:p>
-      <w:r>
-        <w:t xml:space="preserve">  405          # Письмо реально пришло по почте — там уже есть настоящие заголовки.</w:t>
-      </w:r>
-    </w:p>
-    <w:p>
-      <w:r>
-        <w:t xml:space="preserve">  406          # Найдено на реальном PST: MAPI-свойство "имя отправителя"</w:t>
-      </w:r>
-    </w:p>
-    <w:p>
-      <w:r>
-        <w:t xml:space="preserve">  407          # (get_sender_name) иногда хранит RFC2047-имя ОБРЕЗАННЫМ (похоже,</w:t>
-      </w:r>
-    </w:p>
-    <w:p>
-      <w:r>
-        <w:t xml:space="preserve">  408          # PST/MAPI не сворачивает несколько encoded-word кусков в одно</w:t>
-      </w:r>
-    </w:p>
-    <w:p>
-      <w:r>
-        <w:t xml:space="preserve">  409          # свойство так же, как это делает настоящий заголовок письма) — в</w:t>
-      </w:r>
-    </w:p>
-    <w:p>
-      <w:r>
-        <w:t xml:space="preserve">  410          # то время как то же имя в самом заголовке From: из</w:t>
-      </w:r>
-    </w:p>
-    <w:p>
-      <w:r>
-        <w:t xml:space="preserve">  411          # transport_headers сворачивается (folding) корректно и</w:t>
-      </w:r>
-    </w:p>
-    <w:p>
-      <w:r>
-        <w:t xml:space="preserve">  412          # разбирается полностью. Поэтому From (и Subject туда же, для</w:t>
-      </w:r>
-    </w:p>
-    <w:p>
-      <w:r>
-        <w:t xml:space="preserve">  413          # единообразия) берём из настоящих заголовков, когда они есть.</w:t>
-      </w:r>
-    </w:p>
-    <w:p>
-      <w:r>
-        <w:t xml:space="preserve">  414          parsed_headers = message_from_bytes(transport_headers.encode("utf-8", errors="replace"))</w:t>
-      </w:r>
-    </w:p>
-    <w:p>
-      <w:r>
-        <w:t xml:space="preserve">  415          for header in ("Message-Id", "To", "Cc", "From", "Subject"):</w:t>
-      </w:r>
-    </w:p>
-    <w:p>
-      <w:r>
-        <w:t xml:space="preserve">  416              value = parsed_headers.get(header)</w:t>
-      </w:r>
-    </w:p>
-    <w:p>
-      <w:r>
-        <w:t xml:space="preserve">  417              if value:</w:t>
       </w:r>
     </w:p>
     <w:p/>

--- a/docs/registry/out/08_Листинг_исходного_кода.docx
+++ b/docs/registry/out/08_Листинг_исходного_кода.docx
@@ -19,7 +19,7 @@
         <w:rPr>
           <w:b/>
         </w:rPr>
-        <w:t>===== src/redmail/__main__.py (133 строк) =====</w:t>
+        <w:t>===== src/redmail/__main__.py (147 строк) =====</w:t>
       </w:r>
     </w:p>
     <w:p>
@@ -39,12 +39,17 @@
     </w:p>
     <w:p>
       <w:r>
-        <w:t xml:space="preserve">    4  import sys</w:t>
-      </w:r>
-    </w:p>
-    <w:p>
-      <w:r>
-        <w:t xml:space="preserve">    5  from importlib.metadata import PackageNotFoundError, version</w:t>
+        <w:t xml:space="preserve">    4  import os</w:t>
+      </w:r>
+    </w:p>
+    <w:p>
+      <w:r>
+        <w:t xml:space="preserve">    5  import sys</w:t>
+      </w:r>
+    </w:p>
+    <w:p>
+      <w:r>
+        <w:t xml:space="preserve">    6  from importlib.metadata import PackageNotFoundError, version</w:t>
       </w:r>
     </w:p>
     <w:p>
@@ -54,17 +59,17 @@
     </w:p>
     <w:p>
       <w:r>
-        <w:t xml:space="preserve">    7  from PySide6.QtCore import Qt</w:t>
-      </w:r>
-    </w:p>
-    <w:p>
-      <w:r>
-        <w:t xml:space="preserve">    8  from PySide6.QtGui import QColor, QFont, QPainter, QPixmap</w:t>
-      </w:r>
-    </w:p>
-    <w:p>
-      <w:r>
-        <w:t xml:space="preserve">    9  from PySide6.QtWidgets import QApplication, QSplashScreen</w:t>
+        <w:t xml:space="preserve">    8  from PySide6.QtCore import Qt</w:t>
+      </w:r>
+    </w:p>
+    <w:p>
+      <w:r>
+        <w:t xml:space="preserve">    9  from PySide6.QtGui import QColor, QFont, QPainter, QPixmap</w:t>
+      </w:r>
+    </w:p>
+    <w:p>
+      <w:r>
+        <w:t xml:space="preserve">   10  from PySide6.QtWidgets import QApplication, QSplashScreen</w:t>
       </w:r>
     </w:p>
     <w:p>
@@ -74,22 +79,22 @@
     </w:p>
     <w:p>
       <w:r>
-        <w:t xml:space="preserve">   11  from redmail import applog</w:t>
-      </w:r>
-    </w:p>
-    <w:p>
-      <w:r>
-        <w:t xml:space="preserve">   12  from redmail import profile</w:t>
-      </w:r>
-    </w:p>
-    <w:p>
-      <w:r>
-        <w:t xml:space="preserve">   13  from redmail import config_store</w:t>
-      </w:r>
-    </w:p>
-    <w:p>
-      <w:r>
-        <w:t xml:space="preserve">   14  from redmail.ui import theme</w:t>
+        <w:t xml:space="preserve">   12  from redmail import applog</w:t>
+      </w:r>
+    </w:p>
+    <w:p>
+      <w:r>
+        <w:t xml:space="preserve">   13  from redmail import profile</w:t>
+      </w:r>
+    </w:p>
+    <w:p>
+      <w:r>
+        <w:t xml:space="preserve">   14  from redmail import config_store</w:t>
+      </w:r>
+    </w:p>
+    <w:p>
+      <w:r>
+        <w:t xml:space="preserve">   15  from redmail.ui import theme</w:t>
       </w:r>
     </w:p>
     <w:p>
@@ -99,17 +104,17 @@
     </w:p>
     <w:p>
       <w:r>
-        <w:t xml:space="preserve">   16  _SPLASH_SIZE = (420, 240)</w:t>
-      </w:r>
-    </w:p>
-    <w:p>
-      <w:r>
-        <w:t xml:space="preserve">   17  _SPLASH_BG = "#1a73e8"</w:t>
-      </w:r>
-    </w:p>
-    <w:p>
-      <w:r>
-        <w:t xml:space="preserve">   18  _SPLASH_FG = "white"</w:t>
+        <w:t xml:space="preserve">   17  _SPLASH_SIZE = (420, 240)</w:t>
+      </w:r>
+    </w:p>
+    <w:p>
+      <w:r>
+        <w:t xml:space="preserve">   18  _SPLASH_BG = "#1a73e8"</w:t>
+      </w:r>
+    </w:p>
+    <w:p>
+      <w:r>
+        <w:t xml:space="preserve">   19  _SPLASH_FG = "white"</w:t>
       </w:r>
     </w:p>
     <w:p>
@@ -124,122 +129,122 @@
     </w:p>
     <w:p>
       <w:r>
-        <w:t xml:space="preserve">   21  def app_version() -&gt; str:</w:t>
-      </w:r>
-    </w:p>
-    <w:p>
-      <w:r>
-        <w:t xml:space="preserve">   22      """Версия для заставки и "О программе" — жалоба: "добавь в справку о</w:t>
-      </w:r>
-    </w:p>
-    <w:p>
-      <w:r>
-        <w:t xml:space="preserve">   23      программе версию, сейчас там 0.0.1", т.е. одна и та же версия пакета</w:t>
-      </w:r>
-    </w:p>
-    <w:p>
-      <w:r>
-        <w:t xml:space="preserve">   24      для КАЖДОЙ сборки (в pyproject.toml она не меняется между RPM-релизами,</w:t>
-      </w:r>
-    </w:p>
-    <w:p>
-      <w:r>
-        <w:t xml:space="preserve">   25      там всегда "0.0.1" — реальный номер сборки живёт только в Release: у</w:t>
-      </w:r>
-    </w:p>
-    <w:p>
-      <w:r>
-        <w:t xml:space="preserve">   26      .spec). На RED OS сначала спрашиваем сам установленный RPM-пакет</w:t>
-      </w:r>
-    </w:p>
-    <w:p>
-      <w:r>
-        <w:t xml:space="preserve">   27      (даёт "0.0.1-30", ровно то, что нужно, чтобы отличить сборки друг от</w:t>
-      </w:r>
-    </w:p>
-    <w:p>
-      <w:r>
-        <w:t xml:space="preserve">   28      друга); вне RED OS (разработка, другой дистрибутив) rpm просто нет —</w:t>
-      </w:r>
-    </w:p>
-    <w:p>
-      <w:r>
-        <w:t xml:space="preserve">   29      тогда версия пакета Python как раньше."""</w:t>
-      </w:r>
-    </w:p>
-    <w:p>
-      <w:r>
-        <w:t xml:space="preserve">   30      try:</w:t>
-      </w:r>
-    </w:p>
-    <w:p>
-      <w:r>
-        <w:t xml:space="preserve">   31          result = subprocess.run(</w:t>
-      </w:r>
-    </w:p>
-    <w:p>
-      <w:r>
-        <w:t xml:space="preserve">   32              ["rpm", "-q", "--queryformat", "%{VERSION}-%{RELEASE}", "redmail"],</w:t>
-      </w:r>
-    </w:p>
-    <w:p>
-      <w:r>
-        <w:t xml:space="preserve">   33              capture_output=True,</w:t>
-      </w:r>
-    </w:p>
-    <w:p>
-      <w:r>
-        <w:t xml:space="preserve">   34              text=True,</w:t>
-      </w:r>
-    </w:p>
-    <w:p>
-      <w:r>
-        <w:t xml:space="preserve">   35              timeout=2,</w:t>
-      </w:r>
-    </w:p>
-    <w:p>
-      <w:r>
-        <w:t xml:space="preserve">   36          )</w:t>
-      </w:r>
-    </w:p>
-    <w:p>
-      <w:r>
-        <w:t xml:space="preserve">   37          if result.returncode == 0 and result.stdout.strip():</w:t>
-      </w:r>
-    </w:p>
-    <w:p>
-      <w:r>
-        <w:t xml:space="preserve">   38              return result.stdout.strip()</w:t>
-      </w:r>
-    </w:p>
-    <w:p>
-      <w:r>
-        <w:t xml:space="preserve">   39      except (OSError, subprocess.SubprocessError):</w:t>
-      </w:r>
-    </w:p>
-    <w:p>
-      <w:r>
-        <w:t xml:space="preserve">   40          pass</w:t>
-      </w:r>
-    </w:p>
-    <w:p>
-      <w:r>
-        <w:t xml:space="preserve">   41      try:</w:t>
-      </w:r>
-    </w:p>
-    <w:p>
-      <w:r>
-        <w:t xml:space="preserve">   42          return version("redmail")</w:t>
-      </w:r>
-    </w:p>
-    <w:p>
-      <w:r>
-        <w:t xml:space="preserve">   43      except PackageNotFoundError:</w:t>
-      </w:r>
-    </w:p>
-    <w:p>
-      <w:r>
-        <w:t xml:space="preserve">   44          return "?"</w:t>
+        <w:t xml:space="preserve">   22  def app_version() -&gt; str:</w:t>
+      </w:r>
+    </w:p>
+    <w:p>
+      <w:r>
+        <w:t xml:space="preserve">   23      """Версия для заставки и "О программе" — жалоба: "добавь в справку о</w:t>
+      </w:r>
+    </w:p>
+    <w:p>
+      <w:r>
+        <w:t xml:space="preserve">   24      программе версию, сейчас там 0.0.1", т.е. одна и та же версия пакета</w:t>
+      </w:r>
+    </w:p>
+    <w:p>
+      <w:r>
+        <w:t xml:space="preserve">   25      для КАЖДОЙ сборки (в pyproject.toml она не меняется между RPM-релизами,</w:t>
+      </w:r>
+    </w:p>
+    <w:p>
+      <w:r>
+        <w:t xml:space="preserve">   26      там всегда "0.0.1" — реальный номер сборки живёт только в Release: у</w:t>
+      </w:r>
+    </w:p>
+    <w:p>
+      <w:r>
+        <w:t xml:space="preserve">   27      .spec). На RED OS сначала спрашиваем сам установленный RPM-пакет</w:t>
+      </w:r>
+    </w:p>
+    <w:p>
+      <w:r>
+        <w:t xml:space="preserve">   28      (даёт "0.0.1-30", ровно то, что нужно, чтобы отличить сборки друг от</w:t>
+      </w:r>
+    </w:p>
+    <w:p>
+      <w:r>
+        <w:t xml:space="preserve">   29      друга); вне RED OS (разработка, другой дистрибутив) rpm просто нет —</w:t>
+      </w:r>
+    </w:p>
+    <w:p>
+      <w:r>
+        <w:t xml:space="preserve">   30      тогда версия пакета Python как раньше."""</w:t>
+      </w:r>
+    </w:p>
+    <w:p>
+      <w:r>
+        <w:t xml:space="preserve">   31      try:</w:t>
+      </w:r>
+    </w:p>
+    <w:p>
+      <w:r>
+        <w:t xml:space="preserve">   32          result = subprocess.run(</w:t>
+      </w:r>
+    </w:p>
+    <w:p>
+      <w:r>
+        <w:t xml:space="preserve">   33              ["rpm", "-q", "--queryformat", "%{VERSION}-%{RELEASE}", "redmail"],</w:t>
+      </w:r>
+    </w:p>
+    <w:p>
+      <w:r>
+        <w:t xml:space="preserve">   34              capture_output=True,</w:t>
+      </w:r>
+    </w:p>
+    <w:p>
+      <w:r>
+        <w:t xml:space="preserve">   35              text=True,</w:t>
+      </w:r>
+    </w:p>
+    <w:p>
+      <w:r>
+        <w:t xml:space="preserve">   36              timeout=2,</w:t>
+      </w:r>
+    </w:p>
+    <w:p>
+      <w:r>
+        <w:t xml:space="preserve">   37          )</w:t>
+      </w:r>
+    </w:p>
+    <w:p>
+      <w:r>
+        <w:t xml:space="preserve">   38          if result.returncode == 0 and result.stdout.strip():</w:t>
+      </w:r>
+    </w:p>
+    <w:p>
+      <w:r>
+        <w:t xml:space="preserve">   39              return result.stdout.strip()</w:t>
+      </w:r>
+    </w:p>
+    <w:p>
+      <w:r>
+        <w:t xml:space="preserve">   40      except (OSError, subprocess.SubprocessError):</w:t>
+      </w:r>
+    </w:p>
+    <w:p>
+      <w:r>
+        <w:t xml:space="preserve">   41          pass</w:t>
+      </w:r>
+    </w:p>
+    <w:p>
+      <w:r>
+        <w:t xml:space="preserve">   42      try:</w:t>
+      </w:r>
+    </w:p>
+    <w:p>
+      <w:r>
+        <w:t xml:space="preserve">   43          return version("redmail")</w:t>
+      </w:r>
+    </w:p>
+    <w:p>
+      <w:r>
+        <w:t xml:space="preserve">   44      except PackageNotFoundError:</w:t>
+      </w:r>
+    </w:p>
+    <w:p>
+      <w:r>
+        <w:t xml:space="preserve">   45          return "?"</w:t>
       </w:r>
     </w:p>
     <w:p>
@@ -254,57 +259,57 @@
     </w:p>
     <w:p>
       <w:r>
-        <w:t xml:space="preserve">   47  def build_splash_pixmap(version: str) -&gt; QPixmap:</w:t>
-      </w:r>
-    </w:p>
-    <w:p>
-      <w:r>
-        <w:t xml:space="preserve">   48      """Заставка при запуске (жалоба: "открывай сразу информационное окно</w:t>
-      </w:r>
-    </w:p>
-    <w:p>
-      <w:r>
-        <w:t xml:space="preserve">   49      до открытия основного окна... название, автора и ход загрузки") —</w:t>
-      </w:r>
-    </w:p>
-    <w:p>
-      <w:r>
-        <w:t xml:space="preserve">   50      название/версия/автор совпадают с тем, что уже показывает "О</w:t>
-      </w:r>
-    </w:p>
-    <w:p>
-      <w:r>
-        <w:t xml:space="preserve">   51      программе…", чтобы не заводить два разных источника правды."""</w:t>
-      </w:r>
-    </w:p>
-    <w:p>
-      <w:r>
-        <w:t xml:space="preserve">   52      width, height = _SPLASH_SIZE</w:t>
-      </w:r>
-    </w:p>
-    <w:p>
-      <w:r>
-        <w:t xml:space="preserve">   53      pixmap = QPixmap(width, height)</w:t>
-      </w:r>
-    </w:p>
-    <w:p>
-      <w:r>
-        <w:t xml:space="preserve">   54      pixmap.fill(QColor(_SPLASH_BG))</w:t>
-      </w:r>
-    </w:p>
-    <w:p>
-      <w:r>
-        <w:t xml:space="preserve">   55      painter = QPainter(pixmap)</w:t>
-      </w:r>
-    </w:p>
-    <w:p>
-      <w:r>
-        <w:t xml:space="preserve">   56      painter.setRenderHint(QPainter.RenderHint.Antialiasing)</w:t>
-      </w:r>
-    </w:p>
-    <w:p>
-      <w:r>
-        <w:t xml:space="preserve">   57      painter.setPen(QColor(_SPLASH_FG))</w:t>
+        <w:t xml:space="preserve">   48  def build_splash_pixmap(version: str) -&gt; QPixmap:</w:t>
+      </w:r>
+    </w:p>
+    <w:p>
+      <w:r>
+        <w:t xml:space="preserve">   49      """Заставка при запуске (жалоба: "открывай сразу информационное окно</w:t>
+      </w:r>
+    </w:p>
+    <w:p>
+      <w:r>
+        <w:t xml:space="preserve">   50      до открытия основного окна... название, автора и ход загрузки") —</w:t>
+      </w:r>
+    </w:p>
+    <w:p>
+      <w:r>
+        <w:t xml:space="preserve">   51      название/версия/автор совпадают с тем, что уже показывает "О</w:t>
+      </w:r>
+    </w:p>
+    <w:p>
+      <w:r>
+        <w:t xml:space="preserve">   52      программе…", чтобы не заводить два разных источника правды."""</w:t>
+      </w:r>
+    </w:p>
+    <w:p>
+      <w:r>
+        <w:t xml:space="preserve">   53      width, height = _SPLASH_SIZE</w:t>
+      </w:r>
+    </w:p>
+    <w:p>
+      <w:r>
+        <w:t xml:space="preserve">   54      pixmap = QPixmap(width, height)</w:t>
+      </w:r>
+    </w:p>
+    <w:p>
+      <w:r>
+        <w:t xml:space="preserve">   55      pixmap.fill(QColor(_SPLASH_BG))</w:t>
+      </w:r>
+    </w:p>
+    <w:p>
+      <w:r>
+        <w:t xml:space="preserve">   56      painter = QPainter(pixmap)</w:t>
+      </w:r>
+    </w:p>
+    <w:p>
+      <w:r>
+        <w:t xml:space="preserve">   57      painter.setRenderHint(QPainter.RenderHint.Antialiasing)</w:t>
+      </w:r>
+    </w:p>
+    <w:p>
+      <w:r>
+        <w:t xml:space="preserve">   58      painter.setPen(QColor(_SPLASH_FG))</w:t>
       </w:r>
     </w:p>
     <w:p>
@@ -314,27 +319,27 @@
     </w:p>
     <w:p>
       <w:r>
-        <w:t xml:space="preserve">   59      title_font = QFont()</w:t>
-      </w:r>
-    </w:p>
-    <w:p>
-      <w:r>
-        <w:t xml:space="preserve">   60      title_font.setPointSize(22)</w:t>
-      </w:r>
-    </w:p>
-    <w:p>
-      <w:r>
-        <w:t xml:space="preserve">   61      title_font.setBold(True)</w:t>
-      </w:r>
-    </w:p>
-    <w:p>
-      <w:r>
-        <w:t xml:space="preserve">   62      painter.setFont(title_font)</w:t>
-      </w:r>
-    </w:p>
-    <w:p>
-      <w:r>
-        <w:t xml:space="preserve">   63      painter.drawText(pixmap.rect().adjusted(24, 28, -24, 0), Qt.AlignmentFlag.AlignLeft | Qt.AlignmentFlag.AlignTop, "RedMail")</w:t>
+        <w:t xml:space="preserve">   60      title_font = QFont()</w:t>
+      </w:r>
+    </w:p>
+    <w:p>
+      <w:r>
+        <w:t xml:space="preserve">   61      title_font.setPointSize(22)</w:t>
+      </w:r>
+    </w:p>
+    <w:p>
+      <w:r>
+        <w:t xml:space="preserve">   62      title_font.setBold(True)</w:t>
+      </w:r>
+    </w:p>
+    <w:p>
+      <w:r>
+        <w:t xml:space="preserve">   63      painter.setFont(title_font)</w:t>
+      </w:r>
+    </w:p>
+    <w:p>
+      <w:r>
+        <w:t xml:space="preserve">   64      painter.drawText(pixmap.rect().adjusted(24, 28, -24, 0), Qt.AlignmentFlag.AlignLeft | Qt.AlignmentFlag.AlignTop, "RedMail")</w:t>
       </w:r>
     </w:p>
     <w:p>
@@ -344,82 +349,82 @@
     </w:p>
     <w:p>
       <w:r>
-        <w:t xml:space="preserve">   65      text_font = QFont()</w:t>
-      </w:r>
-    </w:p>
-    <w:p>
-      <w:r>
-        <w:t xml:space="preserve">   66      text_font.setPointSize(11)</w:t>
-      </w:r>
-    </w:p>
-    <w:p>
-      <w:r>
-        <w:t xml:space="preserve">   67      painter.setFont(text_font)</w:t>
-      </w:r>
-    </w:p>
-    <w:p>
-      <w:r>
-        <w:t xml:space="preserve">   68      lines = (</w:t>
-      </w:r>
-    </w:p>
-    <w:p>
-      <w:r>
-        <w:t xml:space="preserve">   69          "Почтовый клиент для RED OS",</w:t>
-      </w:r>
-    </w:p>
-    <w:p>
-      <w:r>
-        <w:t xml:space="preserve">   70          f"Версия {version}",</w:t>
-      </w:r>
-    </w:p>
-    <w:p>
-      <w:r>
-        <w:t xml:space="preserve">   71          "Автор: Пономарев Роман Сергеевич",</w:t>
-      </w:r>
-    </w:p>
-    <w:p>
-      <w:r>
-        <w:t xml:space="preserve">   72      )</w:t>
-      </w:r>
-    </w:p>
-    <w:p>
-      <w:r>
-        <w:t xml:space="preserve">   73      for i, line in enumerate(lines):</w:t>
-      </w:r>
-    </w:p>
-    <w:p>
-      <w:r>
-        <w:t xml:space="preserve">   74          painter.drawText(</w:t>
-      </w:r>
-    </w:p>
-    <w:p>
-      <w:r>
-        <w:t xml:space="preserve">   75              pixmap.rect().adjusted(24, 74 + i * 22, -24, 0),</w:t>
-      </w:r>
-    </w:p>
-    <w:p>
-      <w:r>
-        <w:t xml:space="preserve">   76              Qt.AlignmentFlag.AlignLeft | Qt.AlignmentFlag.AlignTop,</w:t>
-      </w:r>
-    </w:p>
-    <w:p>
-      <w:r>
-        <w:t xml:space="preserve">   77              line,</w:t>
-      </w:r>
-    </w:p>
-    <w:p>
-      <w:r>
-        <w:t xml:space="preserve">   78          )</w:t>
-      </w:r>
-    </w:p>
-    <w:p>
-      <w:r>
-        <w:t xml:space="preserve">   79      painter.end()</w:t>
-      </w:r>
-    </w:p>
-    <w:p>
-      <w:r>
-        <w:t xml:space="preserve">   80      return pixmap</w:t>
+        <w:t xml:space="preserve">   66      text_font = QFont()</w:t>
+      </w:r>
+    </w:p>
+    <w:p>
+      <w:r>
+        <w:t xml:space="preserve">   67      text_font.setPointSize(11)</w:t>
+      </w:r>
+    </w:p>
+    <w:p>
+      <w:r>
+        <w:t xml:space="preserve">   68      painter.setFont(text_font)</w:t>
+      </w:r>
+    </w:p>
+    <w:p>
+      <w:r>
+        <w:t xml:space="preserve">   69      lines = (</w:t>
+      </w:r>
+    </w:p>
+    <w:p>
+      <w:r>
+        <w:t xml:space="preserve">   70          "Почтовый клиент для RED OS",</w:t>
+      </w:r>
+    </w:p>
+    <w:p>
+      <w:r>
+        <w:t xml:space="preserve">   71          f"Версия {version}",</w:t>
+      </w:r>
+    </w:p>
+    <w:p>
+      <w:r>
+        <w:t xml:space="preserve">   72          "Автор: Пономарев Роман Сергеевич",</w:t>
+      </w:r>
+    </w:p>
+    <w:p>
+      <w:r>
+        <w:t xml:space="preserve">   73      )</w:t>
+      </w:r>
+    </w:p>
+    <w:p>
+      <w:r>
+        <w:t xml:space="preserve">   74      for i, line in enumerate(lines):</w:t>
+      </w:r>
+    </w:p>
+    <w:p>
+      <w:r>
+        <w:t xml:space="preserve">   75          painter.drawText(</w:t>
+      </w:r>
+    </w:p>
+    <w:p>
+      <w:r>
+        <w:t xml:space="preserve">   76              pixmap.rect().adjusted(24, 74 + i * 22, -24, 0),</w:t>
+      </w:r>
+    </w:p>
+    <w:p>
+      <w:r>
+        <w:t xml:space="preserve">   77              Qt.AlignmentFlag.AlignLeft | Qt.AlignmentFlag.AlignTop,</w:t>
+      </w:r>
+    </w:p>
+    <w:p>
+      <w:r>
+        <w:t xml:space="preserve">   78              line,</w:t>
+      </w:r>
+    </w:p>
+    <w:p>
+      <w:r>
+        <w:t xml:space="preserve">   79          )</w:t>
+      </w:r>
+    </w:p>
+    <w:p>
+      <w:r>
+        <w:t xml:space="preserve">   80      painter.end()</w:t>
+      </w:r>
+    </w:p>
+    <w:p>
+      <w:r>
+        <w:t xml:space="preserve">   81      return pixmap</w:t>
       </w:r>
     </w:p>
     <w:p>
@@ -434,22 +439,52 @@
     </w:p>
     <w:p>
       <w:r>
-        <w:t xml:space="preserve">   83  def main() -&gt; int:</w:t>
-      </w:r>
-    </w:p>
-    <w:p>
-      <w:r>
-        <w:t xml:space="preserve">   84      log_file = applog.setup_logging()</w:t>
-      </w:r>
-    </w:p>
-    <w:p>
-      <w:r>
-        <w:t xml:space="preserve">   85      applog.get_logger("app").info("Запуск программы (журнал: %s)", log_file)</w:t>
-      </w:r>
-    </w:p>
-    <w:p>
-      <w:r>
-        <w:t xml:space="preserve">   86      app = QApplication(sys.argv)</w:t>
+        <w:t xml:space="preserve">   84  def _ensure_session_bus_address() -&gt; None:</w:t>
+      </w:r>
+    </w:p>
+    <w:p>
+      <w:r>
+        <w:t xml:space="preserve">   85      """Запуск не из сессии рабочего стола (ssh, автозапуск до экспорта</w:t>
+      </w:r>
+    </w:p>
+    <w:p>
+      <w:r>
+        <w:t xml:space="preserve">   86      переменных) — без DBUS_SESSION_BUS_ADDRESS keyring не найдёт</w:t>
+      </w:r>
+    </w:p>
+    <w:p>
+      <w:r>
+        <w:t xml:space="preserve">   87      Secret Service и решит, что хранилища паролей нет. Стандартный адрес</w:t>
+      </w:r>
+    </w:p>
+    <w:p>
+      <w:r>
+        <w:t xml:space="preserve">   88      шины пользователя — $XDG_RUNTIME_DIR/bus; если файл есть, подставляем."""</w:t>
+      </w:r>
+    </w:p>
+    <w:p>
+      <w:r>
+        <w:t xml:space="preserve">   89      if os.environ.get("DBUS_SESSION_BUS_ADDRESS"):</w:t>
+      </w:r>
+    </w:p>
+    <w:p>
+      <w:r>
+        <w:t xml:space="preserve">   90          return</w:t>
+      </w:r>
+    </w:p>
+    <w:p>
+      <w:r>
+        <w:t xml:space="preserve">   91      runtime_dir = os.environ.get("XDG_RUNTIME_DIR") or f"/run/user/{os.getuid()}" if hasattr(os, "getuid") else ""</w:t>
+      </w:r>
+    </w:p>
+    <w:p>
+      <w:r>
+        <w:t xml:space="preserve">   92      if runtime_dir and os.path.exists(os.path.join(runtime_dir, "bus")):</w:t>
+      </w:r>
+    </w:p>
+    <w:p>
+      <w:r>
+        <w:t xml:space="preserve">   93          os.environ["DBUS_SESSION_BUS_ADDRESS"] = "unix:path=" + os.path.join(runtime_dir, "bus")</w:t>
       </w:r>
     </w:p>
     <w:p>
@@ -459,122 +494,32 @@
     </w:p>
     <w:p>
       <w:r>
-        <w:t xml:space="preserve">   88      # Жалоба (и после первой правки с repaint()): "информационное окно</w:t>
-      </w:r>
-    </w:p>
-    <w:p>
-      <w:r>
-        <w:t xml:space="preserve">   89      # выводится не сразу, долго висит, потом появляется, и практически</w:t>
-      </w:r>
-    </w:p>
-    <w:p>
-      <w:r>
-        <w:t xml:space="preserve">   90      # мгновенно открывается окно приложения" — то есть задержка была ДО</w:t>
-      </w:r>
-    </w:p>
-    <w:p>
-      <w:r>
-        <w:t xml:space="preserve">   91      # показа заставки, а не после. Две причины: (1) `from</w:t>
-      </w:r>
-    </w:p>
-    <w:p>
-      <w:r>
-        <w:t xml:space="preserve">   92      # redmail.ui.main_window import MainWindow` стоял на уровне модуля и</w:t>
-      </w:r>
-    </w:p>
-    <w:p>
-      <w:r>
-        <w:t xml:space="preserve">   93      # тянул за собой PySide6.QtWebEngine* — инициализация Chromium занимает</w:t>
-      </w:r>
-    </w:p>
-    <w:p>
-      <w:r>
-        <w:t xml:space="preserve">   94      # секунды ещё до входа в main(); теперь импорт отложен и сам является</w:t>
-      </w:r>
-    </w:p>
-    <w:p>
-      <w:r>
-        <w:t xml:space="preserve">   95      # шагом "Загрузка интерфейса…" уже при видимой заставке; (2)</w:t>
-      </w:r>
-    </w:p>
-    <w:p>
-      <w:r>
-        <w:t xml:space="preserve">   96      # app_version() запускает `rpm -q` (до 2 с на медленной VM) — тоже до</w:t>
-      </w:r>
-    </w:p>
-    <w:p>
-      <w:r>
-        <w:t xml:space="preserve">   97      # показа. Заставка показывается сразу с версией "…", версия</w:t>
-      </w:r>
-    </w:p>
-    <w:p>
-      <w:r>
-        <w:t xml:space="preserve">   98      # дорисовывается следом. repaint() — синхронная перерисовка: одного</w:t>
-      </w:r>
-    </w:p>
-    <w:p>
-      <w:r>
-        <w:t xml:space="preserve">   99      # processEvents() недостаточно, чтобы окно гарантированно оказалось</w:t>
-      </w:r>
-    </w:p>
-    <w:p>
-      <w:r>
-        <w:t xml:space="preserve">  100      # на экране до долгой блокировки потока (особенно X11 без композитора).</w:t>
-      </w:r>
-    </w:p>
-    <w:p>
-      <w:r>
-        <w:t xml:space="preserve">  101      splash = QSplashScreen(build_splash_pixmap("…"))</w:t>
-      </w:r>
-    </w:p>
-    <w:p>
-      <w:r>
-        <w:t xml:space="preserve">  102      splash.show()</w:t>
-      </w:r>
-    </w:p>
-    <w:p>
-      <w:r>
-        <w:t xml:space="preserve">  103      splash.repaint()</w:t>
-      </w:r>
-    </w:p>
-    <w:p>
-      <w:r>
-        <w:t xml:space="preserve">  104      app.processEvents()</w:t>
-      </w:r>
-    </w:p>
-    <w:p>
-      <w:r>
         <w:t xml:space="preserve"> </w:t>
       </w:r>
     </w:p>
     <w:p>
       <w:r>
-        <w:t xml:space="preserve">  106      def report(message: str) -&gt; None:</w:t>
-      </w:r>
-    </w:p>
-    <w:p>
-      <w:r>
-        <w:t xml:space="preserve">  107          splash.showMessage(</w:t>
-      </w:r>
-    </w:p>
-    <w:p>
-      <w:r>
-        <w:t xml:space="preserve">  108              message, Qt.AlignmentFlag.AlignLeft | Qt.AlignmentFlag.AlignBottom, QColor(_SPLASH_FG)</w:t>
-      </w:r>
-    </w:p>
-    <w:p>
-      <w:r>
-        <w:t xml:space="preserve">  109          )</w:t>
-      </w:r>
-    </w:p>
-    <w:p>
-      <w:r>
-        <w:t xml:space="preserve">  110          splash.repaint()</w:t>
-      </w:r>
-    </w:p>
-    <w:p>
-      <w:r>
-        <w:t xml:space="preserve">  111          app.processEvents()</w:t>
+        <w:t xml:space="preserve">   96  def main() -&gt; int:</w:t>
+      </w:r>
+    </w:p>
+    <w:p>
+      <w:r>
+        <w:t xml:space="preserve">   97      log_file = applog.setup_logging()</w:t>
+      </w:r>
+    </w:p>
+    <w:p>
+      <w:r>
+        <w:t xml:space="preserve">   98      _ensure_session_bus_address()</w:t>
+      </w:r>
+    </w:p>
+    <w:p>
+      <w:r>
+        <w:t xml:space="preserve">   99      applog.get_logger("app").info("Запуск программы (журнал: %s)", log_file)</w:t>
+      </w:r>
+    </w:p>
+    <w:p>
+      <w:r>
+        <w:t xml:space="preserve">  100      app = QApplication(sys.argv)</w:t>
       </w:r>
     </w:p>
     <w:p>
@@ -584,27 +529,87 @@
     </w:p>
     <w:p>
       <w:r>
-        <w:t xml:space="preserve">  113      version = app_version()</w:t>
-      </w:r>
-    </w:p>
-    <w:p>
-      <w:r>
-        <w:t xml:space="preserve">  114      applog.get_logger("app").info("Версия %s", version)</w:t>
-      </w:r>
-    </w:p>
-    <w:p>
-      <w:r>
-        <w:t xml:space="preserve">  115      splash.setPixmap(build_splash_pixmap(version))</w:t>
-      </w:r>
-    </w:p>
-    <w:p>
-      <w:r>
-        <w:t xml:space="preserve">  116      report("Применение темы оформления…")</w:t>
-      </w:r>
-    </w:p>
-    <w:p>
-      <w:r>
-        <w:t xml:space="preserve">  117      theme.apply_theme(app, config_store.load_theme())</w:t>
+        <w:t xml:space="preserve">  102      # Жалоба (и после первой правки с repaint()): "информационное окно</w:t>
+      </w:r>
+    </w:p>
+    <w:p>
+      <w:r>
+        <w:t xml:space="preserve">  103      # выводится не сразу, долго висит, потом появляется, и практически</w:t>
+      </w:r>
+    </w:p>
+    <w:p>
+      <w:r>
+        <w:t xml:space="preserve">  104      # мгновенно открывается окно приложения" — то есть задержка была ДО</w:t>
+      </w:r>
+    </w:p>
+    <w:p>
+      <w:r>
+        <w:t xml:space="preserve">  105      # показа заставки, а не после. Две причины: (1) `from</w:t>
+      </w:r>
+    </w:p>
+    <w:p>
+      <w:r>
+        <w:t xml:space="preserve">  106      # redmail.ui.main_window import MainWindow` стоял на уровне модуля и</w:t>
+      </w:r>
+    </w:p>
+    <w:p>
+      <w:r>
+        <w:t xml:space="preserve">  107      # тянул за собой PySide6.QtWebEngine* — инициализация Chromium занимает</w:t>
+      </w:r>
+    </w:p>
+    <w:p>
+      <w:r>
+        <w:t xml:space="preserve">  108      # секунды ещё до входа в main(); теперь импорт отложен и сам является</w:t>
+      </w:r>
+    </w:p>
+    <w:p>
+      <w:r>
+        <w:t xml:space="preserve">  109      # шагом "Загрузка интерфейса…" уже при видимой заставке; (2)</w:t>
+      </w:r>
+    </w:p>
+    <w:p>
+      <w:r>
+        <w:t xml:space="preserve">  110      # app_version() запускает `rpm -q` (до 2 с на медленной VM) — тоже до</w:t>
+      </w:r>
+    </w:p>
+    <w:p>
+      <w:r>
+        <w:t xml:space="preserve">  111      # показа. Заставка показывается сразу с версией "…", версия</w:t>
+      </w:r>
+    </w:p>
+    <w:p>
+      <w:r>
+        <w:t xml:space="preserve">  112      # дорисовывается следом. repaint() — синхронная перерисовка: одного</w:t>
+      </w:r>
+    </w:p>
+    <w:p>
+      <w:r>
+        <w:t xml:space="preserve">  113      # processEvents() недостаточно, чтобы окно гарантированно оказалось</w:t>
+      </w:r>
+    </w:p>
+    <w:p>
+      <w:r>
+        <w:t xml:space="preserve">  114      # на экране до долгой блокировки потока (особенно X11 без композитора).</w:t>
+      </w:r>
+    </w:p>
+    <w:p>
+      <w:r>
+        <w:t xml:space="preserve">  115      splash = QSplashScreen(build_splash_pixmap("…"))</w:t>
+      </w:r>
+    </w:p>
+    <w:p>
+      <w:r>
+        <w:t xml:space="preserve">  116      splash.show()</w:t>
+      </w:r>
+    </w:p>
+    <w:p>
+      <w:r>
+        <w:t xml:space="preserve">  117      splash.repaint()</w:t>
+      </w:r>
+    </w:p>
+    <w:p>
+      <w:r>
+        <w:t xml:space="preserve">  118      app.processEvents()</w:t>
       </w:r>
     </w:p>
     <w:p>
@@ -614,12 +619,32 @@
     </w:p>
     <w:p>
       <w:r>
-        <w:t xml:space="preserve">  119      report("Загрузка интерфейса…")</w:t>
-      </w:r>
-    </w:p>
-    <w:p>
-      <w:r>
-        <w:t xml:space="preserve">  120      from redmail.ui.main_window import MainWindow</w:t>
+        <w:t xml:space="preserve">  120      def report(message: str) -&gt; None:</w:t>
+      </w:r>
+    </w:p>
+    <w:p>
+      <w:r>
+        <w:t xml:space="preserve">  121          splash.showMessage(</w:t>
+      </w:r>
+    </w:p>
+    <w:p>
+      <w:r>
+        <w:t xml:space="preserve">  122              message, Qt.AlignmentFlag.AlignLeft | Qt.AlignmentFlag.AlignBottom, QColor(_SPLASH_FG)</w:t>
+      </w:r>
+    </w:p>
+    <w:p>
+      <w:r>
+        <w:t xml:space="preserve">  123          )</w:t>
+      </w:r>
+    </w:p>
+    <w:p>
+      <w:r>
+        <w:t xml:space="preserve">  124          splash.repaint()</w:t>
+      </w:r>
+    </w:p>
+    <w:p>
+      <w:r>
+        <w:t xml:space="preserve">  125          app.processEvents()</w:t>
       </w:r>
     </w:p>
     <w:p>
@@ -629,17 +654,27 @@
     </w:p>
     <w:p>
       <w:r>
-        <w:t xml:space="preserve">  122      profile_path = profile.ensure_profile()</w:t>
-      </w:r>
-    </w:p>
-    <w:p>
-      <w:r>
-        <w:t xml:space="preserve">  123      applog.get_logger("app").info("Профиль: %s", profile_path)</w:t>
-      </w:r>
-    </w:p>
-    <w:p>
-      <w:r>
-        <w:t xml:space="preserve">  124      window = MainWindow()</w:t>
+        <w:t xml:space="preserve">  127      version = app_version()</w:t>
+      </w:r>
+    </w:p>
+    <w:p>
+      <w:r>
+        <w:t xml:space="preserve">  128      applog.get_logger("app").info("Версия %s", version)</w:t>
+      </w:r>
+    </w:p>
+    <w:p>
+      <w:r>
+        <w:t xml:space="preserve">  129      splash.setPixmap(build_splash_pixmap(version))</w:t>
+      </w:r>
+    </w:p>
+    <w:p>
+      <w:r>
+        <w:t xml:space="preserve">  130      report("Применение темы оформления…")</w:t>
+      </w:r>
+    </w:p>
+    <w:p>
+      <w:r>
+        <w:t xml:space="preserve">  131      theme.apply_theme(app, config_store.load_theme())</w:t>
       </w:r>
     </w:p>
     <w:p>
@@ -649,22 +684,12 @@
     </w:p>
     <w:p>
       <w:r>
-        <w:t xml:space="preserve">  126      report("Готово")</w:t>
-      </w:r>
-    </w:p>
-    <w:p>
-      <w:r>
-        <w:t xml:space="preserve">  127      window.show()</w:t>
-      </w:r>
-    </w:p>
-    <w:p>
-      <w:r>
-        <w:t xml:space="preserve">  128      splash.finish(window)</w:t>
-      </w:r>
-    </w:p>
-    <w:p>
-      <w:r>
-        <w:t xml:space="preserve">  129      return app.exec()</w:t>
+        <w:t xml:space="preserve">  133      report("Загрузка интерфейса…")</w:t>
+      </w:r>
+    </w:p>
+    <w:p>
+      <w:r>
+        <w:t xml:space="preserve">  134      from redmail.ui.main_window import MainWindow</w:t>
       </w:r>
     </w:p>
     <w:p>
@@ -674,17 +699,62 @@
     </w:p>
     <w:p>
       <w:r>
+        <w:t xml:space="preserve">  136      profile_path = profile.ensure_profile()</w:t>
+      </w:r>
+    </w:p>
+    <w:p>
+      <w:r>
+        <w:t xml:space="preserve">  137      applog.get_logger("app").info("Профиль: %s", profile_path)</w:t>
+      </w:r>
+    </w:p>
+    <w:p>
+      <w:r>
+        <w:t xml:space="preserve">  138      window = MainWindow()</w:t>
+      </w:r>
+    </w:p>
+    <w:p>
+      <w:r>
         <w:t xml:space="preserve"> </w:t>
       </w:r>
     </w:p>
     <w:p>
       <w:r>
-        <w:t xml:space="preserve">  132  if __name__ == "__main__":</w:t>
-      </w:r>
-    </w:p>
-    <w:p>
-      <w:r>
-        <w:t xml:space="preserve">  133      raise SystemExit(main())</w:t>
+        <w:t xml:space="preserve">  140      report("Готово")</w:t>
+      </w:r>
+    </w:p>
+    <w:p>
+      <w:r>
+        <w:t xml:space="preserve">  141      window.show()</w:t>
+      </w:r>
+    </w:p>
+    <w:p>
+      <w:r>
+        <w:t xml:space="preserve">  142      splash.finish(window)</w:t>
+      </w:r>
+    </w:p>
+    <w:p>
+      <w:r>
+        <w:t xml:space="preserve">  143      return app.exec()</w:t>
+      </w:r>
+    </w:p>
+    <w:p>
+      <w:r>
+        <w:t xml:space="preserve"> </w:t>
+      </w:r>
+    </w:p>
+    <w:p>
+      <w:r>
+        <w:t xml:space="preserve"> </w:t>
+      </w:r>
+    </w:p>
+    <w:p>
+      <w:r>
+        <w:t xml:space="preserve">  146  if __name__ == "__main__":</w:t>
+      </w:r>
+    </w:p>
+    <w:p>
+      <w:r>
+        <w:t xml:space="preserve">  147      raise SystemExit(main())</w:t>
       </w:r>
     </w:p>
     <w:p/>
@@ -5407,7 +5477,7 @@
         <w:rPr>
           <w:b/>
         </w:rPr>
-        <w:t>===== src/redmail/mailbox.py (164 строк) =====</w:t>
+        <w:t>===== src/redmail/mailbox.py (219 строк) =====</w:t>
       </w:r>
     </w:p>
     <w:p>
@@ -5437,17 +5507,7 @@
     </w:p>
     <w:p>
       <w:r>
-        <w:t xml:space="preserve">    6  from redmail import archive_store, cache_store, sync_engine</w:t>
-      </w:r>
-    </w:p>
-    <w:p>
-      <w:r>
-        <w:t xml:space="preserve">    7  from redmail.applog import get_logger</w:t>
-      </w:r>
-    </w:p>
-    <w:p>
-      <w:r>
-        <w:t xml:space="preserve">    8  from redmail.imap_client import UNKNOWN_MARKER, Account, ImapSession, MessageContent, MessageSummary</w:t>
+        <w:t xml:space="preserve">    6  from pathlib import Path as _Path</w:t>
       </w:r>
     </w:p>
     <w:p>
@@ -5457,7 +5517,17 @@
     </w:p>
     <w:p>
       <w:r>
-        <w:t xml:space="preserve">   10  _log = get_logger("mailbox")</w:t>
+        <w:t xml:space="preserve">    8  from redmail import archive_store, cache_store, sync_engine</w:t>
+      </w:r>
+    </w:p>
+    <w:p>
+      <w:r>
+        <w:t xml:space="preserve">    9  from redmail.applog import get_logger</w:t>
+      </w:r>
+    </w:p>
+    <w:p>
+      <w:r>
+        <w:t xml:space="preserve">   10  from redmail.imap_client import UNKNOWN_MARKER, Account, ImapSession, MessageContent, MessageSummary</w:t>
       </w:r>
     </w:p>
     <w:p>
@@ -5467,57 +5537,32 @@
     </w:p>
     <w:p>
       <w:r>
+        <w:t xml:space="preserve">   12  _log = get_logger("mailbox")</w:t>
+      </w:r>
+    </w:p>
+    <w:p>
+      <w:r>
         <w:t xml:space="preserve"> </w:t>
       </w:r>
     </w:p>
     <w:p>
       <w:r>
-        <w:t xml:space="preserve">   13  class CachedMailbox:</w:t>
-      </w:r>
-    </w:p>
-    <w:p>
-      <w:r>
-        <w:t xml:space="preserve">   14      """Ящик поверх локальной копии (аналог OST): интерфейс читает только</w:t>
-      </w:r>
-    </w:p>
-    <w:p>
-      <w:r>
-        <w:t xml:space="preserve">   15      из базы, сервер опрашивается синхронизацией.</w:t>
-      </w:r>
-    </w:p>
-    <w:p>
-      <w:r>
         <w:t xml:space="preserve"> </w:t>
       </w:r>
     </w:p>
     <w:p>
       <w:r>
-        <w:t xml:space="preserve">   17      folder_summaries() — чистое чтение из базы, сети не касается.</w:t>
-      </w:r>
-    </w:p>
-    <w:p>
-      <w:r>
-        <w:t xml:space="preserve">   18      refresh_folder() — синхронизация заголовков папки с сервером</w:t>
-      </w:r>
-    </w:p>
-    <w:p>
-      <w:r>
-        <w:t xml:space="preserve">   19      (sync_engine.sync_folder_headers): новые письма добавляются, удалённые</w:t>
-      </w:r>
-    </w:p>
-    <w:p>
-      <w:r>
-        <w:t xml:space="preserve">   20      на сервере удаляются локально, флаги обновляются; тела при этом не</w:t>
-      </w:r>
-    </w:p>
-    <w:p>
-      <w:r>
-        <w:t xml:space="preserve">   21      скачиваются. Первое открытие ещё не синхронизированной папки тоже</w:t>
-      </w:r>
-    </w:p>
-    <w:p>
-      <w:r>
-        <w:t xml:space="preserve">   22      идёт через refresh_folder.</w:t>
+        <w:t xml:space="preserve">   15  class CachedMailbox:</w:t>
+      </w:r>
+    </w:p>
+    <w:p>
+      <w:r>
+        <w:t xml:space="preserve">   16      """Ящик поверх локальной копии (аналог OST): интерфейс читает только</w:t>
+      </w:r>
+    </w:p>
+    <w:p>
+      <w:r>
+        <w:t xml:space="preserve">   17      из базы, сервер опрашивается синхронизацией.</w:t>
       </w:r>
     </w:p>
     <w:p>
@@ -5527,12 +5572,32 @@
     </w:p>
     <w:p>
       <w:r>
-        <w:t xml:space="preserve">   24      message_content() — тело из базы; если его ещё нет (фон не успел или</w:t>
-      </w:r>
-    </w:p>
-    <w:p>
-      <w:r>
-        <w:t xml:space="preserve">   25      письмо большое и отложено) — скачивается сейчас и сохраняется.</w:t>
+        <w:t xml:space="preserve">   19      folder_summaries() — чистое чтение из базы, сети не касается.</w:t>
+      </w:r>
+    </w:p>
+    <w:p>
+      <w:r>
+        <w:t xml:space="preserve">   20      refresh_folder() — синхронизация заголовков папки с сервером</w:t>
+      </w:r>
+    </w:p>
+    <w:p>
+      <w:r>
+        <w:t xml:space="preserve">   21      (sync_engine.sync_folder_headers): новые письма добавляются, удалённые</w:t>
+      </w:r>
+    </w:p>
+    <w:p>
+      <w:r>
+        <w:t xml:space="preserve">   22      на сервере удаляются локально, флаги обновляются; тела при этом не</w:t>
+      </w:r>
+    </w:p>
+    <w:p>
+      <w:r>
+        <w:t xml:space="preserve">   23      скачиваются. Первое открытие ещё не синхронизированной папки тоже</w:t>
+      </w:r>
+    </w:p>
+    <w:p>
+      <w:r>
+        <w:t xml:space="preserve">   24      идёт через refresh_folder.</w:t>
       </w:r>
     </w:p>
     <w:p>
@@ -5542,17 +5607,12 @@
     </w:p>
     <w:p>
       <w:r>
-        <w:t xml:space="preserve">   27      sync_all()/download_bodies() — полная фоновая синхронизация (все папки,</w:t>
-      </w:r>
-    </w:p>
-    <w:p>
-      <w:r>
-        <w:t xml:space="preserve">   28      затем тела от новых к старым), см. sync_engine.</w:t>
-      </w:r>
-    </w:p>
-    <w:p>
-      <w:r>
-        <w:t xml:space="preserve">   29      """</w:t>
+        <w:t xml:space="preserve">   26      message_content() — тело из базы; если его ещё нет (фон не успел или</w:t>
+      </w:r>
+    </w:p>
+    <w:p>
+      <w:r>
+        <w:t xml:space="preserve">   27      письмо большое и отложено) — скачивается сейчас и сохраняется.</w:t>
       </w:r>
     </w:p>
     <w:p>
@@ -5562,52 +5622,17 @@
     </w:p>
     <w:p>
       <w:r>
-        <w:t xml:space="preserve">   31      def __init__(self, session: ImapSession, account: Account, *, body_max_bytes: int = sync_engine.DEFAULT_BODY_MAX_BYTES):</w:t>
-      </w:r>
-    </w:p>
-    <w:p>
-      <w:r>
-        <w:t xml:space="preserve">   32          self.session = session</w:t>
-      </w:r>
-    </w:p>
-    <w:p>
-      <w:r>
-        <w:t xml:space="preserve">   33          self._account_key = f"{account.host}:{account.username}"</w:t>
-      </w:r>
-    </w:p>
-    <w:p>
-      <w:r>
-        <w:t xml:space="preserve">   34          self.body_max_bytes = body_max_bytes</w:t>
-      </w:r>
-    </w:p>
-    <w:p>
-      <w:r>
-        <w:t xml:space="preserve">   35          # Одна синхронизация за раз на ящик: обновление по кнопке/таймеру и</w:t>
-      </w:r>
-    </w:p>
-    <w:p>
-      <w:r>
-        <w:t xml:space="preserve">   36          # полный фоновый проход могли стартовать одновременно и оба качать</w:t>
-      </w:r>
-    </w:p>
-    <w:p>
-      <w:r>
-        <w:t xml:space="preserve">   37          # одни и те же заголовки (в журнале на реальном ящике: две строки</w:t>
-      </w:r>
-    </w:p>
-    <w:p>
-      <w:r>
-        <w:t xml:space="preserve">   38          # «новых 3096» подряд). Второй ждёт первого и находит папку уже</w:t>
-      </w:r>
-    </w:p>
-    <w:p>
-      <w:r>
-        <w:t xml:space="preserve">   39          # синхронизированной.</w:t>
-      </w:r>
-    </w:p>
-    <w:p>
-      <w:r>
-        <w:t xml:space="preserve">   40          self._sync_lock = threading.Lock()</w:t>
+        <w:t xml:space="preserve">   29      sync_all()/download_bodies() — полная фоновая синхронизация (все папки,</w:t>
+      </w:r>
+    </w:p>
+    <w:p>
+      <w:r>
+        <w:t xml:space="preserve">   30      затем тела от новых к старым), см. sync_engine.</w:t>
+      </w:r>
+    </w:p>
+    <w:p>
+      <w:r>
+        <w:t xml:space="preserve">   31      """</w:t>
       </w:r>
     </w:p>
     <w:p>
@@ -5617,17 +5642,52 @@
     </w:p>
     <w:p>
       <w:r>
-        <w:t xml:space="preserve">   42      @property</w:t>
-      </w:r>
-    </w:p>
-    <w:p>
-      <w:r>
-        <w:t xml:space="preserve">   43      def account_key(self) -&gt; str:</w:t>
-      </w:r>
-    </w:p>
-    <w:p>
-      <w:r>
-        <w:t xml:space="preserve">   44          return self._account_key</w:t>
+        <w:t xml:space="preserve">   33      def __init__(self, session: ImapSession, account: Account, *, body_max_bytes: int = sync_engine.DEFAULT_BODY_MAX_BYTES):</w:t>
+      </w:r>
+    </w:p>
+    <w:p>
+      <w:r>
+        <w:t xml:space="preserve">   34          self.session = session</w:t>
+      </w:r>
+    </w:p>
+    <w:p>
+      <w:r>
+        <w:t xml:space="preserve">   35          self._account_key = f"{account.host}:{account.username}"</w:t>
+      </w:r>
+    </w:p>
+    <w:p>
+      <w:r>
+        <w:t xml:space="preserve">   36          self.body_max_bytes = body_max_bytes</w:t>
+      </w:r>
+    </w:p>
+    <w:p>
+      <w:r>
+        <w:t xml:space="preserve">   37          # Одна синхронизация за раз на ящик: обновление по кнопке/таймеру и</w:t>
+      </w:r>
+    </w:p>
+    <w:p>
+      <w:r>
+        <w:t xml:space="preserve">   38          # полный фоновый проход могли стартовать одновременно и оба качать</w:t>
+      </w:r>
+    </w:p>
+    <w:p>
+      <w:r>
+        <w:t xml:space="preserve">   39          # одни и те же заголовки (в журнале на реальном ящике: две строки</w:t>
+      </w:r>
+    </w:p>
+    <w:p>
+      <w:r>
+        <w:t xml:space="preserve">   40          # «новых 3096» подряд). Второй ждёт первого и находит папку уже</w:t>
+      </w:r>
+    </w:p>
+    <w:p>
+      <w:r>
+        <w:t xml:space="preserve">   41          # синхронизированной.</w:t>
+      </w:r>
+    </w:p>
+    <w:p>
+      <w:r>
+        <w:t xml:space="preserve">   42          self._sync_lock = threading.Lock()</w:t>
       </w:r>
     </w:p>
     <w:p>
@@ -5637,37 +5697,17 @@
     </w:p>
     <w:p>
       <w:r>
-        <w:t xml:space="preserve">   46      def folder_summaries(self, folder: str, limit: int | None = None) -&gt; list[MessageSummary]:</w:t>
-      </w:r>
-    </w:p>
-    <w:p>
-      <w:r>
-        <w:t xml:space="preserve">   47          # Только база, никогда сеть: вызывается из потока интерфейса, а</w:t>
-      </w:r>
-    </w:p>
-    <w:p>
-      <w:r>
-        <w:t xml:space="preserve">   48          # синхронизация может в этот момент держать замок ящика — ждать её</w:t>
-      </w:r>
-    </w:p>
-    <w:p>
-      <w:r>
-        <w:t xml:space="preserve">   49          # здесь значило бы заморозить окно. Не синхронизированную папку</w:t>
-      </w:r>
-    </w:p>
-    <w:p>
-      <w:r>
-        <w:t xml:space="preserve">   50          # интерфейс дозапрашивает через refresh_folder в фоне (см.</w:t>
-      </w:r>
-    </w:p>
-    <w:p>
-      <w:r>
-        <w:t xml:space="preserve">   51          # is_folder_synced).</w:t>
-      </w:r>
-    </w:p>
-    <w:p>
-      <w:r>
-        <w:t xml:space="preserve">   52          return cache_store.get_folder_summaries(self._account_key, folder, limit)</w:t>
+        <w:t xml:space="preserve">   44      @property</w:t>
+      </w:r>
+    </w:p>
+    <w:p>
+      <w:r>
+        <w:t xml:space="preserve">   45      def account_key(self) -&gt; str:</w:t>
+      </w:r>
+    </w:p>
+    <w:p>
+      <w:r>
+        <w:t xml:space="preserve">   46          return self._account_key</w:t>
       </w:r>
     </w:p>
     <w:p>
@@ -5677,12 +5717,37 @@
     </w:p>
     <w:p>
       <w:r>
-        <w:t xml:space="preserve">   54      def is_folder_synced(self, folder: str) -&gt; bool:</w:t>
-      </w:r>
-    </w:p>
-    <w:p>
-      <w:r>
-        <w:t xml:space="preserve">   55          return cache_store.is_folder_synced(self._account_key, folder)</w:t>
+        <w:t xml:space="preserve">   48      def folder_summaries(self, folder: str, limit: int | None = None) -&gt; list[MessageSummary]:</w:t>
+      </w:r>
+    </w:p>
+    <w:p>
+      <w:r>
+        <w:t xml:space="preserve">   49          # Только база, никогда сеть: вызывается из потока интерфейса, а</w:t>
+      </w:r>
+    </w:p>
+    <w:p>
+      <w:r>
+        <w:t xml:space="preserve">   50          # синхронизация может в этот момент держать замок ящика — ждать её</w:t>
+      </w:r>
+    </w:p>
+    <w:p>
+      <w:r>
+        <w:t xml:space="preserve">   51          # здесь значило бы заморозить окно. Не синхронизированную папку</w:t>
+      </w:r>
+    </w:p>
+    <w:p>
+      <w:r>
+        <w:t xml:space="preserve">   52          # интерфейс дозапрашивает через refresh_folder в фоне (см.</w:t>
+      </w:r>
+    </w:p>
+    <w:p>
+      <w:r>
+        <w:t xml:space="preserve">   53          # is_folder_synced).</w:t>
+      </w:r>
+    </w:p>
+    <w:p>
+      <w:r>
+        <w:t xml:space="preserve">   54          return cache_store.get_folder_summaries(self._account_key, folder, limit)</w:t>
       </w:r>
     </w:p>
     <w:p>
@@ -5692,12 +5757,12 @@
     </w:p>
     <w:p>
       <w:r>
-        <w:t xml:space="preserve">   57      def folder_message_total(self, folder: str) -&gt; int:</w:t>
-      </w:r>
-    </w:p>
-    <w:p>
-      <w:r>
-        <w:t xml:space="preserve">   58          return cache_store.count_folder_summaries(self._account_key, folder)</w:t>
+        <w:t xml:space="preserve">   56      def is_folder_synced(self, folder: str) -&gt; bool:</w:t>
+      </w:r>
+    </w:p>
+    <w:p>
+      <w:r>
+        <w:t xml:space="preserve">   57          return cache_store.is_folder_synced(self._account_key, folder)</w:t>
       </w:r>
     </w:p>
     <w:p>
@@ -5707,22 +5772,12 @@
     </w:p>
     <w:p>
       <w:r>
-        <w:t xml:space="preserve">   60      def refresh_folder(self, folder: str, limit: int | None = None, *, progress=None, stop: threading.Event | None = None) -&gt; list[MessageSummary]:</w:t>
-      </w:r>
-    </w:p>
-    <w:p>
-      <w:r>
-        <w:t xml:space="preserve">   61          with self._sync_lock:</w:t>
-      </w:r>
-    </w:p>
-    <w:p>
-      <w:r>
-        <w:t xml:space="preserve">   62              sync_engine.sync_folder_headers(self.session, self._account_key, folder, progress=progress, stop=stop)</w:t>
-      </w:r>
-    </w:p>
-    <w:p>
-      <w:r>
-        <w:t xml:space="preserve">   63          return cache_store.get_folder_summaries(self._account_key, folder, limit)</w:t>
+        <w:t xml:space="preserve">   59      def folder_message_total(self, folder: str) -&gt; int:</w:t>
+      </w:r>
+    </w:p>
+    <w:p>
+      <w:r>
+        <w:t xml:space="preserve">   60          return cache_store.count_folder_summaries(self._account_key, folder)</w:t>
       </w:r>
     </w:p>
     <w:p>
@@ -5732,17 +5787,22 @@
     </w:p>
     <w:p>
       <w:r>
-        <w:t xml:space="preserve">   65      def sync_all(self, folders: list[str], *, progress=None, stop: threading.Event | None = None) -&gt; sync_engine.SyncStats:</w:t>
-      </w:r>
-    </w:p>
-    <w:p>
-      <w:r>
-        <w:t xml:space="preserve">   66          with self._sync_lock:</w:t>
-      </w:r>
-    </w:p>
-    <w:p>
-      <w:r>
-        <w:t xml:space="preserve">   67              return sync_engine.sync_all_folders(self.session, self._account_key, folders, progress=progress, stop=stop)</w:t>
+        <w:t xml:space="preserve">   62      def refresh_folder(self, folder: str, limit: int | None = None, *, progress=None, stop: threading.Event | None = None) -&gt; list[MessageSummary]:</w:t>
+      </w:r>
+    </w:p>
+    <w:p>
+      <w:r>
+        <w:t xml:space="preserve">   63          with self._sync_lock:</w:t>
+      </w:r>
+    </w:p>
+    <w:p>
+      <w:r>
+        <w:t xml:space="preserve">   64              sync_engine.sync_folder_headers(self.session, self._account_key, folder, progress=progress, stop=stop)</w:t>
+      </w:r>
+    </w:p>
+    <w:p>
+      <w:r>
+        <w:t xml:space="preserve">   65          return cache_store.get_folder_summaries(self._account_key, folder, limit)</w:t>
       </w:r>
     </w:p>
     <w:p>
@@ -5752,27 +5812,17 @@
     </w:p>
     <w:p>
       <w:r>
-        <w:t xml:space="preserve">   69      def download_bodies(self, *, progress=None, stop: threading.Event | None = None, limit: int | None = None) -&gt; int:</w:t>
-      </w:r>
-    </w:p>
-    <w:p>
-      <w:r>
-        <w:t xml:space="preserve">   70          with self._sync_lock:</w:t>
-      </w:r>
-    </w:p>
-    <w:p>
-      <w:r>
-        <w:t xml:space="preserve">   71              return sync_engine.download_bodies(</w:t>
-      </w:r>
-    </w:p>
-    <w:p>
-      <w:r>
-        <w:t xml:space="preserve">   72                  self.session, self._account_key, max_bytes=self.body_max_bytes, progress=progress, stop=stop, limit=limit</w:t>
-      </w:r>
-    </w:p>
-    <w:p>
-      <w:r>
-        <w:t xml:space="preserve">   73              )</w:t>
+        <w:t xml:space="preserve">   67      def sync_all(self, folders: list[str], *, progress=None, stop: threading.Event | None = None) -&gt; sync_engine.SyncStats:</w:t>
+      </w:r>
+    </w:p>
+    <w:p>
+      <w:r>
+        <w:t xml:space="preserve">   68          with self._sync_lock:</w:t>
+      </w:r>
+    </w:p>
+    <w:p>
+      <w:r>
+        <w:t xml:space="preserve">   69              return sync_engine.sync_all_folders(self.session, self._account_key, folders, progress=progress, stop=stop)</w:t>
       </w:r>
     </w:p>
     <w:p>
@@ -5782,37 +5832,12 @@
     </w:p>
     <w:p>
       <w:r>
-        <w:t xml:space="preserve">   75      def message_content(self, folder: str, uid: int) -&gt; MessageContent:</w:t>
-      </w:r>
-    </w:p>
-    <w:p>
-      <w:r>
-        <w:t xml:space="preserve">   76          cached = cache_store.get_message_content(self._account_key, folder, uid)</w:t>
-      </w:r>
-    </w:p>
-    <w:p>
-      <w:r>
-        <w:t xml:space="preserve">   77          if cached is not None:</w:t>
-      </w:r>
-    </w:p>
-    <w:p>
-      <w:r>
-        <w:t xml:space="preserve">   78              return cached</w:t>
-      </w:r>
-    </w:p>
-    <w:p>
-      <w:r>
-        <w:t xml:space="preserve">   79          content = self.session.fetch_message_content(folder, uid)</w:t>
-      </w:r>
-    </w:p>
-    <w:p>
-      <w:r>
-        <w:t xml:space="preserve">   80          cache_store.save_message_content(self._account_key, folder, uid, content)</w:t>
-      </w:r>
-    </w:p>
-    <w:p>
-      <w:r>
-        <w:t xml:space="preserve">   81          return content</w:t>
+        <w:t xml:space="preserve">   71      def pending_bodies(self) -&gt; int:</w:t>
+      </w:r>
+    </w:p>
+    <w:p>
+      <w:r>
+        <w:t xml:space="preserve">   72          return cache_store.count_messages_without_body(self._account_key, self.body_max_bytes)</w:t>
       </w:r>
     </w:p>
     <w:p>
@@ -5822,17 +5847,27 @@
     </w:p>
     <w:p>
       <w:r>
-        <w:t xml:space="preserve">   83      def message_raw(self, folder: str, uid: int) -&gt; bytes:</w:t>
-      </w:r>
-    </w:p>
-    <w:p>
-      <w:r>
-        <w:t xml:space="preserve">   84          """Не кэшируется — нужен только для разового экспорта в архив."""</w:t>
-      </w:r>
-    </w:p>
-    <w:p>
-      <w:r>
-        <w:t xml:space="preserve">   85          return self.session.fetch_message_raw(folder, uid)</w:t>
+        <w:t xml:space="preserve">   74      def download_bodies(self, *, progress=None, stop: threading.Event | None = None, limit: int | None = None) -&gt; int:</w:t>
+      </w:r>
+    </w:p>
+    <w:p>
+      <w:r>
+        <w:t xml:space="preserve">   75          with self._sync_lock:</w:t>
+      </w:r>
+    </w:p>
+    <w:p>
+      <w:r>
+        <w:t xml:space="preserve">   76              return sync_engine.download_bodies(</w:t>
+      </w:r>
+    </w:p>
+    <w:p>
+      <w:r>
+        <w:t xml:space="preserve">   77                  self.session, self._account_key, max_bytes=self.body_max_bytes, progress=progress, stop=stop, limit=limit</w:t>
+      </w:r>
+    </w:p>
+    <w:p>
+      <w:r>
+        <w:t xml:space="preserve">   78              )</w:t>
       </w:r>
     </w:p>
     <w:p>
@@ -5842,27 +5877,57 @@
     </w:p>
     <w:p>
       <w:r>
-        <w:t xml:space="preserve">   87      def search_uids(self, folder: str, *, before=None) -&gt; list[int]:</w:t>
-      </w:r>
-    </w:p>
-    <w:p>
-      <w:r>
-        <w:t xml:space="preserve">   88          """Не кэшируется — используется только для массовой выгрузки папки</w:t>
-      </w:r>
-    </w:p>
-    <w:p>
-      <w:r>
-        <w:t xml:space="preserve">   89          в архив (вся папка / всё до даты), где важна полная папка на</w:t>
-      </w:r>
-    </w:p>
-    <w:p>
-      <w:r>
-        <w:t xml:space="preserve">   90          сервере, а не то, что сейчас в локальном кэше сводок."""</w:t>
-      </w:r>
-    </w:p>
-    <w:p>
-      <w:r>
-        <w:t xml:space="preserve">   91          return self.session.search_uids(folder, before=before)</w:t>
+        <w:t xml:space="preserve">   80      def message_content(self, folder: str, uid: int) -&gt; MessageContent:</w:t>
+      </w:r>
+    </w:p>
+    <w:p>
+      <w:r>
+        <w:t xml:space="preserve">   81          cached = cache_store.get_message_content(self._account_key, folder, uid)</w:t>
+      </w:r>
+    </w:p>
+    <w:p>
+      <w:r>
+        <w:t xml:space="preserve">   82          if cached is not None:</w:t>
+      </w:r>
+    </w:p>
+    <w:p>
+      <w:r>
+        <w:t xml:space="preserve">   83              return cached</w:t>
+      </w:r>
+    </w:p>
+    <w:p>
+      <w:r>
+        <w:t xml:space="preserve">   84          ref = cache_store.get_archive_ref(self._account_key, folder, uid)</w:t>
+      </w:r>
+    </w:p>
+    <w:p>
+      <w:r>
+        <w:t xml:space="preserve">   85          if ref is not None:</w:t>
+      </w:r>
+    </w:p>
+    <w:p>
+      <w:r>
+        <w:t xml:space="preserve">   86              # Единый индекс: письмо перенесено автоархивом — тело из файла архива.</w:t>
+      </w:r>
+    </w:p>
+    <w:p>
+      <w:r>
+        <w:t xml:space="preserve">   87              return archive_store.get_message_content(_Path(ref[0]), ref[1])</w:t>
+      </w:r>
+    </w:p>
+    <w:p>
+      <w:r>
+        <w:t xml:space="preserve">   88          content = self.session.fetch_message_content(folder, uid)</w:t>
+      </w:r>
+    </w:p>
+    <w:p>
+      <w:r>
+        <w:t xml:space="preserve">   89          cache_store.save_message_content(self._account_key, folder, uid, content)</w:t>
+      </w:r>
+    </w:p>
+    <w:p>
+      <w:r>
+        <w:t xml:space="preserve">   90          return content</w:t>
       </w:r>
     </w:p>
     <w:p>
@@ -5872,17 +5937,17 @@
     </w:p>
     <w:p>
       <w:r>
-        <w:t xml:space="preserve">   93      def set_marker(self, folder: str, uid: int, color: str | None, *, previous_color=UNKNOWN_MARKER) -&gt; None:</w:t>
-      </w:r>
-    </w:p>
-    <w:p>
-      <w:r>
-        <w:t xml:space="preserve">   94          self.session.set_marker(folder, uid, color, previous_color=previous_color)</w:t>
-      </w:r>
-    </w:p>
-    <w:p>
-      <w:r>
-        <w:t xml:space="preserve">   95          cache_store.set_marker(self._account_key, folder, uid, color)</w:t>
+        <w:t xml:space="preserve">   92      def message_raw(self, folder: str, uid: int) -&gt; bytes:</w:t>
+      </w:r>
+    </w:p>
+    <w:p>
+      <w:r>
+        <w:t xml:space="preserve">   93          """Не кэшируется — нужен только для разового экспорта в архив."""</w:t>
+      </w:r>
+    </w:p>
+    <w:p>
+      <w:r>
+        <w:t xml:space="preserve">   94          return self.session.fetch_message_raw(folder, uid)</w:t>
       </w:r>
     </w:p>
     <w:p>
@@ -5892,17 +5957,27 @@
     </w:p>
     <w:p>
       <w:r>
-        <w:t xml:space="preserve">   97      def set_read(self, folder: str, uid: int, read: bool) -&gt; None:</w:t>
-      </w:r>
-    </w:p>
-    <w:p>
-      <w:r>
-        <w:t xml:space="preserve">   98          self.session.set_read(folder, uid, read)</w:t>
-      </w:r>
-    </w:p>
-    <w:p>
-      <w:r>
-        <w:t xml:space="preserve">   99          cache_store.set_read(self._account_key, folder, uid, read)</w:t>
+        <w:t xml:space="preserve">   96      def search_uids(self, folder: str, *, before=None) -&gt; list[int]:</w:t>
+      </w:r>
+    </w:p>
+    <w:p>
+      <w:r>
+        <w:t xml:space="preserve">   97          """Не кэшируется — используется только для массовой выгрузки папки</w:t>
+      </w:r>
+    </w:p>
+    <w:p>
+      <w:r>
+        <w:t xml:space="preserve">   98          в архив (вся папка / всё до даты), где важна полная папка на</w:t>
+      </w:r>
+    </w:p>
+    <w:p>
+      <w:r>
+        <w:t xml:space="preserve">   99          сервере, а не то, что сейчас в локальном кэше сводок."""</w:t>
+      </w:r>
+    </w:p>
+    <w:p>
+      <w:r>
+        <w:t xml:space="preserve">  100          return self.session.search_uids(folder, before=before)</w:t>
       </w:r>
     </w:p>
     <w:p>
@@ -5912,17 +5987,12 @@
     </w:p>
     <w:p>
       <w:r>
-        <w:t xml:space="preserve">  101      def set_answered(self, folder: str, uid: int) -&gt; None:</w:t>
-      </w:r>
-    </w:p>
-    <w:p>
-      <w:r>
-        <w:t xml:space="preserve">  102          self.session.set_answered(folder, uid)</w:t>
-      </w:r>
-    </w:p>
-    <w:p>
-      <w:r>
-        <w:t xml:space="preserve">  103          cache_store.set_answered(self._account_key, folder, uid)</w:t>
+        <w:t xml:space="preserve">  102      def _archived(self, folder: str, uid: int) -&gt; tuple[str, int] | None:</w:t>
+      </w:r>
+    </w:p>
+    <w:p>
+      <w:r>
+        <w:t xml:space="preserve">  103          return cache_store.get_archive_ref(self._account_key, folder, uid)</w:t>
       </w:r>
     </w:p>
     <w:p>
@@ -5932,12 +6002,37 @@
     </w:p>
     <w:p>
       <w:r>
-        <w:t xml:space="preserve">  105      def move_to_trash(self, folder: str, uids: list[int], trash_folder: str) -&gt; None:</w:t>
-      </w:r>
-    </w:p>
-    <w:p>
-      <w:r>
-        <w:t xml:space="preserve">  106          self.move_to_folder(folder, uids, trash_folder)</w:t>
+        <w:t xml:space="preserve">  105      def set_marker(self, folder: str, uid: int, color: str | None, *, previous_color=UNKNOWN_MARKER) -&gt; None:</w:t>
+      </w:r>
+    </w:p>
+    <w:p>
+      <w:r>
+        <w:t xml:space="preserve">  106          ref = self._archived(folder, uid)</w:t>
+      </w:r>
+    </w:p>
+    <w:p>
+      <w:r>
+        <w:t xml:space="preserve">  107          if ref is not None:</w:t>
+      </w:r>
+    </w:p>
+    <w:p>
+      <w:r>
+        <w:t xml:space="preserve">  108              archive_store.set_marker(_Path(ref[0]), ref[1], color)  # на сервере письма уже нет</w:t>
+      </w:r>
+    </w:p>
+    <w:p>
+      <w:r>
+        <w:t xml:space="preserve">  109          else:</w:t>
+      </w:r>
+    </w:p>
+    <w:p>
+      <w:r>
+        <w:t xml:space="preserve">  110              self.session.set_marker(folder, uid, color, previous_color=previous_color)</w:t>
+      </w:r>
+    </w:p>
+    <w:p>
+      <w:r>
+        <w:t xml:space="preserve">  111          cache_store.set_marker(self._account_key, folder, uid, color)</w:t>
       </w:r>
     </w:p>
     <w:p>
@@ -5947,27 +6042,22 @@
     </w:p>
     <w:p>
       <w:r>
-        <w:t xml:space="preserve">  108      def move_to_folder(self, folder: str, uids: list[int], target_folder: str) -&gt; None:</w:t>
-      </w:r>
-    </w:p>
-    <w:p>
-      <w:r>
-        <w:t xml:space="preserve">  109          """Общий переезд писем в любую папку (не только корзину) — так же</w:t>
-      </w:r>
-    </w:p>
-    <w:p>
-      <w:r>
-        <w:t xml:space="preserve">  110          используется при ручном применении правил сортировки почты."""</w:t>
-      </w:r>
-    </w:p>
-    <w:p>
-      <w:r>
-        <w:t xml:space="preserve">  111          self.session.move_messages(folder, uids, target_folder)</w:t>
-      </w:r>
-    </w:p>
-    <w:p>
-      <w:r>
-        <w:t xml:space="preserve">  112          cache_store.delete_messages(self._account_key, folder, uids)</w:t>
+        <w:t xml:space="preserve">  113      def set_read(self, folder: str, uid: int, read: bool) -&gt; None:</w:t>
+      </w:r>
+    </w:p>
+    <w:p>
+      <w:r>
+        <w:t xml:space="preserve">  114          if self._archived(folder, uid) is None:</w:t>
+      </w:r>
+    </w:p>
+    <w:p>
+      <w:r>
+        <w:t xml:space="preserve">  115              self.session.set_read(folder, uid, read)</w:t>
+      </w:r>
+    </w:p>
+    <w:p>
+      <w:r>
+        <w:t xml:space="preserve">  116          cache_store.set_read(self._account_key, folder, uid, read)</w:t>
       </w:r>
     </w:p>
     <w:p>
@@ -5977,27 +6067,22 @@
     </w:p>
     <w:p>
       <w:r>
-        <w:t xml:space="preserve">  114      def delete_messages(self, folder: str, uids: list[int]) -&gt; None:</w:t>
-      </w:r>
-    </w:p>
-    <w:p>
-      <w:r>
-        <w:t xml:space="preserve">  115          # Удаление локально = удаление на сервере (договорённость по</w:t>
-      </w:r>
-    </w:p>
-    <w:p>
-      <w:r>
-        <w:t xml:space="preserve">  116          # хранилищу): сначала сервер, затем локальная копия.</w:t>
-      </w:r>
-    </w:p>
-    <w:p>
-      <w:r>
-        <w:t xml:space="preserve">  117          self.session.delete_messages(folder, uids)</w:t>
-      </w:r>
-    </w:p>
-    <w:p>
-      <w:r>
-        <w:t xml:space="preserve">  118          cache_store.delete_messages(self._account_key, folder, uids)</w:t>
+        <w:t xml:space="preserve">  118      def set_answered(self, folder: str, uid: int) -&gt; None:</w:t>
+      </w:r>
+    </w:p>
+    <w:p>
+      <w:r>
+        <w:t xml:space="preserve">  119          if self._archived(folder, uid) is None:</w:t>
+      </w:r>
+    </w:p>
+    <w:p>
+      <w:r>
+        <w:t xml:space="preserve">  120              self.session.set_answered(folder, uid)</w:t>
+      </w:r>
+    </w:p>
+    <w:p>
+      <w:r>
+        <w:t xml:space="preserve">  121          cache_store.set_answered(self._account_key, folder, uid)</w:t>
       </w:r>
     </w:p>
     <w:p>
@@ -6007,12 +6092,22 @@
     </w:p>
     <w:p>
       <w:r>
-        <w:t xml:space="preserve">  120      def close(self) -&gt; None:</w:t>
-      </w:r>
-    </w:p>
-    <w:p>
-      <w:r>
-        <w:t xml:space="preserve">  121          self.session.close()</w:t>
+        <w:t xml:space="preserve">  123      def delete_on_server(self, folder: str, uids: list[int]) -&gt; None:</w:t>
+      </w:r>
+    </w:p>
+    <w:p>
+      <w:r>
+        <w:t xml:space="preserve">  124          """Только сервер, без локальной базы — для автоархива, который</w:t>
+      </w:r>
+    </w:p>
+    <w:p>
+      <w:r>
+        <w:t xml:space="preserve">  125          оставляет строку в индексе."""</w:t>
+      </w:r>
+    </w:p>
+    <w:p>
+      <w:r>
+        <w:t xml:space="preserve">  126          self.session.delete_messages(folder, uids)</w:t>
       </w:r>
     </w:p>
     <w:p>
@@ -6022,22 +6117,12 @@
     </w:p>
     <w:p>
       <w:r>
-        <w:t xml:space="preserve">  123      def append_message(self, folder: str, raw: bytes, *, flags: tuple = ()) -&gt; None:</w:t>
-      </w:r>
-    </w:p>
-    <w:p>
-      <w:r>
-        <w:t xml:space="preserve">  124          # Новое письмо подхватит следующая синхронизация папки (появится</w:t>
-      </w:r>
-    </w:p>
-    <w:p>
-      <w:r>
-        <w:t xml:space="preserve">  125          # новый UID на сервере).</w:t>
-      </w:r>
-    </w:p>
-    <w:p>
-      <w:r>
-        <w:t xml:space="preserve">  126          self.session.append_message(folder, raw, flags=flags)</w:t>
+        <w:t xml:space="preserve">  128      def move_to_trash(self, folder: str, uids: list[int], trash_folder: str) -&gt; None:</w:t>
+      </w:r>
+    </w:p>
+    <w:p>
+      <w:r>
+        <w:t xml:space="preserve">  129          self.move_to_folder(folder, uids, trash_folder)</w:t>
       </w:r>
     </w:p>
     <w:p>
@@ -6047,27 +6132,112 @@
     </w:p>
     <w:p>
       <w:r>
+        <w:t xml:space="preserve">  131      def _split_archived(self, folder: str, uids: list[int]) -&gt; tuple[list[int], list[tuple[int, str, int]]]:</w:t>
+      </w:r>
+    </w:p>
+    <w:p>
+      <w:r>
+        <w:t xml:space="preserve">  132          live: list[int] = []</w:t>
+      </w:r>
+    </w:p>
+    <w:p>
+      <w:r>
+        <w:t xml:space="preserve">  133          archived: list[tuple[int, str, int]] = []</w:t>
+      </w:r>
+    </w:p>
+    <w:p>
+      <w:r>
+        <w:t xml:space="preserve">  134          for uid in uids:</w:t>
+      </w:r>
+    </w:p>
+    <w:p>
+      <w:r>
+        <w:t xml:space="preserve">  135              ref = self._archived(folder, uid)</w:t>
+      </w:r>
+    </w:p>
+    <w:p>
+      <w:r>
+        <w:t xml:space="preserve">  136              if ref is None:</w:t>
+      </w:r>
+    </w:p>
+    <w:p>
+      <w:r>
+        <w:t xml:space="preserve">  137                  live.append(uid)</w:t>
+      </w:r>
+    </w:p>
+    <w:p>
+      <w:r>
+        <w:t xml:space="preserve">  138              else:</w:t>
+      </w:r>
+    </w:p>
+    <w:p>
+      <w:r>
+        <w:t xml:space="preserve">  139                  archived.append((uid, ref[0], ref[1]))</w:t>
+      </w:r>
+    </w:p>
+    <w:p>
+      <w:r>
+        <w:t xml:space="preserve">  140          return live, archived</w:t>
+      </w:r>
+    </w:p>
+    <w:p>
+      <w:r>
         <w:t xml:space="preserve"> </w:t>
       </w:r>
     </w:p>
     <w:p>
       <w:r>
-        <w:t xml:space="preserve">  129  class ArchiveSource:</w:t>
-      </w:r>
-    </w:p>
-    <w:p>
-      <w:r>
-        <w:t xml:space="preserve">  130      """Тот же протокол, что у CachedMailbox (folder_summaries/refresh_folder/</w:t>
-      </w:r>
-    </w:p>
-    <w:p>
-      <w:r>
-        <w:t xml:space="preserve">  131      message_content/set_marker/delete_messages/close), но поверх локального</w:t>
-      </w:r>
-    </w:p>
-    <w:p>
-      <w:r>
-        <w:t xml:space="preserve">  132      файла архива — чтобы UI не знал разницы между «живой ящик» и «архив»."""</w:t>
+        <w:t xml:space="preserve">  142      def move_to_folder(self, folder: str, uids: list[int], target_folder: str) -&gt; None:</w:t>
+      </w:r>
+    </w:p>
+    <w:p>
+      <w:r>
+        <w:t xml:space="preserve">  143          """Общий переезд писем в любую папку (не только корзину) — так же</w:t>
+      </w:r>
+    </w:p>
+    <w:p>
+      <w:r>
+        <w:t xml:space="preserve">  144          используется при ручном применении правил сортировки почты.</w:t>
+      </w:r>
+    </w:p>
+    <w:p>
+      <w:r>
+        <w:t xml:space="preserve">  145          Архивные письма (их уже нет на сервере) при «переезде в корзину»</w:t>
+      </w:r>
+    </w:p>
+    <w:p>
+      <w:r>
+        <w:t xml:space="preserve">  146          удаляются из архива и индекса."""</w:t>
+      </w:r>
+    </w:p>
+    <w:p>
+      <w:r>
+        <w:t xml:space="preserve">  147          live, archived = self._split_archived(folder, uids)</w:t>
+      </w:r>
+    </w:p>
+    <w:p>
+      <w:r>
+        <w:t xml:space="preserve">  148          if live:</w:t>
+      </w:r>
+    </w:p>
+    <w:p>
+      <w:r>
+        <w:t xml:space="preserve">  149              self.session.move_messages(folder, live, target_folder)</w:t>
+      </w:r>
+    </w:p>
+    <w:p>
+      <w:r>
+        <w:t xml:space="preserve">  150              cache_store.delete_messages(self._account_key, folder, live)</w:t>
+      </w:r>
+    </w:p>
+    <w:p>
+      <w:r>
+        <w:t xml:space="preserve">  151          if archived:</w:t>
+      </w:r>
+    </w:p>
+    <w:p>
+      <w:r>
+        <w:t xml:space="preserve">  152              self._delete_archived(folder, archived)</w:t>
       </w:r>
     </w:p>
     <w:p>
@@ -6077,12 +6247,52 @@
     </w:p>
     <w:p>
       <w:r>
-        <w:t xml:space="preserve">  134      def __init__(self, path: Path):</w:t>
-      </w:r>
-    </w:p>
-    <w:p>
-      <w:r>
-        <w:t xml:space="preserve">  135          self.path = path</w:t>
+        <w:t xml:space="preserve">  154      def _delete_archived(self, folder: str, archived: list[tuple[int, str, int]]) -&gt; None:</w:t>
+      </w:r>
+    </w:p>
+    <w:p>
+      <w:r>
+        <w:t xml:space="preserve">  155          by_file: dict[str, list[int]] = {}</w:t>
+      </w:r>
+    </w:p>
+    <w:p>
+      <w:r>
+        <w:t xml:space="preserve">  156          for _uid, path, archive_uid in archived:</w:t>
+      </w:r>
+    </w:p>
+    <w:p>
+      <w:r>
+        <w:t xml:space="preserve">  157              by_file.setdefault(path, []).append(archive_uid)</w:t>
+      </w:r>
+    </w:p>
+    <w:p>
+      <w:r>
+        <w:t xml:space="preserve">  158          for path, ids in by_file.items():</w:t>
+      </w:r>
+    </w:p>
+    <w:p>
+      <w:r>
+        <w:t xml:space="preserve">  159              try:</w:t>
+      </w:r>
+    </w:p>
+    <w:p>
+      <w:r>
+        <w:t xml:space="preserve">  160                  archive_store.delete_messages(_Path(path), ids)</w:t>
+      </w:r>
+    </w:p>
+    <w:p>
+      <w:r>
+        <w:t xml:space="preserve">  161              except Exception as exc:</w:t>
+      </w:r>
+    </w:p>
+    <w:p>
+      <w:r>
+        <w:t xml:space="preserve">  162                  _log.warning("Архив %s: не удалось удалить письма %s: %s", path, ids, exc)</w:t>
+      </w:r>
+    </w:p>
+    <w:p>
+      <w:r>
+        <w:t xml:space="preserve">  163          cache_store.delete_messages(self._account_key, folder, [uid for uid, _p, _a in archived])</w:t>
       </w:r>
     </w:p>
     <w:p>
@@ -6092,17 +6302,47 @@
     </w:p>
     <w:p>
       <w:r>
-        <w:t xml:space="preserve">  137      def folder_summaries(self, folder: str, limit: int | None = None) -&gt; list[MessageSummary]:</w:t>
-      </w:r>
-    </w:p>
-    <w:p>
-      <w:r>
-        <w:t xml:space="preserve">  138          messages = archive_store.list_messages(self.path, folder)</w:t>
-      </w:r>
-    </w:p>
-    <w:p>
-      <w:r>
-        <w:t xml:space="preserve">  139          return messages[:limit] if limit is not None else messages</w:t>
+        <w:t xml:space="preserve">  165      def delete_messages(self, folder: str, uids: list[int]) -&gt; None:</w:t>
+      </w:r>
+    </w:p>
+    <w:p>
+      <w:r>
+        <w:t xml:space="preserve">  166          # Удаление локально = удаление на сервере (договорённость по</w:t>
+      </w:r>
+    </w:p>
+    <w:p>
+      <w:r>
+        <w:t xml:space="preserve">  167          # хранилищу): сначала сервер, затем локальная копия.</w:t>
+      </w:r>
+    </w:p>
+    <w:p>
+      <w:r>
+        <w:t xml:space="preserve">  168          live, archived = self._split_archived(folder, uids)</w:t>
+      </w:r>
+    </w:p>
+    <w:p>
+      <w:r>
+        <w:t xml:space="preserve">  169          if live:</w:t>
+      </w:r>
+    </w:p>
+    <w:p>
+      <w:r>
+        <w:t xml:space="preserve">  170              self.session.delete_messages(folder, live)</w:t>
+      </w:r>
+    </w:p>
+    <w:p>
+      <w:r>
+        <w:t xml:space="preserve">  171              cache_store.delete_messages(self._account_key, folder, live)</w:t>
+      </w:r>
+    </w:p>
+    <w:p>
+      <w:r>
+        <w:t xml:space="preserve">  172          if archived:</w:t>
+      </w:r>
+    </w:p>
+    <w:p>
+      <w:r>
+        <w:t xml:space="preserve">  173              self._delete_archived(folder, archived)</w:t>
       </w:r>
     </w:p>
     <w:p>
@@ -6112,12 +6352,12 @@
     </w:p>
     <w:p>
       <w:r>
-        <w:t xml:space="preserve">  141      def folder_message_total(self, folder: str) -&gt; int:</w:t>
-      </w:r>
-    </w:p>
-    <w:p>
-      <w:r>
-        <w:t xml:space="preserve">  142          return len(archive_store.list_messages(self.path, folder))</w:t>
+        <w:t xml:space="preserve">  175      def close(self) -&gt; None:</w:t>
+      </w:r>
+    </w:p>
+    <w:p>
+      <w:r>
+        <w:t xml:space="preserve">  176          self.session.close()</w:t>
       </w:r>
     </w:p>
     <w:p>
@@ -6127,17 +6367,22 @@
     </w:p>
     <w:p>
       <w:r>
-        <w:t xml:space="preserve">  144      def refresh_folder(self, folder: str, limit: int | None = None, **_kwargs) -&gt; list[MessageSummary]:</w:t>
-      </w:r>
-    </w:p>
-    <w:p>
-      <w:r>
-        <w:t xml:space="preserve">  145          # Архив не меняется извне сам по себе — «обновить» просто перечитывает файл.</w:t>
-      </w:r>
-    </w:p>
-    <w:p>
-      <w:r>
-        <w:t xml:space="preserve">  146          return self.folder_summaries(folder, limit)</w:t>
+        <w:t xml:space="preserve">  178      def append_message(self, folder: str, raw: bytes, *, flags: tuple = ()) -&gt; None:</w:t>
+      </w:r>
+    </w:p>
+    <w:p>
+      <w:r>
+        <w:t xml:space="preserve">  179          # Новое письмо подхватит следующая синхронизация папки (появится</w:t>
+      </w:r>
+    </w:p>
+    <w:p>
+      <w:r>
+        <w:t xml:space="preserve">  180          # новый UID на сервере).</w:t>
+      </w:r>
+    </w:p>
+    <w:p>
+      <w:r>
+        <w:t xml:space="preserve">  181          self.session.append_message(folder, raw, flags=flags)</w:t>
       </w:r>
     </w:p>
     <w:p>
@@ -6147,27 +6392,27 @@
     </w:p>
     <w:p>
       <w:r>
-        <w:t xml:space="preserve">  148      def message_content(self, folder: str, uid: int) -&gt; MessageContent:</w:t>
-      </w:r>
-    </w:p>
-    <w:p>
-      <w:r>
-        <w:t xml:space="preserve">  149          return archive_store.get_message_content(self.path, uid)</w:t>
-      </w:r>
-    </w:p>
-    <w:p>
-      <w:r>
         <w:t xml:space="preserve"> </w:t>
       </w:r>
     </w:p>
     <w:p>
       <w:r>
-        <w:t xml:space="preserve">  151      def set_marker(self, folder: str, uid: int, color: str | None, *, previous_color=UNKNOWN_MARKER) -&gt; None:</w:t>
-      </w:r>
-    </w:p>
-    <w:p>
-      <w:r>
-        <w:t xml:space="preserve">  152          archive_store.set_marker(self.path, uid, color)</w:t>
+        <w:t xml:space="preserve">  184  class ArchiveSource:</w:t>
+      </w:r>
+    </w:p>
+    <w:p>
+      <w:r>
+        <w:t xml:space="preserve">  185      """Тот же протокол, что у CachedMailbox (folder_summaries/refresh_folder/</w:t>
+      </w:r>
+    </w:p>
+    <w:p>
+      <w:r>
+        <w:t xml:space="preserve">  186      message_content/set_marker/delete_messages/close), но поверх локального</w:t>
+      </w:r>
+    </w:p>
+    <w:p>
+      <w:r>
+        <w:t xml:space="preserve">  187      файла архива — чтобы UI не знал разницы между «живой ящик» и «архив»."""</w:t>
       </w:r>
     </w:p>
     <w:p>
@@ -6177,12 +6422,12 @@
     </w:p>
     <w:p>
       <w:r>
-        <w:t xml:space="preserve">  154      def set_read(self, folder: str, uid: int, read: bool) -&gt; None:</w:t>
-      </w:r>
-    </w:p>
-    <w:p>
-      <w:r>
-        <w:t xml:space="preserve">  155          pass  # архив всегда "прочитан" (см. folder_summaries) — переключать нечего</w:t>
+        <w:t xml:space="preserve">  189      def __init__(self, path: Path):</w:t>
+      </w:r>
+    </w:p>
+    <w:p>
+      <w:r>
+        <w:t xml:space="preserve">  190          self.path = path</w:t>
       </w:r>
     </w:p>
     <w:p>
@@ -6192,12 +6437,17 @@
     </w:p>
     <w:p>
       <w:r>
-        <w:t xml:space="preserve">  157      def set_answered(self, folder: str, uid: int) -&gt; None:</w:t>
-      </w:r>
-    </w:p>
-    <w:p>
-      <w:r>
-        <w:t xml:space="preserve">  158          pass  # архив — статичный снимок, отвечать "заново" на его письма нельзя</w:t>
+        <w:t xml:space="preserve">  192      def folder_summaries(self, folder: str, limit: int | None = None) -&gt; list[MessageSummary]:</w:t>
+      </w:r>
+    </w:p>
+    <w:p>
+      <w:r>
+        <w:t xml:space="preserve">  193          messages = archive_store.list_messages(self.path, folder)</w:t>
+      </w:r>
+    </w:p>
+    <w:p>
+      <w:r>
+        <w:t xml:space="preserve">  194          return messages[:limit] if limit is not None else messages</w:t>
       </w:r>
     </w:p>
     <w:p>
@@ -6207,12 +6457,12 @@
     </w:p>
     <w:p>
       <w:r>
-        <w:t xml:space="preserve">  160      def delete_messages(self, folder: str, uids: list[int]) -&gt; None:</w:t>
-      </w:r>
-    </w:p>
-    <w:p>
-      <w:r>
-        <w:t xml:space="preserve">  161          archive_store.delete_messages(self.path, uids)</w:t>
+        <w:t xml:space="preserve">  196      def folder_message_total(self, folder: str) -&gt; int:</w:t>
+      </w:r>
+    </w:p>
+    <w:p>
+      <w:r>
+        <w:t xml:space="preserve">  197          return len(archive_store.list_messages(self.path, folder))</w:t>
       </w:r>
     </w:p>
     <w:p>
@@ -6222,12 +6472,107 @@
     </w:p>
     <w:p>
       <w:r>
-        <w:t xml:space="preserve">  163      def close(self) -&gt; None:</w:t>
-      </w:r>
-    </w:p>
-    <w:p>
-      <w:r>
-        <w:t xml:space="preserve">  164          pass</w:t>
+        <w:t xml:space="preserve">  199      def refresh_folder(self, folder: str, limit: int | None = None, **_kwargs) -&gt; list[MessageSummary]:</w:t>
+      </w:r>
+    </w:p>
+    <w:p>
+      <w:r>
+        <w:t xml:space="preserve">  200          # Архив не меняется извне сам по себе — «обновить» просто перечитывает файл.</w:t>
+      </w:r>
+    </w:p>
+    <w:p>
+      <w:r>
+        <w:t xml:space="preserve">  201          return self.folder_summaries(folder, limit)</w:t>
+      </w:r>
+    </w:p>
+    <w:p>
+      <w:r>
+        <w:t xml:space="preserve"> </w:t>
+      </w:r>
+    </w:p>
+    <w:p>
+      <w:r>
+        <w:t xml:space="preserve">  203      def message_content(self, folder: str, uid: int) -&gt; MessageContent:</w:t>
+      </w:r>
+    </w:p>
+    <w:p>
+      <w:r>
+        <w:t xml:space="preserve">  204          return archive_store.get_message_content(self.path, uid)</w:t>
+      </w:r>
+    </w:p>
+    <w:p>
+      <w:r>
+        <w:t xml:space="preserve"> </w:t>
+      </w:r>
+    </w:p>
+    <w:p>
+      <w:r>
+        <w:t xml:space="preserve">  206      def set_marker(self, folder: str, uid: int, color: str | None, *, previous_color=UNKNOWN_MARKER) -&gt; None:</w:t>
+      </w:r>
+    </w:p>
+    <w:p>
+      <w:r>
+        <w:t xml:space="preserve">  207          archive_store.set_marker(self.path, uid, color)</w:t>
+      </w:r>
+    </w:p>
+    <w:p>
+      <w:r>
+        <w:t xml:space="preserve"> </w:t>
+      </w:r>
+    </w:p>
+    <w:p>
+      <w:r>
+        <w:t xml:space="preserve">  209      def set_read(self, folder: str, uid: int, read: bool) -&gt; None:</w:t>
+      </w:r>
+    </w:p>
+    <w:p>
+      <w:r>
+        <w:t xml:space="preserve">  210          pass  # архив всегда "прочитан" (см. folder_summaries) — переключать нечего</w:t>
+      </w:r>
+    </w:p>
+    <w:p>
+      <w:r>
+        <w:t xml:space="preserve"> </w:t>
+      </w:r>
+    </w:p>
+    <w:p>
+      <w:r>
+        <w:t xml:space="preserve">  212      def set_answered(self, folder: str, uid: int) -&gt; None:</w:t>
+      </w:r>
+    </w:p>
+    <w:p>
+      <w:r>
+        <w:t xml:space="preserve">  213          pass  # архив — статичный снимок, отвечать "заново" на его письма нельзя</w:t>
+      </w:r>
+    </w:p>
+    <w:p>
+      <w:r>
+        <w:t xml:space="preserve"> </w:t>
+      </w:r>
+    </w:p>
+    <w:p>
+      <w:r>
+        <w:t xml:space="preserve">  215      def delete_messages(self, folder: str, uids: list[int]) -&gt; None:</w:t>
+      </w:r>
+    </w:p>
+    <w:p>
+      <w:r>
+        <w:t xml:space="preserve">  216          archive_store.delete_messages(self.path, uids)</w:t>
+      </w:r>
+    </w:p>
+    <w:p>
+      <w:r>
+        <w:t xml:space="preserve"> </w:t>
+      </w:r>
+    </w:p>
+    <w:p>
+      <w:r>
+        <w:t xml:space="preserve">  218      def close(self) -&gt; None:</w:t>
+      </w:r>
+    </w:p>
+    <w:p>
+      <w:r>
+        <w:t xml:space="preserve">  219          pass</w:t>
       </w:r>
     </w:p>
     <w:p/>
@@ -11513,7 +11858,7 @@
         <w:rPr>
           <w:b/>
         </w:rPr>
-        <w:t>===== src/redmail/archive_store.py (448 строк, показаны первые 312) =====</w:t>
+        <w:t>===== src/redmail/archive_store.py (448 строк, показаны первые 243) =====</w:t>
       </w:r>
     </w:p>
     <w:p>
@@ -12729,351 +13074,6 @@
     <w:p>
       <w:r>
         <w:t xml:space="preserve">  243      try:</w:t>
-      </w:r>
-    </w:p>
-    <w:p>
-      <w:r>
-        <w:t xml:space="preserve">  244          with closing(_connect(path)) as conn:</w:t>
-      </w:r>
-    </w:p>
-    <w:p>
-      <w:r>
-        <w:t xml:space="preserve">  245              for message in box:</w:t>
-      </w:r>
-    </w:p>
-    <w:p>
-      <w:r>
-        <w:t xml:space="preserve">  246                  _insert_raw(conn, folder, message.as_bytes())</w:t>
-      </w:r>
-    </w:p>
-    <w:p>
-      <w:r>
-        <w:t xml:space="preserve">  247                  count += 1</w:t>
-      </w:r>
-    </w:p>
-    <w:p>
-      <w:r>
-        <w:t xml:space="preserve">  248              conn.commit()</w:t>
-      </w:r>
-    </w:p>
-    <w:p>
-      <w:r>
-        <w:t xml:space="preserve">  249      finally:</w:t>
-      </w:r>
-    </w:p>
-    <w:p>
-      <w:r>
-        <w:t xml:space="preserve">  250          box.close()</w:t>
-      </w:r>
-    </w:p>
-    <w:p>
-      <w:r>
-        <w:t xml:space="preserve">  251      return count</w:t>
-      </w:r>
-    </w:p>
-    <w:p>
-      <w:r>
-        <w:t xml:space="preserve"> </w:t>
-      </w:r>
-    </w:p>
-    <w:p>
-      <w:r>
-        <w:t xml:space="preserve"> </w:t>
-      </w:r>
-    </w:p>
-    <w:p>
-      <w:r>
-        <w:t xml:space="preserve">  254  def import_maildir(path: Path, maildir_dir: Path, folder: str) -&gt; int:</w:t>
-      </w:r>
-    </w:p>
-    <w:p>
-      <w:r>
-        <w:t xml:space="preserve">  255      """Импортирует Maildir-каталог (формат хранения почты Evolution на диске)."""</w:t>
-      </w:r>
-    </w:p>
-    <w:p>
-      <w:r>
-        <w:t xml:space="preserve">  256      create_archive(path)</w:t>
-      </w:r>
-    </w:p>
-    <w:p>
-      <w:r>
-        <w:t xml:space="preserve">  257      count = 0</w:t>
-      </w:r>
-    </w:p>
-    <w:p>
-      <w:r>
-        <w:t xml:space="preserve">  258      box = mailbox.Maildir(str(maildir_dir), create=False)</w:t>
-      </w:r>
-    </w:p>
-    <w:p>
-      <w:r>
-        <w:t xml:space="preserve">  259      try:</w:t>
-      </w:r>
-    </w:p>
-    <w:p>
-      <w:r>
-        <w:t xml:space="preserve">  260          with closing(_connect(path)) as conn:</w:t>
-      </w:r>
-    </w:p>
-    <w:p>
-      <w:r>
-        <w:t xml:space="preserve">  261              for message in box:</w:t>
-      </w:r>
-    </w:p>
-    <w:p>
-      <w:r>
-        <w:t xml:space="preserve">  262                  _insert_raw(conn, folder, message.as_bytes())</w:t>
-      </w:r>
-    </w:p>
-    <w:p>
-      <w:r>
-        <w:t xml:space="preserve">  263                  count += 1</w:t>
-      </w:r>
-    </w:p>
-    <w:p>
-      <w:r>
-        <w:t xml:space="preserve">  264              conn.commit()</w:t>
-      </w:r>
-    </w:p>
-    <w:p>
-      <w:r>
-        <w:t xml:space="preserve">  265      finally:</w:t>
-      </w:r>
-    </w:p>
-    <w:p>
-      <w:r>
-        <w:t xml:space="preserve">  266          box.close()</w:t>
-      </w:r>
-    </w:p>
-    <w:p>
-      <w:r>
-        <w:t xml:space="preserve">  267      return count</w:t>
-      </w:r>
-    </w:p>
-    <w:p>
-      <w:r>
-        <w:t xml:space="preserve"> </w:t>
-      </w:r>
-    </w:p>
-    <w:p>
-      <w:r>
-        <w:t xml:space="preserve"> </w:t>
-      </w:r>
-    </w:p>
-    <w:p>
-      <w:r>
-        <w:t xml:space="preserve">  270  _ATTACHMENT_FILENAME_TAGS = (0x3707, 0x3704)  # PidTagAttachLongFilename, PidTagAttachFilename</w:t>
-      </w:r>
-    </w:p>
-    <w:p>
-      <w:r>
-        <w:t xml:space="preserve"> </w:t>
-      </w:r>
-    </w:p>
-    <w:p>
-      <w:r>
-        <w:t xml:space="preserve">  272  # Служебные уровни, которые MAPI/PST всегда создаёт над реальными папками</w:t>
-      </w:r>
-    </w:p>
-    <w:p>
-      <w:r>
-        <w:t xml:space="preserve">  273  # пользователя (корень хранилища — имя пустое, а под ним ровно одна папка</w:t>
-      </w:r>
-    </w:p>
-    <w:p>
-      <w:r>
-        <w:t xml:space="preserve">  274  # с одним из этих стандартных имён) — Outlook сам их никогда не показывает,</w:t>
-      </w:r>
-    </w:p>
-    <w:p>
-      <w:r>
-        <w:t xml:space="preserve">  275  # сразу открывая содержимое "Top of Personal Folders" как верхний уровень.</w:t>
-      </w:r>
-    </w:p>
-    <w:p>
-      <w:r>
-        <w:t xml:space="preserve">  276  # Раньше архив показывал оба уровня как настоящие папки (жалоба</w:t>
-      </w:r>
-    </w:p>
-    <w:p>
-      <w:r>
-        <w:t xml:space="preserve">  277  # пользователя: "зачем эта структура?", видел в дереве</w:t>
-      </w:r>
-    </w:p>
-    <w:p>
-      <w:r>
-        <w:t xml:space="preserve">  278  # "(без имени)/Top of Personal Folders/Входящие" вместо просто "Входящие").</w:t>
-      </w:r>
-    </w:p>
-    <w:p>
-      <w:r>
-        <w:t xml:space="preserve">  279  _PST_WRAPPER_FOLDER_NAMES = {</w:t>
-      </w:r>
-    </w:p>
-    <w:p>
-      <w:r>
-        <w:t xml:space="preserve">  280      "top of personal folders",</w:t>
-      </w:r>
-    </w:p>
-    <w:p>
-      <w:r>
-        <w:t xml:space="preserve">  281      "top of information store",</w:t>
-      </w:r>
-    </w:p>
-    <w:p>
-      <w:r>
-        <w:t xml:space="preserve">  282      "root - mailbox",</w:t>
-      </w:r>
-    </w:p>
-    <w:p>
-      <w:r>
-        <w:t xml:space="preserve">  283      "root - mailbox data",</w:t>
-      </w:r>
-    </w:p>
-    <w:p>
-      <w:r>
-        <w:t xml:space="preserve">  284  }</w:t>
-      </w:r>
-    </w:p>
-    <w:p>
-      <w:r>
-        <w:t xml:space="preserve"> </w:t>
-      </w:r>
-    </w:p>
-    <w:p>
-      <w:r>
-        <w:t xml:space="preserve">  286  # Папки, чьё содержимое — не почта (события календаря, карточки контактов и</w:t>
-      </w:r>
-    </w:p>
-    <w:p>
-      <w:r>
-        <w:t xml:space="preserve">  287  # т.п.), а другие типы MAPI-элементов. get_plain_text_body()/get_subject() и</w:t>
-      </w:r>
-    </w:p>
-    <w:p>
-      <w:r>
-        <w:t xml:space="preserve">  288  # т.д. на таких элементах либо пусты, либо не имеют смысла как "письмо" —</w:t>
-      </w:r>
-    </w:p>
-    <w:p>
-      <w:r>
-        <w:t xml:space="preserve">  289  # раньше они всё равно попадали в архив как обычные (пустые/бессмысленные)</w:t>
-      </w:r>
-    </w:p>
-    <w:p>
-      <w:r>
-        <w:t xml:space="preserve">  290  # письма (жалоба: "календарь загрузился как письма, контакты тоже как</w:t>
-      </w:r>
-    </w:p>
-    <w:p>
-      <w:r>
-        <w:t xml:space="preserve">  291  # письма"). pypff не даёт типизированного доступа к событиям/контактам</w:t>
-      </w:r>
-    </w:p>
-    <w:p>
-      <w:r>
-        <w:t xml:space="preserve">  292  # (только к обычным message-элементам с почтовыми полями), поэтому такие</w:t>
-      </w:r>
-    </w:p>
-    <w:p>
-      <w:r>
-        <w:t xml:space="preserve">  293  # папки при импорте пропускаются целиком, а не превращаются в мусорные</w:t>
-      </w:r>
-    </w:p>
-    <w:p>
-      <w:r>
-        <w:t xml:space="preserve">  294  # "письма" — полноценный перенос PST-календаря/контактов в модули</w:t>
-      </w:r>
-    </w:p>
-    <w:p>
-      <w:r>
-        <w:t xml:space="preserve">  295  # Календарь/Контакты это отдельная, более крупная задача.</w:t>
-      </w:r>
-    </w:p>
-    <w:p>
-      <w:r>
-        <w:t xml:space="preserve">  296  _PST_NON_MAIL_FOLDER_NAMES = {</w:t>
-      </w:r>
-    </w:p>
-    <w:p>
-      <w:r>
-        <w:t xml:space="preserve">  297      "календарь", "calendar",</w:t>
-      </w:r>
-    </w:p>
-    <w:p>
-      <w:r>
-        <w:t xml:space="preserve">  298      "контакты", "contacts",</w:t>
-      </w:r>
-    </w:p>
-    <w:p>
-      <w:r>
-        <w:t xml:space="preserve">  299      "задачи", "tasks",</w:t>
-      </w:r>
-    </w:p>
-    <w:p>
-      <w:r>
-        <w:t xml:space="preserve">  300      "заметки", "notes", "sticky notes",</w:t>
-      </w:r>
-    </w:p>
-    <w:p>
-      <w:r>
-        <w:t xml:space="preserve">  301      "журнал", "journal",</w:t>
-      </w:r>
-    </w:p>
-    <w:p>
-      <w:r>
-        <w:t xml:space="preserve">  302  }</w:t>
-      </w:r>
-    </w:p>
-    <w:p>
-      <w:r>
-        <w:t xml:space="preserve"> </w:t>
-      </w:r>
-    </w:p>
-    <w:p>
-      <w:r>
-        <w:t xml:space="preserve"> </w:t>
-      </w:r>
-    </w:p>
-    <w:p>
-      <w:r>
-        <w:t xml:space="preserve">  305  def import_pst(path: Path, pst_file: Path) -&gt; int:</w:t>
-      </w:r>
-    </w:p>
-    <w:p>
-      <w:r>
-        <w:t xml:space="preserve">  306      """Импортирует .pst (Outlook), сохраняя структуру папок исходного файла.</w:t>
-      </w:r>
-    </w:p>
-    <w:p>
-      <w:r>
-        <w:t xml:space="preserve"> </w:t>
-      </w:r>
-    </w:p>
-    <w:p>
-      <w:r>
-        <w:t xml:space="preserve">  308      PST хранит письма как MAPI-свойства, не как готовый RFC 822 — для</w:t>
-      </w:r>
-    </w:p>
-    <w:p>
-      <w:r>
-        <w:t xml:space="preserve">  309      писем, полученных по почте, часто есть исходные "сырые" заголовки</w:t>
-      </w:r>
-    </w:p>
-    <w:p>
-      <w:r>
-        <w:t xml:space="preserve">  310      (transport_headers), но не для писем, составленных прямо в Outlook.</w:t>
-      </w:r>
-    </w:p>
-    <w:p>
-      <w:r>
-        <w:t xml:space="preserve">  311      Поэтому raw для архива собираем сами через email.message.EmailMessage</w:t>
-      </w:r>
-    </w:p>
-    <w:p>
-      <w:r>
-        <w:t xml:space="preserve">  312      из текста/отправителя/темы/вложений — так работает единообразно для</w:t>
       </w:r>
     </w:p>
     <w:p/>

--- a/docs/registry/out/08_Листинг_исходного_кода.docx
+++ b/docs/registry/out/08_Листинг_исходного_кода.docx
@@ -763,7 +763,7 @@
         <w:rPr>
           <w:b/>
         </w:rPr>
-        <w:t>===== src/redmail/imap_client.py (941 строк) =====</w:t>
+        <w:t>===== src/redmail/imap_client.py (948 строк) =====</w:t>
       </w:r>
     </w:p>
     <w:p>
@@ -4598,62 +4598,27 @@
     </w:p>
     <w:p>
       <w:r>
-        <w:t xml:space="preserve">  767              if isinstance(chunk, bytes):</w:t>
-      </w:r>
-    </w:p>
-    <w:p>
-      <w:r>
-        <w:t xml:space="preserve">  768                  encoding = charset if charset and charset.lower() != "unknown-8bit" else "utf-8"</w:t>
-      </w:r>
-    </w:p>
-    <w:p>
-      <w:r>
-        <w:t xml:space="preserve">  769                  try:</w:t>
-      </w:r>
-    </w:p>
-    <w:p>
-      <w:r>
-        <w:t xml:space="preserve">  770                      parts.append(chunk.decode(encoding))</w:t>
-      </w:r>
-    </w:p>
-    <w:p>
-      <w:r>
-        <w:t xml:space="preserve">  771                  except (LookupError, UnicodeDecodeError):</w:t>
-      </w:r>
-    </w:p>
-    <w:p>
-      <w:r>
-        <w:t xml:space="preserve">  772                      parts.append(chunk.decode("utf-8", errors="replace"))</w:t>
-      </w:r>
-    </w:p>
-    <w:p>
-      <w:r>
-        <w:t xml:space="preserve">  773              else:</w:t>
-      </w:r>
-    </w:p>
-    <w:p>
-      <w:r>
-        <w:t xml:space="preserve">  774                  parts.append(chunk)</w:t>
-      </w:r>
-    </w:p>
-    <w:p>
-      <w:r>
-        <w:t xml:space="preserve">  775          value = "".join(parts)</w:t>
-      </w:r>
-    </w:p>
-    <w:p>
-      <w:r>
-        <w:t xml:space="preserve">  776      if not value or "=?" not in value:</w:t>
-      </w:r>
-    </w:p>
-    <w:p>
-      <w:r>
-        <w:t xml:space="preserve">  777          return value or ""</w:t>
-      </w:r>
-    </w:p>
-    <w:p>
-      <w:r>
-        <w:t xml:space="preserve">  778      return _decode_rfc2047(value.encode("ascii", errors="replace"))</w:t>
+        <w:t xml:space="preserve">  767              parts.append(decode_bytes_safely(chunk, charset) if isinstance(chunk, bytes) else chunk)</w:t>
+      </w:r>
+    </w:p>
+    <w:p>
+      <w:r>
+        <w:t xml:space="preserve">  768          value = "".join(parts)</w:t>
+      </w:r>
+    </w:p>
+    <w:p>
+      <w:r>
+        <w:t xml:space="preserve">  769      if not value or "=?" not in value:</w:t>
+      </w:r>
+    </w:p>
+    <w:p>
+      <w:r>
+        <w:t xml:space="preserve">  770          return value or ""</w:t>
+      </w:r>
+    </w:p>
+    <w:p>
+      <w:r>
+        <w:t xml:space="preserve">  771      return _decode_rfc2047(value.encode("ascii", errors="replace"))</w:t>
       </w:r>
     </w:p>
     <w:p>
@@ -4668,47 +4633,47 @@
     </w:p>
     <w:p>
       <w:r>
-        <w:t xml:space="preserve">  781  def _decode_filename(filename: str | None) -&gt; str | None:</w:t>
-      </w:r>
-    </w:p>
-    <w:p>
-      <w:r>
-        <w:t xml:space="preserve">  782      """get_filename() отдаёт значение как есть — некоторые сервера (в т.ч.</w:t>
-      </w:r>
-    </w:p>
-    <w:p>
-      <w:r>
-        <w:t xml:space="preserve">  783      встречалось от Exchange) кодируют имя файла в RFC 2047 (=?utf-8?B?...?=)</w:t>
-      </w:r>
-    </w:p>
-    <w:p>
-      <w:r>
-        <w:t xml:space="preserve">  784      вместо RFC 2231, которое email.message понимает само. Без декодирования</w:t>
-      </w:r>
-    </w:p>
-    <w:p>
-      <w:r>
-        <w:t xml:space="preserve">  785      имя вложения показывалось бы пользователю нечитаемой кодированной</w:t>
-      </w:r>
-    </w:p>
-    <w:p>
-      <w:r>
-        <w:t xml:space="preserve">  786      строкой вместо настоящего имени файла."""</w:t>
-      </w:r>
-    </w:p>
-    <w:p>
-      <w:r>
-        <w:t xml:space="preserve">  787      if not filename or "=?" not in filename:</w:t>
-      </w:r>
-    </w:p>
-    <w:p>
-      <w:r>
-        <w:t xml:space="preserve">  788          return filename</w:t>
-      </w:r>
-    </w:p>
-    <w:p>
-      <w:r>
-        <w:t xml:space="preserve">  789      return _decode_rfc2047(filename.encode("ascii", errors="replace"))</w:t>
+        <w:t xml:space="preserve">  774  def _decode_filename(filename: str | None) -&gt; str | None:</w:t>
+      </w:r>
+    </w:p>
+    <w:p>
+      <w:r>
+        <w:t xml:space="preserve">  775      """get_filename() отдаёт значение как есть — некоторые сервера (в т.ч.</w:t>
+      </w:r>
+    </w:p>
+    <w:p>
+      <w:r>
+        <w:t xml:space="preserve">  776      встречалось от Exchange) кодируют имя файла в RFC 2047 (=?utf-8?B?...?=)</w:t>
+      </w:r>
+    </w:p>
+    <w:p>
+      <w:r>
+        <w:t xml:space="preserve">  777      вместо RFC 2231, которое email.message понимает само. Без декодирования</w:t>
+      </w:r>
+    </w:p>
+    <w:p>
+      <w:r>
+        <w:t xml:space="preserve">  778      имя вложения показывалось бы пользователю нечитаемой кодированной</w:t>
+      </w:r>
+    </w:p>
+    <w:p>
+      <w:r>
+        <w:t xml:space="preserve">  779      строкой вместо настоящего имени файла."""</w:t>
+      </w:r>
+    </w:p>
+    <w:p>
+      <w:r>
+        <w:t xml:space="preserve">  780      if not filename or "=?" not in filename:</w:t>
+      </w:r>
+    </w:p>
+    <w:p>
+      <w:r>
+        <w:t xml:space="preserve">  781          return filename</w:t>
+      </w:r>
+    </w:p>
+    <w:p>
+      <w:r>
+        <w:t xml:space="preserve">  782      return _decode_rfc2047(filename.encode("ascii", errors="replace"))</w:t>
       </w:r>
     </w:p>
     <w:p>
@@ -4723,22 +4688,22 @@
     </w:p>
     <w:p>
       <w:r>
-        <w:t xml:space="preserve">  792  def _decode_payload(part: Message) -&gt; str:</w:t>
-      </w:r>
-    </w:p>
-    <w:p>
-      <w:r>
-        <w:t xml:space="preserve">  793      payload = part.get_payload(decode=True) or b""</w:t>
-      </w:r>
-    </w:p>
-    <w:p>
-      <w:r>
-        <w:t xml:space="preserve">  794      charset = part.get_content_charset() or "utf-8"</w:t>
-      </w:r>
-    </w:p>
-    <w:p>
-      <w:r>
-        <w:t xml:space="preserve">  795      return payload.decode(charset, errors="replace")</w:t>
+        <w:t xml:space="preserve">  785  def _decode_payload(part: Message) -&gt; str:</w:t>
+      </w:r>
+    </w:p>
+    <w:p>
+      <w:r>
+        <w:t xml:space="preserve">  786      payload = part.get_payload(decode=True) or b""</w:t>
+      </w:r>
+    </w:p>
+    <w:p>
+      <w:r>
+        <w:t xml:space="preserve">  787      charset = part.get_content_charset() or "utf-8"</w:t>
+      </w:r>
+    </w:p>
+    <w:p>
+      <w:r>
+        <w:t xml:space="preserve">  788      return payload.decode(charset, errors="replace")</w:t>
       </w:r>
     </w:p>
     <w:p>
@@ -4753,157 +4718,157 @@
     </w:p>
     <w:p>
       <w:r>
-        <w:t xml:space="preserve">  798  def _to_summary(data: dict) -&gt; MessageSummary:</w:t>
-      </w:r>
-    </w:p>
-    <w:p>
-      <w:r>
-        <w:t xml:space="preserve">  799      envelope = data[b"ENVELOPE"]</w:t>
-      </w:r>
-    </w:p>
-    <w:p>
-      <w:r>
-        <w:t xml:space="preserve">  800      sender_display, sender_email = _format_address(envelope.from_)</w:t>
-      </w:r>
-    </w:p>
-    <w:p>
-      <w:r>
-        <w:t xml:space="preserve">  801      message_id = envelope.message_id</w:t>
-      </w:r>
-    </w:p>
-    <w:p>
-      <w:r>
-        <w:t xml:space="preserve">  802      flags = data.get(b"FLAGS", ())</w:t>
-      </w:r>
-    </w:p>
-    <w:p>
-      <w:r>
-        <w:t xml:space="preserve">  803      marker_color = join_markers(_COLOR_BY_KEYWORD[f] for f in flags if f in _COLOR_BY_KEYWORD)</w:t>
-      </w:r>
-    </w:p>
-    <w:p>
-      <w:r>
-        <w:t xml:space="preserve">  804      if marker_color is None and b"\\Flagged" in flags:</w:t>
-      </w:r>
-    </w:p>
-    <w:p>
-      <w:r>
-        <w:t xml:space="preserve">  805          # Жалоба: "не сохраняется проставленный маркер, через какое-то</w:t>
-      </w:r>
-    </w:p>
-    <w:p>
-      <w:r>
-        <w:t xml:space="preserve">  806          # время пропадает" — сервер (VK Mail) не хранит произвольные</w:t>
-      </w:r>
-    </w:p>
-    <w:p>
-      <w:r>
-        <w:t xml:space="preserve">  807          # keyword-флаги ($RedMailRed и т.п.: их нет в PERMANENTFLAGS),</w:t>
-      </w:r>
-    </w:p>
-    <w:p>
-      <w:r>
-        <w:t xml:space="preserve">  808          # принимает их только на время сессии и молча теряет, а стандартный</w:t>
-      </w:r>
-    </w:p>
-    <w:p>
-      <w:r>
-        <w:t xml:space="preserve">  809          # \Flagged хранит. Раньше без keyword'а маркер считался снятым —</w:t>
-      </w:r>
-    </w:p>
-    <w:p>
-      <w:r>
-        <w:t xml:space="preserve">  810          # теперь \Flagged без цвета = маркер по умолчанию; конкретный цвет</w:t>
-      </w:r>
-    </w:p>
-    <w:p>
-      <w:r>
-        <w:t xml:space="preserve">  811          # при этом восстанавливается из локального кэша (см.</w:t>
-      </w:r>
-    </w:p>
-    <w:p>
-      <w:r>
-        <w:t xml:space="preserve">  812          # CachedMailbox.refresh_folder).</w:t>
-      </w:r>
-    </w:p>
-    <w:p>
-      <w:r>
-        <w:t xml:space="preserve">  813          marker_color = "red"</w:t>
-      </w:r>
-    </w:p>
-    <w:p>
-      <w:r>
-        <w:t xml:space="preserve">  814      return MessageSummary(</w:t>
-      </w:r>
-    </w:p>
-    <w:p>
-      <w:r>
-        <w:t xml:space="preserve">  815          uid=data[b"UID"],</w:t>
-      </w:r>
-    </w:p>
-    <w:p>
-      <w:r>
-        <w:t xml:space="preserve">  816          subject=_decode_subject(envelope.subject),</w:t>
-      </w:r>
-    </w:p>
-    <w:p>
-      <w:r>
-        <w:t xml:space="preserve">  817          sender=sender_display,</w:t>
-      </w:r>
-    </w:p>
-    <w:p>
-      <w:r>
-        <w:t xml:space="preserve">  818          sender_email=sender_email,</w:t>
-      </w:r>
-    </w:p>
-    <w:p>
-      <w:r>
-        <w:t xml:space="preserve">  819          date=envelope.date.strftime("%Y-%m-%d %H:%M") if envelope.date else "",</w:t>
-      </w:r>
-    </w:p>
-    <w:p>
-      <w:r>
-        <w:t xml:space="preserve">  820          message_id=message_id.decode("ascii", errors="replace") if message_id else "",</w:t>
-      </w:r>
-    </w:p>
-    <w:p>
-      <w:r>
-        <w:t xml:space="preserve">  821          has_attachments=_body_has_attachment(data[b"BODYSTRUCTURE"]) if b"BODYSTRUCTURE" in data else False,</w:t>
-      </w:r>
-    </w:p>
-    <w:p>
-      <w:r>
-        <w:t xml:space="preserve">  822          marker_color=marker_color,</w:t>
-      </w:r>
-    </w:p>
-    <w:p>
-      <w:r>
-        <w:t xml:space="preserve">  823          importance=parse_importance(message_from_bytes(data.get(b"BODY[HEADER.FIELDS (IMPORTANCE X-PRIORITY)]", b""))),</w:t>
-      </w:r>
-    </w:p>
-    <w:p>
-      <w:r>
-        <w:t xml:space="preserve">  824          is_read=b"\\Seen" in flags,</w:t>
-      </w:r>
-    </w:p>
-    <w:p>
-      <w:r>
-        <w:t xml:space="preserve">  825          to=_format_address_list(getattr(envelope, "to", None)),</w:t>
-      </w:r>
-    </w:p>
-    <w:p>
-      <w:r>
-        <w:t xml:space="preserve">  826          is_answered=b"\\Answered" in flags,</w:t>
-      </w:r>
-    </w:p>
-    <w:p>
-      <w:r>
-        <w:t xml:space="preserve">  827          size=int(data.get(b"RFC822.SIZE", 0) or 0),</w:t>
-      </w:r>
-    </w:p>
-    <w:p>
-      <w:r>
-        <w:t xml:space="preserve">  828      )</w:t>
+        <w:t xml:space="preserve">  791  def _to_summary(data: dict) -&gt; MessageSummary:</w:t>
+      </w:r>
+    </w:p>
+    <w:p>
+      <w:r>
+        <w:t xml:space="preserve">  792      envelope = data[b"ENVELOPE"]</w:t>
+      </w:r>
+    </w:p>
+    <w:p>
+      <w:r>
+        <w:t xml:space="preserve">  793      sender_display, sender_email = _format_address(envelope.from_)</w:t>
+      </w:r>
+    </w:p>
+    <w:p>
+      <w:r>
+        <w:t xml:space="preserve">  794      message_id = envelope.message_id</w:t>
+      </w:r>
+    </w:p>
+    <w:p>
+      <w:r>
+        <w:t xml:space="preserve">  795      flags = data.get(b"FLAGS", ())</w:t>
+      </w:r>
+    </w:p>
+    <w:p>
+      <w:r>
+        <w:t xml:space="preserve">  796      marker_color = join_markers(_COLOR_BY_KEYWORD[f] for f in flags if f in _COLOR_BY_KEYWORD)</w:t>
+      </w:r>
+    </w:p>
+    <w:p>
+      <w:r>
+        <w:t xml:space="preserve">  797      if marker_color is None and b"\\Flagged" in flags:</w:t>
+      </w:r>
+    </w:p>
+    <w:p>
+      <w:r>
+        <w:t xml:space="preserve">  798          # Жалоба: "не сохраняется проставленный маркер, через какое-то</w:t>
+      </w:r>
+    </w:p>
+    <w:p>
+      <w:r>
+        <w:t xml:space="preserve">  799          # время пропадает" — сервер (VK Mail) не хранит произвольные</w:t>
+      </w:r>
+    </w:p>
+    <w:p>
+      <w:r>
+        <w:t xml:space="preserve">  800          # keyword-флаги ($RedMailRed и т.п.: их нет в PERMANENTFLAGS),</w:t>
+      </w:r>
+    </w:p>
+    <w:p>
+      <w:r>
+        <w:t xml:space="preserve">  801          # принимает их только на время сессии и молча теряет, а стандартный</w:t>
+      </w:r>
+    </w:p>
+    <w:p>
+      <w:r>
+        <w:t xml:space="preserve">  802          # \Flagged хранит. Раньше без keyword'а маркер считался снятым —</w:t>
+      </w:r>
+    </w:p>
+    <w:p>
+      <w:r>
+        <w:t xml:space="preserve">  803          # теперь \Flagged без цвета = маркер по умолчанию; конкретный цвет</w:t>
+      </w:r>
+    </w:p>
+    <w:p>
+      <w:r>
+        <w:t xml:space="preserve">  804          # при этом восстанавливается из локального кэша (см.</w:t>
+      </w:r>
+    </w:p>
+    <w:p>
+      <w:r>
+        <w:t xml:space="preserve">  805          # CachedMailbox.refresh_folder).</w:t>
+      </w:r>
+    </w:p>
+    <w:p>
+      <w:r>
+        <w:t xml:space="preserve">  806          marker_color = "red"</w:t>
+      </w:r>
+    </w:p>
+    <w:p>
+      <w:r>
+        <w:t xml:space="preserve">  807      return MessageSummary(</w:t>
+      </w:r>
+    </w:p>
+    <w:p>
+      <w:r>
+        <w:t xml:space="preserve">  808          uid=data[b"UID"],</w:t>
+      </w:r>
+    </w:p>
+    <w:p>
+      <w:r>
+        <w:t xml:space="preserve">  809          subject=_decode_subject(envelope.subject),</w:t>
+      </w:r>
+    </w:p>
+    <w:p>
+      <w:r>
+        <w:t xml:space="preserve">  810          sender=sender_display,</w:t>
+      </w:r>
+    </w:p>
+    <w:p>
+      <w:r>
+        <w:t xml:space="preserve">  811          sender_email=sender_email,</w:t>
+      </w:r>
+    </w:p>
+    <w:p>
+      <w:r>
+        <w:t xml:space="preserve">  812          date=envelope.date.strftime("%Y-%m-%d %H:%M") if envelope.date else "",</w:t>
+      </w:r>
+    </w:p>
+    <w:p>
+      <w:r>
+        <w:t xml:space="preserve">  813          message_id=message_id.decode("ascii", errors="replace") if message_id else "",</w:t>
+      </w:r>
+    </w:p>
+    <w:p>
+      <w:r>
+        <w:t xml:space="preserve">  814          has_attachments=_body_has_attachment(data[b"BODYSTRUCTURE"]) if b"BODYSTRUCTURE" in data else False,</w:t>
+      </w:r>
+    </w:p>
+    <w:p>
+      <w:r>
+        <w:t xml:space="preserve">  815          marker_color=marker_color,</w:t>
+      </w:r>
+    </w:p>
+    <w:p>
+      <w:r>
+        <w:t xml:space="preserve">  816          importance=parse_importance(message_from_bytes(data.get(b"BODY[HEADER.FIELDS (IMPORTANCE X-PRIORITY)]", b""))),</w:t>
+      </w:r>
+    </w:p>
+    <w:p>
+      <w:r>
+        <w:t xml:space="preserve">  817          is_read=b"\\Seen" in flags,</w:t>
+      </w:r>
+    </w:p>
+    <w:p>
+      <w:r>
+        <w:t xml:space="preserve">  818          to=_format_address_list(getattr(envelope, "to", None)),</w:t>
+      </w:r>
+    </w:p>
+    <w:p>
+      <w:r>
+        <w:t xml:space="preserve">  819          is_answered=b"\\Answered" in flags,</w:t>
+      </w:r>
+    </w:p>
+    <w:p>
+      <w:r>
+        <w:t xml:space="preserve">  820          size=int(data.get(b"RFC822.SIZE", 0) or 0),</w:t>
+      </w:r>
+    </w:p>
+    <w:p>
+      <w:r>
+        <w:t xml:space="preserve">  821      )</w:t>
       </w:r>
     </w:p>
     <w:p>
@@ -4918,12 +4883,12 @@
     </w:p>
     <w:p>
       <w:r>
-        <w:t xml:space="preserve">  831  def _body_has_attachment(structure) -&gt; bool:</w:t>
-      </w:r>
-    </w:p>
-    <w:p>
-      <w:r>
-        <w:t xml:space="preserve">  832      """Смотрит в BODYSTRUCTURE, не скачивая тело письма целиком.</w:t>
+        <w:t xml:space="preserve">  824  def _body_has_attachment(structure) -&gt; bool:</w:t>
+      </w:r>
+    </w:p>
+    <w:p>
+      <w:r>
+        <w:t xml:space="preserve">  825      """Смотрит в BODYSTRUCTURE, не скачивая тело письма целиком.</w:t>
       </w:r>
     </w:p>
     <w:p>
@@ -4933,102 +4898,102 @@
     </w:p>
     <w:p>
       <w:r>
-        <w:t xml:space="preserve">  834      BODYSTRUCTURE — сырая вложенная структура по RFC 3501 (см. imapclient</w:t>
-      </w:r>
-    </w:p>
-    <w:p>
-      <w:r>
-        <w:t xml:space="preserve">  835      response_types.BodyData), без готового поля "это вложение". Ищем</w:t>
-      </w:r>
-    </w:p>
-    <w:p>
-      <w:r>
-        <w:t xml:space="preserve">  836      Content-Disposition: attachment паттерн-мэтчингом (2-элементный кортеж</w:t>
-      </w:r>
-    </w:p>
-    <w:p>
-      <w:r>
-        <w:t xml:space="preserve">  837      вида (b'ATTACHMENT', (...))), а не по фиксированному индексу — точная</w:t>
-      </w:r>
-    </w:p>
-    <w:p>
-      <w:r>
-        <w:t xml:space="preserve">  838      позиция disposition в кортеже "плавает" в зависимости от типа part'а</w:t>
-      </w:r>
-    </w:p>
-    <w:p>
-      <w:r>
-        <w:t xml:space="preserve">  839      (у text/* и message/rfc822 есть дополнительные поля перед ней).</w:t>
-      </w:r>
-    </w:p>
-    <w:p>
-      <w:r>
-        <w:t xml:space="preserve">  840      """</w:t>
-      </w:r>
-    </w:p>
-    <w:p>
-      <w:r>
-        <w:t xml:space="preserve">  841      if structure.is_multipart:</w:t>
-      </w:r>
-    </w:p>
-    <w:p>
-      <w:r>
-        <w:t xml:space="preserve">  842          parts, rest = structure[0], structure[1:]</w:t>
-      </w:r>
-    </w:p>
-    <w:p>
-      <w:r>
-        <w:t xml:space="preserve">  843          if _disposition_is_attachment(rest):</w:t>
-      </w:r>
-    </w:p>
-    <w:p>
-      <w:r>
-        <w:t xml:space="preserve">  844              return True</w:t>
-      </w:r>
-    </w:p>
-    <w:p>
-      <w:r>
-        <w:t xml:space="preserve">  845          return any(_body_has_attachment(part) for part in parts)</w:t>
-      </w:r>
-    </w:p>
-    <w:p>
-      <w:r>
-        <w:t xml:space="preserve">  846      # message/rfc822 (пересланное письмо целиком) — общепринято вложение</w:t>
-      </w:r>
-    </w:p>
-    <w:p>
-      <w:r>
-        <w:t xml:space="preserve">  847      # само по себе, независимо от явного Content-Disposition: attachment</w:t>
-      </w:r>
-    </w:p>
-    <w:p>
-      <w:r>
-        <w:t xml:space="preserve">  848      # (многие клиенты, включая Outlook, его не выставляют на такой части) —</w:t>
-      </w:r>
-    </w:p>
-    <w:p>
-      <w:r>
-        <w:t xml:space="preserve">  849      # без этого скрепка в списке писем не показывалась вовсе (жалоба:</w:t>
-      </w:r>
-    </w:p>
-    <w:p>
-      <w:r>
-        <w:t xml:space="preserve">  850      # "у письма есть вложение, но его нет в просмотре и при открытии").</w:t>
-      </w:r>
-    </w:p>
-    <w:p>
-      <w:r>
-        <w:t xml:space="preserve">  851      if len(structure) &gt;= 2 and _field_upper(structure[0]) == "MESSAGE" and _field_upper(structure[1]) == "RFC822":</w:t>
-      </w:r>
-    </w:p>
-    <w:p>
-      <w:r>
-        <w:t xml:space="preserve">  852          return True</w:t>
-      </w:r>
-    </w:p>
-    <w:p>
-      <w:r>
-        <w:t xml:space="preserve">  853      return _disposition_is_attachment(structure)</w:t>
+        <w:t xml:space="preserve">  827      BODYSTRUCTURE — сырая вложенная структура по RFC 3501 (см. imapclient</w:t>
+      </w:r>
+    </w:p>
+    <w:p>
+      <w:r>
+        <w:t xml:space="preserve">  828      response_types.BodyData), без готового поля "это вложение". Ищем</w:t>
+      </w:r>
+    </w:p>
+    <w:p>
+      <w:r>
+        <w:t xml:space="preserve">  829      Content-Disposition: attachment паттерн-мэтчингом (2-элементный кортеж</w:t>
+      </w:r>
+    </w:p>
+    <w:p>
+      <w:r>
+        <w:t xml:space="preserve">  830      вида (b'ATTACHMENT', (...))), а не по фиксированному индексу — точная</w:t>
+      </w:r>
+    </w:p>
+    <w:p>
+      <w:r>
+        <w:t xml:space="preserve">  831      позиция disposition в кортеже "плавает" в зависимости от типа part'а</w:t>
+      </w:r>
+    </w:p>
+    <w:p>
+      <w:r>
+        <w:t xml:space="preserve">  832      (у text/* и message/rfc822 есть дополнительные поля перед ней).</w:t>
+      </w:r>
+    </w:p>
+    <w:p>
+      <w:r>
+        <w:t xml:space="preserve">  833      """</w:t>
+      </w:r>
+    </w:p>
+    <w:p>
+      <w:r>
+        <w:t xml:space="preserve">  834      if structure.is_multipart:</w:t>
+      </w:r>
+    </w:p>
+    <w:p>
+      <w:r>
+        <w:t xml:space="preserve">  835          parts, rest = structure[0], structure[1:]</w:t>
+      </w:r>
+    </w:p>
+    <w:p>
+      <w:r>
+        <w:t xml:space="preserve">  836          if _disposition_is_attachment(rest):</w:t>
+      </w:r>
+    </w:p>
+    <w:p>
+      <w:r>
+        <w:t xml:space="preserve">  837              return True</w:t>
+      </w:r>
+    </w:p>
+    <w:p>
+      <w:r>
+        <w:t xml:space="preserve">  838          return any(_body_has_attachment(part) for part in parts)</w:t>
+      </w:r>
+    </w:p>
+    <w:p>
+      <w:r>
+        <w:t xml:space="preserve">  839      # message/rfc822 (пересланное письмо целиком) — общепринято вложение</w:t>
+      </w:r>
+    </w:p>
+    <w:p>
+      <w:r>
+        <w:t xml:space="preserve">  840      # само по себе, независимо от явного Content-Disposition: attachment</w:t>
+      </w:r>
+    </w:p>
+    <w:p>
+      <w:r>
+        <w:t xml:space="preserve">  841      # (многие клиенты, включая Outlook, его не выставляют на такой части) —</w:t>
+      </w:r>
+    </w:p>
+    <w:p>
+      <w:r>
+        <w:t xml:space="preserve">  842      # без этого скрепка в списке писем не показывалась вовсе (жалоба:</w:t>
+      </w:r>
+    </w:p>
+    <w:p>
+      <w:r>
+        <w:t xml:space="preserve">  843      # "у письма есть вложение, но его нет в просмотре и при открытии").</w:t>
+      </w:r>
+    </w:p>
+    <w:p>
+      <w:r>
+        <w:t xml:space="preserve">  844      if len(structure) &gt;= 2 and _field_upper(structure[0]) == "MESSAGE" and _field_upper(structure[1]) == "RFC822":</w:t>
+      </w:r>
+    </w:p>
+    <w:p>
+      <w:r>
+        <w:t xml:space="preserve">  845          return True</w:t>
+      </w:r>
+    </w:p>
+    <w:p>
+      <w:r>
+        <w:t xml:space="preserve">  846      return _disposition_is_attachment(structure)</w:t>
       </w:r>
     </w:p>
     <w:p>
@@ -5043,22 +5008,22 @@
     </w:p>
     <w:p>
       <w:r>
-        <w:t xml:space="preserve">  856  def _field_upper(value) -&gt; str:</w:t>
-      </w:r>
-    </w:p>
-    <w:p>
-      <w:r>
-        <w:t xml:space="preserve">  857      if isinstance(value, bytes):</w:t>
-      </w:r>
-    </w:p>
-    <w:p>
-      <w:r>
-        <w:t xml:space="preserve">  858          return value.decode("ascii", errors="replace").upper()</w:t>
-      </w:r>
-    </w:p>
-    <w:p>
-      <w:r>
-        <w:t xml:space="preserve">  859      return str(value).upper()</w:t>
+        <w:t xml:space="preserve">  849  def _field_upper(value) -&gt; str:</w:t>
+      </w:r>
+    </w:p>
+    <w:p>
+      <w:r>
+        <w:t xml:space="preserve">  850      if isinstance(value, bytes):</w:t>
+      </w:r>
+    </w:p>
+    <w:p>
+      <w:r>
+        <w:t xml:space="preserve">  851          return value.decode("ascii", errors="replace").upper()</w:t>
+      </w:r>
+    </w:p>
+    <w:p>
+      <w:r>
+        <w:t xml:space="preserve">  852      return str(value).upper()</w:t>
       </w:r>
     </w:p>
     <w:p>
@@ -5073,32 +5038,32 @@
     </w:p>
     <w:p>
       <w:r>
-        <w:t xml:space="preserve">  862  def _disposition_is_attachment(fields) -&gt; bool:</w:t>
-      </w:r>
-    </w:p>
-    <w:p>
-      <w:r>
-        <w:t xml:space="preserve">  863      for value in fields:</w:t>
-      </w:r>
-    </w:p>
-    <w:p>
-      <w:r>
-        <w:t xml:space="preserve">  864          if isinstance(value, (tuple, list)) and len(value) == 2 and isinstance(value[0], bytes):</w:t>
-      </w:r>
-    </w:p>
-    <w:p>
-      <w:r>
-        <w:t xml:space="preserve">  865              if value[0].upper() == b"ATTACHMENT":</w:t>
-      </w:r>
-    </w:p>
-    <w:p>
-      <w:r>
-        <w:t xml:space="preserve">  866                  return True</w:t>
-      </w:r>
-    </w:p>
-    <w:p>
-      <w:r>
-        <w:t xml:space="preserve">  867      return False</w:t>
+        <w:t xml:space="preserve">  855  def _disposition_is_attachment(fields) -&gt; bool:</w:t>
+      </w:r>
+    </w:p>
+    <w:p>
+      <w:r>
+        <w:t xml:space="preserve">  856      for value in fields:</w:t>
+      </w:r>
+    </w:p>
+    <w:p>
+      <w:r>
+        <w:t xml:space="preserve">  857          if isinstance(value, (tuple, list)) and len(value) == 2 and isinstance(value[0], bytes):</w:t>
+      </w:r>
+    </w:p>
+    <w:p>
+      <w:r>
+        <w:t xml:space="preserve">  858              if value[0].upper() == b"ATTACHMENT":</w:t>
+      </w:r>
+    </w:p>
+    <w:p>
+      <w:r>
+        <w:t xml:space="preserve">  859                  return True</w:t>
+      </w:r>
+    </w:p>
+    <w:p>
+      <w:r>
+        <w:t xml:space="preserve">  860      return False</w:t>
       </w:r>
     </w:p>
     <w:p>
@@ -5113,12 +5078,12 @@
     </w:p>
     <w:p>
       <w:r>
-        <w:t xml:space="preserve">  870  def parse_importance(headers: Message) -&gt; str:</w:t>
-      </w:r>
-    </w:p>
-    <w:p>
-      <w:r>
-        <w:t xml:space="preserve">  871      """Классифицирует важность письма по заголовкам Importance/X-Priority.</w:t>
+        <w:t xml:space="preserve">  863  def parse_importance(headers: Message) -&gt; str:</w:t>
+      </w:r>
+    </w:p>
+    <w:p>
+      <w:r>
+        <w:t xml:space="preserve">  864      """Классифицирует важность письма по заголовкам Importance/X-Priority.</w:t>
       </w:r>
     </w:p>
     <w:p>
@@ -5128,67 +5093,67 @@
     </w:p>
     <w:p>
       <w:r>
-        <w:t xml:space="preserve">  873      Публичная — используется и для IMAP (заголовки приходят отдельным полем</w:t>
-      </w:r>
-    </w:p>
-    <w:p>
-      <w:r>
-        <w:t xml:space="preserve">  874      FETCH), и для archive_store (заголовки уже есть в разобранном письме)."""</w:t>
-      </w:r>
-    </w:p>
-    <w:p>
-      <w:r>
-        <w:t xml:space="preserve">  875      importance = (headers.get("Importance") or "").strip().lower()</w:t>
-      </w:r>
-    </w:p>
-    <w:p>
-      <w:r>
-        <w:t xml:space="preserve">  876      if importance in ("high", "urgent"):</w:t>
-      </w:r>
-    </w:p>
-    <w:p>
-      <w:r>
-        <w:t xml:space="preserve">  877          return "high"</w:t>
-      </w:r>
-    </w:p>
-    <w:p>
-      <w:r>
-        <w:t xml:space="preserve">  878      if importance == "low":</w:t>
-      </w:r>
-    </w:p>
-    <w:p>
-      <w:r>
-        <w:t xml:space="preserve">  879          return "low"</w:t>
-      </w:r>
-    </w:p>
-    <w:p>
-      <w:r>
-        <w:t xml:space="preserve">  880      priority = (headers.get("X-Priority") or "").strip()</w:t>
-      </w:r>
-    </w:p>
-    <w:p>
-      <w:r>
-        <w:t xml:space="preserve">  881      if priority[:1] in ("1", "2"):</w:t>
-      </w:r>
-    </w:p>
-    <w:p>
-      <w:r>
-        <w:t xml:space="preserve">  882          return "high"</w:t>
-      </w:r>
-    </w:p>
-    <w:p>
-      <w:r>
-        <w:t xml:space="preserve">  883      if priority[:1] in ("4", "5"):</w:t>
-      </w:r>
-    </w:p>
-    <w:p>
-      <w:r>
-        <w:t xml:space="preserve">  884          return "low"</w:t>
-      </w:r>
-    </w:p>
-    <w:p>
-      <w:r>
-        <w:t xml:space="preserve">  885      return "normal"</w:t>
+        <w:t xml:space="preserve">  866      Публичная — используется и для IMAP (заголовки приходят отдельным полем</w:t>
+      </w:r>
+    </w:p>
+    <w:p>
+      <w:r>
+        <w:t xml:space="preserve">  867      FETCH), и для archive_store (заголовки уже есть в разобранном письме)."""</w:t>
+      </w:r>
+    </w:p>
+    <w:p>
+      <w:r>
+        <w:t xml:space="preserve">  868      importance = (headers.get("Importance") or "").strip().lower()</w:t>
+      </w:r>
+    </w:p>
+    <w:p>
+      <w:r>
+        <w:t xml:space="preserve">  869      if importance in ("high", "urgent"):</w:t>
+      </w:r>
+    </w:p>
+    <w:p>
+      <w:r>
+        <w:t xml:space="preserve">  870          return "high"</w:t>
+      </w:r>
+    </w:p>
+    <w:p>
+      <w:r>
+        <w:t xml:space="preserve">  871      if importance == "low":</w:t>
+      </w:r>
+    </w:p>
+    <w:p>
+      <w:r>
+        <w:t xml:space="preserve">  872          return "low"</w:t>
+      </w:r>
+    </w:p>
+    <w:p>
+      <w:r>
+        <w:t xml:space="preserve">  873      priority = (headers.get("X-Priority") or "").strip()</w:t>
+      </w:r>
+    </w:p>
+    <w:p>
+      <w:r>
+        <w:t xml:space="preserve">  874      if priority[:1] in ("1", "2"):</w:t>
+      </w:r>
+    </w:p>
+    <w:p>
+      <w:r>
+        <w:t xml:space="preserve">  875          return "high"</w:t>
+      </w:r>
+    </w:p>
+    <w:p>
+      <w:r>
+        <w:t xml:space="preserve">  876      if priority[:1] in ("4", "5"):</w:t>
+      </w:r>
+    </w:p>
+    <w:p>
+      <w:r>
+        <w:t xml:space="preserve">  877          return "low"</w:t>
+      </w:r>
+    </w:p>
+    <w:p>
+      <w:r>
+        <w:t xml:space="preserve">  878      return "normal"</w:t>
       </w:r>
     </w:p>
     <w:p>
@@ -5203,22 +5168,22 @@
     </w:p>
     <w:p>
       <w:r>
-        <w:t xml:space="preserve">  888  def _decode_subject(raw: bytes | None) -&gt; str:</w:t>
-      </w:r>
-    </w:p>
-    <w:p>
-      <w:r>
-        <w:t xml:space="preserve">  889      if not raw:</w:t>
-      </w:r>
-    </w:p>
-    <w:p>
-      <w:r>
-        <w:t xml:space="preserve">  890          return "(без темы)"</w:t>
-      </w:r>
-    </w:p>
-    <w:p>
-      <w:r>
-        <w:t xml:space="preserve">  891      return _decode_rfc2047(raw)</w:t>
+        <w:t xml:space="preserve">  881  def _decode_subject(raw: bytes | None) -&gt; str:</w:t>
+      </w:r>
+    </w:p>
+    <w:p>
+      <w:r>
+        <w:t xml:space="preserve">  882      if not raw:</w:t>
+      </w:r>
+    </w:p>
+    <w:p>
+      <w:r>
+        <w:t xml:space="preserve">  883          return "(без темы)"</w:t>
+      </w:r>
+    </w:p>
+    <w:p>
+      <w:r>
+        <w:t xml:space="preserve">  884      return _decode_rfc2047(raw)</w:t>
       </w:r>
     </w:p>
     <w:p>
@@ -5233,97 +5198,97 @@
     </w:p>
     <w:p>
       <w:r>
-        <w:t xml:space="preserve">  894  def _decode_rfc2047(raw: bytes) -&gt; str:</w:t>
-      </w:r>
-    </w:p>
-    <w:p>
-      <w:r>
-        <w:t xml:space="preserve">  895      # Имена отправителей и темы писем сервер отдаёт как есть — они бывают</w:t>
-      </w:r>
-    </w:p>
-    <w:p>
-      <w:r>
-        <w:t xml:space="preserve">  896      # в кодированных словах RFC 2047 (=?utf-8?B?...?=), а не только сырым UTF-8.</w:t>
-      </w:r>
-    </w:p>
-    <w:p>
-      <w:r>
-        <w:t xml:space="preserve">  897      if b"=?" not in raw:</w:t>
-      </w:r>
-    </w:p>
-    <w:p>
-      <w:r>
-        <w:t xml:space="preserve">  898          # Нет encoded-word — это либо чистый ASCII, либо сырой UTF-8</w:t>
-      </w:r>
-    </w:p>
-    <w:p>
-      <w:r>
-        <w:t xml:space="preserve">  899          # (RFC 6532; реальная находка на Dovecot: тема превращалась в</w:t>
-      </w:r>
-    </w:p>
-    <w:p>
-      <w:r>
-        <w:t xml:space="preserve">  900          # знаки замены, потому что байты читались как ASCII).</w:t>
-      </w:r>
-    </w:p>
-    <w:p>
-      <w:r>
-        <w:t xml:space="preserve">  901          return raw.decode("utf-8", errors="replace")</w:t>
-      </w:r>
-    </w:p>
-    <w:p>
-      <w:r>
-        <w:t xml:space="preserve">  902      # latin-1 — обратимое 1:1 отображение байтов в символы: незакодированные</w:t>
-      </w:r>
-    </w:p>
-    <w:p>
-      <w:r>
-        <w:t xml:space="preserve">  903      # куски decode_header вернёт как те же байты (raw-unicode-escape для</w:t>
-      </w:r>
-    </w:p>
-    <w:p>
-      <w:r>
-        <w:t xml:space="preserve">  904      # символов &lt; 256), и их можно прочитать как UTF-8.</w:t>
-      </w:r>
-    </w:p>
-    <w:p>
-      <w:r>
-        <w:t xml:space="preserve">  905      parts = decode_header(raw.decode("latin-1"))</w:t>
-      </w:r>
-    </w:p>
-    <w:p>
-      <w:r>
-        <w:t xml:space="preserve">  906      out: list[str] = []</w:t>
-      </w:r>
-    </w:p>
-    <w:p>
-      <w:r>
-        <w:t xml:space="preserve">  907      for chunk, encoding in parts:</w:t>
-      </w:r>
-    </w:p>
-    <w:p>
-      <w:r>
-        <w:t xml:space="preserve">  908          if isinstance(chunk, bytes):</w:t>
-      </w:r>
-    </w:p>
-    <w:p>
-      <w:r>
-        <w:t xml:space="preserve">  909              out.append(chunk.decode(encoding or "utf-8", errors="replace"))</w:t>
-      </w:r>
-    </w:p>
-    <w:p>
-      <w:r>
-        <w:t xml:space="preserve">  910          else:</w:t>
-      </w:r>
-    </w:p>
-    <w:p>
-      <w:r>
-        <w:t xml:space="preserve">  911              out.append(chunk.encode("latin-1", errors="replace").decode("utf-8", errors="replace"))</w:t>
-      </w:r>
-    </w:p>
-    <w:p>
-      <w:r>
-        <w:t xml:space="preserve">  912      return "".join(out)</w:t>
+        <w:t xml:space="preserve">  887  def _decode_rfc2047(raw: bytes) -&gt; str:</w:t>
+      </w:r>
+    </w:p>
+    <w:p>
+      <w:r>
+        <w:t xml:space="preserve">  888      # Имена отправителей и темы писем сервер отдаёт как есть — они бывают</w:t>
+      </w:r>
+    </w:p>
+    <w:p>
+      <w:r>
+        <w:t xml:space="preserve">  889      # в кодированных словах RFC 2047 (=?utf-8?B?...?=), а не только сырым UTF-8.</w:t>
+      </w:r>
+    </w:p>
+    <w:p>
+      <w:r>
+        <w:t xml:space="preserve">  890      if b"=?" not in raw:</w:t>
+      </w:r>
+    </w:p>
+    <w:p>
+      <w:r>
+        <w:t xml:space="preserve">  891          # Нет encoded-word — это либо чистый ASCII, либо сырой UTF-8</w:t>
+      </w:r>
+    </w:p>
+    <w:p>
+      <w:r>
+        <w:t xml:space="preserve">  892          # (RFC 6532; реальная находка на Dovecot: тема превращалась в</w:t>
+      </w:r>
+    </w:p>
+    <w:p>
+      <w:r>
+        <w:t xml:space="preserve">  893          # знаки замены, потому что байты читались как ASCII).</w:t>
+      </w:r>
+    </w:p>
+    <w:p>
+      <w:r>
+        <w:t xml:space="preserve">  894          return raw.decode("utf-8", errors="replace")</w:t>
+      </w:r>
+    </w:p>
+    <w:p>
+      <w:r>
+        <w:t xml:space="preserve">  895      # latin-1 — обратимое 1:1 отображение байтов в символы: незакодированные</w:t>
+      </w:r>
+    </w:p>
+    <w:p>
+      <w:r>
+        <w:t xml:space="preserve">  896      # куски decode_header вернёт как те же байты (raw-unicode-escape для</w:t>
+      </w:r>
+    </w:p>
+    <w:p>
+      <w:r>
+        <w:t xml:space="preserve">  897      # символов &lt; 256), и их можно прочитать как UTF-8.</w:t>
+      </w:r>
+    </w:p>
+    <w:p>
+      <w:r>
+        <w:t xml:space="preserve">  898      parts = decode_header(raw.decode("latin-1"))</w:t>
+      </w:r>
+    </w:p>
+    <w:p>
+      <w:r>
+        <w:t xml:space="preserve">  899      out: list[str] = []</w:t>
+      </w:r>
+    </w:p>
+    <w:p>
+      <w:r>
+        <w:t xml:space="preserve">  900      for chunk, encoding in parts:</w:t>
+      </w:r>
+    </w:p>
+    <w:p>
+      <w:r>
+        <w:t xml:space="preserve">  901          if isinstance(chunk, bytes):</w:t>
+      </w:r>
+    </w:p>
+    <w:p>
+      <w:r>
+        <w:t xml:space="preserve">  902              out.append(decode_bytes_safely(chunk, encoding))</w:t>
+      </w:r>
+    </w:p>
+    <w:p>
+      <w:r>
+        <w:t xml:space="preserve">  903          else:</w:t>
+      </w:r>
+    </w:p>
+    <w:p>
+      <w:r>
+        <w:t xml:space="preserve">  904              out.append(chunk.encode("latin-1", errors="replace").decode("utf-8", errors="replace"))</w:t>
+      </w:r>
+    </w:p>
+    <w:p>
+      <w:r>
+        <w:t xml:space="preserve">  905      return "".join(out)</w:t>
       </w:r>
     </w:p>
     <w:p>
@@ -5338,72 +5303,62 @@
     </w:p>
     <w:p>
       <w:r>
-        <w:t xml:space="preserve">  915  def _format_address_list(addresses) -&gt; str:</w:t>
-      </w:r>
-    </w:p>
-    <w:p>
-      <w:r>
-        <w:t xml:space="preserve">  916      """Все адреса списка (To/Cc), через запятую — используется только для</w:t>
-      </w:r>
-    </w:p>
-    <w:p>
-      <w:r>
-        <w:t xml:space="preserve">  917      отображения в списке писем, не для машинного разбора (см.</w:t>
-      </w:r>
-    </w:p>
-    <w:p>
-      <w:r>
-        <w:t xml:space="preserve">  918      _parse_recipient_list в main_window.py для этого)."""</w:t>
-      </w:r>
-    </w:p>
-    <w:p>
-      <w:r>
-        <w:t xml:space="preserve">  919      if not addresses:</w:t>
-      </w:r>
-    </w:p>
-    <w:p>
-      <w:r>
-        <w:t xml:space="preserve">  920          return ""</w:t>
-      </w:r>
-    </w:p>
-    <w:p>
-      <w:r>
-        <w:t xml:space="preserve">  921      parts = []</w:t>
-      </w:r>
-    </w:p>
-    <w:p>
-      <w:r>
-        <w:t xml:space="preserve">  922      for address in addresses:</w:t>
-      </w:r>
-    </w:p>
-    <w:p>
-      <w:r>
-        <w:t xml:space="preserve">  923          mailbox = address.mailbox.decode("utf-8", errors="replace") if address.mailbox else ""</w:t>
-      </w:r>
-    </w:p>
-    <w:p>
-      <w:r>
-        <w:t xml:space="preserve">  924          host = address.host.decode("utf-8", errors="replace") if address.host else ""</w:t>
-      </w:r>
-    </w:p>
-    <w:p>
-      <w:r>
-        <w:t xml:space="preserve">  925          email = f"{mailbox}@{host}" if mailbox and host else mailbox</w:t>
-      </w:r>
-    </w:p>
-    <w:p>
-      <w:r>
-        <w:t xml:space="preserve">  926          name = _decode_rfc2047(address.name) if address.name else ""</w:t>
-      </w:r>
-    </w:p>
-    <w:p>
-      <w:r>
-        <w:t xml:space="preserve">  927          parts.append(f"{name} &lt;{email}&gt;" if name and email else (email or name))</w:t>
-      </w:r>
-    </w:p>
-    <w:p>
-      <w:r>
-        <w:t xml:space="preserve">  928      return ", ".join(parts)</w:t>
+        <w:t xml:space="preserve">  908  def decode_bytes_safely(chunk: bytes, encoding: str | None) -&gt; str:</w:t>
+      </w:r>
+    </w:p>
+    <w:p>
+      <w:r>
+        <w:t xml:space="preserve">  909      """Байты заголовка → текст: неизвестная/служебная кодировка (например,</w:t>
+      </w:r>
+    </w:p>
+    <w:p>
+      <w:r>
+        <w:t xml:space="preserve">  910      'unknown-8bit', которую подставляет email.header для сырых 8-битных</w:t>
+      </w:r>
+    </w:p>
+    <w:p>
+      <w:r>
+        <w:t xml:space="preserve">  911      заголовков; реальная находка на автоархиве Gmail: "unknown encoding:</w:t>
+      </w:r>
+    </w:p>
+    <w:p>
+      <w:r>
+        <w:t xml:space="preserve">  912      unknown-8bit") читается как UTF-8, а не роняет разбор письма."""</w:t>
+      </w:r>
+    </w:p>
+    <w:p>
+      <w:r>
+        <w:t xml:space="preserve">  913      name = (encoding or "utf-8").strip().lower()</w:t>
+      </w:r>
+    </w:p>
+    <w:p>
+      <w:r>
+        <w:t xml:space="preserve">  914      if name in ("", "unknown-8bit", "x-unknown", "unknown", "default", "8bit", "binary"):</w:t>
+      </w:r>
+    </w:p>
+    <w:p>
+      <w:r>
+        <w:t xml:space="preserve">  915          name = "utf-8"</w:t>
+      </w:r>
+    </w:p>
+    <w:p>
+      <w:r>
+        <w:t xml:space="preserve">  916      try:</w:t>
+      </w:r>
+    </w:p>
+    <w:p>
+      <w:r>
+        <w:t xml:space="preserve">  917          return chunk.decode(name, errors="replace")</w:t>
+      </w:r>
+    </w:p>
+    <w:p>
+      <w:r>
+        <w:t xml:space="preserve">  918      except LookupError:</w:t>
+      </w:r>
+    </w:p>
+    <w:p>
+      <w:r>
+        <w:t xml:space="preserve">  919          return chunk.decode("utf-8", errors="replace")</w:t>
       </w:r>
     </w:p>
     <w:p>
@@ -5418,57 +5373,137 @@
     </w:p>
     <w:p>
       <w:r>
-        <w:t xml:space="preserve">  931  def _format_address(addresses) -&gt; tuple[str, str]:</w:t>
-      </w:r>
-    </w:p>
-    <w:p>
-      <w:r>
-        <w:t xml:space="preserve">  932      """Возвращает (отображаемое имя, email-адрес) первого адреса в списке."""</w:t>
-      </w:r>
-    </w:p>
-    <w:p>
-      <w:r>
-        <w:t xml:space="preserve">  933      if not addresses:</w:t>
-      </w:r>
-    </w:p>
-    <w:p>
-      <w:r>
-        <w:t xml:space="preserve">  934          return "(неизвестно)", ""</w:t>
-      </w:r>
-    </w:p>
-    <w:p>
-      <w:r>
-        <w:t xml:space="preserve">  935      address = addresses[0]</w:t>
-      </w:r>
-    </w:p>
-    <w:p>
-      <w:r>
-        <w:t xml:space="preserve">  936      mailbox = address.mailbox.decode("utf-8", errors="replace") if address.mailbox else ""</w:t>
-      </w:r>
-    </w:p>
-    <w:p>
-      <w:r>
-        <w:t xml:space="preserve">  937      host = address.host.decode("utf-8", errors="replace") if address.host else ""</w:t>
-      </w:r>
-    </w:p>
-    <w:p>
-      <w:r>
-        <w:t xml:space="preserve">  938      email = f"{mailbox}@{host}" if mailbox and host else mailbox</w:t>
-      </w:r>
-    </w:p>
-    <w:p>
-      <w:r>
-        <w:t xml:space="preserve">  939      if address.name:</w:t>
-      </w:r>
-    </w:p>
-    <w:p>
-      <w:r>
-        <w:t xml:space="preserve">  940          return _decode_rfc2047(address.name), email</w:t>
-      </w:r>
-    </w:p>
-    <w:p>
-      <w:r>
-        <w:t xml:space="preserve">  941      return (email or "(неизвестно)"), email</w:t>
+        <w:t xml:space="preserve">  922  def _format_address_list(addresses) -&gt; str:</w:t>
+      </w:r>
+    </w:p>
+    <w:p>
+      <w:r>
+        <w:t xml:space="preserve">  923      """Все адреса списка (To/Cc), через запятую — используется только для</w:t>
+      </w:r>
+    </w:p>
+    <w:p>
+      <w:r>
+        <w:t xml:space="preserve">  924      отображения в списке писем, не для машинного разбора (см.</w:t>
+      </w:r>
+    </w:p>
+    <w:p>
+      <w:r>
+        <w:t xml:space="preserve">  925      _parse_recipient_list в main_window.py для этого)."""</w:t>
+      </w:r>
+    </w:p>
+    <w:p>
+      <w:r>
+        <w:t xml:space="preserve">  926      if not addresses:</w:t>
+      </w:r>
+    </w:p>
+    <w:p>
+      <w:r>
+        <w:t xml:space="preserve">  927          return ""</w:t>
+      </w:r>
+    </w:p>
+    <w:p>
+      <w:r>
+        <w:t xml:space="preserve">  928      parts = []</w:t>
+      </w:r>
+    </w:p>
+    <w:p>
+      <w:r>
+        <w:t xml:space="preserve">  929      for address in addresses:</w:t>
+      </w:r>
+    </w:p>
+    <w:p>
+      <w:r>
+        <w:t xml:space="preserve">  930          mailbox = address.mailbox.decode("utf-8", errors="replace") if address.mailbox else ""</w:t>
+      </w:r>
+    </w:p>
+    <w:p>
+      <w:r>
+        <w:t xml:space="preserve">  931          host = address.host.decode("utf-8", errors="replace") if address.host else ""</w:t>
+      </w:r>
+    </w:p>
+    <w:p>
+      <w:r>
+        <w:t xml:space="preserve">  932          email = f"{mailbox}@{host}" if mailbox and host else mailbox</w:t>
+      </w:r>
+    </w:p>
+    <w:p>
+      <w:r>
+        <w:t xml:space="preserve">  933          name = _decode_rfc2047(address.name) if address.name else ""</w:t>
+      </w:r>
+    </w:p>
+    <w:p>
+      <w:r>
+        <w:t xml:space="preserve">  934          parts.append(f"{name} &lt;{email}&gt;" if name and email else (email or name))</w:t>
+      </w:r>
+    </w:p>
+    <w:p>
+      <w:r>
+        <w:t xml:space="preserve">  935      return ", ".join(parts)</w:t>
+      </w:r>
+    </w:p>
+    <w:p>
+      <w:r>
+        <w:t xml:space="preserve"> </w:t>
+      </w:r>
+    </w:p>
+    <w:p>
+      <w:r>
+        <w:t xml:space="preserve"> </w:t>
+      </w:r>
+    </w:p>
+    <w:p>
+      <w:r>
+        <w:t xml:space="preserve">  938  def _format_address(addresses) -&gt; tuple[str, str]:</w:t>
+      </w:r>
+    </w:p>
+    <w:p>
+      <w:r>
+        <w:t xml:space="preserve">  939      """Возвращает (отображаемое имя, email-адрес) первого адреса в списке."""</w:t>
+      </w:r>
+    </w:p>
+    <w:p>
+      <w:r>
+        <w:t xml:space="preserve">  940      if not addresses:</w:t>
+      </w:r>
+    </w:p>
+    <w:p>
+      <w:r>
+        <w:t xml:space="preserve">  941          return "(неизвестно)", ""</w:t>
+      </w:r>
+    </w:p>
+    <w:p>
+      <w:r>
+        <w:t xml:space="preserve">  942      address = addresses[0]</w:t>
+      </w:r>
+    </w:p>
+    <w:p>
+      <w:r>
+        <w:t xml:space="preserve">  943      mailbox = address.mailbox.decode("utf-8", errors="replace") if address.mailbox else ""</w:t>
+      </w:r>
+    </w:p>
+    <w:p>
+      <w:r>
+        <w:t xml:space="preserve">  944      host = address.host.decode("utf-8", errors="replace") if address.host else ""</w:t>
+      </w:r>
+    </w:p>
+    <w:p>
+      <w:r>
+        <w:t xml:space="preserve">  945      email = f"{mailbox}@{host}" if mailbox and host else mailbox</w:t>
+      </w:r>
+    </w:p>
+    <w:p>
+      <w:r>
+        <w:t xml:space="preserve">  946      if address.name:</w:t>
+      </w:r>
+    </w:p>
+    <w:p>
+      <w:r>
+        <w:t xml:space="preserve">  947          return _decode_rfc2047(address.name), email</w:t>
+      </w:r>
+    </w:p>
+    <w:p>
+      <w:r>
+        <w:t xml:space="preserve">  948      return (email or "(неизвестно)"), email</w:t>
       </w:r>
     </w:p>
     <w:p/>
@@ -5477,7 +5512,7 @@
         <w:rPr>
           <w:b/>
         </w:rPr>
-        <w:t>===== src/redmail/mailbox.py (219 строк) =====</w:t>
+        <w:t>===== src/redmail/mailbox.py (223 строк) =====</w:t>
       </w:r>
     </w:p>
     <w:p>
@@ -5832,12 +5867,12 @@
     </w:p>
     <w:p>
       <w:r>
-        <w:t xml:space="preserve">   71      def pending_bodies(self) -&gt; int:</w:t>
-      </w:r>
-    </w:p>
-    <w:p>
-      <w:r>
-        <w:t xml:space="preserve">   72          return cache_store.count_messages_without_body(self._account_key, self.body_max_bytes)</w:t>
+        <w:t xml:space="preserve">   71      # Папки, тела которых фоном не качаются (зеркало всех писем у Gmail).</w:t>
+      </w:r>
+    </w:p>
+    <w:p>
+      <w:r>
+        <w:t xml:space="preserve">   72      skip_body_folders: tuple[str, ...] = ()</w:t>
       </w:r>
     </w:p>
     <w:p>
@@ -5847,27 +5882,12 @@
     </w:p>
     <w:p>
       <w:r>
-        <w:t xml:space="preserve">   74      def download_bodies(self, *, progress=None, stop: threading.Event | None = None, limit: int | None = None) -&gt; int:</w:t>
-      </w:r>
-    </w:p>
-    <w:p>
-      <w:r>
-        <w:t xml:space="preserve">   75          with self._sync_lock:</w:t>
-      </w:r>
-    </w:p>
-    <w:p>
-      <w:r>
-        <w:t xml:space="preserve">   76              return sync_engine.download_bodies(</w:t>
-      </w:r>
-    </w:p>
-    <w:p>
-      <w:r>
-        <w:t xml:space="preserve">   77                  self.session, self._account_key, max_bytes=self.body_max_bytes, progress=progress, stop=stop, limit=limit</w:t>
-      </w:r>
-    </w:p>
-    <w:p>
-      <w:r>
-        <w:t xml:space="preserve">   78              )</w:t>
+        <w:t xml:space="preserve">   74      def pending_bodies(self) -&gt; int:</w:t>
+      </w:r>
+    </w:p>
+    <w:p>
+      <w:r>
+        <w:t xml:space="preserve">   75          return cache_store.count_messages_without_body(self._account_key, self.body_max_bytes, skip_folders=self.skip_body_folders)</w:t>
       </w:r>
     </w:p>
     <w:p>
@@ -5877,57 +5897,32 @@
     </w:p>
     <w:p>
       <w:r>
-        <w:t xml:space="preserve">   80      def message_content(self, folder: str, uid: int) -&gt; MessageContent:</w:t>
-      </w:r>
-    </w:p>
-    <w:p>
-      <w:r>
-        <w:t xml:space="preserve">   81          cached = cache_store.get_message_content(self._account_key, folder, uid)</w:t>
-      </w:r>
-    </w:p>
-    <w:p>
-      <w:r>
-        <w:t xml:space="preserve">   82          if cached is not None:</w:t>
-      </w:r>
-    </w:p>
-    <w:p>
-      <w:r>
-        <w:t xml:space="preserve">   83              return cached</w:t>
-      </w:r>
-    </w:p>
-    <w:p>
-      <w:r>
-        <w:t xml:space="preserve">   84          ref = cache_store.get_archive_ref(self._account_key, folder, uid)</w:t>
-      </w:r>
-    </w:p>
-    <w:p>
-      <w:r>
-        <w:t xml:space="preserve">   85          if ref is not None:</w:t>
-      </w:r>
-    </w:p>
-    <w:p>
-      <w:r>
-        <w:t xml:space="preserve">   86              # Единый индекс: письмо перенесено автоархивом — тело из файла архива.</w:t>
-      </w:r>
-    </w:p>
-    <w:p>
-      <w:r>
-        <w:t xml:space="preserve">   87              return archive_store.get_message_content(_Path(ref[0]), ref[1])</w:t>
-      </w:r>
-    </w:p>
-    <w:p>
-      <w:r>
-        <w:t xml:space="preserve">   88          content = self.session.fetch_message_content(folder, uid)</w:t>
-      </w:r>
-    </w:p>
-    <w:p>
-      <w:r>
-        <w:t xml:space="preserve">   89          cache_store.save_message_content(self._account_key, folder, uid, content)</w:t>
-      </w:r>
-    </w:p>
-    <w:p>
-      <w:r>
-        <w:t xml:space="preserve">   90          return content</w:t>
+        <w:t xml:space="preserve">   77      def download_bodies(self, *, progress=None, stop: threading.Event | None = None, limit: int | None = None) -&gt; int:</w:t>
+      </w:r>
+    </w:p>
+    <w:p>
+      <w:r>
+        <w:t xml:space="preserve">   78          with self._sync_lock:</w:t>
+      </w:r>
+    </w:p>
+    <w:p>
+      <w:r>
+        <w:t xml:space="preserve">   79              return sync_engine.download_bodies(</w:t>
+      </w:r>
+    </w:p>
+    <w:p>
+      <w:r>
+        <w:t xml:space="preserve">   80                  self.session, self._account_key, max_bytes=self.body_max_bytes, progress=progress, stop=stop, limit=limit,</w:t>
+      </w:r>
+    </w:p>
+    <w:p>
+      <w:r>
+        <w:t xml:space="preserve">   81                  skip_folders=self.skip_body_folders,</w:t>
+      </w:r>
+    </w:p>
+    <w:p>
+      <w:r>
+        <w:t xml:space="preserve">   82              )</w:t>
       </w:r>
     </w:p>
     <w:p>
@@ -5937,17 +5932,57 @@
     </w:p>
     <w:p>
       <w:r>
-        <w:t xml:space="preserve">   92      def message_raw(self, folder: str, uid: int) -&gt; bytes:</w:t>
-      </w:r>
-    </w:p>
-    <w:p>
-      <w:r>
-        <w:t xml:space="preserve">   93          """Не кэшируется — нужен только для разового экспорта в архив."""</w:t>
-      </w:r>
-    </w:p>
-    <w:p>
-      <w:r>
-        <w:t xml:space="preserve">   94          return self.session.fetch_message_raw(folder, uid)</w:t>
+        <w:t xml:space="preserve">   84      def message_content(self, folder: str, uid: int) -&gt; MessageContent:</w:t>
+      </w:r>
+    </w:p>
+    <w:p>
+      <w:r>
+        <w:t xml:space="preserve">   85          cached = cache_store.get_message_content(self._account_key, folder, uid)</w:t>
+      </w:r>
+    </w:p>
+    <w:p>
+      <w:r>
+        <w:t xml:space="preserve">   86          if cached is not None:</w:t>
+      </w:r>
+    </w:p>
+    <w:p>
+      <w:r>
+        <w:t xml:space="preserve">   87              return cached</w:t>
+      </w:r>
+    </w:p>
+    <w:p>
+      <w:r>
+        <w:t xml:space="preserve">   88          ref = cache_store.get_archive_ref(self._account_key, folder, uid)</w:t>
+      </w:r>
+    </w:p>
+    <w:p>
+      <w:r>
+        <w:t xml:space="preserve">   89          if ref is not None:</w:t>
+      </w:r>
+    </w:p>
+    <w:p>
+      <w:r>
+        <w:t xml:space="preserve">   90              # Единый индекс: письмо перенесено автоархивом — тело из файла архива.</w:t>
+      </w:r>
+    </w:p>
+    <w:p>
+      <w:r>
+        <w:t xml:space="preserve">   91              return archive_store.get_message_content(_Path(ref[0]), ref[1])</w:t>
+      </w:r>
+    </w:p>
+    <w:p>
+      <w:r>
+        <w:t xml:space="preserve">   92          content = self.session.fetch_message_content(folder, uid)</w:t>
+      </w:r>
+    </w:p>
+    <w:p>
+      <w:r>
+        <w:t xml:space="preserve">   93          cache_store.save_message_content(self._account_key, folder, uid, content)</w:t>
+      </w:r>
+    </w:p>
+    <w:p>
+      <w:r>
+        <w:t xml:space="preserve">   94          return content</w:t>
       </w:r>
     </w:p>
     <w:p>
@@ -5957,27 +5992,17 @@
     </w:p>
     <w:p>
       <w:r>
-        <w:t xml:space="preserve">   96      def search_uids(self, folder: str, *, before=None) -&gt; list[int]:</w:t>
-      </w:r>
-    </w:p>
-    <w:p>
-      <w:r>
-        <w:t xml:space="preserve">   97          """Не кэшируется — используется только для массовой выгрузки папки</w:t>
-      </w:r>
-    </w:p>
-    <w:p>
-      <w:r>
-        <w:t xml:space="preserve">   98          в архив (вся папка / всё до даты), где важна полная папка на</w:t>
-      </w:r>
-    </w:p>
-    <w:p>
-      <w:r>
-        <w:t xml:space="preserve">   99          сервере, а не то, что сейчас в локальном кэше сводок."""</w:t>
-      </w:r>
-    </w:p>
-    <w:p>
-      <w:r>
-        <w:t xml:space="preserve">  100          return self.session.search_uids(folder, before=before)</w:t>
+        <w:t xml:space="preserve">   96      def message_raw(self, folder: str, uid: int) -&gt; bytes:</w:t>
+      </w:r>
+    </w:p>
+    <w:p>
+      <w:r>
+        <w:t xml:space="preserve">   97          """Не кэшируется — нужен только для разового экспорта в архив."""</w:t>
+      </w:r>
+    </w:p>
+    <w:p>
+      <w:r>
+        <w:t xml:space="preserve">   98          return self.session.fetch_message_raw(folder, uid)</w:t>
       </w:r>
     </w:p>
     <w:p>
@@ -5987,12 +6012,27 @@
     </w:p>
     <w:p>
       <w:r>
-        <w:t xml:space="preserve">  102      def _archived(self, folder: str, uid: int) -&gt; tuple[str, int] | None:</w:t>
-      </w:r>
-    </w:p>
-    <w:p>
-      <w:r>
-        <w:t xml:space="preserve">  103          return cache_store.get_archive_ref(self._account_key, folder, uid)</w:t>
+        <w:t xml:space="preserve">  100      def search_uids(self, folder: str, *, before=None) -&gt; list[int]:</w:t>
+      </w:r>
+    </w:p>
+    <w:p>
+      <w:r>
+        <w:t xml:space="preserve">  101          """Не кэшируется — используется только для массовой выгрузки папки</w:t>
+      </w:r>
+    </w:p>
+    <w:p>
+      <w:r>
+        <w:t xml:space="preserve">  102          в архив (вся папка / всё до даты), где важна полная папка на</w:t>
+      </w:r>
+    </w:p>
+    <w:p>
+      <w:r>
+        <w:t xml:space="preserve">  103          сервере, а не то, что сейчас в локальном кэше сводок."""</w:t>
+      </w:r>
+    </w:p>
+    <w:p>
+      <w:r>
+        <w:t xml:space="preserve">  104          return self.session.search_uids(folder, before=before)</w:t>
       </w:r>
     </w:p>
     <w:p>
@@ -6002,37 +6042,12 @@
     </w:p>
     <w:p>
       <w:r>
-        <w:t xml:space="preserve">  105      def set_marker(self, folder: str, uid: int, color: str | None, *, previous_color=UNKNOWN_MARKER) -&gt; None:</w:t>
-      </w:r>
-    </w:p>
-    <w:p>
-      <w:r>
-        <w:t xml:space="preserve">  106          ref = self._archived(folder, uid)</w:t>
-      </w:r>
-    </w:p>
-    <w:p>
-      <w:r>
-        <w:t xml:space="preserve">  107          if ref is not None:</w:t>
-      </w:r>
-    </w:p>
-    <w:p>
-      <w:r>
-        <w:t xml:space="preserve">  108              archive_store.set_marker(_Path(ref[0]), ref[1], color)  # на сервере письма уже нет</w:t>
-      </w:r>
-    </w:p>
-    <w:p>
-      <w:r>
-        <w:t xml:space="preserve">  109          else:</w:t>
-      </w:r>
-    </w:p>
-    <w:p>
-      <w:r>
-        <w:t xml:space="preserve">  110              self.session.set_marker(folder, uid, color, previous_color=previous_color)</w:t>
-      </w:r>
-    </w:p>
-    <w:p>
-      <w:r>
-        <w:t xml:space="preserve">  111          cache_store.set_marker(self._account_key, folder, uid, color)</w:t>
+        <w:t xml:space="preserve">  106      def _archived(self, folder: str, uid: int) -&gt; tuple[str, int] | None:</w:t>
+      </w:r>
+    </w:p>
+    <w:p>
+      <w:r>
+        <w:t xml:space="preserve">  107          return cache_store.get_archive_ref(self._account_key, folder, uid)</w:t>
       </w:r>
     </w:p>
     <w:p>
@@ -6042,22 +6057,37 @@
     </w:p>
     <w:p>
       <w:r>
-        <w:t xml:space="preserve">  113      def set_read(self, folder: str, uid: int, read: bool) -&gt; None:</w:t>
-      </w:r>
-    </w:p>
-    <w:p>
-      <w:r>
-        <w:t xml:space="preserve">  114          if self._archived(folder, uid) is None:</w:t>
-      </w:r>
-    </w:p>
-    <w:p>
-      <w:r>
-        <w:t xml:space="preserve">  115              self.session.set_read(folder, uid, read)</w:t>
-      </w:r>
-    </w:p>
-    <w:p>
-      <w:r>
-        <w:t xml:space="preserve">  116          cache_store.set_read(self._account_key, folder, uid, read)</w:t>
+        <w:t xml:space="preserve">  109      def set_marker(self, folder: str, uid: int, color: str | None, *, previous_color=UNKNOWN_MARKER) -&gt; None:</w:t>
+      </w:r>
+    </w:p>
+    <w:p>
+      <w:r>
+        <w:t xml:space="preserve">  110          ref = self._archived(folder, uid)</w:t>
+      </w:r>
+    </w:p>
+    <w:p>
+      <w:r>
+        <w:t xml:space="preserve">  111          if ref is not None:</w:t>
+      </w:r>
+    </w:p>
+    <w:p>
+      <w:r>
+        <w:t xml:space="preserve">  112              archive_store.set_marker(_Path(ref[0]), ref[1], color)  # на сервере письма уже нет</w:t>
+      </w:r>
+    </w:p>
+    <w:p>
+      <w:r>
+        <w:t xml:space="preserve">  113          else:</w:t>
+      </w:r>
+    </w:p>
+    <w:p>
+      <w:r>
+        <w:t xml:space="preserve">  114              self.session.set_marker(folder, uid, color, previous_color=previous_color)</w:t>
+      </w:r>
+    </w:p>
+    <w:p>
+      <w:r>
+        <w:t xml:space="preserve">  115          cache_store.set_marker(self._account_key, folder, uid, color)</w:t>
       </w:r>
     </w:p>
     <w:p>
@@ -6067,22 +6097,22 @@
     </w:p>
     <w:p>
       <w:r>
-        <w:t xml:space="preserve">  118      def set_answered(self, folder: str, uid: int) -&gt; None:</w:t>
-      </w:r>
-    </w:p>
-    <w:p>
-      <w:r>
-        <w:t xml:space="preserve">  119          if self._archived(folder, uid) is None:</w:t>
-      </w:r>
-    </w:p>
-    <w:p>
-      <w:r>
-        <w:t xml:space="preserve">  120              self.session.set_answered(folder, uid)</w:t>
-      </w:r>
-    </w:p>
-    <w:p>
-      <w:r>
-        <w:t xml:space="preserve">  121          cache_store.set_answered(self._account_key, folder, uid)</w:t>
+        <w:t xml:space="preserve">  117      def set_read(self, folder: str, uid: int, read: bool) -&gt; None:</w:t>
+      </w:r>
+    </w:p>
+    <w:p>
+      <w:r>
+        <w:t xml:space="preserve">  118          if self._archived(folder, uid) is None:</w:t>
+      </w:r>
+    </w:p>
+    <w:p>
+      <w:r>
+        <w:t xml:space="preserve">  119              self.session.set_read(folder, uid, read)</w:t>
+      </w:r>
+    </w:p>
+    <w:p>
+      <w:r>
+        <w:t xml:space="preserve">  120          cache_store.set_read(self._account_key, folder, uid, read)</w:t>
       </w:r>
     </w:p>
     <w:p>
@@ -6092,22 +6122,22 @@
     </w:p>
     <w:p>
       <w:r>
-        <w:t xml:space="preserve">  123      def delete_on_server(self, folder: str, uids: list[int]) -&gt; None:</w:t>
-      </w:r>
-    </w:p>
-    <w:p>
-      <w:r>
-        <w:t xml:space="preserve">  124          """Только сервер, без локальной базы — для автоархива, который</w:t>
-      </w:r>
-    </w:p>
-    <w:p>
-      <w:r>
-        <w:t xml:space="preserve">  125          оставляет строку в индексе."""</w:t>
-      </w:r>
-    </w:p>
-    <w:p>
-      <w:r>
-        <w:t xml:space="preserve">  126          self.session.delete_messages(folder, uids)</w:t>
+        <w:t xml:space="preserve">  122      def set_answered(self, folder: str, uid: int) -&gt; None:</w:t>
+      </w:r>
+    </w:p>
+    <w:p>
+      <w:r>
+        <w:t xml:space="preserve">  123          if self._archived(folder, uid) is None:</w:t>
+      </w:r>
+    </w:p>
+    <w:p>
+      <w:r>
+        <w:t xml:space="preserve">  124              self.session.set_answered(folder, uid)</w:t>
+      </w:r>
+    </w:p>
+    <w:p>
+      <w:r>
+        <w:t xml:space="preserve">  125          cache_store.set_answered(self._account_key, folder, uid)</w:t>
       </w:r>
     </w:p>
     <w:p>
@@ -6117,12 +6147,22 @@
     </w:p>
     <w:p>
       <w:r>
-        <w:t xml:space="preserve">  128      def move_to_trash(self, folder: str, uids: list[int], trash_folder: str) -&gt; None:</w:t>
-      </w:r>
-    </w:p>
-    <w:p>
-      <w:r>
-        <w:t xml:space="preserve">  129          self.move_to_folder(folder, uids, trash_folder)</w:t>
+        <w:t xml:space="preserve">  127      def delete_on_server(self, folder: str, uids: list[int]) -&gt; None:</w:t>
+      </w:r>
+    </w:p>
+    <w:p>
+      <w:r>
+        <w:t xml:space="preserve">  128          """Только сервер, без локальной базы — для автоархива, который</w:t>
+      </w:r>
+    </w:p>
+    <w:p>
+      <w:r>
+        <w:t xml:space="preserve">  129          оставляет строку в индексе."""</w:t>
+      </w:r>
+    </w:p>
+    <w:p>
+      <w:r>
+        <w:t xml:space="preserve">  130          self.session.delete_messages(folder, uids)</w:t>
       </w:r>
     </w:p>
     <w:p>
@@ -6132,52 +6172,12 @@
     </w:p>
     <w:p>
       <w:r>
-        <w:t xml:space="preserve">  131      def _split_archived(self, folder: str, uids: list[int]) -&gt; tuple[list[int], list[tuple[int, str, int]]]:</w:t>
-      </w:r>
-    </w:p>
-    <w:p>
-      <w:r>
-        <w:t xml:space="preserve">  132          live: list[int] = []</w:t>
-      </w:r>
-    </w:p>
-    <w:p>
-      <w:r>
-        <w:t xml:space="preserve">  133          archived: list[tuple[int, str, int]] = []</w:t>
-      </w:r>
-    </w:p>
-    <w:p>
-      <w:r>
-        <w:t xml:space="preserve">  134          for uid in uids:</w:t>
-      </w:r>
-    </w:p>
-    <w:p>
-      <w:r>
-        <w:t xml:space="preserve">  135              ref = self._archived(folder, uid)</w:t>
-      </w:r>
-    </w:p>
-    <w:p>
-      <w:r>
-        <w:t xml:space="preserve">  136              if ref is None:</w:t>
-      </w:r>
-    </w:p>
-    <w:p>
-      <w:r>
-        <w:t xml:space="preserve">  137                  live.append(uid)</w:t>
-      </w:r>
-    </w:p>
-    <w:p>
-      <w:r>
-        <w:t xml:space="preserve">  138              else:</w:t>
-      </w:r>
-    </w:p>
-    <w:p>
-      <w:r>
-        <w:t xml:space="preserve">  139                  archived.append((uid, ref[0], ref[1]))</w:t>
-      </w:r>
-    </w:p>
-    <w:p>
-      <w:r>
-        <w:t xml:space="preserve">  140          return live, archived</w:t>
+        <w:t xml:space="preserve">  132      def move_to_trash(self, folder: str, uids: list[int], trash_folder: str) -&gt; None:</w:t>
+      </w:r>
+    </w:p>
+    <w:p>
+      <w:r>
+        <w:t xml:space="preserve">  133          self.move_to_folder(folder, uids, trash_folder)</w:t>
       </w:r>
     </w:p>
     <w:p>
@@ -6187,57 +6187,52 @@
     </w:p>
     <w:p>
       <w:r>
-        <w:t xml:space="preserve">  142      def move_to_folder(self, folder: str, uids: list[int], target_folder: str) -&gt; None:</w:t>
-      </w:r>
-    </w:p>
-    <w:p>
-      <w:r>
-        <w:t xml:space="preserve">  143          """Общий переезд писем в любую папку (не только корзину) — так же</w:t>
-      </w:r>
-    </w:p>
-    <w:p>
-      <w:r>
-        <w:t xml:space="preserve">  144          используется при ручном применении правил сортировки почты.</w:t>
-      </w:r>
-    </w:p>
-    <w:p>
-      <w:r>
-        <w:t xml:space="preserve">  145          Архивные письма (их уже нет на сервере) при «переезде в корзину»</w:t>
-      </w:r>
-    </w:p>
-    <w:p>
-      <w:r>
-        <w:t xml:space="preserve">  146          удаляются из архива и индекса."""</w:t>
-      </w:r>
-    </w:p>
-    <w:p>
-      <w:r>
-        <w:t xml:space="preserve">  147          live, archived = self._split_archived(folder, uids)</w:t>
-      </w:r>
-    </w:p>
-    <w:p>
-      <w:r>
-        <w:t xml:space="preserve">  148          if live:</w:t>
-      </w:r>
-    </w:p>
-    <w:p>
-      <w:r>
-        <w:t xml:space="preserve">  149              self.session.move_messages(folder, live, target_folder)</w:t>
-      </w:r>
-    </w:p>
-    <w:p>
-      <w:r>
-        <w:t xml:space="preserve">  150              cache_store.delete_messages(self._account_key, folder, live)</w:t>
-      </w:r>
-    </w:p>
-    <w:p>
-      <w:r>
-        <w:t xml:space="preserve">  151          if archived:</w:t>
-      </w:r>
-    </w:p>
-    <w:p>
-      <w:r>
-        <w:t xml:space="preserve">  152              self._delete_archived(folder, archived)</w:t>
+        <w:t xml:space="preserve">  135      def _split_archived(self, folder: str, uids: list[int]) -&gt; tuple[list[int], list[tuple[int, str, int]]]:</w:t>
+      </w:r>
+    </w:p>
+    <w:p>
+      <w:r>
+        <w:t xml:space="preserve">  136          live: list[int] = []</w:t>
+      </w:r>
+    </w:p>
+    <w:p>
+      <w:r>
+        <w:t xml:space="preserve">  137          archived: list[tuple[int, str, int]] = []</w:t>
+      </w:r>
+    </w:p>
+    <w:p>
+      <w:r>
+        <w:t xml:space="preserve">  138          for uid in uids:</w:t>
+      </w:r>
+    </w:p>
+    <w:p>
+      <w:r>
+        <w:t xml:space="preserve">  139              ref = self._archived(folder, uid)</w:t>
+      </w:r>
+    </w:p>
+    <w:p>
+      <w:r>
+        <w:t xml:space="preserve">  140              if ref is None:</w:t>
+      </w:r>
+    </w:p>
+    <w:p>
+      <w:r>
+        <w:t xml:space="preserve">  141                  live.append(uid)</w:t>
+      </w:r>
+    </w:p>
+    <w:p>
+      <w:r>
+        <w:t xml:space="preserve">  142              else:</w:t>
+      </w:r>
+    </w:p>
+    <w:p>
+      <w:r>
+        <w:t xml:space="preserve">  143                  archived.append((uid, ref[0], ref[1]))</w:t>
+      </w:r>
+    </w:p>
+    <w:p>
+      <w:r>
+        <w:t xml:space="preserve">  144          return live, archived</w:t>
       </w:r>
     </w:p>
     <w:p>
@@ -6247,52 +6242,57 @@
     </w:p>
     <w:p>
       <w:r>
-        <w:t xml:space="preserve">  154      def _delete_archived(self, folder: str, archived: list[tuple[int, str, int]]) -&gt; None:</w:t>
-      </w:r>
-    </w:p>
-    <w:p>
-      <w:r>
-        <w:t xml:space="preserve">  155          by_file: dict[str, list[int]] = {}</w:t>
-      </w:r>
-    </w:p>
-    <w:p>
-      <w:r>
-        <w:t xml:space="preserve">  156          for _uid, path, archive_uid in archived:</w:t>
-      </w:r>
-    </w:p>
-    <w:p>
-      <w:r>
-        <w:t xml:space="preserve">  157              by_file.setdefault(path, []).append(archive_uid)</w:t>
-      </w:r>
-    </w:p>
-    <w:p>
-      <w:r>
-        <w:t xml:space="preserve">  158          for path, ids in by_file.items():</w:t>
-      </w:r>
-    </w:p>
-    <w:p>
-      <w:r>
-        <w:t xml:space="preserve">  159              try:</w:t>
-      </w:r>
-    </w:p>
-    <w:p>
-      <w:r>
-        <w:t xml:space="preserve">  160                  archive_store.delete_messages(_Path(path), ids)</w:t>
-      </w:r>
-    </w:p>
-    <w:p>
-      <w:r>
-        <w:t xml:space="preserve">  161              except Exception as exc:</w:t>
-      </w:r>
-    </w:p>
-    <w:p>
-      <w:r>
-        <w:t xml:space="preserve">  162                  _log.warning("Архив %s: не удалось удалить письма %s: %s", path, ids, exc)</w:t>
-      </w:r>
-    </w:p>
-    <w:p>
-      <w:r>
-        <w:t xml:space="preserve">  163          cache_store.delete_messages(self._account_key, folder, [uid for uid, _p, _a in archived])</w:t>
+        <w:t xml:space="preserve">  146      def move_to_folder(self, folder: str, uids: list[int], target_folder: str) -&gt; None:</w:t>
+      </w:r>
+    </w:p>
+    <w:p>
+      <w:r>
+        <w:t xml:space="preserve">  147          """Общий переезд писем в любую папку (не только корзину) — так же</w:t>
+      </w:r>
+    </w:p>
+    <w:p>
+      <w:r>
+        <w:t xml:space="preserve">  148          используется при ручном применении правил сортировки почты.</w:t>
+      </w:r>
+    </w:p>
+    <w:p>
+      <w:r>
+        <w:t xml:space="preserve">  149          Архивные письма (их уже нет на сервере) при «переезде в корзину»</w:t>
+      </w:r>
+    </w:p>
+    <w:p>
+      <w:r>
+        <w:t xml:space="preserve">  150          удаляются из архива и индекса."""</w:t>
+      </w:r>
+    </w:p>
+    <w:p>
+      <w:r>
+        <w:t xml:space="preserve">  151          live, archived = self._split_archived(folder, uids)</w:t>
+      </w:r>
+    </w:p>
+    <w:p>
+      <w:r>
+        <w:t xml:space="preserve">  152          if live:</w:t>
+      </w:r>
+    </w:p>
+    <w:p>
+      <w:r>
+        <w:t xml:space="preserve">  153              self.session.move_messages(folder, live, target_folder)</w:t>
+      </w:r>
+    </w:p>
+    <w:p>
+      <w:r>
+        <w:t xml:space="preserve">  154              cache_store.delete_messages(self._account_key, folder, live)</w:t>
+      </w:r>
+    </w:p>
+    <w:p>
+      <w:r>
+        <w:t xml:space="preserve">  155          if archived:</w:t>
+      </w:r>
+    </w:p>
+    <w:p>
+      <w:r>
+        <w:t xml:space="preserve">  156              self._delete_archived(folder, archived)</w:t>
       </w:r>
     </w:p>
     <w:p>
@@ -6302,47 +6302,52 @@
     </w:p>
     <w:p>
       <w:r>
-        <w:t xml:space="preserve">  165      def delete_messages(self, folder: str, uids: list[int]) -&gt; None:</w:t>
-      </w:r>
-    </w:p>
-    <w:p>
-      <w:r>
-        <w:t xml:space="preserve">  166          # Удаление локально = удаление на сервере (договорённость по</w:t>
-      </w:r>
-    </w:p>
-    <w:p>
-      <w:r>
-        <w:t xml:space="preserve">  167          # хранилищу): сначала сервер, затем локальная копия.</w:t>
-      </w:r>
-    </w:p>
-    <w:p>
-      <w:r>
-        <w:t xml:space="preserve">  168          live, archived = self._split_archived(folder, uids)</w:t>
-      </w:r>
-    </w:p>
-    <w:p>
-      <w:r>
-        <w:t xml:space="preserve">  169          if live:</w:t>
-      </w:r>
-    </w:p>
-    <w:p>
-      <w:r>
-        <w:t xml:space="preserve">  170              self.session.delete_messages(folder, live)</w:t>
-      </w:r>
-    </w:p>
-    <w:p>
-      <w:r>
-        <w:t xml:space="preserve">  171              cache_store.delete_messages(self._account_key, folder, live)</w:t>
-      </w:r>
-    </w:p>
-    <w:p>
-      <w:r>
-        <w:t xml:space="preserve">  172          if archived:</w:t>
-      </w:r>
-    </w:p>
-    <w:p>
-      <w:r>
-        <w:t xml:space="preserve">  173              self._delete_archived(folder, archived)</w:t>
+        <w:t xml:space="preserve">  158      def _delete_archived(self, folder: str, archived: list[tuple[int, str, int]]) -&gt; None:</w:t>
+      </w:r>
+    </w:p>
+    <w:p>
+      <w:r>
+        <w:t xml:space="preserve">  159          by_file: dict[str, list[int]] = {}</w:t>
+      </w:r>
+    </w:p>
+    <w:p>
+      <w:r>
+        <w:t xml:space="preserve">  160          for _uid, path, archive_uid in archived:</w:t>
+      </w:r>
+    </w:p>
+    <w:p>
+      <w:r>
+        <w:t xml:space="preserve">  161              by_file.setdefault(path, []).append(archive_uid)</w:t>
+      </w:r>
+    </w:p>
+    <w:p>
+      <w:r>
+        <w:t xml:space="preserve">  162          for path, ids in by_file.items():</w:t>
+      </w:r>
+    </w:p>
+    <w:p>
+      <w:r>
+        <w:t xml:space="preserve">  163              try:</w:t>
+      </w:r>
+    </w:p>
+    <w:p>
+      <w:r>
+        <w:t xml:space="preserve">  164                  archive_store.delete_messages(_Path(path), ids)</w:t>
+      </w:r>
+    </w:p>
+    <w:p>
+      <w:r>
+        <w:t xml:space="preserve">  165              except Exception as exc:</w:t>
+      </w:r>
+    </w:p>
+    <w:p>
+      <w:r>
+        <w:t xml:space="preserve">  166                  _log.warning("Архив %s: не удалось удалить письма %s: %s", path, ids, exc)</w:t>
+      </w:r>
+    </w:p>
+    <w:p>
+      <w:r>
+        <w:t xml:space="preserve">  167          cache_store.delete_messages(self._account_key, folder, [uid for uid, _p, _a in archived])</w:t>
       </w:r>
     </w:p>
     <w:p>
@@ -6352,12 +6357,47 @@
     </w:p>
     <w:p>
       <w:r>
-        <w:t xml:space="preserve">  175      def close(self) -&gt; None:</w:t>
-      </w:r>
-    </w:p>
-    <w:p>
-      <w:r>
-        <w:t xml:space="preserve">  176          self.session.close()</w:t>
+        <w:t xml:space="preserve">  169      def delete_messages(self, folder: str, uids: list[int]) -&gt; None:</w:t>
+      </w:r>
+    </w:p>
+    <w:p>
+      <w:r>
+        <w:t xml:space="preserve">  170          # Удаление локально = удаление на сервере (договорённость по</w:t>
+      </w:r>
+    </w:p>
+    <w:p>
+      <w:r>
+        <w:t xml:space="preserve">  171          # хранилищу): сначала сервер, затем локальная копия.</w:t>
+      </w:r>
+    </w:p>
+    <w:p>
+      <w:r>
+        <w:t xml:space="preserve">  172          live, archived = self._split_archived(folder, uids)</w:t>
+      </w:r>
+    </w:p>
+    <w:p>
+      <w:r>
+        <w:t xml:space="preserve">  173          if live:</w:t>
+      </w:r>
+    </w:p>
+    <w:p>
+      <w:r>
+        <w:t xml:space="preserve">  174              self.session.delete_messages(folder, live)</w:t>
+      </w:r>
+    </w:p>
+    <w:p>
+      <w:r>
+        <w:t xml:space="preserve">  175              cache_store.delete_messages(self._account_key, folder, live)</w:t>
+      </w:r>
+    </w:p>
+    <w:p>
+      <w:r>
+        <w:t xml:space="preserve">  176          if archived:</w:t>
+      </w:r>
+    </w:p>
+    <w:p>
+      <w:r>
+        <w:t xml:space="preserve">  177              self._delete_archived(folder, archived)</w:t>
       </w:r>
     </w:p>
     <w:p>
@@ -6367,22 +6407,12 @@
     </w:p>
     <w:p>
       <w:r>
-        <w:t xml:space="preserve">  178      def append_message(self, folder: str, raw: bytes, *, flags: tuple = ()) -&gt; None:</w:t>
-      </w:r>
-    </w:p>
-    <w:p>
-      <w:r>
-        <w:t xml:space="preserve">  179          # Новое письмо подхватит следующая синхронизация папки (появится</w:t>
-      </w:r>
-    </w:p>
-    <w:p>
-      <w:r>
-        <w:t xml:space="preserve">  180          # новый UID на сервере).</w:t>
-      </w:r>
-    </w:p>
-    <w:p>
-      <w:r>
-        <w:t xml:space="preserve">  181          self.session.append_message(folder, raw, flags=flags)</w:t>
+        <w:t xml:space="preserve">  179      def close(self) -&gt; None:</w:t>
+      </w:r>
+    </w:p>
+    <w:p>
+      <w:r>
+        <w:t xml:space="preserve">  180          self.session.close()</w:t>
       </w:r>
     </w:p>
     <w:p>
@@ -6392,42 +6422,52 @@
     </w:p>
     <w:p>
       <w:r>
+        <w:t xml:space="preserve">  182      def append_message(self, folder: str, raw: bytes, *, flags: tuple = ()) -&gt; None:</w:t>
+      </w:r>
+    </w:p>
+    <w:p>
+      <w:r>
+        <w:t xml:space="preserve">  183          # Новое письмо подхватит следующая синхронизация папки (появится</w:t>
+      </w:r>
+    </w:p>
+    <w:p>
+      <w:r>
+        <w:t xml:space="preserve">  184          # новый UID на сервере).</w:t>
+      </w:r>
+    </w:p>
+    <w:p>
+      <w:r>
+        <w:t xml:space="preserve">  185          self.session.append_message(folder, raw, flags=flags)</w:t>
+      </w:r>
+    </w:p>
+    <w:p>
+      <w:r>
         <w:t xml:space="preserve"> </w:t>
       </w:r>
     </w:p>
     <w:p>
       <w:r>
-        <w:t xml:space="preserve">  184  class ArchiveSource:</w:t>
-      </w:r>
-    </w:p>
-    <w:p>
-      <w:r>
-        <w:t xml:space="preserve">  185      """Тот же протокол, что у CachedMailbox (folder_summaries/refresh_folder/</w:t>
-      </w:r>
-    </w:p>
-    <w:p>
-      <w:r>
-        <w:t xml:space="preserve">  186      message_content/set_marker/delete_messages/close), но поверх локального</w:t>
-      </w:r>
-    </w:p>
-    <w:p>
-      <w:r>
-        <w:t xml:space="preserve">  187      файла архива — чтобы UI не знал разницы между «живой ящик» и «архив»."""</w:t>
-      </w:r>
-    </w:p>
-    <w:p>
-      <w:r>
         <w:t xml:space="preserve"> </w:t>
       </w:r>
     </w:p>
     <w:p>
       <w:r>
-        <w:t xml:space="preserve">  189      def __init__(self, path: Path):</w:t>
-      </w:r>
-    </w:p>
-    <w:p>
-      <w:r>
-        <w:t xml:space="preserve">  190          self.path = path</w:t>
+        <w:t xml:space="preserve">  188  class ArchiveSource:</w:t>
+      </w:r>
+    </w:p>
+    <w:p>
+      <w:r>
+        <w:t xml:space="preserve">  189      """Тот же протокол, что у CachedMailbox (folder_summaries/refresh_folder/</w:t>
+      </w:r>
+    </w:p>
+    <w:p>
+      <w:r>
+        <w:t xml:space="preserve">  190      message_content/set_marker/delete_messages/close), но поверх локального</w:t>
+      </w:r>
+    </w:p>
+    <w:p>
+      <w:r>
+        <w:t xml:space="preserve">  191      файла архива — чтобы UI не знал разницы между «живой ящик» и «архив»."""</w:t>
       </w:r>
     </w:p>
     <w:p>
@@ -6437,17 +6477,12 @@
     </w:p>
     <w:p>
       <w:r>
-        <w:t xml:space="preserve">  192      def folder_summaries(self, folder: str, limit: int | None = None) -&gt; list[MessageSummary]:</w:t>
-      </w:r>
-    </w:p>
-    <w:p>
-      <w:r>
-        <w:t xml:space="preserve">  193          messages = archive_store.list_messages(self.path, folder)</w:t>
-      </w:r>
-    </w:p>
-    <w:p>
-      <w:r>
-        <w:t xml:space="preserve">  194          return messages[:limit] if limit is not None else messages</w:t>
+        <w:t xml:space="preserve">  193      def __init__(self, path: Path):</w:t>
+      </w:r>
+    </w:p>
+    <w:p>
+      <w:r>
+        <w:t xml:space="preserve">  194          self.path = path</w:t>
       </w:r>
     </w:p>
     <w:p>
@@ -6457,12 +6492,17 @@
     </w:p>
     <w:p>
       <w:r>
-        <w:t xml:space="preserve">  196      def folder_message_total(self, folder: str) -&gt; int:</w:t>
-      </w:r>
-    </w:p>
-    <w:p>
-      <w:r>
-        <w:t xml:space="preserve">  197          return len(archive_store.list_messages(self.path, folder))</w:t>
+        <w:t xml:space="preserve">  196      def folder_summaries(self, folder: str, limit: int | None = None) -&gt; list[MessageSummary]:</w:t>
+      </w:r>
+    </w:p>
+    <w:p>
+      <w:r>
+        <w:t xml:space="preserve">  197          messages = archive_store.list_messages(self.path, folder)</w:t>
+      </w:r>
+    </w:p>
+    <w:p>
+      <w:r>
+        <w:t xml:space="preserve">  198          return messages[:limit] if limit is not None else messages</w:t>
       </w:r>
     </w:p>
     <w:p>
@@ -6472,17 +6512,12 @@
     </w:p>
     <w:p>
       <w:r>
-        <w:t xml:space="preserve">  199      def refresh_folder(self, folder: str, limit: int | None = None, **_kwargs) -&gt; list[MessageSummary]:</w:t>
-      </w:r>
-    </w:p>
-    <w:p>
-      <w:r>
-        <w:t xml:space="preserve">  200          # Архив не меняется извне сам по себе — «обновить» просто перечитывает файл.</w:t>
-      </w:r>
-    </w:p>
-    <w:p>
-      <w:r>
-        <w:t xml:space="preserve">  201          return self.folder_summaries(folder, limit)</w:t>
+        <w:t xml:space="preserve">  200      def folder_message_total(self, folder: str) -&gt; int:</w:t>
+      </w:r>
+    </w:p>
+    <w:p>
+      <w:r>
+        <w:t xml:space="preserve">  201          return len(archive_store.list_messages(self.path, folder))</w:t>
       </w:r>
     </w:p>
     <w:p>
@@ -6492,12 +6527,17 @@
     </w:p>
     <w:p>
       <w:r>
-        <w:t xml:space="preserve">  203      def message_content(self, folder: str, uid: int) -&gt; MessageContent:</w:t>
-      </w:r>
-    </w:p>
-    <w:p>
-      <w:r>
-        <w:t xml:space="preserve">  204          return archive_store.get_message_content(self.path, uid)</w:t>
+        <w:t xml:space="preserve">  203      def refresh_folder(self, folder: str, limit: int | None = None, **_kwargs) -&gt; list[MessageSummary]:</w:t>
+      </w:r>
+    </w:p>
+    <w:p>
+      <w:r>
+        <w:t xml:space="preserve">  204          # Архив не меняется извне сам по себе — «обновить» просто перечитывает файл.</w:t>
+      </w:r>
+    </w:p>
+    <w:p>
+      <w:r>
+        <w:t xml:space="preserve">  205          return self.folder_summaries(folder, limit)</w:t>
       </w:r>
     </w:p>
     <w:p>
@@ -6507,12 +6547,12 @@
     </w:p>
     <w:p>
       <w:r>
-        <w:t xml:space="preserve">  206      def set_marker(self, folder: str, uid: int, color: str | None, *, previous_color=UNKNOWN_MARKER) -&gt; None:</w:t>
-      </w:r>
-    </w:p>
-    <w:p>
-      <w:r>
-        <w:t xml:space="preserve">  207          archive_store.set_marker(self.path, uid, color)</w:t>
+        <w:t xml:space="preserve">  207      def message_content(self, folder: str, uid: int) -&gt; MessageContent:</w:t>
+      </w:r>
+    </w:p>
+    <w:p>
+      <w:r>
+        <w:t xml:space="preserve">  208          return archive_store.get_message_content(self.path, uid)</w:t>
       </w:r>
     </w:p>
     <w:p>
@@ -6522,12 +6562,12 @@
     </w:p>
     <w:p>
       <w:r>
-        <w:t xml:space="preserve">  209      def set_read(self, folder: str, uid: int, read: bool) -&gt; None:</w:t>
-      </w:r>
-    </w:p>
-    <w:p>
-      <w:r>
-        <w:t xml:space="preserve">  210          pass  # архив всегда "прочитан" (см. folder_summaries) — переключать нечего</w:t>
+        <w:t xml:space="preserve">  210      def set_marker(self, folder: str, uid: int, color: str | None, *, previous_color=UNKNOWN_MARKER) -&gt; None:</w:t>
+      </w:r>
+    </w:p>
+    <w:p>
+      <w:r>
+        <w:t xml:space="preserve">  211          archive_store.set_marker(self.path, uid, color)</w:t>
       </w:r>
     </w:p>
     <w:p>
@@ -6537,12 +6577,12 @@
     </w:p>
     <w:p>
       <w:r>
-        <w:t xml:space="preserve">  212      def set_answered(self, folder: str, uid: int) -&gt; None:</w:t>
-      </w:r>
-    </w:p>
-    <w:p>
-      <w:r>
-        <w:t xml:space="preserve">  213          pass  # архив — статичный снимок, отвечать "заново" на его письма нельзя</w:t>
+        <w:t xml:space="preserve">  213      def set_read(self, folder: str, uid: int, read: bool) -&gt; None:</w:t>
+      </w:r>
+    </w:p>
+    <w:p>
+      <w:r>
+        <w:t xml:space="preserve">  214          pass  # архив всегда "прочитан" (см. folder_summaries) — переключать нечего</w:t>
       </w:r>
     </w:p>
     <w:p>
@@ -6552,12 +6592,12 @@
     </w:p>
     <w:p>
       <w:r>
-        <w:t xml:space="preserve">  215      def delete_messages(self, folder: str, uids: list[int]) -&gt; None:</w:t>
-      </w:r>
-    </w:p>
-    <w:p>
-      <w:r>
-        <w:t xml:space="preserve">  216          archive_store.delete_messages(self.path, uids)</w:t>
+        <w:t xml:space="preserve">  216      def set_answered(self, folder: str, uid: int) -&gt; None:</w:t>
+      </w:r>
+    </w:p>
+    <w:p>
+      <w:r>
+        <w:t xml:space="preserve">  217          pass  # архив — статичный снимок, отвечать "заново" на его письма нельзя</w:t>
       </w:r>
     </w:p>
     <w:p>
@@ -6567,12 +6607,27 @@
     </w:p>
     <w:p>
       <w:r>
-        <w:t xml:space="preserve">  218      def close(self) -&gt; None:</w:t>
-      </w:r>
-    </w:p>
-    <w:p>
-      <w:r>
-        <w:t xml:space="preserve">  219          pass</w:t>
+        <w:t xml:space="preserve">  219      def delete_messages(self, folder: str, uids: list[int]) -&gt; None:</w:t>
+      </w:r>
+    </w:p>
+    <w:p>
+      <w:r>
+        <w:t xml:space="preserve">  220          archive_store.delete_messages(self.path, uids)</w:t>
+      </w:r>
+    </w:p>
+    <w:p>
+      <w:r>
+        <w:t xml:space="preserve"> </w:t>
+      </w:r>
+    </w:p>
+    <w:p>
+      <w:r>
+        <w:t xml:space="preserve">  222      def close(self) -&gt; None:</w:t>
+      </w:r>
+    </w:p>
+    <w:p>
+      <w:r>
+        <w:t xml:space="preserve">  223          pass</w:t>
       </w:r>
     </w:p>
     <w:p/>
@@ -11858,7 +11913,7 @@
         <w:rPr>
           <w:b/>
         </w:rPr>
-        <w:t>===== src/redmail/archive_store.py (448 строк, показаны первые 243) =====</w:t>
+        <w:t>===== src/redmail/archive_store.py (448 строк, показаны первые 232) =====</w:t>
       </w:r>
     </w:p>
     <w:p>
@@ -11918,7 +11973,7 @@
     </w:p>
     <w:p>
       <w:r>
-        <w:t xml:space="preserve">   12  from redmail.imap_client import MessageContent, MessageSummary, extract_content, parse_importance</w:t>
+        <w:t xml:space="preserve">   12  from redmail.imap_client import decode_bytes_safely, MessageContent, MessageSummary, extract_content, parse_importance</w:t>
       </w:r>
     </w:p>
     <w:p>
@@ -12833,7 +12888,7 @@
     </w:p>
     <w:p>
       <w:r>
-        <w:t xml:space="preserve">  195          chunk.decode(encoding or "utf-8", errors="replace") if isinstance(chunk, bytes) else chunk</w:t>
+        <w:t xml:space="preserve">  195          decode_bytes_safely(chunk, encoding) if isinstance(chunk, bytes) else chunk</w:t>
       </w:r>
     </w:p>
     <w:p>
@@ -13019,61 +13074,6 @@
     <w:p>
       <w:r>
         <w:t xml:space="preserve"> </w:t>
-      </w:r>
-    </w:p>
-    <w:p>
-      <w:r>
-        <w:t xml:space="preserve">  233  # ---------------------------------------------------------------------------</w:t>
-      </w:r>
-    </w:p>
-    <w:p>
-      <w:r>
-        <w:t xml:space="preserve">  234  # Импорт из внешних форматов</w:t>
-      </w:r>
-    </w:p>
-    <w:p>
-      <w:r>
-        <w:t xml:space="preserve">  235  # ---------------------------------------------------------------------------</w:t>
-      </w:r>
-    </w:p>
-    <w:p>
-      <w:r>
-        <w:t xml:space="preserve"> </w:t>
-      </w:r>
-    </w:p>
-    <w:p>
-      <w:r>
-        <w:t xml:space="preserve"> </w:t>
-      </w:r>
-    </w:p>
-    <w:p>
-      <w:r>
-        <w:t xml:space="preserve">  238  def import_mbox(path: Path, mbox_file: Path, folder: str) -&gt; int:</w:t>
-      </w:r>
-    </w:p>
-    <w:p>
-      <w:r>
-        <w:t xml:space="preserve">  239      """Импортирует все письма из mbox-файла (Evolution, Thunderbird и т.п.)."""</w:t>
-      </w:r>
-    </w:p>
-    <w:p>
-      <w:r>
-        <w:t xml:space="preserve">  240      create_archive(path)</w:t>
-      </w:r>
-    </w:p>
-    <w:p>
-      <w:r>
-        <w:t xml:space="preserve">  241      count = 0</w:t>
-      </w:r>
-    </w:p>
-    <w:p>
-      <w:r>
-        <w:t xml:space="preserve">  242      box = mailbox.mbox(str(mbox_file))</w:t>
-      </w:r>
-    </w:p>
-    <w:p>
-      <w:r>
-        <w:t xml:space="preserve">  243      try:</w:t>
       </w:r>
     </w:p>
     <w:p/>

--- a/docs/registry/out/08_Листинг_исходного_кода.docx
+++ b/docs/registry/out/08_Листинг_исходного_кода.docx
@@ -19,7 +19,7 @@
         <w:rPr>
           <w:b/>
         </w:rPr>
-        <w:t>===== src/redmail/__main__.py (147 строк) =====</w:t>
+        <w:t>===== src/redmail/__main__.py (167 строк) =====</w:t>
       </w:r>
     </w:p>
     <w:p>
@@ -699,17 +699,7 @@
     </w:p>
     <w:p>
       <w:r>
-        <w:t xml:space="preserve">  136      profile_path = profile.ensure_profile()</w:t>
-      </w:r>
-    </w:p>
-    <w:p>
-      <w:r>
-        <w:t xml:space="preserve">  137      applog.get_logger("app").info("Профиль: %s", profile_path)</w:t>
-      </w:r>
-    </w:p>
-    <w:p>
-      <w:r>
-        <w:t xml:space="preserve">  138      window = MainWindow()</w:t>
+        <w:t xml:space="preserve">  136      from redmail import ipc_server</w:t>
       </w:r>
     </w:p>
     <w:p>
@@ -719,22 +709,27 @@
     </w:p>
     <w:p>
       <w:r>
-        <w:t xml:space="preserve">  140      report("Готово")</w:t>
-      </w:r>
-    </w:p>
-    <w:p>
-      <w:r>
-        <w:t xml:space="preserve">  141      window.show()</w:t>
-      </w:r>
-    </w:p>
-    <w:p>
-      <w:r>
-        <w:t xml:space="preserve">  142      splash.finish(window)</w:t>
-      </w:r>
-    </w:p>
-    <w:p>
-      <w:r>
-        <w:t xml:space="preserve">  143      return app.exec()</w:t>
+        <w:t xml:space="preserve">  138      if ipc_server.focus_running_instance():</w:t>
+      </w:r>
+    </w:p>
+    <w:p>
+      <w:r>
+        <w:t xml:space="preserve">  139          # Уже запущен — поднять существующее окно и выйти, второго не открывать.</w:t>
+      </w:r>
+    </w:p>
+    <w:p>
+      <w:r>
+        <w:t xml:space="preserve">  140          applog.get_logger("app").info("Уже запущен другой экземпляр — показываю его окно и выхожу")</w:t>
+      </w:r>
+    </w:p>
+    <w:p>
+      <w:r>
+        <w:t xml:space="preserve">  141          splash.close()</w:t>
+      </w:r>
+    </w:p>
+    <w:p>
+      <w:r>
+        <w:t xml:space="preserve">  142          return 0</w:t>
       </w:r>
     </w:p>
     <w:p>
@@ -744,17 +739,122 @@
     </w:p>
     <w:p>
       <w:r>
+        <w:t xml:space="preserve">  144      profile_path = profile.ensure_profile()</w:t>
+      </w:r>
+    </w:p>
+    <w:p>
+      <w:r>
+        <w:t xml:space="preserve">  145      applog.get_logger("app").info("Профиль: %s", profile_path)</w:t>
+      </w:r>
+    </w:p>
+    <w:p>
+      <w:r>
+        <w:t xml:space="preserve">  146      try:</w:t>
+      </w:r>
+    </w:p>
+    <w:p>
+      <w:r>
+        <w:t xml:space="preserve">  147          from redmail import cache_store</w:t>
+      </w:r>
+    </w:p>
+    <w:p>
+      <w:r>
         <w:t xml:space="preserve"> </w:t>
       </w:r>
     </w:p>
     <w:p>
       <w:r>
-        <w:t xml:space="preserve">  146  if __name__ == "__main__":</w:t>
-      </w:r>
-    </w:p>
-    <w:p>
-      <w:r>
-        <w:t xml:space="preserve">  147      raise SystemExit(main())</w:t>
+        <w:t xml:space="preserve">  149          if cache_store.needs_initial_vacuum():</w:t>
+      </w:r>
+    </w:p>
+    <w:p>
+      <w:r>
+        <w:t xml:space="preserve">  150              # Один раз: перевод базы в режим инкрементального ужатия. На базе</w:t>
+      </w:r>
+    </w:p>
+    <w:p>
+      <w:r>
+        <w:t xml:space="preserve">  151              # в несколько ГБ это минуты — под заставкой, пока окна ещё нет.</w:t>
+      </w:r>
+    </w:p>
+    <w:p>
+      <w:r>
+        <w:t xml:space="preserve">  152              report("Ужимаю базу почты (один раз, несколько минут)…")</w:t>
+      </w:r>
+    </w:p>
+    <w:p>
+      <w:r>
+        <w:t xml:space="preserve">  153              applog.get_logger("app").info("Первичное ужатие базы почты (VACUUM)…")</w:t>
+      </w:r>
+    </w:p>
+    <w:p>
+      <w:r>
+        <w:t xml:space="preserve">  154              cache_store.initial_vacuum()</w:t>
+      </w:r>
+    </w:p>
+    <w:p>
+      <w:r>
+        <w:t xml:space="preserve">  155              applog.get_logger("app").info("Первичное ужатие базы почты завершено")</w:t>
+      </w:r>
+    </w:p>
+    <w:p>
+      <w:r>
+        <w:t xml:space="preserve">  156      except Exception as exc:</w:t>
+      </w:r>
+    </w:p>
+    <w:p>
+      <w:r>
+        <w:t xml:space="preserve">  157          applog.get_logger("app").error("Первичное ужатие базы не удалось: %s", exc)</w:t>
+      </w:r>
+    </w:p>
+    <w:p>
+      <w:r>
+        <w:t xml:space="preserve">  158      window = MainWindow()</w:t>
+      </w:r>
+    </w:p>
+    <w:p>
+      <w:r>
+        <w:t xml:space="preserve"> </w:t>
+      </w:r>
+    </w:p>
+    <w:p>
+      <w:r>
+        <w:t xml:space="preserve">  160      report("Готово")</w:t>
+      </w:r>
+    </w:p>
+    <w:p>
+      <w:r>
+        <w:t xml:space="preserve">  161      window.show()</w:t>
+      </w:r>
+    </w:p>
+    <w:p>
+      <w:r>
+        <w:t xml:space="preserve">  162      splash.finish(window)</w:t>
+      </w:r>
+    </w:p>
+    <w:p>
+      <w:r>
+        <w:t xml:space="preserve">  163      return app.exec()</w:t>
+      </w:r>
+    </w:p>
+    <w:p>
+      <w:r>
+        <w:t xml:space="preserve"> </w:t>
+      </w:r>
+    </w:p>
+    <w:p>
+      <w:r>
+        <w:t xml:space="preserve"> </w:t>
+      </w:r>
+    </w:p>
+    <w:p>
+      <w:r>
+        <w:t xml:space="preserve">  166  if __name__ == "__main__":</w:t>
+      </w:r>
+    </w:p>
+    <w:p>
+      <w:r>
+        <w:t xml:space="preserve">  167      raise SystemExit(main())</w:t>
       </w:r>
     </w:p>
     <w:p/>
@@ -11913,7 +12013,7 @@
         <w:rPr>
           <w:b/>
         </w:rPr>
-        <w:t>===== src/redmail/archive_store.py (448 строк, показаны первые 232) =====</w:t>
+        <w:t>===== src/redmail/archive_store.py (448 строк, показаны первые 212) =====</w:t>
       </w:r>
     </w:p>
     <w:p>
@@ -12974,106 +13074,6 @@
     <w:p>
       <w:r>
         <w:t xml:space="preserve">  212      if decoded_addr != addr:</w:t>
-      </w:r>
-    </w:p>
-    <w:p>
-      <w:r>
-        <w:t xml:space="preserve">  213          # "Адрес" сам оказался закодированным именем, не настоящим</w:t>
-      </w:r>
-    </w:p>
-    <w:p>
-      <w:r>
-        <w:t xml:space="preserve">  214          # e-mail — реального адреса в письме не было.</w:t>
-      </w:r>
-    </w:p>
-    <w:p>
-      <w:r>
-        <w:t xml:space="preserve">  215          return decoded_addr or "(неизвестно)", ""</w:t>
-      </w:r>
-    </w:p>
-    <w:p>
-      <w:r>
-        <w:t xml:space="preserve">  216      return addr or "(неизвестно)", addr</w:t>
-      </w:r>
-    </w:p>
-    <w:p>
-      <w:r>
-        <w:t xml:space="preserve"> </w:t>
-      </w:r>
-    </w:p>
-    <w:p>
-      <w:r>
-        <w:t xml:space="preserve"> </w:t>
-      </w:r>
-    </w:p>
-    <w:p>
-      <w:r>
-        <w:t xml:space="preserve">  219  def _format_date(raw_date: str | None) -&gt; str:</w:t>
-      </w:r>
-    </w:p>
-    <w:p>
-      <w:r>
-        <w:t xml:space="preserve">  220      if not raw_date:</w:t>
-      </w:r>
-    </w:p>
-    <w:p>
-      <w:r>
-        <w:t xml:space="preserve">  221          return ""</w:t>
-      </w:r>
-    </w:p>
-    <w:p>
-      <w:r>
-        <w:t xml:space="preserve">  222      from email.utils import parsedate_to_datetime</w:t>
-      </w:r>
-    </w:p>
-    <w:p>
-      <w:r>
-        <w:t xml:space="preserve"> </w:t>
-      </w:r>
-    </w:p>
-    <w:p>
-      <w:r>
-        <w:t xml:space="preserve">  224      try:</w:t>
-      </w:r>
-    </w:p>
-    <w:p>
-      <w:r>
-        <w:t xml:space="preserve">  225          parsed = parsedate_to_datetime(raw_date)</w:t>
-      </w:r>
-    </w:p>
-    <w:p>
-      <w:r>
-        <w:t xml:space="preserve">  226      except (TypeError, ValueError):</w:t>
-      </w:r>
-    </w:p>
-    <w:p>
-      <w:r>
-        <w:t xml:space="preserve">  227          return ""</w:t>
-      </w:r>
-    </w:p>
-    <w:p>
-      <w:r>
-        <w:t xml:space="preserve">  228      if parsed is None:</w:t>
-      </w:r>
-    </w:p>
-    <w:p>
-      <w:r>
-        <w:t xml:space="preserve">  229          return ""</w:t>
-      </w:r>
-    </w:p>
-    <w:p>
-      <w:r>
-        <w:t xml:space="preserve">  230      return parsed.strftime("%Y-%m-%d %H:%M")</w:t>
-      </w:r>
-    </w:p>
-    <w:p>
-      <w:r>
-        <w:t xml:space="preserve"> </w:t>
-      </w:r>
-    </w:p>
-    <w:p>
-      <w:r>
-        <w:t xml:space="preserve"> </w:t>
       </w:r>
     </w:p>
     <w:p/>
